--- a/report/МНиБВС_Лабораторная_Р4219_Симоновский.docx
+++ b/report/МНиБВС_Лабораторная_Р4219_Симоновский.docx
@@ -32,21 +32,12 @@
           <w:szCs w:val="24"/>
         </w:rPr>
       </w:pPr>
-      <w:proofErr w:type="spellStart"/>
       <w:r>
         <w:rPr>
           <w:rFonts w:cs="Times New Roman"/>
           <w:szCs w:val="24"/>
         </w:rPr>
-        <w:t>Мегафакультет</w:t>
-      </w:r>
-      <w:proofErr w:type="spellEnd"/>
-      <w:r>
-        <w:rPr>
-          <w:rFonts w:cs="Times New Roman"/>
-          <w:szCs w:val="24"/>
-        </w:rPr>
-        <w:t xml:space="preserve"> компьютерных технологий и управления</w:t>
+        <w:t>Мегафакультет компьютерных технологий и управления</w:t>
       </w:r>
     </w:p>
     <w:p>
@@ -559,19 +550,11 @@
               </w:rPr>
               <w:t> </w:t>
             </w:r>
-            <w:proofErr w:type="spellStart"/>
             <w:r>
               <w:rPr>
                 <w:szCs w:val="24"/>
               </w:rPr>
-              <w:t>Пинкевич</w:t>
-            </w:r>
-            <w:proofErr w:type="spellEnd"/>
-            <w:r>
-              <w:rPr>
-                <w:szCs w:val="24"/>
-              </w:rPr>
-              <w:t xml:space="preserve"> В.Ю.</w:t>
+              <w:t>Пинкевич В.Ю.</w:t>
             </w:r>
           </w:p>
         </w:tc>
@@ -951,7 +934,6 @@
             </w:r>
             <w:r>
               <w:rPr>
-                <w:rFonts w:hint="eastAsia"/>
                 <w:noProof/>
               </w:rPr>
               <w:fldChar w:fldCharType="separate"/>
@@ -1041,7 +1023,6 @@
             </w:r>
             <w:r>
               <w:rPr>
-                <w:rFonts w:hint="eastAsia"/>
                 <w:noProof/>
               </w:rPr>
               <w:fldChar w:fldCharType="separate"/>
@@ -1394,7 +1375,6 @@
             </w:r>
             <w:r>
               <w:rPr>
-                <w:rFonts w:hint="eastAsia"/>
                 <w:noProof/>
               </w:rPr>
               <w:fldChar w:fldCharType="separate"/>
@@ -1484,7 +1464,6 @@
             </w:r>
             <w:r>
               <w:rPr>
-                <w:rFonts w:hint="eastAsia"/>
                 <w:noProof/>
               </w:rPr>
               <w:fldChar w:fldCharType="separate"/>
@@ -1566,15 +1545,7 @@
         <w:pStyle w:val="a1"/>
       </w:pPr>
       <w:r>
-        <w:t xml:space="preserve">Для проверки корректности составленных формул требуется изучить работу верификатора SPIN и языка </w:t>
-      </w:r>
-      <w:proofErr w:type="spellStart"/>
-      <w:r>
-        <w:t>Promela</w:t>
-      </w:r>
-      <w:proofErr w:type="spellEnd"/>
-      <w:r>
-        <w:t>, а также подготовить набор тестовых моделей, включающих как сценарии, удовлетворяющие проверяемым формулам, так и сценарии, нарушающие заданные условия. При разработке тестов необходимо учитывать различные варианты начальных значений атомарных предикатов.</w:t>
+        <w:t>Для проверки корректности составленных формул требуется изучить работу верификатора SPIN и языка Promela, а также подготовить набор тестовых моделей, включающих как сценарии, удовлетворяющие проверяемым формулам, так и сценарии, нарушающие заданные условия. При разработке тестов необходимо учитывать различные варианты начальных значений атомарных предикатов.</w:t>
       </w:r>
     </w:p>
     <w:p>
@@ -2690,7 +2661,7 @@
     <w:p>
       <w:pPr>
         <w:rPr>
-          <w:lang w:bidi="ar-SA"/>
+          <w:lang w:val="en-US" w:bidi="ar-SA"/>
         </w:rPr>
       </w:pPr>
       <w:r>
@@ -2765,19 +2736,7 @@
         <w:rPr>
           <w:lang w:bidi="ar-SA"/>
         </w:rPr>
-        <w:t xml:space="preserve">Событие a обязательно случится, но это произойдет после </w:t>
-      </w:r>
-      <w:r>
-        <w:rPr>
-          <w:lang w:bidi="ar-SA"/>
-        </w:rPr>
-        <w:t>того,</w:t>
-      </w:r>
-      <w:r>
-        <w:rPr>
-          <w:lang w:bidi="ar-SA"/>
-        </w:rPr>
-        <w:t xml:space="preserve"> как какое-то время будет истинно b, при этом b должно обязательно произойти</w:t>
+        <w:t>События a и b обязательно произойдут хотя бы один раз, при этом событие a может произойти только строго после b</w:t>
       </w:r>
       <w:r>
         <w:rPr>
@@ -2812,7 +2771,70 @@
             <w:rFonts w:ascii="Cambria Math" w:hAnsi="Cambria Math"/>
             <w:lang w:bidi="ar-SA"/>
           </w:rPr>
-          <m:t>&lt;&gt;(b&amp;&amp; X(bUa))</m:t>
+          <m:t>(!</m:t>
+        </m:r>
+        <m:r>
+          <w:rPr>
+            <w:rFonts w:ascii="Cambria Math" w:hAnsi="Cambria Math"/>
+            <w:lang w:val="en-US" w:bidi="ar-SA"/>
+          </w:rPr>
+          <m:t>a</m:t>
+        </m:r>
+        <m:r>
+          <w:rPr>
+            <w:rFonts w:ascii="Cambria Math" w:hAnsi="Cambria Math"/>
+            <w:lang w:val="en-US" w:bidi="ar-SA"/>
+          </w:rPr>
+          <m:t xml:space="preserve"> </m:t>
+        </m:r>
+        <m:r>
+          <w:rPr>
+            <w:rFonts w:ascii="Cambria Math" w:hAnsi="Cambria Math"/>
+            <w:lang w:val="en-US" w:bidi="ar-SA"/>
+          </w:rPr>
+          <m:t>U</m:t>
+        </m:r>
+        <m:r>
+          <w:rPr>
+            <w:rFonts w:ascii="Cambria Math" w:hAnsi="Cambria Math"/>
+            <w:lang w:bidi="ar-SA"/>
+          </w:rPr>
+          <m:t>(</m:t>
+        </m:r>
+        <m:r>
+          <w:rPr>
+            <w:rFonts w:ascii="Cambria Math" w:hAnsi="Cambria Math"/>
+            <w:lang w:val="en-US" w:bidi="ar-SA"/>
+          </w:rPr>
+          <m:t>b</m:t>
+        </m:r>
+        <m:r>
+          <w:rPr>
+            <w:rFonts w:ascii="Cambria Math" w:hAnsi="Cambria Math"/>
+            <w:lang w:bidi="ar-SA"/>
+          </w:rPr>
+          <m:t xml:space="preserve"> &amp;&amp; !</m:t>
+        </m:r>
+        <m:r>
+          <w:rPr>
+            <w:rFonts w:ascii="Cambria Math" w:hAnsi="Cambria Math"/>
+            <w:lang w:val="en-US" w:bidi="ar-SA"/>
+          </w:rPr>
+          <m:t>a</m:t>
+        </m:r>
+        <m:r>
+          <w:rPr>
+            <w:rFonts w:ascii="Cambria Math" w:hAnsi="Cambria Math"/>
+            <w:lang w:bidi="ar-SA"/>
+          </w:rPr>
+          <m:t>))&amp;&amp;&lt;&gt;</m:t>
+        </m:r>
+        <m:r>
+          <w:rPr>
+            <w:rFonts w:ascii="Cambria Math" w:hAnsi="Cambria Math"/>
+            <w:lang w:val="en-US" w:bidi="ar-SA"/>
+          </w:rPr>
+          <m:t>a</m:t>
         </m:r>
       </m:oMath>
     </w:p>
@@ -2826,37 +2848,36 @@
         <w:rPr>
           <w:lang w:bidi="ar-SA"/>
         </w:rPr>
-        <w:t>Описание</w:t>
-      </w:r>
-      <w:r>
-        <w:rPr>
-          <w:lang w:bidi="ar-SA"/>
-        </w:rPr>
-        <w:t>:</w:t>
-      </w:r>
-      <w:r>
-        <w:rPr>
-          <w:lang w:bidi="ar-SA"/>
-        </w:rPr>
-        <w:t xml:space="preserve"> </w:t>
-      </w:r>
-      <w:r>
-        <w:rPr>
-          <w:lang w:bidi="ar-SA"/>
-        </w:rPr>
-        <w:t xml:space="preserve">Формула требует, чтобы в некоторый момент времени предикат b был истинным, а начиная со следующего момента b оставался истинным до наступления события a. </w:t>
-      </w:r>
-      <w:r>
-        <w:rPr>
-          <w:lang w:bidi="ar-SA"/>
-        </w:rPr>
-        <w:t>Таким образом, гарантируется наступление b и последующее наступление a</w:t>
-      </w:r>
-      <w:r>
-        <w:rPr>
-          <w:lang w:bidi="ar-SA"/>
-        </w:rPr>
-        <w:t>. При этом оператор U допускает наступление a уже в следующий после первого b момент времени</w:t>
+        <w:t xml:space="preserve">Описание: Формула состоит из двух условий. Оператор U требует, чтобы до наступления b предикат a оставался ложным, причём в момент наступления b он также должен быть ложным. Вторая часть формулы с оператором </w:t>
+      </w:r>
+      <m:oMath>
+        <m:r>
+          <w:rPr>
+            <w:rFonts w:ascii="Cambria Math" w:hAnsi="Cambria Math"/>
+            <w:lang w:bidi="ar-SA"/>
+          </w:rPr>
+          <m:t>&lt;</m:t>
+        </m:r>
+        <m:r>
+          <w:rPr>
+            <w:rFonts w:ascii="Cambria Math" w:hAnsi="Cambria Math"/>
+            <w:lang w:bidi="ar-SA"/>
+          </w:rPr>
+          <m:t>&gt;</m:t>
+        </m:r>
+        <m:r>
+          <w:rPr>
+            <w:rFonts w:ascii="Cambria Math" w:hAnsi="Cambria Math"/>
+            <w:lang w:bidi="ar-SA"/>
+          </w:rPr>
+          <m:t xml:space="preserve"> </m:t>
+        </m:r>
+      </m:oMath>
+      <w:r>
+        <w:rPr>
+          <w:lang w:bidi="ar-SA"/>
+        </w:rPr>
+        <w:t>гарантирует, что событие a обязательно произойдёт хотя бы один раз. Таким образом, гарантируется наступление обоих событий, причём первое наступление a возможно только строго после b. При этом количество последующих наступлений событий и промежуток времени между ними не ограничиваются</w:t>
       </w:r>
       <w:r>
         <w:rPr>
@@ -3168,7 +3189,14 @@
         <w:rPr>
           <w:lang w:bidi="ar-SA"/>
         </w:rPr>
-        <w:t>Формула требует, чтобы в некоторый момент встретилась последовательность из трех состояний: сначала a истинно, в следующий момент a ложно, а еще через один момент a снова истинно. Остальные моменты времени формула не ограничивает</w:t>
+        <w:t xml:space="preserve">Формула требует, чтобы в некоторый момент встретилась последовательность из трех состояний: сначала a истинно, в следующий момент </w:t>
+      </w:r>
+      <w:r>
+        <w:rPr>
+          <w:lang w:bidi="ar-SA"/>
+        </w:rPr>
+        <w:lastRenderedPageBreak/>
+        <w:t>a ложно, а еще через один момент a снова истинно. Остальные моменты времени формула не ограничивает</w:t>
       </w:r>
       <w:r>
         <w:rPr>
@@ -3193,7 +3221,6 @@
         <w:rPr>
           <w:lang w:bidi="ar-SA"/>
         </w:rPr>
-        <w:lastRenderedPageBreak/>
         <w:t>Задача</w:t>
       </w:r>
       <w:r>
@@ -3349,21 +3376,7 @@
         <w:rPr>
           <w:lang w:bidi="ar-SA"/>
         </w:rPr>
-        <w:t>Оператор &lt;&gt; позволяет выбрать некоторый момент времени, начиная с которого вступает в силу условие внутри []. Оператор [] требует выполнять это условие на всех последующих шагах. Две импликации совместно задают противоположное значение a на следующем шаге независимо от его текущего значения, поэтому после выбранного момента возникает бесконечное чередование a</w:t>
-      </w:r>
-      <w:proofErr w:type="gramStart"/>
-      <w:r>
-        <w:rPr>
-          <w:lang w:bidi="ar-SA"/>
-        </w:rPr>
-        <w:t>, !a</w:t>
-      </w:r>
-      <w:proofErr w:type="gramEnd"/>
-      <w:r>
-        <w:rPr>
-          <w:lang w:bidi="ar-SA"/>
-        </w:rPr>
-        <w:t>, a, !a, ...</w:t>
+        <w:t>Оператор &lt;&gt; позволяет выбрать некоторый момент времени, начиная с которого вступает в силу условие внутри []. Оператор [] требует выполнять это условие на всех последующих шагах. Две импликации совместно задают противоположное значение a на следующем шаге независимо от его текущего значения, поэтому после выбранного момента возникает бесконечное чередование a, !a, a, !a, ...</w:t>
       </w:r>
       <w:r>
         <w:rPr>
@@ -3473,21 +3486,7 @@
         <w:rPr>
           <w:lang w:bidi="ar-SA"/>
         </w:rPr>
-        <w:t xml:space="preserve">Первая часть формулы с оператором &lt;&gt; гарантирует существование хотя бы одного момента, в котором a истинно. Вторая часть требует существования некоторого момента, после которого </w:t>
-      </w:r>
-      <w:proofErr w:type="gramStart"/>
-      <w:r>
-        <w:rPr>
-          <w:lang w:bidi="ar-SA"/>
-        </w:rPr>
-        <w:t>условие !a</w:t>
-      </w:r>
-      <w:proofErr w:type="gramEnd"/>
-      <w:r>
-        <w:rPr>
-          <w:lang w:bidi="ar-SA"/>
-        </w:rPr>
-        <w:t xml:space="preserve"> выполняется всегда. Совместно эти части задают хотя бы одно наступление события до момента его окончательного прекращения.</w:t>
+        <w:t>Первая часть формулы с оператором &lt;&gt; гарантирует существование хотя бы одного момента, в котором a истинно. Вторая часть требует существования некоторого момента, после которого условие !a выполняется всегда. Совместно эти части задают хотя бы одно наступление события до момента его окончательного прекращения.</w:t>
       </w:r>
     </w:p>
     <w:p>
@@ -3614,6 +3613,7 @@
         <w:rPr>
           <w:lang w:bidi="ar-SA"/>
         </w:rPr>
+        <w:lastRenderedPageBreak/>
         <w:t xml:space="preserve">В последней части задания на </w:t>
       </w:r>
       <w:r>
@@ -3632,43 +3632,7 @@
         <w:rPr>
           <w:lang w:bidi="ar-SA"/>
         </w:rPr>
-        <w:t xml:space="preserve">формулы необходимо придумать </w:t>
-      </w:r>
-      <w:r>
-        <w:rPr>
-          <w:lang w:bidi="ar-SA"/>
-        </w:rPr>
-        <w:t xml:space="preserve">самостоятельно пять заданий на </w:t>
-      </w:r>
-      <w:r>
-        <w:rPr>
-          <w:lang w:bidi="ar-SA"/>
-        </w:rPr>
-        <w:t>два</w:t>
-      </w:r>
-      <w:r>
-        <w:rPr>
-          <w:lang w:bidi="ar-SA"/>
-        </w:rPr>
-        <w:t xml:space="preserve"> атомарны</w:t>
-      </w:r>
-      <w:r>
-        <w:rPr>
-          <w:lang w:bidi="ar-SA"/>
-        </w:rPr>
-        <w:t xml:space="preserve">х </w:t>
-      </w:r>
-      <w:r>
-        <w:rPr>
-          <w:lang w:bidi="ar-SA"/>
-        </w:rPr>
-        <w:t>предикат</w:t>
-      </w:r>
-      <w:r>
-        <w:rPr>
-          <w:lang w:bidi="ar-SA"/>
-        </w:rPr>
-        <w:t>а.</w:t>
+        <w:t>формулы необходимо придумать самостоятельно пять заданий на два атомарных предиката.</w:t>
       </w:r>
     </w:p>
     <w:p>
@@ -3718,7 +3682,7 @@
         <w:rPr>
           <w:lang w:bidi="ar-SA"/>
         </w:rPr>
-        <w:t>Если a и b произошли одновременно, то в следующий момент оба должны быть ложны</w:t>
+        <w:t>Каждый раз, когда a и b одновременно истинны, в следующий момент оба должны быть ложны</w:t>
       </w:r>
       <w:r>
         <w:rPr>
@@ -3905,6 +3869,18 @@
           <w:lang w:bidi="ar-SA"/>
         </w:rPr>
         <w:t>После каждого a предикат b должен быть истинным до следующего a, причём следующее a обязательно должно наступить</w:t>
+      </w:r>
+      <w:r>
+        <w:rPr>
+          <w:lang w:bidi="ar-SA"/>
+        </w:rPr>
+        <w:t xml:space="preserve">. </w:t>
+      </w:r>
+      <w:r>
+        <w:rPr>
+          <w:lang w:bidi="ar-SA"/>
+        </w:rPr>
+        <w:t>Если a идут подряд, b между ними не требуется</w:t>
       </w:r>
       <w:r>
         <w:rPr>
@@ -4298,6 +4274,7 @@
         <w:rPr>
           <w:lang w:bidi="ar-SA"/>
         </w:rPr>
+        <w:lastRenderedPageBreak/>
         <w:t>Задача</w:t>
       </w:r>
       <w:r>
@@ -4427,7 +4404,6 @@
         <w:rPr>
           <w:lang w:bidi="ar-SA"/>
         </w:rPr>
-        <w:lastRenderedPageBreak/>
         <w:t>Описание</w:t>
       </w:r>
       <w:r>
@@ -4489,7 +4465,7 @@
         <w:rPr>
           <w:lang w:bidi="ar-SA"/>
         </w:rPr>
-        <w:t>Если событие a произошло два момента подряд, то ещё через один момент обязательно произойдёт b</w:t>
+        <w:t>После каждой пары последовательных моментов, в которых a истинно, в непосредственно следующий момент b должно быть истинным</w:t>
       </w:r>
       <w:r>
         <w:rPr>
@@ -4763,6 +4739,7 @@
           <w:szCs w:val="26"/>
           <w:lang w:bidi="ar-SA"/>
         </w:rPr>
+        <w:lastRenderedPageBreak/>
         <w:t>Единое описание задания. Каждая LTL-формула должна задаваться только один раз вместе с используемым набором атомарных предикатов и поддерживать несколько независимых тестов.</w:t>
       </w:r>
     </w:p>
@@ -4817,7 +4794,6 @@
           <w:szCs w:val="26"/>
           <w:lang w:bidi="ar-SA"/>
         </w:rPr>
-        <w:lastRenderedPageBreak/>
         <w:t>Проверка ожидаемого результата. Для каждого теста должно указываться, ожидается выполнение или нарушение формулы. Тест считается успешным, если результат проверки совпадает с ожиданием.</w:t>
       </w:r>
     </w:p>
@@ -4845,25 +4821,7 @@
           <w:szCs w:val="26"/>
           <w:lang w:bidi="ar-SA"/>
         </w:rPr>
-        <w:t xml:space="preserve">Расширяемость. Добавление новых формул и тестов должно выполняться через файлы данных, без изменения кода системы и ручного создания моделей </w:t>
-      </w:r>
-      <w:proofErr w:type="spellStart"/>
-      <w:r>
-        <w:rPr>
-          <w:sz w:val="30"/>
-          <w:szCs w:val="26"/>
-          <w:lang w:bidi="ar-SA"/>
-        </w:rPr>
-        <w:t>Promela</w:t>
-      </w:r>
-      <w:proofErr w:type="spellEnd"/>
-      <w:r>
-        <w:rPr>
-          <w:sz w:val="30"/>
-          <w:szCs w:val="26"/>
-          <w:lang w:bidi="ar-SA"/>
-        </w:rPr>
-        <w:t>.</w:t>
+        <w:t>Расширяемость. Добавление новых формул и тестов должно выполняться через файлы данных, без изменения кода системы и ручного создания моделей Promela.</w:t>
       </w:r>
     </w:p>
     <w:p>
@@ -4898,7 +4856,7 @@
         <w:rPr>
           <w:sz w:val="30"/>
           <w:szCs w:val="26"/>
-          <w:lang w:val="en-US" w:bidi="ar-SA"/>
+          <w:lang w:bidi="ar-SA"/>
         </w:rPr>
       </w:pPr>
       <w:r>
@@ -4982,25 +4940,7 @@
                 <w:color w:val="8000FF"/>
                 <w:sz w:val="20"/>
               </w:rPr>
-              <w:t>"</w:t>
-            </w:r>
-            <w:proofErr w:type="spellStart"/>
-            <w:r>
-              <w:rPr>
-                <w:rFonts w:ascii="Courier New" w:eastAsia="Times New Roman" w:hAnsi="Courier New" w:cs="Courier New"/>
-                <w:color w:val="8000FF"/>
-                <w:sz w:val="20"/>
-              </w:rPr>
-              <w:t>title</w:t>
-            </w:r>
-            <w:proofErr w:type="spellEnd"/>
-            <w:r>
-              <w:rPr>
-                <w:rFonts w:ascii="Courier New" w:eastAsia="Times New Roman" w:hAnsi="Courier New" w:cs="Courier New"/>
-                <w:color w:val="8000FF"/>
-                <w:sz w:val="20"/>
-              </w:rPr>
-              <w:t>"</w:t>
+              <w:t>"title"</w:t>
             </w:r>
             <w:r>
               <w:rPr>
@@ -5034,16 +4974,12 @@
               <w:ind w:firstLine="0"/>
               <w:jc w:val="left"/>
               <w:textAlignment w:val="auto"/>
-              <w:rPr>
-                <w:lang w:val="en-US"/>
-              </w:rPr>
             </w:pPr>
             <w:r>
               <w:rPr>
                 <w:rFonts w:ascii="Courier New" w:eastAsia="Times New Roman" w:hAnsi="Courier New" w:cs="Courier New"/>
                 <w:color w:val="000000"/>
                 <w:sz w:val="20"/>
-                <w:lang w:val="en-US"/>
               </w:rPr>
               <w:t xml:space="preserve">  </w:t>
             </w:r>
@@ -5052,16 +4988,31 @@
                 <w:rFonts w:ascii="Courier New" w:eastAsia="Times New Roman" w:hAnsi="Courier New" w:cs="Courier New"/>
                 <w:color w:val="8000FF"/>
                 <w:sz w:val="20"/>
-                <w:lang w:val="en-US"/>
-              </w:rPr>
-              <w:t>"predicates"</w:t>
-            </w:r>
-            <w:r>
-              <w:rPr>
-                <w:rFonts w:ascii="Courier New" w:eastAsia="Times New Roman" w:hAnsi="Courier New" w:cs="Courier New"/>
-                <w:color w:val="000000"/>
-                <w:sz w:val="20"/>
-                <w:lang w:val="en-US"/>
+              </w:rPr>
+              <w:t>"</w:t>
+            </w:r>
+            <w:r>
+              <w:rPr>
+                <w:rFonts w:ascii="Courier New" w:eastAsia="Times New Roman" w:hAnsi="Courier New" w:cs="Courier New"/>
+                <w:color w:val="8000FF"/>
+                <w:sz w:val="20"/>
+                <w:lang w:val="en-US"/>
+              </w:rPr>
+              <w:t>predicates</w:t>
+            </w:r>
+            <w:r>
+              <w:rPr>
+                <w:rFonts w:ascii="Courier New" w:eastAsia="Times New Roman" w:hAnsi="Courier New" w:cs="Courier New"/>
+                <w:color w:val="8000FF"/>
+                <w:sz w:val="20"/>
+              </w:rPr>
+              <w:t>"</w:t>
+            </w:r>
+            <w:r>
+              <w:rPr>
+                <w:rFonts w:ascii="Courier New" w:eastAsia="Times New Roman" w:hAnsi="Courier New" w:cs="Courier New"/>
+                <w:color w:val="000000"/>
+                <w:sz w:val="20"/>
               </w:rPr>
               <w:t>: [</w:t>
             </w:r>
@@ -5070,16 +5021,31 @@
                 <w:rFonts w:ascii="Courier New" w:eastAsia="Times New Roman" w:hAnsi="Courier New" w:cs="Courier New"/>
                 <w:color w:val="800000"/>
                 <w:sz w:val="20"/>
-                <w:lang w:val="en-US"/>
-              </w:rPr>
-              <w:t>"a"</w:t>
-            </w:r>
-            <w:r>
-              <w:rPr>
-                <w:rFonts w:ascii="Courier New" w:eastAsia="Times New Roman" w:hAnsi="Courier New" w:cs="Courier New"/>
-                <w:color w:val="000000"/>
-                <w:sz w:val="20"/>
-                <w:lang w:val="en-US"/>
+              </w:rPr>
+              <w:t>"</w:t>
+            </w:r>
+            <w:r>
+              <w:rPr>
+                <w:rFonts w:ascii="Courier New" w:eastAsia="Times New Roman" w:hAnsi="Courier New" w:cs="Courier New"/>
+                <w:color w:val="800000"/>
+                <w:sz w:val="20"/>
+                <w:lang w:val="en-US"/>
+              </w:rPr>
+              <w:t>a</w:t>
+            </w:r>
+            <w:r>
+              <w:rPr>
+                <w:rFonts w:ascii="Courier New" w:eastAsia="Times New Roman" w:hAnsi="Courier New" w:cs="Courier New"/>
+                <w:color w:val="800000"/>
+                <w:sz w:val="20"/>
+              </w:rPr>
+              <w:t>"</w:t>
+            </w:r>
+            <w:r>
+              <w:rPr>
+                <w:rFonts w:ascii="Courier New" w:eastAsia="Times New Roman" w:hAnsi="Courier New" w:cs="Courier New"/>
+                <w:color w:val="000000"/>
+                <w:sz w:val="20"/>
               </w:rPr>
               <w:t xml:space="preserve">, </w:t>
             </w:r>
@@ -5088,16 +5054,31 @@
                 <w:rFonts w:ascii="Courier New" w:eastAsia="Times New Roman" w:hAnsi="Courier New" w:cs="Courier New"/>
                 <w:color w:val="800000"/>
                 <w:sz w:val="20"/>
-                <w:lang w:val="en-US"/>
-              </w:rPr>
-              <w:t>"b"</w:t>
-            </w:r>
-            <w:r>
-              <w:rPr>
-                <w:rFonts w:ascii="Courier New" w:eastAsia="Times New Roman" w:hAnsi="Courier New" w:cs="Courier New"/>
-                <w:color w:val="000000"/>
-                <w:sz w:val="20"/>
-                <w:lang w:val="en-US"/>
+              </w:rPr>
+              <w:t>"</w:t>
+            </w:r>
+            <w:r>
+              <w:rPr>
+                <w:rFonts w:ascii="Courier New" w:eastAsia="Times New Roman" w:hAnsi="Courier New" w:cs="Courier New"/>
+                <w:color w:val="800000"/>
+                <w:sz w:val="20"/>
+                <w:lang w:val="en-US"/>
+              </w:rPr>
+              <w:t>b</w:t>
+            </w:r>
+            <w:r>
+              <w:rPr>
+                <w:rFonts w:ascii="Courier New" w:eastAsia="Times New Roman" w:hAnsi="Courier New" w:cs="Courier New"/>
+                <w:color w:val="800000"/>
+                <w:sz w:val="20"/>
+              </w:rPr>
+              <w:t>"</w:t>
+            </w:r>
+            <w:r>
+              <w:rPr>
+                <w:rFonts w:ascii="Courier New" w:eastAsia="Times New Roman" w:hAnsi="Courier New" w:cs="Courier New"/>
+                <w:color w:val="000000"/>
+                <w:sz w:val="20"/>
               </w:rPr>
               <w:t>],</w:t>
             </w:r>
@@ -5106,7 +5087,6 @@
                 <w:rFonts w:ascii="Courier New" w:eastAsia="Times New Roman" w:hAnsi="Courier New" w:cs="Courier New"/>
                 <w:color w:val="000000"/>
                 <w:sz w:val="20"/>
-                <w:lang w:val="en-US"/>
               </w:rPr>
               <w:t xml:space="preserve"> </w:t>
             </w:r>
@@ -5268,25 +5248,7 @@
                 <w:color w:val="8000FF"/>
                 <w:sz w:val="20"/>
               </w:rPr>
-              <w:t>"</w:t>
-            </w:r>
-            <w:proofErr w:type="spellStart"/>
-            <w:r>
-              <w:rPr>
-                <w:rFonts w:ascii="Courier New" w:eastAsia="Times New Roman" w:hAnsi="Courier New" w:cs="Courier New"/>
-                <w:color w:val="8000FF"/>
-                <w:sz w:val="20"/>
-              </w:rPr>
-              <w:t>tests</w:t>
-            </w:r>
-            <w:proofErr w:type="spellEnd"/>
-            <w:r>
-              <w:rPr>
-                <w:rFonts w:ascii="Courier New" w:eastAsia="Times New Roman" w:hAnsi="Courier New" w:cs="Courier New"/>
-                <w:color w:val="8000FF"/>
-                <w:sz w:val="20"/>
-              </w:rPr>
-              <w:t>"</w:t>
+              <w:t>"tests"</w:t>
             </w:r>
             <w:r>
               <w:rPr>
@@ -5346,25 +5308,7 @@
                 <w:color w:val="8000FF"/>
                 <w:sz w:val="20"/>
               </w:rPr>
-              <w:t>"</w:t>
-            </w:r>
-            <w:proofErr w:type="spellStart"/>
-            <w:r>
-              <w:rPr>
-                <w:rFonts w:ascii="Courier New" w:eastAsia="Times New Roman" w:hAnsi="Courier New" w:cs="Courier New"/>
-                <w:color w:val="8000FF"/>
-                <w:sz w:val="20"/>
-              </w:rPr>
-              <w:t>name</w:t>
-            </w:r>
-            <w:proofErr w:type="spellEnd"/>
-            <w:r>
-              <w:rPr>
-                <w:rFonts w:ascii="Courier New" w:eastAsia="Times New Roman" w:hAnsi="Courier New" w:cs="Courier New"/>
-                <w:color w:val="8000FF"/>
-                <w:sz w:val="20"/>
-              </w:rPr>
-              <w:t>"</w:t>
+              <w:t>"name"</w:t>
             </w:r>
             <w:r>
               <w:rPr>
@@ -5418,25 +5362,7 @@
                 <w:color w:val="8000FF"/>
                 <w:sz w:val="20"/>
               </w:rPr>
-              <w:t>"</w:t>
-            </w:r>
-            <w:proofErr w:type="spellStart"/>
-            <w:r>
-              <w:rPr>
-                <w:rFonts w:ascii="Courier New" w:eastAsia="Times New Roman" w:hAnsi="Courier New" w:cs="Courier New"/>
-                <w:color w:val="8000FF"/>
-                <w:sz w:val="20"/>
-              </w:rPr>
-              <w:t>note</w:t>
-            </w:r>
-            <w:proofErr w:type="spellEnd"/>
-            <w:r>
-              <w:rPr>
-                <w:rFonts w:ascii="Courier New" w:eastAsia="Times New Roman" w:hAnsi="Courier New" w:cs="Courier New"/>
-                <w:color w:val="8000FF"/>
-                <w:sz w:val="20"/>
-              </w:rPr>
-              <w:t>"</w:t>
+              <w:t>"note"</w:t>
             </w:r>
             <w:r>
               <w:rPr>
@@ -6103,6 +6029,7 @@
                 <w:color w:val="000000"/>
                 <w:sz w:val="20"/>
               </w:rPr>
+              <w:lastRenderedPageBreak/>
               <w:t>}</w:t>
             </w:r>
           </w:p>
@@ -6115,7 +6042,7 @@
         <w:rPr>
           <w:sz w:val="30"/>
           <w:szCs w:val="26"/>
-          <w:lang w:val="en-US" w:bidi="ar-SA"/>
+          <w:lang w:bidi="ar-SA"/>
         </w:rPr>
       </w:pPr>
       <w:r>
@@ -6124,160 +6051,8 @@
           <w:szCs w:val="26"/>
           <w:lang w:bidi="ar-SA"/>
         </w:rPr>
-        <w:t xml:space="preserve">Массив </w:t>
-      </w:r>
-      <w:proofErr w:type="spellStart"/>
-      <w:r>
-        <w:rPr>
-          <w:sz w:val="30"/>
-          <w:szCs w:val="26"/>
-          <w:lang w:bidi="ar-SA"/>
-        </w:rPr>
-        <w:t>tests</w:t>
-      </w:r>
-      <w:proofErr w:type="spellEnd"/>
-      <w:r>
-        <w:rPr>
-          <w:sz w:val="30"/>
-          <w:szCs w:val="26"/>
-          <w:lang w:bidi="ar-SA"/>
-        </w:rPr>
-        <w:t xml:space="preserve"> может содержать несколько тестов для одной формулы. В каждом тесте </w:t>
-      </w:r>
-      <w:proofErr w:type="spellStart"/>
-      <w:r>
-        <w:rPr>
-          <w:sz w:val="30"/>
-          <w:szCs w:val="26"/>
-          <w:lang w:bidi="ar-SA"/>
-        </w:rPr>
-        <w:t>prefix</w:t>
-      </w:r>
-      <w:proofErr w:type="spellEnd"/>
-      <w:r>
-        <w:rPr>
-          <w:sz w:val="30"/>
-          <w:szCs w:val="26"/>
-          <w:lang w:bidi="ar-SA"/>
-        </w:rPr>
-        <w:t xml:space="preserve"> задаёт конечную последовательность состояний, начиная с начального, а </w:t>
-      </w:r>
-      <w:proofErr w:type="spellStart"/>
-      <w:r>
-        <w:rPr>
-          <w:sz w:val="30"/>
-          <w:szCs w:val="26"/>
-          <w:lang w:bidi="ar-SA"/>
-        </w:rPr>
-        <w:t>loop</w:t>
-      </w:r>
-      <w:proofErr w:type="spellEnd"/>
-      <w:r>
-        <w:rPr>
-          <w:sz w:val="30"/>
-          <w:szCs w:val="26"/>
-          <w:lang w:bidi="ar-SA"/>
-        </w:rPr>
-        <w:t xml:space="preserve"> бесконечно повторяющееся продолжение. Если </w:t>
-      </w:r>
-      <w:proofErr w:type="spellStart"/>
-      <w:r>
-        <w:rPr>
-          <w:sz w:val="30"/>
-          <w:szCs w:val="26"/>
-          <w:lang w:bidi="ar-SA"/>
-        </w:rPr>
-        <w:t>loop</w:t>
-      </w:r>
-      <w:proofErr w:type="spellEnd"/>
-      <w:r>
-        <w:rPr>
-          <w:sz w:val="30"/>
-          <w:szCs w:val="26"/>
-          <w:lang w:bidi="ar-SA"/>
-        </w:rPr>
-        <w:t xml:space="preserve"> отсутствует, после </w:t>
-      </w:r>
-      <w:proofErr w:type="spellStart"/>
-      <w:r>
-        <w:rPr>
-          <w:sz w:val="30"/>
-          <w:szCs w:val="26"/>
-          <w:lang w:bidi="ar-SA"/>
-        </w:rPr>
-        <w:t>prefix</w:t>
-      </w:r>
-      <w:proofErr w:type="spellEnd"/>
-      <w:r>
-        <w:rPr>
-          <w:sz w:val="30"/>
-          <w:szCs w:val="26"/>
-          <w:lang w:bidi="ar-SA"/>
-        </w:rPr>
-        <w:t xml:space="preserve"> все предикаты становятся ложными и </w:t>
-      </w:r>
-      <w:r>
-        <w:rPr>
-          <w:sz w:val="30"/>
-          <w:szCs w:val="26"/>
-          <w:lang w:bidi="ar-SA"/>
-        </w:rPr>
         <w:lastRenderedPageBreak/>
-        <w:t xml:space="preserve">сохраняют это значение. Поле </w:t>
-      </w:r>
-      <w:proofErr w:type="spellStart"/>
-      <w:r>
-        <w:rPr>
-          <w:sz w:val="30"/>
-          <w:szCs w:val="26"/>
-          <w:lang w:bidi="ar-SA"/>
-        </w:rPr>
-        <w:t>expected</w:t>
-      </w:r>
-      <w:proofErr w:type="spellEnd"/>
-      <w:r>
-        <w:rPr>
-          <w:sz w:val="30"/>
-          <w:szCs w:val="26"/>
-          <w:lang w:bidi="ar-SA"/>
-        </w:rPr>
-        <w:t xml:space="preserve"> задаёт ожидаемый результат: </w:t>
-      </w:r>
-      <w:proofErr w:type="spellStart"/>
-      <w:r>
-        <w:rPr>
-          <w:sz w:val="30"/>
-          <w:szCs w:val="26"/>
-          <w:lang w:bidi="ar-SA"/>
-        </w:rPr>
-        <w:t>true</w:t>
-      </w:r>
-      <w:proofErr w:type="spellEnd"/>
-      <w:r>
-        <w:rPr>
-          <w:sz w:val="30"/>
-          <w:szCs w:val="26"/>
-          <w:lang w:bidi="ar-SA"/>
-        </w:rPr>
-        <w:t xml:space="preserve"> — формула выполняется, </w:t>
-      </w:r>
-      <w:proofErr w:type="spellStart"/>
-      <w:r>
-        <w:rPr>
-          <w:sz w:val="30"/>
-          <w:szCs w:val="26"/>
-          <w:lang w:bidi="ar-SA"/>
-        </w:rPr>
-        <w:t>false</w:t>
-      </w:r>
-      <w:proofErr w:type="spellEnd"/>
-      <w:r>
-        <w:rPr>
-          <w:sz w:val="30"/>
-          <w:szCs w:val="26"/>
-          <w:lang w:bidi="ar-SA"/>
-        </w:rPr>
-        <w:t xml:space="preserve"> — нарушается.</w:t>
+        <w:t>Массив tests может содержать несколько тестов для одной формулы. В каждом тесте prefix задаёт конечную последовательность состояний, начиная с начального, а loop бесконечно повторяющееся продолжение. Если loop отсутствует, после prefix все предикаты становятся ложными и сохраняют это значение. Поле expected задаёт ожидаемый результат: true — формула выполняется, false — нарушается.</w:t>
       </w:r>
     </w:p>
     <w:p>
@@ -6285,7 +6060,7 @@
         <w:rPr>
           <w:sz w:val="30"/>
           <w:szCs w:val="26"/>
-          <w:lang w:val="en-US" w:bidi="ar-SA"/>
+          <w:lang w:bidi="ar-SA"/>
         </w:rPr>
       </w:pPr>
       <w:r>
@@ -6320,7 +6095,6 @@
         </w:rPr>
         <w:t xml:space="preserve">который заполняет шаблон на языке </w:t>
       </w:r>
-      <w:proofErr w:type="spellStart"/>
       <w:r>
         <w:rPr>
           <w:sz w:val="30"/>
@@ -6329,7 +6103,6 @@
         </w:rPr>
         <w:t>Promela</w:t>
       </w:r>
-      <w:proofErr w:type="spellEnd"/>
       <w:r>
         <w:rPr>
           <w:sz w:val="30"/>
@@ -6354,7 +6127,6 @@
         </w:rPr>
         <w:t xml:space="preserve"> и компилятор </w:t>
       </w:r>
-      <w:proofErr w:type="spellStart"/>
       <w:r>
         <w:rPr>
           <w:sz w:val="30"/>
@@ -6363,7 +6135,6 @@
         </w:rPr>
         <w:t>gcc</w:t>
       </w:r>
-      <w:proofErr w:type="spellEnd"/>
       <w:r>
         <w:rPr>
           <w:sz w:val="30"/>
@@ -6386,7 +6157,7 @@
         <w:rPr>
           <w:sz w:val="30"/>
           <w:szCs w:val="26"/>
-          <w:lang w:val="en-US" w:bidi="ar-SA"/>
+          <w:lang w:bidi="ar-SA"/>
         </w:rPr>
       </w:pPr>
       <w:r>
@@ -6421,7 +6192,6 @@
         </w:rPr>
         <w:t xml:space="preserve">пути к </w:t>
       </w:r>
-      <w:proofErr w:type="spellStart"/>
       <w:r>
         <w:rPr>
           <w:sz w:val="30"/>
@@ -6430,7 +6200,6 @@
         </w:rPr>
         <w:t>gcc</w:t>
       </w:r>
-      <w:proofErr w:type="spellEnd"/>
       <w:r>
         <w:rPr>
           <w:sz w:val="30"/>
@@ -6831,7 +6600,6 @@
                 <w:sz w:val="20"/>
               </w:rPr>
             </w:pPr>
-            <w:proofErr w:type="spellStart"/>
             <w:r>
               <w:rPr>
                 <w:rFonts w:ascii="Courier New" w:eastAsia="Times New Roman" w:hAnsi="Courier New" w:cs="Courier New"/>
@@ -6842,7 +6610,6 @@
               </w:rPr>
               <w:t>def</w:t>
             </w:r>
-            <w:proofErr w:type="spellEnd"/>
             <w:r>
               <w:rPr>
                 <w:rFonts w:ascii="Courier New" w:eastAsia="Times New Roman" w:hAnsi="Courier New" w:cs="Courier New"/>
@@ -6851,8 +6618,6 @@
               </w:rPr>
               <w:t xml:space="preserve"> </w:t>
             </w:r>
-            <w:proofErr w:type="spellStart"/>
-            <w:proofErr w:type="gramStart"/>
             <w:r>
               <w:rPr>
                 <w:rFonts w:ascii="Courier New" w:eastAsia="Times New Roman" w:hAnsi="Courier New" w:cs="Courier New"/>
@@ -6861,27 +6626,15 @@
               </w:rPr>
               <w:t>main</w:t>
             </w:r>
-            <w:proofErr w:type="spellEnd"/>
-            <w:r>
-              <w:rPr>
-                <w:rFonts w:ascii="Courier New" w:eastAsia="Times New Roman" w:hAnsi="Courier New" w:cs="Courier New"/>
-                <w:b/>
-                <w:bCs/>
-                <w:color w:val="000080"/>
-                <w:sz w:val="20"/>
-              </w:rPr>
-              <w:t>(</w:t>
-            </w:r>
-            <w:proofErr w:type="gramEnd"/>
-            <w:r>
-              <w:rPr>
-                <w:rFonts w:ascii="Courier New" w:eastAsia="Times New Roman" w:hAnsi="Courier New" w:cs="Courier New"/>
-                <w:b/>
-                <w:bCs/>
-                <w:color w:val="000080"/>
-                <w:sz w:val="20"/>
-              </w:rPr>
-              <w:t>):</w:t>
+            <w:r>
+              <w:rPr>
+                <w:rFonts w:ascii="Courier New" w:eastAsia="Times New Roman" w:hAnsi="Courier New" w:cs="Courier New"/>
+                <w:b/>
+                <w:bCs/>
+                <w:color w:val="000080"/>
+                <w:sz w:val="20"/>
+              </w:rPr>
+              <w:t>():</w:t>
             </w:r>
           </w:p>
           <w:p>
@@ -6916,7 +6669,6 @@
               </w:rPr>
               <w:t xml:space="preserve"># </w:t>
             </w:r>
-            <w:proofErr w:type="spellStart"/>
             <w:r>
               <w:rPr>
                 <w:rFonts w:ascii="Courier New" w:eastAsia="Times New Roman" w:hAnsi="Courier New" w:cs="Courier New"/>
@@ -6925,7 +6677,6 @@
               </w:rPr>
               <w:t>Парсим</w:t>
             </w:r>
-            <w:proofErr w:type="spellEnd"/>
             <w:r>
               <w:rPr>
                 <w:rFonts w:ascii="Courier New" w:eastAsia="Times New Roman" w:hAnsi="Courier New" w:cs="Courier New"/>
@@ -6985,18 +6736,7 @@
                 <w:sz w:val="20"/>
                 <w:lang w:val="en-US"/>
               </w:rPr>
-              <w:t xml:space="preserve"> </w:t>
-            </w:r>
-            <w:proofErr w:type="spellStart"/>
-            <w:proofErr w:type="gramStart"/>
-            <w:r>
-              <w:rPr>
-                <w:rFonts w:ascii="Courier New" w:eastAsia="Times New Roman" w:hAnsi="Courier New" w:cs="Courier New"/>
-                <w:color w:val="000000"/>
-                <w:sz w:val="20"/>
-                <w:lang w:val="en-US"/>
-              </w:rPr>
-              <w:t>argparse</w:t>
+              <w:t xml:space="preserve"> argparse</w:t>
             </w:r>
             <w:r>
               <w:rPr>
@@ -7020,8 +6760,6 @@
               </w:rPr>
               <w:t>ArgumentParser</w:t>
             </w:r>
-            <w:proofErr w:type="spellEnd"/>
-            <w:proofErr w:type="gramEnd"/>
             <w:r>
               <w:rPr>
                 <w:rFonts w:ascii="Courier New" w:eastAsia="Times New Roman" w:hAnsi="Courier New" w:cs="Courier New"/>
@@ -7080,19 +6818,8 @@
                 <w:sz w:val="20"/>
                 <w:lang w:val="en-US"/>
               </w:rPr>
-              <w:t xml:space="preserve"> </w:t>
-            </w:r>
-            <w:proofErr w:type="spellStart"/>
-            <w:r>
-              <w:rPr>
-                <w:rFonts w:ascii="Courier New" w:eastAsia="Times New Roman" w:hAnsi="Courier New" w:cs="Courier New"/>
-                <w:color w:val="000000"/>
-                <w:sz w:val="20"/>
-                <w:lang w:val="en-US"/>
-              </w:rPr>
-              <w:t>formatter_class</w:t>
-            </w:r>
-            <w:proofErr w:type="spellEnd"/>
+              <w:t xml:space="preserve"> formatter_class</w:t>
+            </w:r>
             <w:r>
               <w:rPr>
                 <w:rFonts w:ascii="Courier New" w:eastAsia="Times New Roman" w:hAnsi="Courier New" w:cs="Courier New"/>
@@ -7104,7 +6831,6 @@
               </w:rPr>
               <w:t>=</w:t>
             </w:r>
-            <w:proofErr w:type="spellStart"/>
             <w:r>
               <w:rPr>
                 <w:rFonts w:ascii="Courier New" w:eastAsia="Times New Roman" w:hAnsi="Courier New" w:cs="Courier New"/>
@@ -7136,7 +6862,6 @@
               </w:rPr>
               <w:t>RawDescriptionHelpFormatter</w:t>
             </w:r>
-            <w:proofErr w:type="spellEnd"/>
             <w:r>
               <w:rPr>
                 <w:rFonts w:ascii="Courier New" w:eastAsia="Times New Roman" w:hAnsi="Courier New" w:cs="Courier New"/>
@@ -7170,17 +6895,7 @@
                 <w:sz w:val="20"/>
                 <w:lang w:val="en-US"/>
               </w:rPr>
-              <w:t xml:space="preserve">    </w:t>
-            </w:r>
-            <w:proofErr w:type="spellStart"/>
-            <w:r>
-              <w:rPr>
-                <w:rFonts w:ascii="Courier New" w:eastAsia="Times New Roman" w:hAnsi="Courier New" w:cs="Courier New"/>
-                <w:color w:val="000000"/>
-                <w:sz w:val="20"/>
-                <w:lang w:val="en-US"/>
-              </w:rPr>
-              <w:t>parser</w:t>
+              <w:t xml:space="preserve">    parser</w:t>
             </w:r>
             <w:r>
               <w:rPr>
@@ -7202,21 +6917,8 @@
                 <w:sz w:val="20"/>
                 <w:lang w:val="en-US"/>
               </w:rPr>
-              <w:t>add_</w:t>
-            </w:r>
-            <w:proofErr w:type="gramStart"/>
-            <w:r>
-              <w:rPr>
-                <w:rFonts w:ascii="Courier New" w:eastAsia="Times New Roman" w:hAnsi="Courier New" w:cs="Courier New"/>
-                <w:i/>
-                <w:iCs/>
-                <w:color w:val="FF8000"/>
-                <w:sz w:val="20"/>
-                <w:lang w:val="en-US"/>
-              </w:rPr>
-              <w:t>argument</w:t>
-            </w:r>
-            <w:proofErr w:type="spellEnd"/>
+              <w:t>add_argument</w:t>
+            </w:r>
             <w:r>
               <w:rPr>
                 <w:rFonts w:ascii="Courier New" w:eastAsia="Times New Roman" w:hAnsi="Courier New" w:cs="Courier New"/>
@@ -7228,7 +6930,6 @@
               </w:rPr>
               <w:t>(</w:t>
             </w:r>
-            <w:proofErr w:type="gramEnd"/>
             <w:r>
               <w:rPr>
                 <w:rFonts w:ascii="Courier New" w:eastAsia="Times New Roman" w:hAnsi="Courier New" w:cs="Courier New"/>
@@ -7476,17 +7177,7 @@
                 <w:sz w:val="20"/>
                 <w:lang w:val="en-US"/>
               </w:rPr>
-              <w:t xml:space="preserve">    </w:t>
-            </w:r>
-            <w:proofErr w:type="spellStart"/>
-            <w:r>
-              <w:rPr>
-                <w:rFonts w:ascii="Courier New" w:eastAsia="Times New Roman" w:hAnsi="Courier New" w:cs="Courier New"/>
-                <w:color w:val="000000"/>
-                <w:sz w:val="20"/>
-                <w:lang w:val="en-US"/>
-              </w:rPr>
-              <w:t>parser</w:t>
+              <w:t xml:space="preserve">    parser</w:t>
             </w:r>
             <w:r>
               <w:rPr>
@@ -7508,21 +7199,8 @@
                 <w:sz w:val="20"/>
                 <w:lang w:val="en-US"/>
               </w:rPr>
-              <w:t>add_</w:t>
-            </w:r>
-            <w:proofErr w:type="gramStart"/>
-            <w:r>
-              <w:rPr>
-                <w:rFonts w:ascii="Courier New" w:eastAsia="Times New Roman" w:hAnsi="Courier New" w:cs="Courier New"/>
-                <w:i/>
-                <w:iCs/>
-                <w:color w:val="FF8000"/>
-                <w:sz w:val="20"/>
-                <w:lang w:val="en-US"/>
-              </w:rPr>
-              <w:t>argument</w:t>
-            </w:r>
-            <w:proofErr w:type="spellEnd"/>
+              <w:t>add_argument</w:t>
+            </w:r>
             <w:r>
               <w:rPr>
                 <w:rFonts w:ascii="Courier New" w:eastAsia="Times New Roman" w:hAnsi="Courier New" w:cs="Courier New"/>
@@ -7534,7 +7212,6 @@
               </w:rPr>
               <w:t>(</w:t>
             </w:r>
-            <w:proofErr w:type="gramEnd"/>
             <w:r>
               <w:rPr>
                 <w:rFonts w:ascii="Courier New" w:eastAsia="Times New Roman" w:hAnsi="Courier New" w:cs="Courier New"/>
@@ -7736,17 +7413,7 @@
                 <w:sz w:val="20"/>
                 <w:lang w:val="en-US"/>
               </w:rPr>
-              <w:t xml:space="preserve">    </w:t>
-            </w:r>
-            <w:proofErr w:type="spellStart"/>
-            <w:r>
-              <w:rPr>
-                <w:rFonts w:ascii="Courier New" w:eastAsia="Times New Roman" w:hAnsi="Courier New" w:cs="Courier New"/>
-                <w:color w:val="000000"/>
-                <w:sz w:val="20"/>
-                <w:lang w:val="en-US"/>
-              </w:rPr>
-              <w:t>parser</w:t>
+              <w:t xml:space="preserve">    parser</w:t>
             </w:r>
             <w:r>
               <w:rPr>
@@ -7768,21 +7435,8 @@
                 <w:sz w:val="20"/>
                 <w:lang w:val="en-US"/>
               </w:rPr>
-              <w:t>add_</w:t>
-            </w:r>
-            <w:proofErr w:type="gramStart"/>
-            <w:r>
-              <w:rPr>
-                <w:rFonts w:ascii="Courier New" w:eastAsia="Times New Roman" w:hAnsi="Courier New" w:cs="Courier New"/>
-                <w:i/>
-                <w:iCs/>
-                <w:color w:val="FF8000"/>
-                <w:sz w:val="20"/>
-                <w:lang w:val="en-US"/>
-              </w:rPr>
-              <w:t>argument</w:t>
-            </w:r>
-            <w:proofErr w:type="spellEnd"/>
+              <w:t>add_argument</w:t>
+            </w:r>
             <w:r>
               <w:rPr>
                 <w:rFonts w:ascii="Courier New" w:eastAsia="Times New Roman" w:hAnsi="Courier New" w:cs="Courier New"/>
@@ -7794,7 +7448,6 @@
               </w:rPr>
               <w:t>(</w:t>
             </w:r>
-            <w:proofErr w:type="gramEnd"/>
             <w:r>
               <w:rPr>
                 <w:rFonts w:ascii="Courier New" w:eastAsia="Times New Roman" w:hAnsi="Courier New" w:cs="Courier New"/>
@@ -8066,17 +7719,7 @@
                 <w:sz w:val="20"/>
                 <w:lang w:val="en-US"/>
               </w:rPr>
-              <w:t xml:space="preserve">    </w:t>
-            </w:r>
-            <w:proofErr w:type="spellStart"/>
-            <w:r>
-              <w:rPr>
-                <w:rFonts w:ascii="Courier New" w:eastAsia="Times New Roman" w:hAnsi="Courier New" w:cs="Courier New"/>
-                <w:color w:val="000000"/>
-                <w:sz w:val="20"/>
-                <w:lang w:val="en-US"/>
-              </w:rPr>
-              <w:t>parser</w:t>
+              <w:t xml:space="preserve">    parser</w:t>
             </w:r>
             <w:r>
               <w:rPr>
@@ -8098,21 +7741,8 @@
                 <w:sz w:val="20"/>
                 <w:lang w:val="en-US"/>
               </w:rPr>
-              <w:t>add_</w:t>
-            </w:r>
-            <w:proofErr w:type="gramStart"/>
-            <w:r>
-              <w:rPr>
-                <w:rFonts w:ascii="Courier New" w:eastAsia="Times New Roman" w:hAnsi="Courier New" w:cs="Courier New"/>
-                <w:i/>
-                <w:iCs/>
-                <w:color w:val="FF8000"/>
-                <w:sz w:val="20"/>
-                <w:lang w:val="en-US"/>
-              </w:rPr>
-              <w:t>argument</w:t>
-            </w:r>
-            <w:proofErr w:type="spellEnd"/>
+              <w:t>add_argument</w:t>
+            </w:r>
             <w:r>
               <w:rPr>
                 <w:rFonts w:ascii="Courier New" w:eastAsia="Times New Roman" w:hAnsi="Courier New" w:cs="Courier New"/>
@@ -8124,7 +7754,6 @@
               </w:rPr>
               <w:t>(</w:t>
             </w:r>
-            <w:proofErr w:type="gramEnd"/>
             <w:r>
               <w:rPr>
                 <w:rFonts w:ascii="Courier New" w:eastAsia="Times New Roman" w:hAnsi="Courier New" w:cs="Courier New"/>
@@ -8363,7 +7992,6 @@
               </w:rPr>
               <w:t xml:space="preserve">    </w:t>
             </w:r>
-            <w:proofErr w:type="spellStart"/>
             <w:r>
               <w:rPr>
                 <w:rFonts w:ascii="Courier New" w:eastAsia="Times New Roman" w:hAnsi="Courier New" w:cs="Courier New"/>
@@ -8390,20 +8018,8 @@
                 <w:color w:val="FF8000"/>
                 <w:sz w:val="20"/>
               </w:rPr>
-              <w:t>add_</w:t>
-            </w:r>
-            <w:proofErr w:type="gramStart"/>
-            <w:r>
-              <w:rPr>
-                <w:rFonts w:ascii="Courier New" w:eastAsia="Times New Roman" w:hAnsi="Courier New" w:cs="Courier New"/>
-                <w:i/>
-                <w:iCs/>
-                <w:color w:val="FF8000"/>
-                <w:sz w:val="20"/>
-              </w:rPr>
-              <w:t>argument</w:t>
-            </w:r>
-            <w:proofErr w:type="spellEnd"/>
+              <w:t>add_argument</w:t>
+            </w:r>
             <w:r>
               <w:rPr>
                 <w:rFonts w:ascii="Courier New" w:eastAsia="Times New Roman" w:hAnsi="Courier New" w:cs="Courier New"/>
@@ -8414,32 +8030,13 @@
               </w:rPr>
               <w:t>(</w:t>
             </w:r>
-            <w:proofErr w:type="gramEnd"/>
             <w:r>
               <w:rPr>
                 <w:rFonts w:ascii="Courier New" w:eastAsia="Times New Roman" w:hAnsi="Courier New" w:cs="Courier New"/>
                 <w:color w:val="808080"/>
                 <w:sz w:val="20"/>
               </w:rPr>
-              <w:t>"--</w:t>
-            </w:r>
-            <w:proofErr w:type="spellStart"/>
-            <w:r>
-              <w:rPr>
-                <w:rFonts w:ascii="Courier New" w:eastAsia="Times New Roman" w:hAnsi="Courier New" w:cs="Courier New"/>
-                <w:color w:val="808080"/>
-                <w:sz w:val="20"/>
-              </w:rPr>
-              <w:t>replay</w:t>
-            </w:r>
-            <w:proofErr w:type="spellEnd"/>
-            <w:r>
-              <w:rPr>
-                <w:rFonts w:ascii="Courier New" w:eastAsia="Times New Roman" w:hAnsi="Courier New" w:cs="Courier New"/>
-                <w:color w:val="808080"/>
-                <w:sz w:val="20"/>
-              </w:rPr>
-              <w:t>"</w:t>
+              <w:t>"--replay"</w:t>
             </w:r>
             <w:r>
               <w:rPr>
@@ -8459,7 +8056,6 @@
               </w:rPr>
               <w:t xml:space="preserve"> </w:t>
             </w:r>
-            <w:proofErr w:type="spellStart"/>
             <w:r>
               <w:rPr>
                 <w:rFonts w:ascii="Courier New" w:eastAsia="Times New Roman" w:hAnsi="Courier New" w:cs="Courier New"/>
@@ -8470,7 +8066,6 @@
               </w:rPr>
               <w:t>type</w:t>
             </w:r>
-            <w:proofErr w:type="spellEnd"/>
             <w:r>
               <w:rPr>
                 <w:rFonts w:ascii="Courier New" w:eastAsia="Times New Roman" w:hAnsi="Courier New" w:cs="Courier New"/>
@@ -8481,7 +8076,6 @@
               </w:rPr>
               <w:t>=</w:t>
             </w:r>
-            <w:proofErr w:type="spellStart"/>
             <w:r>
               <w:rPr>
                 <w:rFonts w:ascii="Courier New" w:eastAsia="Times New Roman" w:hAnsi="Courier New" w:cs="Courier New"/>
@@ -8490,7 +8084,6 @@
               </w:rPr>
               <w:t>Path</w:t>
             </w:r>
-            <w:proofErr w:type="spellEnd"/>
             <w:r>
               <w:rPr>
                 <w:rFonts w:ascii="Courier New" w:eastAsia="Times New Roman" w:hAnsi="Courier New" w:cs="Courier New"/>
@@ -8509,7 +8102,6 @@
               </w:rPr>
               <w:t xml:space="preserve"> </w:t>
             </w:r>
-            <w:proofErr w:type="spellStart"/>
             <w:r>
               <w:rPr>
                 <w:rFonts w:ascii="Courier New" w:eastAsia="Times New Roman" w:hAnsi="Courier New" w:cs="Courier New"/>
@@ -8520,7 +8112,6 @@
               </w:rPr>
               <w:t>help</w:t>
             </w:r>
-            <w:proofErr w:type="spellEnd"/>
             <w:r>
               <w:rPr>
                 <w:rFonts w:ascii="Courier New" w:eastAsia="Times New Roman" w:hAnsi="Courier New" w:cs="Courier New"/>
@@ -8572,25 +8163,14 @@
               </w:rPr>
               <w:t xml:space="preserve">    </w:t>
             </w:r>
-            <w:proofErr w:type="spellStart"/>
-            <w:r>
-              <w:rPr>
-                <w:rFonts w:ascii="Courier New" w:eastAsia="Times New Roman" w:hAnsi="Courier New" w:cs="Courier New"/>
-                <w:color w:val="000000"/>
-                <w:sz w:val="20"/>
-                <w:lang w:val="en-US"/>
-              </w:rPr>
-              <w:t>args</w:t>
-            </w:r>
-            <w:proofErr w:type="spellEnd"/>
-            <w:r>
-              <w:rPr>
-                <w:rFonts w:ascii="Courier New" w:eastAsia="Times New Roman" w:hAnsi="Courier New" w:cs="Courier New"/>
-                <w:color w:val="000000"/>
-                <w:sz w:val="20"/>
-                <w:lang w:val="en-US"/>
-              </w:rPr>
-              <w:t xml:space="preserve"> </w:t>
+            <w:r>
+              <w:rPr>
+                <w:rFonts w:ascii="Courier New" w:eastAsia="Times New Roman" w:hAnsi="Courier New" w:cs="Courier New"/>
+                <w:color w:val="000000"/>
+                <w:sz w:val="20"/>
+                <w:lang w:val="en-US"/>
+              </w:rPr>
+              <w:t xml:space="preserve">args </w:t>
             </w:r>
             <w:r>
               <w:rPr>
@@ -8610,18 +8190,7 @@
                 <w:sz w:val="20"/>
                 <w:lang w:val="en-US"/>
               </w:rPr>
-              <w:t xml:space="preserve"> </w:t>
-            </w:r>
-            <w:proofErr w:type="spellStart"/>
-            <w:proofErr w:type="gramStart"/>
-            <w:r>
-              <w:rPr>
-                <w:rFonts w:ascii="Courier New" w:eastAsia="Times New Roman" w:hAnsi="Courier New" w:cs="Courier New"/>
-                <w:color w:val="000000"/>
-                <w:sz w:val="20"/>
-                <w:lang w:val="en-US"/>
-              </w:rPr>
-              <w:t>parser</w:t>
+              <w:t xml:space="preserve"> parser</w:t>
             </w:r>
             <w:r>
               <w:rPr>
@@ -8643,21 +8212,8 @@
                 <w:sz w:val="20"/>
                 <w:lang w:val="en-US"/>
               </w:rPr>
-              <w:t>parse</w:t>
-            </w:r>
-            <w:proofErr w:type="gramEnd"/>
-            <w:r>
-              <w:rPr>
-                <w:rFonts w:ascii="Courier New" w:eastAsia="Times New Roman" w:hAnsi="Courier New" w:cs="Courier New"/>
-                <w:i/>
-                <w:iCs/>
-                <w:color w:val="FF8000"/>
-                <w:sz w:val="20"/>
-                <w:lang w:val="en-US"/>
-              </w:rPr>
-              <w:t>_args</w:t>
-            </w:r>
-            <w:proofErr w:type="spellEnd"/>
+              <w:t>parse_args</w:t>
+            </w:r>
             <w:r>
               <w:rPr>
                 <w:rFonts w:ascii="Courier New" w:eastAsia="Times New Roman" w:hAnsi="Courier New" w:cs="Courier New"/>
@@ -8711,18 +8267,7 @@
                 <w:sz w:val="20"/>
                 <w:lang w:val="en-US"/>
               </w:rPr>
-              <w:t xml:space="preserve"> </w:t>
-            </w:r>
-            <w:proofErr w:type="spellStart"/>
-            <w:proofErr w:type="gramStart"/>
-            <w:r>
-              <w:rPr>
-                <w:rFonts w:ascii="Courier New" w:eastAsia="Times New Roman" w:hAnsi="Courier New" w:cs="Courier New"/>
-                <w:color w:val="000000"/>
-                <w:sz w:val="20"/>
-                <w:lang w:val="en-US"/>
-              </w:rPr>
-              <w:t>args</w:t>
+              <w:t xml:space="preserve"> args</w:t>
             </w:r>
             <w:r>
               <w:rPr>
@@ -8746,8 +8291,6 @@
               </w:rPr>
               <w:t>timeout</w:t>
             </w:r>
-            <w:proofErr w:type="spellEnd"/>
-            <w:proofErr w:type="gramEnd"/>
             <w:r>
               <w:rPr>
                 <w:rFonts w:ascii="Courier New" w:eastAsia="Times New Roman" w:hAnsi="Courier New" w:cs="Courier New"/>
@@ -8813,17 +8356,7 @@
                 <w:sz w:val="20"/>
                 <w:lang w:val="en-US"/>
               </w:rPr>
-              <w:t xml:space="preserve"> </w:t>
-            </w:r>
-            <w:proofErr w:type="spellStart"/>
-            <w:r>
-              <w:rPr>
-                <w:rFonts w:ascii="Courier New" w:eastAsia="Times New Roman" w:hAnsi="Courier New" w:cs="Courier New"/>
-                <w:color w:val="000000"/>
-                <w:sz w:val="20"/>
-                <w:lang w:val="en-US"/>
-              </w:rPr>
-              <w:t>args</w:t>
+              <w:t xml:space="preserve"> args</w:t>
             </w:r>
             <w:r>
               <w:rPr>
@@ -8847,7 +8380,6 @@
               </w:rPr>
               <w:t>depth</w:t>
             </w:r>
-            <w:proofErr w:type="spellEnd"/>
             <w:r>
               <w:rPr>
                 <w:rFonts w:ascii="Courier New" w:eastAsia="Times New Roman" w:hAnsi="Courier New" w:cs="Courier New"/>
@@ -8919,8 +8451,6 @@
               </w:rPr>
               <w:t xml:space="preserve">        </w:t>
             </w:r>
-            <w:proofErr w:type="spellStart"/>
-            <w:proofErr w:type="gramStart"/>
             <w:r>
               <w:rPr>
                 <w:rFonts w:ascii="Courier New" w:eastAsia="Times New Roman" w:hAnsi="Courier New" w:cs="Courier New"/>
@@ -8949,8 +8479,6 @@
               </w:rPr>
               <w:t>error</w:t>
             </w:r>
-            <w:proofErr w:type="spellEnd"/>
-            <w:proofErr w:type="gramEnd"/>
             <w:r>
               <w:rPr>
                 <w:rFonts w:ascii="Courier New" w:eastAsia="Times New Roman" w:hAnsi="Courier New" w:cs="Courier New"/>
@@ -8967,43 +8495,7 @@
                 <w:color w:val="808080"/>
                 <w:sz w:val="20"/>
               </w:rPr>
-              <w:t>"--</w:t>
-            </w:r>
-            <w:proofErr w:type="spellStart"/>
-            <w:r>
-              <w:rPr>
-                <w:rFonts w:ascii="Courier New" w:eastAsia="Times New Roman" w:hAnsi="Courier New" w:cs="Courier New"/>
-                <w:color w:val="808080"/>
-                <w:sz w:val="20"/>
-              </w:rPr>
-              <w:t>timeout</w:t>
-            </w:r>
-            <w:proofErr w:type="spellEnd"/>
-            <w:r>
-              <w:rPr>
-                <w:rFonts w:ascii="Courier New" w:eastAsia="Times New Roman" w:hAnsi="Courier New" w:cs="Courier New"/>
-                <w:color w:val="808080"/>
-                <w:sz w:val="20"/>
-              </w:rPr>
-              <w:t xml:space="preserve"> и --</w:t>
-            </w:r>
-            <w:proofErr w:type="spellStart"/>
-            <w:r>
-              <w:rPr>
-                <w:rFonts w:ascii="Courier New" w:eastAsia="Times New Roman" w:hAnsi="Courier New" w:cs="Courier New"/>
-                <w:color w:val="808080"/>
-                <w:sz w:val="20"/>
-              </w:rPr>
-              <w:t>depth</w:t>
-            </w:r>
-            <w:proofErr w:type="spellEnd"/>
-            <w:r>
-              <w:rPr>
-                <w:rFonts w:ascii="Courier New" w:eastAsia="Times New Roman" w:hAnsi="Courier New" w:cs="Courier New"/>
-                <w:color w:val="808080"/>
-                <w:sz w:val="20"/>
-              </w:rPr>
-              <w:t xml:space="preserve"> должны быть положительными"</w:t>
+              <w:t>"--timeout и --depth должны быть положительными"</w:t>
             </w:r>
             <w:r>
               <w:rPr>
@@ -9025,7 +8517,7 @@
         <w:rPr>
           <w:sz w:val="30"/>
           <w:szCs w:val="26"/>
-          <w:lang w:val="en-US" w:bidi="ar-SA"/>
+          <w:lang w:bidi="ar-SA"/>
         </w:rPr>
       </w:pPr>
       <w:r>
@@ -9034,6 +8526,7 @@
           <w:szCs w:val="26"/>
           <w:lang w:bidi="ar-SA"/>
         </w:rPr>
+        <w:lastRenderedPageBreak/>
         <w:t>Программа представляет из себя консольную утилиту, у которой есть несколько полезных параметров, а именно</w:t>
       </w:r>
       <w:r>
@@ -9086,7 +8579,6 @@
         </w:rPr>
         <w:t xml:space="preserve">позволяет задать папку, в которой указаны </w:t>
       </w:r>
-      <w:proofErr w:type="spellStart"/>
       <w:r>
         <w:rPr>
           <w:sz w:val="30"/>
@@ -9095,7 +8587,6 @@
         </w:rPr>
         <w:t>json</w:t>
       </w:r>
-      <w:proofErr w:type="spellEnd"/>
       <w:r>
         <w:rPr>
           <w:sz w:val="30"/>
@@ -9128,7 +8619,6 @@
           <w:szCs w:val="26"/>
           <w:lang w:bidi="ar-SA"/>
         </w:rPr>
-        <w:lastRenderedPageBreak/>
         <w:t>--</w:t>
       </w:r>
       <w:r>
@@ -9321,7 +8811,6 @@
         </w:rPr>
         <w:t xml:space="preserve">для вызова </w:t>
       </w:r>
-      <w:proofErr w:type="spellStart"/>
       <w:r>
         <w:rPr>
           <w:sz w:val="30"/>
@@ -9330,7 +8819,6 @@
         </w:rPr>
         <w:t>gcc</w:t>
       </w:r>
-      <w:proofErr w:type="spellEnd"/>
       <w:r>
         <w:rPr>
           <w:sz w:val="30"/>
@@ -9449,7 +8937,7 @@
         <w:rPr>
           <w:sz w:val="30"/>
           <w:szCs w:val="26"/>
-          <w:lang w:val="en-US" w:bidi="ar-SA"/>
+          <w:lang w:bidi="ar-SA"/>
         </w:rPr>
       </w:pPr>
       <w:r>
@@ -9561,16 +9049,42 @@
                 <w:sz w:val="20"/>
               </w:rPr>
             </w:pPr>
-            <w:proofErr w:type="spellStart"/>
-            <w:r>
-              <w:rPr>
-                <w:rFonts w:ascii="Courier New" w:eastAsia="Times New Roman" w:hAnsi="Courier New" w:cs="Courier New"/>
-                <w:color w:val="000000"/>
-                <w:sz w:val="20"/>
-              </w:rPr>
-              <w:t>build</w:t>
-            </w:r>
-            <w:proofErr w:type="spellEnd"/>
+            <w:r>
+              <w:rPr>
+                <w:rFonts w:ascii="Courier New" w:eastAsia="Times New Roman" w:hAnsi="Courier New" w:cs="Courier New"/>
+                <w:color w:val="000000"/>
+                <w:sz w:val="20"/>
+              </w:rPr>
+              <w:t xml:space="preserve">build </w:t>
+            </w:r>
+            <w:r>
+              <w:rPr>
+                <w:rFonts w:ascii="Courier New" w:eastAsia="Times New Roman" w:hAnsi="Courier New" w:cs="Courier New"/>
+                <w:b/>
+                <w:bCs/>
+                <w:color w:val="000080"/>
+                <w:sz w:val="20"/>
+              </w:rPr>
+              <w:t>=</w:t>
+            </w:r>
+            <w:r>
+              <w:rPr>
+                <w:rFonts w:ascii="Courier New" w:eastAsia="Times New Roman" w:hAnsi="Courier New" w:cs="Courier New"/>
+                <w:color w:val="000000"/>
+                <w:sz w:val="20"/>
+              </w:rPr>
+              <w:t xml:space="preserve"> ROOT </w:t>
+            </w:r>
+            <w:r>
+              <w:rPr>
+                <w:rFonts w:ascii="Courier New" w:eastAsia="Times New Roman" w:hAnsi="Courier New" w:cs="Courier New"/>
+                <w:b/>
+                <w:bCs/>
+                <w:color w:val="000080"/>
+                <w:sz w:val="20"/>
+              </w:rPr>
+              <w:t>/</w:t>
+            </w:r>
             <w:r>
               <w:rPr>
                 <w:rFonts w:ascii="Courier New" w:eastAsia="Times New Roman" w:hAnsi="Courier New" w:cs="Courier New"/>
@@ -9582,64 +9096,10 @@
             <w:r>
               <w:rPr>
                 <w:rFonts w:ascii="Courier New" w:eastAsia="Times New Roman" w:hAnsi="Courier New" w:cs="Courier New"/>
-                <w:b/>
-                <w:bCs/>
-                <w:color w:val="000080"/>
-                <w:sz w:val="20"/>
-              </w:rPr>
-              <w:t>=</w:t>
-            </w:r>
-            <w:r>
-              <w:rPr>
-                <w:rFonts w:ascii="Courier New" w:eastAsia="Times New Roman" w:hAnsi="Courier New" w:cs="Courier New"/>
-                <w:color w:val="000000"/>
-                <w:sz w:val="20"/>
-              </w:rPr>
-              <w:t xml:space="preserve"> ROOT </w:t>
-            </w:r>
-            <w:r>
-              <w:rPr>
-                <w:rFonts w:ascii="Courier New" w:eastAsia="Times New Roman" w:hAnsi="Courier New" w:cs="Courier New"/>
-                <w:b/>
-                <w:bCs/>
-                <w:color w:val="000080"/>
-                <w:sz w:val="20"/>
-              </w:rPr>
-              <w:t>/</w:t>
-            </w:r>
-            <w:r>
-              <w:rPr>
-                <w:rFonts w:ascii="Courier New" w:eastAsia="Times New Roman" w:hAnsi="Courier New" w:cs="Courier New"/>
-                <w:color w:val="000000"/>
-                <w:sz w:val="20"/>
-              </w:rPr>
-              <w:t xml:space="preserve"> </w:t>
-            </w:r>
-            <w:r>
-              <w:rPr>
-                <w:rFonts w:ascii="Courier New" w:eastAsia="Times New Roman" w:hAnsi="Courier New" w:cs="Courier New"/>
                 <w:color w:val="808080"/>
                 <w:sz w:val="20"/>
               </w:rPr>
-              <w:t>"</w:t>
-            </w:r>
-            <w:proofErr w:type="spellStart"/>
-            <w:r>
-              <w:rPr>
-                <w:rFonts w:ascii="Courier New" w:eastAsia="Times New Roman" w:hAnsi="Courier New" w:cs="Courier New"/>
-                <w:color w:val="808080"/>
-                <w:sz w:val="20"/>
-              </w:rPr>
-              <w:t>build</w:t>
-            </w:r>
-            <w:proofErr w:type="spellEnd"/>
-            <w:r>
-              <w:rPr>
-                <w:rFonts w:ascii="Courier New" w:eastAsia="Times New Roman" w:hAnsi="Courier New" w:cs="Courier New"/>
-                <w:color w:val="808080"/>
-                <w:sz w:val="20"/>
-              </w:rPr>
-              <w:t>"</w:t>
+              <w:t>"build"</w:t>
             </w:r>
           </w:p>
           <w:p>
@@ -9656,8 +9116,6 @@
                 <w:lang w:val="en-US"/>
               </w:rPr>
             </w:pPr>
-            <w:proofErr w:type="spellStart"/>
-            <w:proofErr w:type="gramStart"/>
             <w:r>
               <w:rPr>
                 <w:rFonts w:ascii="Courier New" w:eastAsia="Times New Roman" w:hAnsi="Courier New" w:cs="Courier New"/>
@@ -9689,8 +9147,6 @@
               </w:rPr>
               <w:t>mkdir</w:t>
             </w:r>
-            <w:proofErr w:type="spellEnd"/>
-            <w:proofErr w:type="gramEnd"/>
             <w:r>
               <w:rPr>
                 <w:rFonts w:ascii="Courier New" w:eastAsia="Times New Roman" w:hAnsi="Courier New" w:cs="Courier New"/>
@@ -9702,7 +9158,6 @@
               </w:rPr>
               <w:t>(</w:t>
             </w:r>
-            <w:proofErr w:type="spellStart"/>
             <w:r>
               <w:rPr>
                 <w:rFonts w:ascii="Courier New" w:eastAsia="Times New Roman" w:hAnsi="Courier New" w:cs="Courier New"/>
@@ -9712,7 +9167,6 @@
               </w:rPr>
               <w:t>exist_ok</w:t>
             </w:r>
-            <w:proofErr w:type="spellEnd"/>
             <w:r>
               <w:rPr>
                 <w:rFonts w:ascii="Courier New" w:eastAsia="Times New Roman" w:hAnsi="Courier New" w:cs="Courier New"/>
@@ -9763,25 +9217,14 @@
                 <w:lang w:val="en-US"/>
               </w:rPr>
             </w:pPr>
-            <w:proofErr w:type="spellStart"/>
-            <w:r>
-              <w:rPr>
-                <w:rFonts w:ascii="Courier New" w:eastAsia="Times New Roman" w:hAnsi="Courier New" w:cs="Courier New"/>
-                <w:color w:val="000000"/>
-                <w:sz w:val="20"/>
-                <w:lang w:val="en-US"/>
-              </w:rPr>
-              <w:t>run_folder</w:t>
-            </w:r>
-            <w:proofErr w:type="spellEnd"/>
-            <w:r>
-              <w:rPr>
-                <w:rFonts w:ascii="Courier New" w:eastAsia="Times New Roman" w:hAnsi="Courier New" w:cs="Courier New"/>
-                <w:color w:val="000000"/>
-                <w:sz w:val="20"/>
-                <w:lang w:val="en-US"/>
-              </w:rPr>
-              <w:t xml:space="preserve"> </w:t>
+            <w:r>
+              <w:rPr>
+                <w:rFonts w:ascii="Courier New" w:eastAsia="Times New Roman" w:hAnsi="Courier New" w:cs="Courier New"/>
+                <w:color w:val="000000"/>
+                <w:sz w:val="20"/>
+                <w:lang w:val="en-US"/>
+              </w:rPr>
+              <w:t xml:space="preserve">run_folder </w:t>
             </w:r>
             <w:r>
               <w:rPr>
@@ -9801,17 +9244,7 @@
                 <w:sz w:val="20"/>
                 <w:lang w:val="en-US"/>
               </w:rPr>
-              <w:t xml:space="preserve"> </w:t>
-            </w:r>
-            <w:proofErr w:type="gramStart"/>
-            <w:r>
-              <w:rPr>
-                <w:rFonts w:ascii="Courier New" w:eastAsia="Times New Roman" w:hAnsi="Courier New" w:cs="Courier New"/>
-                <w:color w:val="000000"/>
-                <w:sz w:val="20"/>
-                <w:lang w:val="en-US"/>
-              </w:rPr>
-              <w:t>Path</w:t>
+              <w:t xml:space="preserve"> Path</w:t>
             </w:r>
             <w:r>
               <w:rPr>
@@ -9824,8 +9257,6 @@
               </w:rPr>
               <w:t>(</w:t>
             </w:r>
-            <w:proofErr w:type="spellStart"/>
-            <w:proofErr w:type="gramEnd"/>
             <w:r>
               <w:rPr>
                 <w:rFonts w:ascii="Courier New" w:eastAsia="Times New Roman" w:hAnsi="Courier New" w:cs="Courier New"/>
@@ -9857,7 +9288,6 @@
               </w:rPr>
               <w:t>mkdtemp</w:t>
             </w:r>
-            <w:proofErr w:type="spellEnd"/>
             <w:r>
               <w:rPr>
                 <w:rFonts w:ascii="Courier New" w:eastAsia="Times New Roman" w:hAnsi="Courier New" w:cs="Courier New"/>
@@ -9917,7 +9347,6 @@
               </w:rPr>
               <w:t>=</w:t>
             </w:r>
-            <w:proofErr w:type="spellStart"/>
             <w:r>
               <w:rPr>
                 <w:rFonts w:ascii="Courier New" w:eastAsia="Times New Roman" w:hAnsi="Courier New" w:cs="Courier New"/>
@@ -9949,31 +9378,17 @@
               </w:rPr>
               <w:t>now</w:t>
             </w:r>
-            <w:proofErr w:type="spellEnd"/>
-            <w:r>
-              <w:rPr>
-                <w:rFonts w:ascii="Courier New" w:eastAsia="Times New Roman" w:hAnsi="Courier New" w:cs="Courier New"/>
-                <w:b/>
-                <w:bCs/>
-                <w:color w:val="000080"/>
-                <w:sz w:val="20"/>
-                <w:lang w:val="en-US"/>
-              </w:rPr>
-              <w:t>(</w:t>
-            </w:r>
-            <w:proofErr w:type="gramStart"/>
-            <w:r>
-              <w:rPr>
-                <w:rFonts w:ascii="Courier New" w:eastAsia="Times New Roman" w:hAnsi="Courier New" w:cs="Courier New"/>
-                <w:b/>
-                <w:bCs/>
-                <w:color w:val="000080"/>
-                <w:sz w:val="20"/>
-                <w:lang w:val="en-US"/>
-              </w:rPr>
-              <w:t>).</w:t>
-            </w:r>
-            <w:proofErr w:type="spellStart"/>
+            <w:r>
+              <w:rPr>
+                <w:rFonts w:ascii="Courier New" w:eastAsia="Times New Roman" w:hAnsi="Courier New" w:cs="Courier New"/>
+                <w:b/>
+                <w:bCs/>
+                <w:color w:val="000080"/>
+                <w:sz w:val="20"/>
+                <w:lang w:val="en-US"/>
+              </w:rPr>
+              <w:t>().</w:t>
+            </w:r>
             <w:r>
               <w:rPr>
                 <w:rFonts w:ascii="Courier New" w:eastAsia="Times New Roman" w:hAnsi="Courier New" w:cs="Courier New"/>
@@ -9985,8 +9400,6 @@
               </w:rPr>
               <w:t>strftime</w:t>
             </w:r>
-            <w:proofErr w:type="spellEnd"/>
-            <w:proofErr w:type="gramEnd"/>
             <w:r>
               <w:rPr>
                 <w:rFonts w:ascii="Courier New" w:eastAsia="Times New Roman" w:hAnsi="Courier New" w:cs="Courier New"/>
@@ -10005,27 +9418,7 @@
                 <w:sz w:val="20"/>
                 <w:lang w:val="en-US"/>
               </w:rPr>
-              <w:t>"%</w:t>
-            </w:r>
-            <w:proofErr w:type="spellStart"/>
-            <w:r>
-              <w:rPr>
-                <w:rFonts w:ascii="Courier New" w:eastAsia="Times New Roman" w:hAnsi="Courier New" w:cs="Courier New"/>
-                <w:color w:val="808080"/>
-                <w:sz w:val="20"/>
-                <w:lang w:val="en-US"/>
-              </w:rPr>
-              <w:t>Y%m%d</w:t>
-            </w:r>
-            <w:proofErr w:type="spellEnd"/>
-            <w:r>
-              <w:rPr>
-                <w:rFonts w:ascii="Courier New" w:eastAsia="Times New Roman" w:hAnsi="Courier New" w:cs="Courier New"/>
-                <w:color w:val="808080"/>
-                <w:sz w:val="20"/>
-                <w:lang w:val="en-US"/>
-              </w:rPr>
-              <w:t>_%H%M%S_"</w:t>
+              <w:t>"%Y%m%d_%H%M%S_"</w:t>
             </w:r>
             <w:r>
               <w:rPr>
@@ -10047,7 +9440,6 @@
               </w:rPr>
               <w:t xml:space="preserve"> </w:t>
             </w:r>
-            <w:proofErr w:type="spellStart"/>
             <w:r>
               <w:rPr>
                 <w:rFonts w:ascii="Courier New" w:eastAsia="Times New Roman" w:hAnsi="Courier New" w:cs="Courier New"/>
@@ -10059,7 +9451,6 @@
               </w:rPr>
               <w:t>dir</w:t>
             </w:r>
-            <w:proofErr w:type="spellEnd"/>
             <w:r>
               <w:rPr>
                 <w:rFonts w:ascii="Courier New" w:eastAsia="Times New Roman" w:hAnsi="Courier New" w:cs="Courier New"/>
@@ -10170,27 +9561,7 @@
                 <w:sz w:val="20"/>
                 <w:lang w:val="en-US"/>
               </w:rPr>
-              <w:t xml:space="preserve"> </w:t>
-            </w:r>
-            <w:proofErr w:type="spellStart"/>
-            <w:r>
-              <w:rPr>
-                <w:rFonts w:ascii="Courier New" w:eastAsia="Times New Roman" w:hAnsi="Courier New" w:cs="Courier New"/>
-                <w:color w:val="000000"/>
-                <w:sz w:val="20"/>
-                <w:lang w:val="en-US"/>
-              </w:rPr>
-              <w:t>run_folder</w:t>
-            </w:r>
-            <w:proofErr w:type="spellEnd"/>
-            <w:r>
-              <w:rPr>
-                <w:rFonts w:ascii="Courier New" w:eastAsia="Times New Roman" w:hAnsi="Courier New" w:cs="Courier New"/>
-                <w:color w:val="000000"/>
-                <w:sz w:val="20"/>
-                <w:lang w:val="en-US"/>
-              </w:rPr>
-              <w:t xml:space="preserve"> </w:t>
+              <w:t xml:space="preserve"> run_folder </w:t>
             </w:r>
             <w:r>
               <w:rPr>
@@ -10500,19 +9871,8 @@
                 <w:sz w:val="20"/>
                 <w:lang w:val="en-US"/>
               </w:rPr>
-              <w:t xml:space="preserve"> </w:t>
-            </w:r>
-            <w:proofErr w:type="spellStart"/>
-            <w:r>
-              <w:rPr>
-                <w:rFonts w:ascii="Courier New" w:eastAsia="Times New Roman" w:hAnsi="Courier New" w:cs="Courier New"/>
-                <w:color w:val="000000"/>
-                <w:sz w:val="20"/>
-                <w:lang w:val="en-US"/>
-              </w:rPr>
-              <w:t>load_tasks</w:t>
-            </w:r>
-            <w:proofErr w:type="spellEnd"/>
+              <w:t xml:space="preserve"> load_tasks</w:t>
+            </w:r>
             <w:r>
               <w:rPr>
                 <w:rFonts w:ascii="Courier New" w:eastAsia="Times New Roman" w:hAnsi="Courier New" w:cs="Courier New"/>
@@ -10524,8 +9884,6 @@
               </w:rPr>
               <w:t>(</w:t>
             </w:r>
-            <w:proofErr w:type="spellStart"/>
-            <w:proofErr w:type="gramStart"/>
             <w:r>
               <w:rPr>
                 <w:rFonts w:ascii="Courier New" w:eastAsia="Times New Roman" w:hAnsi="Courier New" w:cs="Courier New"/>
@@ -10557,8 +9915,6 @@
               </w:rPr>
               <w:t>tasks</w:t>
             </w:r>
-            <w:proofErr w:type="spellEnd"/>
-            <w:proofErr w:type="gramEnd"/>
             <w:r>
               <w:rPr>
                 <w:rFonts w:ascii="Courier New" w:eastAsia="Times New Roman" w:hAnsi="Courier New" w:cs="Courier New"/>
@@ -10599,18 +9955,8 @@
                 <w:color w:val="008000"/>
                 <w:sz w:val="20"/>
               </w:rPr>
-              <w:t xml:space="preserve"># Поиск выбранных тестов по шаблону из </w:t>
-            </w:r>
-            <w:proofErr w:type="spellStart"/>
-            <w:r>
-              <w:rPr>
-                <w:rFonts w:ascii="Courier New" w:eastAsia="Times New Roman" w:hAnsi="Courier New" w:cs="Courier New"/>
-                <w:color w:val="008000"/>
-                <w:sz w:val="20"/>
-              </w:rPr>
-              <w:t>args.test</w:t>
-            </w:r>
-            <w:proofErr w:type="spellEnd"/>
+              <w:t># Поиск выбранных тестов по шаблону из args.test</w:t>
+            </w:r>
           </w:p>
           <w:p>
             <w:pPr>
@@ -10740,18 +10086,7 @@
                 <w:sz w:val="20"/>
                 <w:lang w:val="en-US"/>
               </w:rPr>
-              <w:t xml:space="preserve"> </w:t>
-            </w:r>
-            <w:proofErr w:type="spellStart"/>
-            <w:proofErr w:type="gramStart"/>
-            <w:r>
-              <w:rPr>
-                <w:rFonts w:ascii="Courier New" w:eastAsia="Times New Roman" w:hAnsi="Courier New" w:cs="Courier New"/>
-                <w:color w:val="000000"/>
-                <w:sz w:val="20"/>
-                <w:lang w:val="en-US"/>
-              </w:rPr>
-              <w:t>test</w:t>
+              <w:t xml:space="preserve"> test</w:t>
             </w:r>
             <w:r>
               <w:rPr>
@@ -10775,8 +10110,6 @@
               </w:rPr>
               <w:t>copy</w:t>
             </w:r>
-            <w:proofErr w:type="spellEnd"/>
-            <w:proofErr w:type="gramEnd"/>
             <w:r>
               <w:rPr>
                 <w:rFonts w:ascii="Courier New" w:eastAsia="Times New Roman" w:hAnsi="Courier New" w:cs="Courier New"/>
@@ -10950,18 +10283,7 @@
                 <w:sz w:val="20"/>
                 <w:lang w:val="en-US"/>
               </w:rPr>
-              <w:t xml:space="preserve"> </w:t>
-            </w:r>
-            <w:proofErr w:type="spellStart"/>
-            <w:proofErr w:type="gramStart"/>
-            <w:r>
-              <w:rPr>
-                <w:rFonts w:ascii="Courier New" w:eastAsia="Times New Roman" w:hAnsi="Courier New" w:cs="Courier New"/>
-                <w:color w:val="000000"/>
-                <w:sz w:val="20"/>
-                <w:lang w:val="en-US"/>
-              </w:rPr>
-              <w:t>fnmatch</w:t>
+              <w:t xml:space="preserve"> fnmatch</w:t>
             </w:r>
             <w:r>
               <w:rPr>
@@ -10985,8 +10307,6 @@
               </w:rPr>
               <w:t>fnmatchcase</w:t>
             </w:r>
-            <w:proofErr w:type="spellEnd"/>
-            <w:proofErr w:type="gramEnd"/>
             <w:r>
               <w:rPr>
                 <w:rFonts w:ascii="Courier New" w:eastAsia="Times New Roman" w:hAnsi="Courier New" w:cs="Courier New"/>
@@ -11127,7 +10447,6 @@
               </w:rPr>
               <w:t xml:space="preserve"> </w:t>
             </w:r>
-            <w:proofErr w:type="spellStart"/>
             <w:r>
               <w:rPr>
                 <w:rFonts w:ascii="Courier New" w:eastAsia="Times New Roman" w:hAnsi="Courier New" w:cs="Courier New"/>
@@ -11159,7 +10478,6 @@
               </w:rPr>
               <w:t>test</w:t>
             </w:r>
-            <w:proofErr w:type="spellEnd"/>
             <w:r>
               <w:rPr>
                 <w:rFonts w:ascii="Courier New" w:eastAsia="Times New Roman" w:hAnsi="Courier New" w:cs="Courier New"/>
@@ -11327,8 +10645,6 @@
               </w:rPr>
               <w:t xml:space="preserve"> </w:t>
             </w:r>
-            <w:proofErr w:type="spellStart"/>
-            <w:proofErr w:type="gramStart"/>
             <w:r>
               <w:rPr>
                 <w:rFonts w:ascii="Courier New" w:eastAsia="Times New Roman" w:hAnsi="Courier New" w:cs="Courier New"/>
@@ -11340,7 +10656,6 @@
               </w:rPr>
               <w:t>ValueError</w:t>
             </w:r>
-            <w:proofErr w:type="spellEnd"/>
             <w:r>
               <w:rPr>
                 <w:rFonts w:ascii="Courier New" w:eastAsia="Times New Roman" w:hAnsi="Courier New" w:cs="Courier New"/>
@@ -11352,7 +10667,6 @@
               </w:rPr>
               <w:t>(</w:t>
             </w:r>
-            <w:proofErr w:type="gramEnd"/>
             <w:r>
               <w:rPr>
                 <w:rFonts w:ascii="Courier New" w:eastAsia="Times New Roman" w:hAnsi="Courier New" w:cs="Courier New"/>
@@ -11430,7 +10744,6 @@
               </w:rPr>
               <w:t xml:space="preserve"> {</w:t>
             </w:r>
-            <w:proofErr w:type="spellStart"/>
             <w:r>
               <w:rPr>
                 <w:rFonts w:ascii="Courier New" w:eastAsia="Times New Roman" w:hAnsi="Courier New" w:cs="Courier New"/>
@@ -11469,17 +10782,7 @@
                 <w:sz w:val="20"/>
                 <w:lang w:val="en-US"/>
               </w:rPr>
-              <w:t>!r</w:t>
-            </w:r>
-            <w:proofErr w:type="spellEnd"/>
-            <w:r>
-              <w:rPr>
-                <w:rFonts w:ascii="Courier New" w:eastAsia="Times New Roman" w:hAnsi="Courier New" w:cs="Courier New"/>
-                <w:color w:val="808080"/>
-                <w:sz w:val="20"/>
-                <w:lang w:val="en-US"/>
-              </w:rPr>
-              <w:t>}"</w:t>
+              <w:t>!r}"</w:t>
             </w:r>
             <w:r>
               <w:rPr>
@@ -11641,29 +10944,8 @@
                 <w:sz w:val="20"/>
                 <w:lang w:val="en-US"/>
               </w:rPr>
-              <w:t>"</w:t>
-            </w:r>
-            <w:proofErr w:type="spellStart"/>
-            <w:r>
-              <w:rPr>
-                <w:rFonts w:ascii="Courier New" w:eastAsia="Times New Roman" w:hAnsi="Courier New" w:cs="Courier New"/>
-                <w:color w:val="808080"/>
-                <w:sz w:val="20"/>
-                <w:lang w:val="en-US"/>
-              </w:rPr>
-              <w:t>template.pml</w:t>
-            </w:r>
-            <w:proofErr w:type="spellEnd"/>
-            <w:r>
-              <w:rPr>
-                <w:rFonts w:ascii="Courier New" w:eastAsia="Times New Roman" w:hAnsi="Courier New" w:cs="Courier New"/>
-                <w:color w:val="808080"/>
-                <w:sz w:val="20"/>
-                <w:lang w:val="en-US"/>
-              </w:rPr>
-              <w:t>"</w:t>
-            </w:r>
-            <w:proofErr w:type="gramStart"/>
+              <w:t>"template.pml"</w:t>
+            </w:r>
             <w:r>
               <w:rPr>
                 <w:rFonts w:ascii="Courier New" w:eastAsia="Times New Roman" w:hAnsi="Courier New" w:cs="Courier New"/>
@@ -11675,7 +10957,6 @@
               </w:rPr>
               <w:t>).</w:t>
             </w:r>
-            <w:proofErr w:type="spellStart"/>
             <w:r>
               <w:rPr>
                 <w:rFonts w:ascii="Courier New" w:eastAsia="Times New Roman" w:hAnsi="Courier New" w:cs="Courier New"/>
@@ -11685,21 +10966,8 @@
                 <w:sz w:val="20"/>
                 <w:lang w:val="en-US"/>
               </w:rPr>
-              <w:t>read</w:t>
-            </w:r>
-            <w:proofErr w:type="gramEnd"/>
-            <w:r>
-              <w:rPr>
-                <w:rFonts w:ascii="Courier New" w:eastAsia="Times New Roman" w:hAnsi="Courier New" w:cs="Courier New"/>
-                <w:i/>
-                <w:iCs/>
-                <w:color w:val="FF8000"/>
-                <w:sz w:val="20"/>
-                <w:lang w:val="en-US"/>
-              </w:rPr>
-              <w:t>_text</w:t>
-            </w:r>
-            <w:proofErr w:type="spellEnd"/>
+              <w:t>read_text</w:t>
+            </w:r>
             <w:r>
               <w:rPr>
                 <w:rFonts w:ascii="Courier New" w:eastAsia="Times New Roman" w:hAnsi="Courier New" w:cs="Courier New"/>
@@ -11773,6 +11041,7 @@
                 <w:sz w:val="20"/>
                 <w:lang w:val="en-US"/>
               </w:rPr>
+              <w:lastRenderedPageBreak/>
               <w:t xml:space="preserve">    </w:t>
             </w:r>
             <w:r>
@@ -11843,81 +11112,48 @@
                 <w:sz w:val="20"/>
                 <w:lang w:val="en-US"/>
               </w:rPr>
+              <w:t xml:space="preserve"> run_command</w:t>
+            </w:r>
+            <w:r>
+              <w:rPr>
+                <w:rFonts w:ascii="Courier New" w:eastAsia="Times New Roman" w:hAnsi="Courier New" w:cs="Courier New"/>
+                <w:b/>
+                <w:bCs/>
+                <w:color w:val="000080"/>
+                <w:sz w:val="20"/>
+                <w:lang w:val="en-US"/>
+              </w:rPr>
+              <w:t>([</w:t>
+            </w:r>
+            <w:r>
+              <w:rPr>
+                <w:rFonts w:ascii="Courier New" w:eastAsia="Times New Roman" w:hAnsi="Courier New" w:cs="Courier New"/>
+                <w:color w:val="000000"/>
+                <w:sz w:val="20"/>
+                <w:lang w:val="en-US"/>
+              </w:rPr>
+              <w:t>spin</w:t>
+            </w:r>
+            <w:r>
+              <w:rPr>
+                <w:rFonts w:ascii="Courier New" w:eastAsia="Times New Roman" w:hAnsi="Courier New" w:cs="Courier New"/>
+                <w:b/>
+                <w:bCs/>
+                <w:color w:val="000080"/>
+                <w:sz w:val="20"/>
+                <w:lang w:val="en-US"/>
+              </w:rPr>
+              <w:t>,</w:t>
+            </w:r>
+            <w:r>
+              <w:rPr>
+                <w:rFonts w:ascii="Courier New" w:eastAsia="Times New Roman" w:hAnsi="Courier New" w:cs="Courier New"/>
+                <w:color w:val="000000"/>
+                <w:sz w:val="20"/>
+                <w:lang w:val="en-US"/>
+              </w:rPr>
               <w:t xml:space="preserve"> </w:t>
             </w:r>
-            <w:proofErr w:type="spellStart"/>
-            <w:r>
-              <w:rPr>
-                <w:rFonts w:ascii="Courier New" w:eastAsia="Times New Roman" w:hAnsi="Courier New" w:cs="Courier New"/>
-                <w:color w:val="000000"/>
-                <w:sz w:val="20"/>
-                <w:lang w:val="en-US"/>
-              </w:rPr>
-              <w:t>run_</w:t>
-            </w:r>
-            <w:proofErr w:type="gramStart"/>
-            <w:r>
-              <w:rPr>
-                <w:rFonts w:ascii="Courier New" w:eastAsia="Times New Roman" w:hAnsi="Courier New" w:cs="Courier New"/>
-                <w:color w:val="000000"/>
-                <w:sz w:val="20"/>
-                <w:lang w:val="en-US"/>
-              </w:rPr>
-              <w:t>command</w:t>
-            </w:r>
-            <w:proofErr w:type="spellEnd"/>
-            <w:r>
-              <w:rPr>
-                <w:rFonts w:ascii="Courier New" w:eastAsia="Times New Roman" w:hAnsi="Courier New" w:cs="Courier New"/>
-                <w:b/>
-                <w:bCs/>
-                <w:color w:val="000080"/>
-                <w:sz w:val="20"/>
-                <w:lang w:val="en-US"/>
-              </w:rPr>
-              <w:t>(</w:t>
-            </w:r>
-            <w:proofErr w:type="gramEnd"/>
-            <w:r>
-              <w:rPr>
-                <w:rFonts w:ascii="Courier New" w:eastAsia="Times New Roman" w:hAnsi="Courier New" w:cs="Courier New"/>
-                <w:b/>
-                <w:bCs/>
-                <w:color w:val="000080"/>
-                <w:sz w:val="20"/>
-                <w:lang w:val="en-US"/>
-              </w:rPr>
-              <w:t>[</w:t>
-            </w:r>
-            <w:r>
-              <w:rPr>
-                <w:rFonts w:ascii="Courier New" w:eastAsia="Times New Roman" w:hAnsi="Courier New" w:cs="Courier New"/>
-                <w:color w:val="000000"/>
-                <w:sz w:val="20"/>
-                <w:lang w:val="en-US"/>
-              </w:rPr>
-              <w:t>spin</w:t>
-            </w:r>
-            <w:r>
-              <w:rPr>
-                <w:rFonts w:ascii="Courier New" w:eastAsia="Times New Roman" w:hAnsi="Courier New" w:cs="Courier New"/>
-                <w:b/>
-                <w:bCs/>
-                <w:color w:val="000080"/>
-                <w:sz w:val="20"/>
-                <w:lang w:val="en-US"/>
-              </w:rPr>
-              <w:t>,</w:t>
-            </w:r>
-            <w:r>
-              <w:rPr>
-                <w:rFonts w:ascii="Courier New" w:eastAsia="Times New Roman" w:hAnsi="Courier New" w:cs="Courier New"/>
-                <w:color w:val="000000"/>
-                <w:sz w:val="20"/>
-                <w:lang w:val="en-US"/>
-              </w:rPr>
-              <w:t xml:space="preserve"> </w:t>
-            </w:r>
             <w:r>
               <w:rPr>
                 <w:rFonts w:ascii="Courier New" w:eastAsia="Times New Roman" w:hAnsi="Courier New" w:cs="Courier New"/>
@@ -11945,19 +11181,8 @@
                 <w:sz w:val="20"/>
                 <w:lang w:val="en-US"/>
               </w:rPr>
-              <w:t xml:space="preserve"> </w:t>
-            </w:r>
-            <w:proofErr w:type="spellStart"/>
-            <w:r>
-              <w:rPr>
-                <w:rFonts w:ascii="Courier New" w:eastAsia="Times New Roman" w:hAnsi="Courier New" w:cs="Courier New"/>
-                <w:color w:val="000000"/>
-                <w:sz w:val="20"/>
-                <w:lang w:val="en-US"/>
-              </w:rPr>
-              <w:t>run_folder</w:t>
-            </w:r>
-            <w:proofErr w:type="spellEnd"/>
+              <w:t xml:space="preserve"> run_folder</w:t>
+            </w:r>
             <w:r>
               <w:rPr>
                 <w:rFonts w:ascii="Courier New" w:eastAsia="Times New Roman" w:hAnsi="Courier New" w:cs="Courier New"/>
@@ -12031,8 +11256,6 @@
               </w:rPr>
               <w:t xml:space="preserve">              </w:t>
             </w:r>
-            <w:proofErr w:type="spellStart"/>
-            <w:proofErr w:type="gramStart"/>
             <w:r>
               <w:rPr>
                 <w:rFonts w:ascii="Courier New" w:eastAsia="Times New Roman" w:hAnsi="Courier New" w:cs="Courier New"/>
@@ -12064,8 +11287,6 @@
               </w:rPr>
               <w:t>timeout</w:t>
             </w:r>
-            <w:proofErr w:type="spellEnd"/>
-            <w:proofErr w:type="gramEnd"/>
             <w:r>
               <w:rPr>
                 <w:rFonts w:ascii="Courier New" w:eastAsia="Times New Roman" w:hAnsi="Courier New" w:cs="Courier New"/>
@@ -12119,18 +11340,7 @@
                 <w:sz w:val="20"/>
                 <w:lang w:val="en-US"/>
               </w:rPr>
-              <w:t xml:space="preserve"> </w:t>
-            </w:r>
-            <w:proofErr w:type="spellStart"/>
-            <w:proofErr w:type="gramStart"/>
-            <w:r>
-              <w:rPr>
-                <w:rFonts w:ascii="Courier New" w:eastAsia="Times New Roman" w:hAnsi="Courier New" w:cs="Courier New"/>
-                <w:color w:val="000000"/>
-                <w:sz w:val="20"/>
-                <w:lang w:val="en-US"/>
-              </w:rPr>
-              <w:t>version</w:t>
+              <w:t xml:space="preserve"> version</w:t>
             </w:r>
             <w:r>
               <w:rPr>
@@ -12154,8 +11364,6 @@
               </w:rPr>
               <w:t>returncode</w:t>
             </w:r>
-            <w:proofErr w:type="spellEnd"/>
-            <w:proofErr w:type="gramEnd"/>
             <w:r>
               <w:rPr>
                 <w:rFonts w:ascii="Courier New" w:eastAsia="Times New Roman" w:hAnsi="Courier New" w:cs="Courier New"/>
@@ -12217,6 +11425,7 @@
                 <w:rFonts w:ascii="Courier New" w:eastAsia="Times New Roman" w:hAnsi="Courier New" w:cs="Courier New"/>
                 <w:color w:val="000000"/>
                 <w:sz w:val="20"/>
+                <w:lang w:val="en-US"/>
               </w:rPr>
             </w:pPr>
             <w:r>
@@ -12248,8 +11457,6 @@
               </w:rPr>
               <w:t xml:space="preserve"> </w:t>
             </w:r>
-            <w:proofErr w:type="spellStart"/>
-            <w:proofErr w:type="gramStart"/>
             <w:r>
               <w:rPr>
                 <w:rFonts w:ascii="Courier New" w:eastAsia="Times New Roman" w:hAnsi="Courier New" w:cs="Courier New"/>
@@ -12261,7 +11468,6 @@
               </w:rPr>
               <w:t>RuntimeError</w:t>
             </w:r>
-            <w:proofErr w:type="spellEnd"/>
             <w:r>
               <w:rPr>
                 <w:rFonts w:ascii="Courier New" w:eastAsia="Times New Roman" w:hAnsi="Courier New" w:cs="Courier New"/>
@@ -12273,7 +11479,6 @@
               </w:rPr>
               <w:t>(</w:t>
             </w:r>
-            <w:proofErr w:type="gramEnd"/>
             <w:r>
               <w:rPr>
                 <w:rFonts w:ascii="Courier New" w:eastAsia="Times New Roman" w:hAnsi="Courier New" w:cs="Courier New"/>
@@ -12323,35 +11528,25 @@
                 <w:color w:val="808080"/>
                 <w:sz w:val="20"/>
               </w:rPr>
-              <w:t xml:space="preserve">Проверьте </w:t>
-            </w:r>
-            <w:proofErr w:type="spellStart"/>
-            <w:proofErr w:type="gramStart"/>
+              <w:t>Проверьте</w:t>
+            </w:r>
             <w:r>
               <w:rPr>
                 <w:rFonts w:ascii="Courier New" w:eastAsia="Times New Roman" w:hAnsi="Courier New" w:cs="Courier New"/>
                 <w:color w:val="808080"/>
                 <w:sz w:val="20"/>
-              </w:rPr>
-              <w:t>config.json</w:t>
-            </w:r>
-            <w:proofErr w:type="spellEnd"/>
-            <w:proofErr w:type="gramEnd"/>
-            <w:r>
-              <w:rPr>
-                <w:rFonts w:ascii="Courier New" w:eastAsia="Times New Roman" w:hAnsi="Courier New" w:cs="Courier New"/>
-                <w:color w:val="808080"/>
-                <w:sz w:val="20"/>
-              </w:rPr>
-              <w:t>"</w:t>
-            </w:r>
-            <w:r>
-              <w:rPr>
-                <w:rFonts w:ascii="Courier New" w:eastAsia="Times New Roman" w:hAnsi="Courier New" w:cs="Courier New"/>
-                <w:b/>
-                <w:bCs/>
-                <w:color w:val="000080"/>
-                <w:sz w:val="20"/>
+                <w:lang w:val="en-US"/>
+              </w:rPr>
+              <w:t xml:space="preserve"> config.json"</w:t>
+            </w:r>
+            <w:r>
+              <w:rPr>
+                <w:rFonts w:ascii="Courier New" w:eastAsia="Times New Roman" w:hAnsi="Courier New" w:cs="Courier New"/>
+                <w:b/>
+                <w:bCs/>
+                <w:color w:val="000080"/>
+                <w:sz w:val="20"/>
+                <w:lang w:val="en-US"/>
               </w:rPr>
               <w:t>)</w:t>
             </w:r>
@@ -12367,6 +11562,7 @@
                 <w:rFonts w:ascii="Courier New" w:eastAsia="Times New Roman" w:hAnsi="Courier New" w:cs="Courier New"/>
                 <w:color w:val="000000"/>
                 <w:sz w:val="20"/>
+                <w:lang w:val="en-US"/>
               </w:rPr>
             </w:pPr>
             <w:r>
@@ -12374,34 +11570,18 @@
                 <w:rFonts w:ascii="Courier New" w:eastAsia="Times New Roman" w:hAnsi="Courier New" w:cs="Courier New"/>
                 <w:color w:val="000000"/>
                 <w:sz w:val="20"/>
-              </w:rPr>
-              <w:t xml:space="preserve">    </w:t>
-            </w:r>
-            <w:proofErr w:type="spellStart"/>
-            <w:r>
-              <w:rPr>
-                <w:rFonts w:ascii="Courier New" w:eastAsia="Times New Roman" w:hAnsi="Courier New" w:cs="Courier New"/>
-                <w:color w:val="000000"/>
-                <w:sz w:val="20"/>
-              </w:rPr>
-              <w:t>environment</w:t>
-            </w:r>
-            <w:proofErr w:type="spellEnd"/>
-            <w:r>
-              <w:rPr>
-                <w:rFonts w:ascii="Courier New" w:eastAsia="Times New Roman" w:hAnsi="Courier New" w:cs="Courier New"/>
-                <w:color w:val="000000"/>
-                <w:sz w:val="20"/>
-              </w:rPr>
-              <w:t xml:space="preserve"> </w:t>
-            </w:r>
-            <w:r>
-              <w:rPr>
-                <w:rFonts w:ascii="Courier New" w:eastAsia="Times New Roman" w:hAnsi="Courier New" w:cs="Courier New"/>
-                <w:b/>
-                <w:bCs/>
-                <w:color w:val="000080"/>
-                <w:sz w:val="20"/>
+                <w:lang w:val="en-US"/>
+              </w:rPr>
+              <w:t xml:space="preserve">    environment </w:t>
+            </w:r>
+            <w:r>
+              <w:rPr>
+                <w:rFonts w:ascii="Courier New" w:eastAsia="Times New Roman" w:hAnsi="Courier New" w:cs="Courier New"/>
+                <w:b/>
+                <w:bCs/>
+                <w:color w:val="000080"/>
+                <w:sz w:val="20"/>
+                <w:lang w:val="en-US"/>
               </w:rPr>
               <w:t>=</w:t>
             </w:r>
@@ -12410,26 +11590,18 @@
                 <w:rFonts w:ascii="Courier New" w:eastAsia="Times New Roman" w:hAnsi="Courier New" w:cs="Courier New"/>
                 <w:color w:val="000000"/>
                 <w:sz w:val="20"/>
-              </w:rPr>
-              <w:t xml:space="preserve"> </w:t>
-            </w:r>
-            <w:proofErr w:type="spellStart"/>
-            <w:proofErr w:type="gramStart"/>
-            <w:r>
-              <w:rPr>
-                <w:rFonts w:ascii="Courier New" w:eastAsia="Times New Roman" w:hAnsi="Courier New" w:cs="Courier New"/>
-                <w:color w:val="000000"/>
-                <w:sz w:val="20"/>
-              </w:rPr>
-              <w:t>version</w:t>
-            </w:r>
-            <w:r>
-              <w:rPr>
-                <w:rFonts w:ascii="Courier New" w:eastAsia="Times New Roman" w:hAnsi="Courier New" w:cs="Courier New"/>
-                <w:b/>
-                <w:bCs/>
-                <w:color w:val="000080"/>
-                <w:sz w:val="20"/>
+                <w:lang w:val="en-US"/>
+              </w:rPr>
+              <w:t xml:space="preserve"> version</w:t>
+            </w:r>
+            <w:r>
+              <w:rPr>
+                <w:rFonts w:ascii="Courier New" w:eastAsia="Times New Roman" w:hAnsi="Courier New" w:cs="Courier New"/>
+                <w:b/>
+                <w:bCs/>
+                <w:color w:val="000080"/>
+                <w:sz w:val="20"/>
+                <w:lang w:val="en-US"/>
               </w:rPr>
               <w:t>.</w:t>
             </w:r>
@@ -12440,17 +11612,18 @@
                 <w:iCs/>
                 <w:color w:val="FF8000"/>
                 <w:sz w:val="20"/>
+                <w:lang w:val="en-US"/>
               </w:rPr>
               <w:t>stdout</w:t>
             </w:r>
-            <w:proofErr w:type="gramEnd"/>
-            <w:r>
-              <w:rPr>
-                <w:rFonts w:ascii="Courier New" w:eastAsia="Times New Roman" w:hAnsi="Courier New" w:cs="Courier New"/>
-                <w:b/>
-                <w:bCs/>
-                <w:color w:val="000080"/>
-                <w:sz w:val="20"/>
+            <w:r>
+              <w:rPr>
+                <w:rFonts w:ascii="Courier New" w:eastAsia="Times New Roman" w:hAnsi="Courier New" w:cs="Courier New"/>
+                <w:b/>
+                <w:bCs/>
+                <w:color w:val="000080"/>
+                <w:sz w:val="20"/>
+                <w:lang w:val="en-US"/>
               </w:rPr>
               <w:t>.</w:t>
             </w:r>
@@ -12461,17 +11634,18 @@
                 <w:iCs/>
                 <w:color w:val="FF8000"/>
                 <w:sz w:val="20"/>
+                <w:lang w:val="en-US"/>
               </w:rPr>
               <w:t>strip</w:t>
             </w:r>
-            <w:proofErr w:type="spellEnd"/>
-            <w:r>
-              <w:rPr>
-                <w:rFonts w:ascii="Courier New" w:eastAsia="Times New Roman" w:hAnsi="Courier New" w:cs="Courier New"/>
-                <w:b/>
-                <w:bCs/>
-                <w:color w:val="000080"/>
-                <w:sz w:val="20"/>
+            <w:r>
+              <w:rPr>
+                <w:rFonts w:ascii="Courier New" w:eastAsia="Times New Roman" w:hAnsi="Courier New" w:cs="Courier New"/>
+                <w:b/>
+                <w:bCs/>
+                <w:color w:val="000080"/>
+                <w:sz w:val="20"/>
+                <w:lang w:val="en-US"/>
               </w:rPr>
               <w:t>()</w:t>
             </w:r>
@@ -12495,6 +11669,7 @@
                 <w:rFonts w:ascii="Courier New" w:eastAsia="Times New Roman" w:hAnsi="Courier New" w:cs="Courier New"/>
                 <w:color w:val="000000"/>
                 <w:sz w:val="20"/>
+                <w:lang w:val="en-US"/>
               </w:rPr>
               <w:t xml:space="preserve">    </w:t>
             </w:r>
@@ -12600,60 +11775,56 @@
                 <w:sz w:val="20"/>
                 <w:lang w:val="en-US"/>
               </w:rPr>
+              <w:t xml:space="preserve"> run_command</w:t>
+            </w:r>
+            <w:r>
+              <w:rPr>
+                <w:rFonts w:ascii="Courier New" w:eastAsia="Times New Roman" w:hAnsi="Courier New" w:cs="Courier New"/>
+                <w:b/>
+                <w:bCs/>
+                <w:color w:val="000080"/>
+                <w:sz w:val="20"/>
+                <w:lang w:val="en-US"/>
+              </w:rPr>
+              <w:t>([</w:t>
+            </w:r>
+            <w:r>
+              <w:rPr>
+                <w:rFonts w:ascii="Courier New" w:eastAsia="Times New Roman" w:hAnsi="Courier New" w:cs="Courier New"/>
+                <w:color w:val="000000"/>
+                <w:sz w:val="20"/>
+                <w:lang w:val="en-US"/>
+              </w:rPr>
+              <w:t>spin</w:t>
+            </w:r>
+            <w:r>
+              <w:rPr>
+                <w:rFonts w:ascii="Courier New" w:eastAsia="Times New Roman" w:hAnsi="Courier New" w:cs="Courier New"/>
+                <w:b/>
+                <w:bCs/>
+                <w:color w:val="000080"/>
+                <w:sz w:val="20"/>
+                <w:lang w:val="en-US"/>
+              </w:rPr>
+              <w:t>,</w:t>
+            </w:r>
+            <w:r>
+              <w:rPr>
+                <w:rFonts w:ascii="Courier New" w:eastAsia="Times New Roman" w:hAnsi="Courier New" w:cs="Courier New"/>
+                <w:color w:val="000000"/>
+                <w:sz w:val="20"/>
+                <w:lang w:val="en-US"/>
+              </w:rPr>
               <w:t xml:space="preserve"> </w:t>
             </w:r>
-            <w:proofErr w:type="spellStart"/>
-            <w:r>
-              <w:rPr>
-                <w:rFonts w:ascii="Courier New" w:eastAsia="Times New Roman" w:hAnsi="Courier New" w:cs="Courier New"/>
-                <w:color w:val="000000"/>
-                <w:sz w:val="20"/>
-                <w:lang w:val="en-US"/>
-              </w:rPr>
-              <w:t>run_</w:t>
-            </w:r>
-            <w:proofErr w:type="gramStart"/>
-            <w:r>
-              <w:rPr>
-                <w:rFonts w:ascii="Courier New" w:eastAsia="Times New Roman" w:hAnsi="Courier New" w:cs="Courier New"/>
-                <w:color w:val="000000"/>
-                <w:sz w:val="20"/>
-                <w:lang w:val="en-US"/>
-              </w:rPr>
-              <w:t>command</w:t>
-            </w:r>
-            <w:proofErr w:type="spellEnd"/>
-            <w:r>
-              <w:rPr>
-                <w:rFonts w:ascii="Courier New" w:eastAsia="Times New Roman" w:hAnsi="Courier New" w:cs="Courier New"/>
-                <w:b/>
-                <w:bCs/>
-                <w:color w:val="000080"/>
-                <w:sz w:val="20"/>
-                <w:lang w:val="en-US"/>
-              </w:rPr>
-              <w:t>(</w:t>
-            </w:r>
-            <w:proofErr w:type="gramEnd"/>
-            <w:r>
-              <w:rPr>
-                <w:rFonts w:ascii="Courier New" w:eastAsia="Times New Roman" w:hAnsi="Courier New" w:cs="Courier New"/>
-                <w:b/>
-                <w:bCs/>
-                <w:color w:val="000080"/>
-                <w:sz w:val="20"/>
-                <w:lang w:val="en-US"/>
-              </w:rPr>
-              <w:t>[</w:t>
-            </w:r>
-            <w:r>
-              <w:rPr>
-                <w:rFonts w:ascii="Courier New" w:eastAsia="Times New Roman" w:hAnsi="Courier New" w:cs="Courier New"/>
-                <w:color w:val="000000"/>
-                <w:sz w:val="20"/>
-                <w:lang w:val="en-US"/>
-              </w:rPr>
-              <w:t>spin</w:t>
+            <w:r>
+              <w:rPr>
+                <w:rFonts w:ascii="Courier New" w:eastAsia="Times New Roman" w:hAnsi="Courier New" w:cs="Courier New"/>
+                <w:color w:val="808080"/>
+                <w:sz w:val="20"/>
+                <w:lang w:val="en-US"/>
+              </w:rPr>
+              <w:t>"-f"</w:t>
             </w:r>
             <w:r>
               <w:rPr>
@@ -12682,35 +11853,6 @@
                 <w:sz w:val="20"/>
                 <w:lang w:val="en-US"/>
               </w:rPr>
-              <w:t>"-f"</w:t>
-            </w:r>
-            <w:r>
-              <w:rPr>
-                <w:rFonts w:ascii="Courier New" w:eastAsia="Times New Roman" w:hAnsi="Courier New" w:cs="Courier New"/>
-                <w:b/>
-                <w:bCs/>
-                <w:color w:val="000080"/>
-                <w:sz w:val="20"/>
-                <w:lang w:val="en-US"/>
-              </w:rPr>
-              <w:t>,</w:t>
-            </w:r>
-            <w:r>
-              <w:rPr>
-                <w:rFonts w:ascii="Courier New" w:eastAsia="Times New Roman" w:hAnsi="Courier New" w:cs="Courier New"/>
-                <w:color w:val="000000"/>
-                <w:sz w:val="20"/>
-                <w:lang w:val="en-US"/>
-              </w:rPr>
-              <w:t xml:space="preserve"> </w:t>
-            </w:r>
-            <w:r>
-              <w:rPr>
-                <w:rFonts w:ascii="Courier New" w:eastAsia="Times New Roman" w:hAnsi="Courier New" w:cs="Courier New"/>
-                <w:color w:val="808080"/>
-                <w:sz w:val="20"/>
-                <w:lang w:val="en-US"/>
-              </w:rPr>
               <w:t>"X probe"</w:t>
             </w:r>
             <w:r>
@@ -12731,19 +11873,8 @@
                 <w:sz w:val="20"/>
                 <w:lang w:val="en-US"/>
               </w:rPr>
-              <w:t xml:space="preserve"> </w:t>
-            </w:r>
-            <w:proofErr w:type="spellStart"/>
-            <w:r>
-              <w:rPr>
-                <w:rFonts w:ascii="Courier New" w:eastAsia="Times New Roman" w:hAnsi="Courier New" w:cs="Courier New"/>
-                <w:color w:val="000000"/>
-                <w:sz w:val="20"/>
-                <w:lang w:val="en-US"/>
-              </w:rPr>
-              <w:t>run_folder</w:t>
-            </w:r>
-            <w:proofErr w:type="spellEnd"/>
+              <w:t xml:space="preserve"> run_folder</w:t>
+            </w:r>
             <w:r>
               <w:rPr>
                 <w:rFonts w:ascii="Courier New" w:eastAsia="Times New Roman" w:hAnsi="Courier New" w:cs="Courier New"/>
@@ -12815,18 +11946,7 @@
                 <w:sz w:val="20"/>
                 <w:lang w:val="en-US"/>
               </w:rPr>
-              <w:t xml:space="preserve"> </w:t>
-            </w:r>
-            <w:proofErr w:type="spellStart"/>
-            <w:proofErr w:type="gramStart"/>
-            <w:r>
-              <w:rPr>
-                <w:rFonts w:ascii="Courier New" w:eastAsia="Times New Roman" w:hAnsi="Courier New" w:cs="Courier New"/>
-                <w:color w:val="000000"/>
-                <w:sz w:val="20"/>
-                <w:lang w:val="en-US"/>
-              </w:rPr>
-              <w:t>args</w:t>
+              <w:t xml:space="preserve"> args</w:t>
             </w:r>
             <w:r>
               <w:rPr>
@@ -12850,8 +11970,6 @@
               </w:rPr>
               <w:t>timeout</w:t>
             </w:r>
-            <w:proofErr w:type="spellEnd"/>
-            <w:proofErr w:type="gramEnd"/>
             <w:r>
               <w:rPr>
                 <w:rFonts w:ascii="Courier New" w:eastAsia="Times New Roman" w:hAnsi="Courier New" w:cs="Courier New"/>
@@ -12905,18 +12023,7 @@
                 <w:sz w:val="20"/>
                 <w:lang w:val="en-US"/>
               </w:rPr>
-              <w:t xml:space="preserve"> </w:t>
-            </w:r>
-            <w:proofErr w:type="spellStart"/>
-            <w:proofErr w:type="gramStart"/>
-            <w:r>
-              <w:rPr>
-                <w:rFonts w:ascii="Courier New" w:eastAsia="Times New Roman" w:hAnsi="Courier New" w:cs="Courier New"/>
-                <w:color w:val="000000"/>
-                <w:sz w:val="20"/>
-                <w:lang w:val="en-US"/>
-              </w:rPr>
-              <w:t>probe</w:t>
+              <w:t xml:space="preserve"> probe</w:t>
             </w:r>
             <w:r>
               <w:rPr>
@@ -12940,8 +12047,6 @@
               </w:rPr>
               <w:t>returncode</w:t>
             </w:r>
-            <w:proofErr w:type="spellEnd"/>
-            <w:proofErr w:type="gramEnd"/>
             <w:r>
               <w:rPr>
                 <w:rFonts w:ascii="Courier New" w:eastAsia="Times New Roman" w:hAnsi="Courier New" w:cs="Courier New"/>
@@ -13011,7 +12116,6 @@
                 <w:color w:val="000000"/>
                 <w:sz w:val="20"/>
               </w:rPr>
-              <w:lastRenderedPageBreak/>
               <w:t xml:space="preserve">        </w:t>
             </w:r>
             <w:r>
@@ -13033,8 +12137,6 @@
               </w:rPr>
               <w:t xml:space="preserve"> </w:t>
             </w:r>
-            <w:proofErr w:type="spellStart"/>
-            <w:proofErr w:type="gramStart"/>
             <w:r>
               <w:rPr>
                 <w:rFonts w:ascii="Courier New" w:eastAsia="Times New Roman" w:hAnsi="Courier New" w:cs="Courier New"/>
@@ -13046,7 +12148,6 @@
               </w:rPr>
               <w:t>RuntimeError</w:t>
             </w:r>
-            <w:proofErr w:type="spellEnd"/>
             <w:r>
               <w:rPr>
                 <w:rFonts w:ascii="Courier New" w:eastAsia="Times New Roman" w:hAnsi="Courier New" w:cs="Courier New"/>
@@ -13057,7 +12158,6 @@
               </w:rPr>
               <w:t>(</w:t>
             </w:r>
-            <w:proofErr w:type="gramEnd"/>
             <w:r>
               <w:rPr>
                 <w:rFonts w:ascii="Courier New" w:eastAsia="Times New Roman" w:hAnsi="Courier New" w:cs="Courier New"/>
@@ -13413,29 +12513,8 @@
                 <w:sz w:val="20"/>
                 <w:lang w:val="en-US"/>
               </w:rPr>
-              <w:t xml:space="preserve"> </w:t>
-            </w:r>
-            <w:proofErr w:type="spellStart"/>
-            <w:r>
-              <w:rPr>
-                <w:rFonts w:ascii="Courier New" w:eastAsia="Times New Roman" w:hAnsi="Courier New" w:cs="Courier New"/>
-                <w:color w:val="000000"/>
-                <w:sz w:val="20"/>
-                <w:lang w:val="en-US"/>
-              </w:rPr>
-              <w:t>run_</w:t>
-            </w:r>
-            <w:proofErr w:type="gramStart"/>
-            <w:r>
-              <w:rPr>
-                <w:rFonts w:ascii="Courier New" w:eastAsia="Times New Roman" w:hAnsi="Courier New" w:cs="Courier New"/>
-                <w:color w:val="000000"/>
-                <w:sz w:val="20"/>
-                <w:lang w:val="en-US"/>
-              </w:rPr>
-              <w:t>test</w:t>
-            </w:r>
-            <w:proofErr w:type="spellEnd"/>
+              <w:t xml:space="preserve"> run_test</w:t>
+            </w:r>
             <w:r>
               <w:rPr>
                 <w:rFonts w:ascii="Courier New" w:eastAsia="Times New Roman" w:hAnsi="Courier New" w:cs="Courier New"/>
@@ -13447,7 +12526,6 @@
               </w:rPr>
               <w:t>(</w:t>
             </w:r>
-            <w:proofErr w:type="gramEnd"/>
             <w:r>
               <w:rPr>
                 <w:rFonts w:ascii="Courier New" w:eastAsia="Times New Roman" w:hAnsi="Courier New" w:cs="Courier New"/>
@@ -13515,27 +12593,7 @@
                 <w:sz w:val="20"/>
                 <w:lang w:val="en-US"/>
               </w:rPr>
-              <w:t xml:space="preserve"> </w:t>
-            </w:r>
-            <w:proofErr w:type="spellStart"/>
-            <w:r>
-              <w:rPr>
-                <w:rFonts w:ascii="Courier New" w:eastAsia="Times New Roman" w:hAnsi="Courier New" w:cs="Courier New"/>
-                <w:color w:val="000000"/>
-                <w:sz w:val="20"/>
-                <w:lang w:val="en-US"/>
-              </w:rPr>
-              <w:t>run_folder</w:t>
-            </w:r>
-            <w:proofErr w:type="spellEnd"/>
-            <w:r>
-              <w:rPr>
-                <w:rFonts w:ascii="Courier New" w:eastAsia="Times New Roman" w:hAnsi="Courier New" w:cs="Courier New"/>
-                <w:color w:val="000000"/>
-                <w:sz w:val="20"/>
-                <w:lang w:val="en-US"/>
-              </w:rPr>
-              <w:t xml:space="preserve"> </w:t>
+              <w:t xml:space="preserve"> run_folder </w:t>
             </w:r>
             <w:r>
               <w:rPr>
@@ -13728,18 +12786,7 @@
                 <w:sz w:val="20"/>
                 <w:lang w:val="en-US"/>
               </w:rPr>
-              <w:t xml:space="preserve"> </w:t>
-            </w:r>
-            <w:proofErr w:type="spellStart"/>
-            <w:proofErr w:type="gramStart"/>
-            <w:r>
-              <w:rPr>
-                <w:rFonts w:ascii="Courier New" w:eastAsia="Times New Roman" w:hAnsi="Courier New" w:cs="Courier New"/>
-                <w:color w:val="000000"/>
-                <w:sz w:val="20"/>
-                <w:lang w:val="en-US"/>
-              </w:rPr>
-              <w:t>args</w:t>
+              <w:t xml:space="preserve"> args</w:t>
             </w:r>
             <w:r>
               <w:rPr>
@@ -13763,8 +12810,6 @@
               </w:rPr>
               <w:t>timeout</w:t>
             </w:r>
-            <w:proofErr w:type="spellEnd"/>
-            <w:proofErr w:type="gramEnd"/>
             <w:r>
               <w:rPr>
                 <w:rFonts w:ascii="Courier New" w:eastAsia="Times New Roman" w:hAnsi="Courier New" w:cs="Courier New"/>
@@ -13783,17 +12828,7 @@
                 <w:sz w:val="20"/>
                 <w:lang w:val="en-US"/>
               </w:rPr>
-              <w:t xml:space="preserve"> </w:t>
-            </w:r>
-            <w:proofErr w:type="spellStart"/>
-            <w:r>
-              <w:rPr>
-                <w:rFonts w:ascii="Courier New" w:eastAsia="Times New Roman" w:hAnsi="Courier New" w:cs="Courier New"/>
-                <w:color w:val="000000"/>
-                <w:sz w:val="20"/>
-                <w:lang w:val="en-US"/>
-              </w:rPr>
-              <w:t>args</w:t>
+              <w:t xml:space="preserve"> args</w:t>
             </w:r>
             <w:r>
               <w:rPr>
@@ -13817,7 +12852,6 @@
               </w:rPr>
               <w:t>depth</w:t>
             </w:r>
-            <w:proofErr w:type="spellEnd"/>
             <w:r>
               <w:rPr>
                 <w:rFonts w:ascii="Courier New" w:eastAsia="Times New Roman" w:hAnsi="Courier New" w:cs="Courier New"/>
@@ -13852,8 +12886,6 @@
               </w:rPr>
               <w:t xml:space="preserve">        </w:t>
             </w:r>
-            <w:proofErr w:type="spellStart"/>
-            <w:proofErr w:type="gramStart"/>
             <w:r>
               <w:rPr>
                 <w:rFonts w:ascii="Courier New" w:eastAsia="Times New Roman" w:hAnsi="Courier New" w:cs="Courier New"/>
@@ -13882,8 +12914,6 @@
               </w:rPr>
               <w:t>append</w:t>
             </w:r>
-            <w:proofErr w:type="spellEnd"/>
-            <w:proofErr w:type="gramEnd"/>
             <w:r>
               <w:rPr>
                 <w:rFonts w:ascii="Courier New" w:eastAsia="Times New Roman" w:hAnsi="Courier New" w:cs="Courier New"/>
@@ -13894,7 +12924,6 @@
               </w:rPr>
               <w:t>(</w:t>
             </w:r>
-            <w:proofErr w:type="spellStart"/>
             <w:r>
               <w:rPr>
                 <w:rFonts w:ascii="Courier New" w:eastAsia="Times New Roman" w:hAnsi="Courier New" w:cs="Courier New"/>
@@ -13903,7 +12932,6 @@
               </w:rPr>
               <w:t>result</w:t>
             </w:r>
-            <w:proofErr w:type="spellEnd"/>
             <w:r>
               <w:rPr>
                 <w:rFonts w:ascii="Courier New" w:eastAsia="Times New Roman" w:hAnsi="Courier New" w:cs="Courier New"/>
@@ -14627,7 +13655,6 @@
               </w:rPr>
               <w:t>(</w:t>
             </w:r>
-            <w:proofErr w:type="spellStart"/>
             <w:r>
               <w:rPr>
                 <w:rFonts w:ascii="Courier New" w:eastAsia="Times New Roman" w:hAnsi="Courier New" w:cs="Courier New"/>
@@ -14639,7 +13666,6 @@
               </w:rPr>
               <w:t>ValueError</w:t>
             </w:r>
-            <w:proofErr w:type="spellEnd"/>
             <w:r>
               <w:rPr>
                 <w:rFonts w:ascii="Courier New" w:eastAsia="Times New Roman" w:hAnsi="Courier New" w:cs="Courier New"/>
@@ -14660,7 +13686,6 @@
               </w:rPr>
               <w:t xml:space="preserve"> </w:t>
             </w:r>
-            <w:proofErr w:type="spellStart"/>
             <w:r>
               <w:rPr>
                 <w:rFonts w:ascii="Courier New" w:eastAsia="Times New Roman" w:hAnsi="Courier New" w:cs="Courier New"/>
@@ -14672,7 +13697,6 @@
               </w:rPr>
               <w:t>OSError</w:t>
             </w:r>
-            <w:proofErr w:type="spellEnd"/>
             <w:r>
               <w:rPr>
                 <w:rFonts w:ascii="Courier New" w:eastAsia="Times New Roman" w:hAnsi="Courier New" w:cs="Courier New"/>
@@ -14693,7 +13717,6 @@
               </w:rPr>
               <w:t xml:space="preserve"> </w:t>
             </w:r>
-            <w:proofErr w:type="spellStart"/>
             <w:r>
               <w:rPr>
                 <w:rFonts w:ascii="Courier New" w:eastAsia="Times New Roman" w:hAnsi="Courier New" w:cs="Courier New"/>
@@ -14705,7 +13728,6 @@
               </w:rPr>
               <w:t>RuntimeError</w:t>
             </w:r>
-            <w:proofErr w:type="spellEnd"/>
             <w:r>
               <w:rPr>
                 <w:rFonts w:ascii="Courier New" w:eastAsia="Times New Roman" w:hAnsi="Courier New" w:cs="Courier New"/>
@@ -14867,7 +13889,6 @@
               </w:rPr>
               <w:t xml:space="preserve">    </w:t>
             </w:r>
-            <w:proofErr w:type="gramStart"/>
             <w:r>
               <w:rPr>
                 <w:rFonts w:ascii="Courier New" w:eastAsia="Times New Roman" w:hAnsi="Courier New" w:cs="Courier New"/>
@@ -14890,8 +13911,6 @@
               </w:rPr>
               <w:t>(</w:t>
             </w:r>
-            <w:proofErr w:type="spellStart"/>
-            <w:proofErr w:type="gramEnd"/>
             <w:r>
               <w:rPr>
                 <w:rFonts w:ascii="Courier New" w:eastAsia="Times New Roman" w:hAnsi="Courier New" w:cs="Courier New"/>
@@ -14899,9 +13918,17 @@
                 <w:sz w:val="20"/>
                 <w:lang w:val="en-US"/>
               </w:rPr>
-              <w:t>f"ERROR</w:t>
-            </w:r>
-            <w:proofErr w:type="spellEnd"/>
+              <w:t>f"ERROR: {</w:t>
+            </w:r>
+            <w:r>
+              <w:rPr>
+                <w:rFonts w:ascii="Courier New" w:eastAsia="Times New Roman" w:hAnsi="Courier New" w:cs="Courier New"/>
+                <w:color w:val="000000"/>
+                <w:sz w:val="20"/>
+                <w:lang w:val="en-US"/>
+              </w:rPr>
+              <w:t>problem</w:t>
+            </w:r>
             <w:r>
               <w:rPr>
                 <w:rFonts w:ascii="Courier New" w:eastAsia="Times New Roman" w:hAnsi="Courier New" w:cs="Courier New"/>
@@ -14909,24 +13936,6 @@
                 <w:sz w:val="20"/>
                 <w:lang w:val="en-US"/>
               </w:rPr>
-              <w:t>: {</w:t>
-            </w:r>
-            <w:r>
-              <w:rPr>
-                <w:rFonts w:ascii="Courier New" w:eastAsia="Times New Roman" w:hAnsi="Courier New" w:cs="Courier New"/>
-                <w:color w:val="000000"/>
-                <w:sz w:val="20"/>
-                <w:lang w:val="en-US"/>
-              </w:rPr>
-              <w:t>problem</w:t>
-            </w:r>
-            <w:r>
-              <w:rPr>
-                <w:rFonts w:ascii="Courier New" w:eastAsia="Times New Roman" w:hAnsi="Courier New" w:cs="Courier New"/>
-                <w:color w:val="808080"/>
-                <w:sz w:val="20"/>
-                <w:lang w:val="en-US"/>
-              </w:rPr>
               <w:t>}"</w:t>
             </w:r>
             <w:r>
@@ -14960,7 +13969,6 @@
               </w:rPr>
               <w:t>=</w:t>
             </w:r>
-            <w:proofErr w:type="spellStart"/>
             <w:r>
               <w:rPr>
                 <w:rFonts w:ascii="Courier New" w:eastAsia="Times New Roman" w:hAnsi="Courier New" w:cs="Courier New"/>
@@ -14992,7 +14000,6 @@
               </w:rPr>
               <w:t>stderr</w:t>
             </w:r>
-            <w:proofErr w:type="spellEnd"/>
             <w:r>
               <w:rPr>
                 <w:rFonts w:ascii="Courier New" w:eastAsia="Times New Roman" w:hAnsi="Courier New" w:cs="Courier New"/>
@@ -15112,29 +14119,8 @@
                 <w:sz w:val="20"/>
                 <w:lang w:val="en-US"/>
               </w:rPr>
-              <w:t xml:space="preserve"> </w:t>
-            </w:r>
-            <w:proofErr w:type="spellStart"/>
-            <w:r>
-              <w:rPr>
-                <w:rFonts w:ascii="Courier New" w:eastAsia="Times New Roman" w:hAnsi="Courier New" w:cs="Courier New"/>
-                <w:color w:val="000000"/>
-                <w:sz w:val="20"/>
-                <w:lang w:val="en-US"/>
-              </w:rPr>
-              <w:t>write_</w:t>
-            </w:r>
-            <w:proofErr w:type="gramStart"/>
-            <w:r>
-              <w:rPr>
-                <w:rFonts w:ascii="Courier New" w:eastAsia="Times New Roman" w:hAnsi="Courier New" w:cs="Courier New"/>
-                <w:color w:val="000000"/>
-                <w:sz w:val="20"/>
-                <w:lang w:val="en-US"/>
-              </w:rPr>
-              <w:t>report</w:t>
-            </w:r>
-            <w:proofErr w:type="spellEnd"/>
+              <w:t xml:space="preserve"> write_report</w:t>
+            </w:r>
             <w:r>
               <w:rPr>
                 <w:rFonts w:ascii="Courier New" w:eastAsia="Times New Roman" w:hAnsi="Courier New" w:cs="Courier New"/>
@@ -15146,7 +14132,6 @@
               </w:rPr>
               <w:t>(</w:t>
             </w:r>
-            <w:proofErr w:type="gramEnd"/>
             <w:r>
               <w:rPr>
                 <w:rFonts w:ascii="Courier New" w:eastAsia="Times New Roman" w:hAnsi="Courier New" w:cs="Courier New"/>
@@ -15194,19 +14179,8 @@
                 <w:sz w:val="20"/>
                 <w:lang w:val="en-US"/>
               </w:rPr>
-              <w:t xml:space="preserve"> </w:t>
-            </w:r>
-            <w:proofErr w:type="spellStart"/>
-            <w:r>
-              <w:rPr>
-                <w:rFonts w:ascii="Courier New" w:eastAsia="Times New Roman" w:hAnsi="Courier New" w:cs="Courier New"/>
-                <w:color w:val="000000"/>
-                <w:sz w:val="20"/>
-                <w:lang w:val="en-US"/>
-              </w:rPr>
-              <w:t>run_folder</w:t>
-            </w:r>
-            <w:proofErr w:type="spellEnd"/>
+              <w:t xml:space="preserve"> run_folder</w:t>
+            </w:r>
             <w:r>
               <w:rPr>
                 <w:rFonts w:ascii="Courier New" w:eastAsia="Times New Roman" w:hAnsi="Courier New" w:cs="Courier New"/>
@@ -15379,7 +14353,6 @@
                 <w:lang w:val="en-US"/>
               </w:rPr>
             </w:pPr>
-            <w:proofErr w:type="gramStart"/>
             <w:r>
               <w:rPr>
                 <w:rFonts w:ascii="Courier New" w:eastAsia="Times New Roman" w:hAnsi="Courier New" w:cs="Courier New"/>
@@ -15402,7 +14375,6 @@
               </w:rPr>
               <w:t>(</w:t>
             </w:r>
-            <w:proofErr w:type="gramEnd"/>
             <w:r>
               <w:rPr>
                 <w:rFonts w:ascii="Courier New" w:eastAsia="Times New Roman" w:hAnsi="Courier New" w:cs="Courier New"/>
@@ -15429,7 +14401,6 @@
               </w:rPr>
               <w:t>: {</w:t>
             </w:r>
-            <w:proofErr w:type="spellStart"/>
             <w:r>
               <w:rPr>
                 <w:rFonts w:ascii="Courier New" w:eastAsia="Times New Roman" w:hAnsi="Courier New" w:cs="Courier New"/>
@@ -15461,7 +14432,6 @@
               </w:rPr>
               <w:t>resolve</w:t>
             </w:r>
-            <w:proofErr w:type="spellEnd"/>
             <w:r>
               <w:rPr>
                 <w:rFonts w:ascii="Courier New" w:eastAsia="Times New Roman" w:hAnsi="Courier New" w:cs="Courier New"/>
@@ -16123,25 +15093,7 @@
           <w:szCs w:val="26"/>
           <w:lang w:bidi="ar-SA"/>
         </w:rPr>
-        <w:t xml:space="preserve"> список заданий. После этого выбираются тесты, соответствующие указанному шаблону, и загружается шаблон </w:t>
-      </w:r>
-      <w:proofErr w:type="spellStart"/>
-      <w:r>
-        <w:rPr>
-          <w:sz w:val="30"/>
-          <w:szCs w:val="26"/>
-          <w:lang w:bidi="ar-SA"/>
-        </w:rPr>
-        <w:t>Promela</w:t>
-      </w:r>
-      <w:proofErr w:type="spellEnd"/>
-      <w:r>
-        <w:rPr>
-          <w:sz w:val="30"/>
-          <w:szCs w:val="26"/>
-          <w:lang w:bidi="ar-SA"/>
-        </w:rPr>
-        <w:t>-модели. Далее выполняется проверка доступности SPIN и поддержки оператора X.</w:t>
+        <w:t xml:space="preserve"> список заданий. После этого выбираются тесты, соответствующие указанному шаблону, и загружается шаблон Promela-модели. Далее выполняется проверка доступности SPIN и поддержки оператора X.</w:t>
       </w:r>
     </w:p>
     <w:p>
@@ -16179,7 +15131,6 @@
         </w:rPr>
         <w:t xml:space="preserve">Здесь используется несколько функций. </w:t>
       </w:r>
-      <w:proofErr w:type="spellStart"/>
       <w:r>
         <w:rPr>
           <w:sz w:val="30"/>
@@ -16188,7 +15139,6 @@
         </w:rPr>
         <w:t>load_tasks</w:t>
       </w:r>
-      <w:proofErr w:type="spellEnd"/>
       <w:r>
         <w:rPr>
           <w:sz w:val="30"/>
@@ -16197,7 +15147,6 @@
         </w:rPr>
         <w:t xml:space="preserve"> читает </w:t>
       </w:r>
-      <w:proofErr w:type="spellStart"/>
       <w:r>
         <w:rPr>
           <w:sz w:val="30"/>
@@ -16206,7 +15155,6 @@
         </w:rPr>
         <w:t>json</w:t>
       </w:r>
-      <w:proofErr w:type="spellEnd"/>
       <w:r>
         <w:rPr>
           <w:sz w:val="30"/>
@@ -16302,25 +15250,16 @@
           <w:szCs w:val="26"/>
           <w:lang w:bidi="ar-SA"/>
         </w:rPr>
+        <w:lastRenderedPageBreak/>
         <w:t xml:space="preserve">Следующая функция </w:t>
       </w:r>
-      <w:proofErr w:type="spellStart"/>
       <w:r>
         <w:rPr>
           <w:sz w:val="30"/>
           <w:szCs w:val="26"/>
           <w:lang w:bidi="ar-SA"/>
         </w:rPr>
-        <w:t>run_command</w:t>
-      </w:r>
-      <w:proofErr w:type="spellEnd"/>
-      <w:r>
-        <w:rPr>
-          <w:sz w:val="30"/>
-          <w:szCs w:val="26"/>
-          <w:lang w:bidi="ar-SA"/>
-        </w:rPr>
-        <w:t>:</w:t>
+        <w:t>run_command:</w:t>
       </w:r>
     </w:p>
     <w:tbl>
@@ -16372,7 +15311,6 @@
               </w:rPr>
               <w:t xml:space="preserve"> </w:t>
             </w:r>
-            <w:proofErr w:type="spellStart"/>
             <w:r>
               <w:rPr>
                 <w:rFonts w:ascii="Courier New" w:eastAsia="Times New Roman" w:hAnsi="Courier New" w:cs="Courier New"/>
@@ -16380,40 +15318,28 @@
                 <w:sz w:val="20"/>
                 <w:lang w:val="en-US"/>
               </w:rPr>
-              <w:t>run_</w:t>
-            </w:r>
-            <w:proofErr w:type="gramStart"/>
-            <w:r>
-              <w:rPr>
-                <w:rFonts w:ascii="Courier New" w:eastAsia="Times New Roman" w:hAnsi="Courier New" w:cs="Courier New"/>
-                <w:color w:val="FF00FF"/>
+              <w:t>run_command</w:t>
+            </w:r>
+            <w:r>
+              <w:rPr>
+                <w:rFonts w:ascii="Courier New" w:eastAsia="Times New Roman" w:hAnsi="Courier New" w:cs="Courier New"/>
+                <w:b/>
+                <w:bCs/>
+                <w:color w:val="000080"/>
+                <w:sz w:val="20"/>
+                <w:lang w:val="en-US"/>
+              </w:rPr>
+              <w:t>(</w:t>
+            </w:r>
+            <w:r>
+              <w:rPr>
+                <w:rFonts w:ascii="Courier New" w:eastAsia="Times New Roman" w:hAnsi="Courier New" w:cs="Courier New"/>
+                <w:color w:val="000000"/>
                 <w:sz w:val="20"/>
                 <w:lang w:val="en-US"/>
               </w:rPr>
               <w:t>command</w:t>
             </w:r>
-            <w:proofErr w:type="spellEnd"/>
-            <w:r>
-              <w:rPr>
-                <w:rFonts w:ascii="Courier New" w:eastAsia="Times New Roman" w:hAnsi="Courier New" w:cs="Courier New"/>
-                <w:b/>
-                <w:bCs/>
-                <w:color w:val="000080"/>
-                <w:sz w:val="20"/>
-                <w:lang w:val="en-US"/>
-              </w:rPr>
-              <w:t>(</w:t>
-            </w:r>
-            <w:proofErr w:type="gramEnd"/>
-            <w:r>
-              <w:rPr>
-                <w:rFonts w:ascii="Courier New" w:eastAsia="Times New Roman" w:hAnsi="Courier New" w:cs="Courier New"/>
-                <w:color w:val="000000"/>
-                <w:sz w:val="20"/>
-                <w:lang w:val="en-US"/>
-              </w:rPr>
-              <w:t>command</w:t>
-            </w:r>
             <w:r>
               <w:rPr>
                 <w:rFonts w:ascii="Courier New" w:eastAsia="Times New Roman" w:hAnsi="Courier New" w:cs="Courier New"/>
@@ -16452,19 +15378,8 @@
                 <w:sz w:val="20"/>
                 <w:lang w:val="en-US"/>
               </w:rPr>
-              <w:t xml:space="preserve"> </w:t>
-            </w:r>
-            <w:proofErr w:type="spellStart"/>
-            <w:r>
-              <w:rPr>
-                <w:rFonts w:ascii="Courier New" w:eastAsia="Times New Roman" w:hAnsi="Courier New" w:cs="Courier New"/>
-                <w:color w:val="000000"/>
-                <w:sz w:val="20"/>
-                <w:lang w:val="en-US"/>
-              </w:rPr>
-              <w:t>log_name</w:t>
-            </w:r>
-            <w:proofErr w:type="spellEnd"/>
+              <w:t xml:space="preserve"> log_name</w:t>
+            </w:r>
             <w:r>
               <w:rPr>
                 <w:rFonts w:ascii="Courier New" w:eastAsia="Times New Roman" w:hAnsi="Courier New" w:cs="Courier New"/>
@@ -16516,6 +15431,7 @@
                 <w:rFonts w:ascii="Courier New" w:eastAsia="Times New Roman" w:hAnsi="Courier New" w:cs="Courier New"/>
                 <w:color w:val="000000"/>
                 <w:sz w:val="20"/>
+                <w:lang w:val="en-US"/>
               </w:rPr>
               <w:t xml:space="preserve">    </w:t>
             </w:r>
@@ -16599,6 +15515,7 @@
                 <w:rFonts w:ascii="Courier New" w:eastAsia="Times New Roman" w:hAnsi="Courier New" w:cs="Courier New"/>
                 <w:color w:val="000000"/>
                 <w:sz w:val="20"/>
+                <w:lang w:val="en-US"/>
               </w:rPr>
             </w:pPr>
             <w:r>
@@ -16608,27 +15525,7 @@
                 <w:sz w:val="20"/>
                 <w:lang w:val="en-US"/>
               </w:rPr>
-              <w:t xml:space="preserve">    </w:t>
-            </w:r>
-            <w:proofErr w:type="spellStart"/>
-            <w:r>
-              <w:rPr>
-                <w:rFonts w:ascii="Courier New" w:eastAsia="Times New Roman" w:hAnsi="Courier New" w:cs="Courier New"/>
-                <w:color w:val="000000"/>
-                <w:sz w:val="20"/>
-                <w:lang w:val="en-US"/>
-              </w:rPr>
-              <w:t>command_text</w:t>
-            </w:r>
-            <w:proofErr w:type="spellEnd"/>
-            <w:r>
-              <w:rPr>
-                <w:rFonts w:ascii="Courier New" w:eastAsia="Times New Roman" w:hAnsi="Courier New" w:cs="Courier New"/>
-                <w:color w:val="000000"/>
-                <w:sz w:val="20"/>
-                <w:lang w:val="en-US"/>
-              </w:rPr>
-              <w:t xml:space="preserve"> </w:t>
+              <w:t xml:space="preserve">    command_text </w:t>
             </w:r>
             <w:r>
               <w:rPr>
@@ -16648,17 +15545,7 @@
                 <w:sz w:val="20"/>
                 <w:lang w:val="en-US"/>
               </w:rPr>
-              <w:t xml:space="preserve"> </w:t>
-            </w:r>
-            <w:proofErr w:type="gramStart"/>
-            <w:r>
-              <w:rPr>
-                <w:rFonts w:ascii="Courier New" w:eastAsia="Times New Roman" w:hAnsi="Courier New" w:cs="Courier New"/>
-                <w:color w:val="000000"/>
-                <w:sz w:val="20"/>
-                <w:lang w:val="en-US"/>
-              </w:rPr>
-              <w:t>subprocess</w:t>
+              <w:t xml:space="preserve"> subprocess</w:t>
             </w:r>
             <w:r>
               <w:rPr>
@@ -16680,9 +15567,79 @@
                 <w:sz w:val="20"/>
                 <w:lang w:val="en-US"/>
               </w:rPr>
-              <w:t>list</w:t>
-            </w:r>
-            <w:proofErr w:type="gramEnd"/>
+              <w:t>list2cmdline</w:t>
+            </w:r>
+            <w:r>
+              <w:rPr>
+                <w:rFonts w:ascii="Courier New" w:eastAsia="Times New Roman" w:hAnsi="Courier New" w:cs="Courier New"/>
+                <w:b/>
+                <w:bCs/>
+                <w:color w:val="000080"/>
+                <w:sz w:val="20"/>
+                <w:lang w:val="en-US"/>
+              </w:rPr>
+              <w:t>(</w:t>
+            </w:r>
+            <w:r>
+              <w:rPr>
+                <w:rFonts w:ascii="Courier New" w:eastAsia="Times New Roman" w:hAnsi="Courier New" w:cs="Courier New"/>
+                <w:color w:val="000000"/>
+                <w:sz w:val="20"/>
+                <w:lang w:val="en-US"/>
+              </w:rPr>
+              <w:t>command</w:t>
+            </w:r>
+            <w:r>
+              <w:rPr>
+                <w:rFonts w:ascii="Courier New" w:eastAsia="Times New Roman" w:hAnsi="Courier New" w:cs="Courier New"/>
+                <w:b/>
+                <w:bCs/>
+                <w:color w:val="000080"/>
+                <w:sz w:val="20"/>
+                <w:lang w:val="en-US"/>
+              </w:rPr>
+              <w:t>)</w:t>
+            </w:r>
+            <w:r>
+              <w:rPr>
+                <w:rFonts w:ascii="Courier New" w:eastAsia="Times New Roman" w:hAnsi="Courier New" w:cs="Courier New"/>
+                <w:color w:val="000000"/>
+                <w:sz w:val="20"/>
+                <w:lang w:val="en-US"/>
+              </w:rPr>
+              <w:t xml:space="preserve"> </w:t>
+            </w:r>
+            <w:r>
+              <w:rPr>
+                <w:rFonts w:ascii="Courier New" w:eastAsia="Times New Roman" w:hAnsi="Courier New" w:cs="Courier New"/>
+                <w:b/>
+                <w:bCs/>
+                <w:color w:val="0000FF"/>
+                <w:sz w:val="20"/>
+                <w:lang w:val="en-US"/>
+              </w:rPr>
+              <w:t>if</w:t>
+            </w:r>
+            <w:r>
+              <w:rPr>
+                <w:rFonts w:ascii="Courier New" w:eastAsia="Times New Roman" w:hAnsi="Courier New" w:cs="Courier New"/>
+                <w:color w:val="000000"/>
+                <w:sz w:val="20"/>
+                <w:lang w:val="en-US"/>
+              </w:rPr>
+              <w:t xml:space="preserve"> os</w:t>
+            </w:r>
+            <w:r>
+              <w:rPr>
+                <w:rFonts w:ascii="Courier New" w:eastAsia="Times New Roman" w:hAnsi="Courier New" w:cs="Courier New"/>
+                <w:b/>
+                <w:bCs/>
+                <w:color w:val="000080"/>
+                <w:sz w:val="20"/>
+                <w:lang w:val="en-US"/>
+              </w:rPr>
+              <w:t>.</w:t>
+            </w:r>
             <w:r>
               <w:rPr>
                 <w:rFonts w:ascii="Courier New" w:eastAsia="Times New Roman" w:hAnsi="Courier New" w:cs="Courier New"/>
@@ -16692,38 +15649,7 @@
                 <w:sz w:val="20"/>
                 <w:lang w:val="en-US"/>
               </w:rPr>
-              <w:t>2cmdline</w:t>
-            </w:r>
-            <w:r>
-              <w:rPr>
-                <w:rFonts w:ascii="Courier New" w:eastAsia="Times New Roman" w:hAnsi="Courier New" w:cs="Courier New"/>
-                <w:b/>
-                <w:bCs/>
-                <w:color w:val="000080"/>
-                <w:sz w:val="20"/>
-                <w:lang w:val="en-US"/>
-              </w:rPr>
-              <w:t>(</w:t>
-            </w:r>
-            <w:r>
-              <w:rPr>
-                <w:rFonts w:ascii="Courier New" w:eastAsia="Times New Roman" w:hAnsi="Courier New" w:cs="Courier New"/>
-                <w:color w:val="000000"/>
-                <w:sz w:val="20"/>
-                <w:lang w:val="en-US"/>
-              </w:rPr>
-              <w:t>command</w:t>
-            </w:r>
-            <w:r>
-              <w:rPr>
-                <w:rFonts w:ascii="Courier New" w:eastAsia="Times New Roman" w:hAnsi="Courier New" w:cs="Courier New"/>
-                <w:b/>
-                <w:bCs/>
-                <w:color w:val="000080"/>
-                <w:sz w:val="20"/>
-                <w:lang w:val="en-US"/>
-              </w:rPr>
-              <w:t>)</w:t>
+              <w:t>name</w:t>
             </w:r>
             <w:r>
               <w:rPr>
@@ -16739,42 +15665,11 @@
                 <w:rFonts w:ascii="Courier New" w:eastAsia="Times New Roman" w:hAnsi="Courier New" w:cs="Courier New"/>
                 <w:b/>
                 <w:bCs/>
-                <w:color w:val="0000FF"/>
-                <w:sz w:val="20"/>
-                <w:lang w:val="en-US"/>
-              </w:rPr>
-              <w:t>if</w:t>
-            </w:r>
-            <w:r>
-              <w:rPr>
-                <w:rFonts w:ascii="Courier New" w:eastAsia="Times New Roman" w:hAnsi="Courier New" w:cs="Courier New"/>
-                <w:color w:val="000000"/>
-                <w:sz w:val="20"/>
-                <w:lang w:val="en-US"/>
-              </w:rPr>
-              <w:t xml:space="preserve"> os</w:t>
-            </w:r>
-            <w:r>
-              <w:rPr>
-                <w:rFonts w:ascii="Courier New" w:eastAsia="Times New Roman" w:hAnsi="Courier New" w:cs="Courier New"/>
-                <w:b/>
-                <w:bCs/>
-                <w:color w:val="000080"/>
-                <w:sz w:val="20"/>
-                <w:lang w:val="en-US"/>
-              </w:rPr>
-              <w:t>.</w:t>
-            </w:r>
-            <w:r>
-              <w:rPr>
-                <w:rFonts w:ascii="Courier New" w:eastAsia="Times New Roman" w:hAnsi="Courier New" w:cs="Courier New"/>
-                <w:i/>
-                <w:iCs/>
-                <w:color w:val="FF8000"/>
-                <w:sz w:val="20"/>
-                <w:lang w:val="en-US"/>
-              </w:rPr>
-              <w:t>name</w:t>
+                <w:color w:val="000080"/>
+                <w:sz w:val="20"/>
+                <w:lang w:val="en-US"/>
+              </w:rPr>
+              <w:t>==</w:t>
             </w:r>
             <w:r>
               <w:rPr>
@@ -16788,51 +15683,11 @@
             <w:r>
               <w:rPr>
                 <w:rFonts w:ascii="Courier New" w:eastAsia="Times New Roman" w:hAnsi="Courier New" w:cs="Courier New"/>
-                <w:b/>
-                <w:bCs/>
-                <w:color w:val="000080"/>
-                <w:sz w:val="20"/>
-                <w:lang w:val="en-US"/>
-              </w:rPr>
-              <w:t>==</w:t>
-            </w:r>
-            <w:r>
-              <w:rPr>
-                <w:rFonts w:ascii="Courier New" w:eastAsia="Times New Roman" w:hAnsi="Courier New" w:cs="Courier New"/>
-                <w:color w:val="000000"/>
-                <w:sz w:val="20"/>
-                <w:lang w:val="en-US"/>
-              </w:rPr>
-              <w:t xml:space="preserve"> </w:t>
-            </w:r>
-            <w:r>
-              <w:rPr>
-                <w:rFonts w:ascii="Courier New" w:eastAsia="Times New Roman" w:hAnsi="Courier New" w:cs="Courier New"/>
                 <w:color w:val="808080"/>
                 <w:sz w:val="20"/>
                 <w:lang w:val="en-US"/>
               </w:rPr>
-              <w:t>"</w:t>
-            </w:r>
-            <w:proofErr w:type="spellStart"/>
-            <w:r>
-              <w:rPr>
-                <w:rFonts w:ascii="Courier New" w:eastAsia="Times New Roman" w:hAnsi="Courier New" w:cs="Courier New"/>
-                <w:color w:val="808080"/>
-                <w:sz w:val="20"/>
-                <w:lang w:val="en-US"/>
-              </w:rPr>
-              <w:t>nt</w:t>
-            </w:r>
-            <w:proofErr w:type="spellEnd"/>
-            <w:r>
-              <w:rPr>
-                <w:rFonts w:ascii="Courier New" w:eastAsia="Times New Roman" w:hAnsi="Courier New" w:cs="Courier New"/>
-                <w:color w:val="808080"/>
-                <w:sz w:val="20"/>
-                <w:lang w:val="en-US"/>
-              </w:rPr>
-              <w:t>"</w:t>
+              <w:t>"nt"</w:t>
             </w:r>
             <w:r>
               <w:rPr>
@@ -16865,6 +15720,7 @@
                 <w:bCs/>
                 <w:color w:val="000000"/>
                 <w:sz w:val="20"/>
+                <w:lang w:val="en-US"/>
               </w:rPr>
               <w:t xml:space="preserve">                                                    </w:t>
             </w:r>
@@ -16886,18 +15742,7 @@
                 <w:sz w:val="20"/>
                 <w:lang w:val="en-US"/>
               </w:rPr>
-              <w:t xml:space="preserve"> </w:t>
-            </w:r>
-            <w:proofErr w:type="spellStart"/>
-            <w:proofErr w:type="gramStart"/>
-            <w:r>
-              <w:rPr>
-                <w:rFonts w:ascii="Courier New" w:eastAsia="Times New Roman" w:hAnsi="Courier New" w:cs="Courier New"/>
-                <w:color w:val="000000"/>
-                <w:sz w:val="20"/>
-                <w:lang w:val="en-US"/>
-              </w:rPr>
-              <w:t>shlex</w:t>
+              <w:t xml:space="preserve"> shlex</w:t>
             </w:r>
             <w:r>
               <w:rPr>
@@ -16921,8 +15766,6 @@
               </w:rPr>
               <w:t>join</w:t>
             </w:r>
-            <w:proofErr w:type="spellEnd"/>
-            <w:proofErr w:type="gramEnd"/>
             <w:r>
               <w:rPr>
                 <w:rFonts w:ascii="Courier New" w:eastAsia="Times New Roman" w:hAnsi="Courier New" w:cs="Courier New"/>
@@ -17007,27 +15850,15 @@
               </w:rPr>
               <w:t>f"$ {</w:t>
             </w:r>
-            <w:proofErr w:type="spellStart"/>
-            <w:r>
-              <w:rPr>
-                <w:rFonts w:ascii="Courier New" w:eastAsia="Times New Roman" w:hAnsi="Courier New" w:cs="Courier New"/>
-                <w:color w:val="000000"/>
-                <w:sz w:val="20"/>
-                <w:lang w:val="en-US"/>
-              </w:rPr>
-              <w:t>command_</w:t>
-            </w:r>
-            <w:proofErr w:type="gramStart"/>
-            <w:r>
-              <w:rPr>
-                <w:rFonts w:ascii="Courier New" w:eastAsia="Times New Roman" w:hAnsi="Courier New" w:cs="Courier New"/>
-                <w:color w:val="000000"/>
-                <w:sz w:val="20"/>
-                <w:lang w:val="en-US"/>
-              </w:rPr>
-              <w:t>text</w:t>
-            </w:r>
-            <w:proofErr w:type="spellEnd"/>
+            <w:r>
+              <w:rPr>
+                <w:rFonts w:ascii="Courier New" w:eastAsia="Times New Roman" w:hAnsi="Courier New" w:cs="Courier New"/>
+                <w:color w:val="000000"/>
+                <w:sz w:val="20"/>
+                <w:lang w:val="en-US"/>
+              </w:rPr>
+              <w:t>command_text</w:t>
+            </w:r>
             <w:r>
               <w:rPr>
                 <w:rFonts w:ascii="Courier New" w:eastAsia="Times New Roman" w:hAnsi="Courier New" w:cs="Courier New"/>
@@ -17035,17 +15866,7 @@
                 <w:sz w:val="20"/>
                 <w:lang w:val="en-US"/>
               </w:rPr>
-              <w:t>}\n\n</w:t>
-            </w:r>
-            <w:proofErr w:type="gramEnd"/>
-            <w:r>
-              <w:rPr>
-                <w:rFonts w:ascii="Courier New" w:eastAsia="Times New Roman" w:hAnsi="Courier New" w:cs="Courier New"/>
-                <w:color w:val="808080"/>
-                <w:sz w:val="20"/>
-                <w:lang w:val="en-US"/>
-              </w:rPr>
-              <w:t>"</w:t>
+              <w:t>}\n\n"</w:t>
             </w:r>
           </w:p>
           <w:p>
@@ -17070,7 +15891,6 @@
               </w:rPr>
               <w:t xml:space="preserve">    </w:t>
             </w:r>
-            <w:proofErr w:type="spellStart"/>
             <w:r>
               <w:rPr>
                 <w:rFonts w:ascii="Courier New" w:eastAsia="Times New Roman" w:hAnsi="Courier New" w:cs="Courier New"/>
@@ -17081,7 +15901,6 @@
               </w:rPr>
               <w:t>try</w:t>
             </w:r>
-            <w:proofErr w:type="spellEnd"/>
             <w:r>
               <w:rPr>
                 <w:rFonts w:ascii="Courier New" w:eastAsia="Times New Roman" w:hAnsi="Courier New" w:cs="Courier New"/>
@@ -17112,7 +15931,6 @@
                 <w:color w:val="000000"/>
                 <w:sz w:val="20"/>
               </w:rPr>
-              <w:lastRenderedPageBreak/>
               <w:t xml:space="preserve">        </w:t>
             </w:r>
             <w:r>
@@ -17121,18 +15939,8 @@
                 <w:color w:val="008000"/>
                 <w:sz w:val="20"/>
               </w:rPr>
-              <w:t xml:space="preserve"># Запуск команды, весь вывод в </w:t>
-            </w:r>
-            <w:proofErr w:type="spellStart"/>
-            <w:r>
-              <w:rPr>
-                <w:rFonts w:ascii="Courier New" w:eastAsia="Times New Roman" w:hAnsi="Courier New" w:cs="Courier New"/>
-                <w:color w:val="008000"/>
-                <w:sz w:val="20"/>
-              </w:rPr>
-              <w:t>result</w:t>
-            </w:r>
-            <w:proofErr w:type="spellEnd"/>
+              <w:t># Запуск команды, весь вывод в result</w:t>
+            </w:r>
           </w:p>
           <w:p>
             <w:pPr>
@@ -17183,18 +15991,7 @@
                 <w:sz w:val="20"/>
                 <w:lang w:val="en-US"/>
               </w:rPr>
-              <w:t xml:space="preserve"> </w:t>
-            </w:r>
-            <w:proofErr w:type="spellStart"/>
-            <w:proofErr w:type="gramStart"/>
-            <w:r>
-              <w:rPr>
-                <w:rFonts w:ascii="Courier New" w:eastAsia="Times New Roman" w:hAnsi="Courier New" w:cs="Courier New"/>
-                <w:color w:val="000000"/>
-                <w:sz w:val="20"/>
-                <w:lang w:val="en-US"/>
-              </w:rPr>
-              <w:t>subprocess</w:t>
+              <w:t xml:space="preserve"> subprocess</w:t>
             </w:r>
             <w:r>
               <w:rPr>
@@ -17218,7 +16015,6 @@
               </w:rPr>
               <w:t>run</w:t>
             </w:r>
-            <w:proofErr w:type="spellEnd"/>
             <w:r>
               <w:rPr>
                 <w:rFonts w:ascii="Courier New" w:eastAsia="Times New Roman" w:hAnsi="Courier New" w:cs="Courier New"/>
@@ -17230,7 +16026,6 @@
               </w:rPr>
               <w:t>(</w:t>
             </w:r>
-            <w:proofErr w:type="gramEnd"/>
           </w:p>
           <w:p>
             <w:pPr>
@@ -17243,6 +16038,7 @@
                 <w:rFonts w:ascii="Courier New" w:eastAsia="Times New Roman" w:hAnsi="Courier New" w:cs="Courier New"/>
                 <w:color w:val="000000"/>
                 <w:sz w:val="20"/>
+                <w:lang w:val="en-US"/>
               </w:rPr>
             </w:pPr>
             <w:r>
@@ -17272,19 +16068,8 @@
                 <w:sz w:val="20"/>
                 <w:lang w:val="en-US"/>
               </w:rPr>
-              <w:t xml:space="preserve"> </w:t>
-            </w:r>
-            <w:proofErr w:type="spellStart"/>
-            <w:r>
-              <w:rPr>
-                <w:rFonts w:ascii="Courier New" w:eastAsia="Times New Roman" w:hAnsi="Courier New" w:cs="Courier New"/>
-                <w:color w:val="000000"/>
-                <w:sz w:val="20"/>
-                <w:lang w:val="en-US"/>
-              </w:rPr>
-              <w:t>cwd</w:t>
-            </w:r>
-            <w:proofErr w:type="spellEnd"/>
+              <w:t xml:space="preserve"> cwd</w:t>
+            </w:r>
             <w:r>
               <w:rPr>
                 <w:rFonts w:ascii="Courier New" w:eastAsia="Times New Roman" w:hAnsi="Courier New" w:cs="Courier New"/>
@@ -17323,19 +16108,8 @@
                 <w:sz w:val="20"/>
                 <w:lang w:val="en-US"/>
               </w:rPr>
-              <w:t xml:space="preserve"> </w:t>
-            </w:r>
-            <w:proofErr w:type="spellStart"/>
-            <w:r>
-              <w:rPr>
-                <w:rFonts w:ascii="Courier New" w:eastAsia="Times New Roman" w:hAnsi="Courier New" w:cs="Courier New"/>
-                <w:color w:val="000000"/>
-                <w:sz w:val="20"/>
-                <w:lang w:val="en-US"/>
-              </w:rPr>
-              <w:t>stdout</w:t>
-            </w:r>
-            <w:proofErr w:type="spellEnd"/>
+              <w:t xml:space="preserve"> stdout</w:t>
+            </w:r>
             <w:r>
               <w:rPr>
                 <w:rFonts w:ascii="Courier New" w:eastAsia="Times New Roman" w:hAnsi="Courier New" w:cs="Courier New"/>
@@ -17347,8 +16121,6 @@
               </w:rPr>
               <w:t>=</w:t>
             </w:r>
-            <w:proofErr w:type="spellStart"/>
-            <w:proofErr w:type="gramStart"/>
             <w:r>
               <w:rPr>
                 <w:rFonts w:ascii="Courier New" w:eastAsia="Times New Roman" w:hAnsi="Courier New" w:cs="Courier New"/>
@@ -17380,8 +16152,6 @@
               </w:rPr>
               <w:t>PIPE</w:t>
             </w:r>
-            <w:proofErr w:type="spellEnd"/>
-            <w:proofErr w:type="gramEnd"/>
             <w:r>
               <w:rPr>
                 <w:rFonts w:ascii="Courier New" w:eastAsia="Times New Roman" w:hAnsi="Courier New" w:cs="Courier New"/>
@@ -17422,6 +16192,7 @@
                 <w:rFonts w:ascii="Courier New" w:eastAsia="Times New Roman" w:hAnsi="Courier New" w:cs="Courier New"/>
                 <w:color w:val="000000"/>
                 <w:sz w:val="20"/>
+                <w:lang w:val="en-US"/>
               </w:rPr>
               <w:t xml:space="preserve">            </w:t>
             </w:r>
@@ -17445,8 +16216,6 @@
               </w:rPr>
               <w:t>=</w:t>
             </w:r>
-            <w:proofErr w:type="spellStart"/>
-            <w:proofErr w:type="gramStart"/>
             <w:r>
               <w:rPr>
                 <w:rFonts w:ascii="Courier New" w:eastAsia="Times New Roman" w:hAnsi="Courier New" w:cs="Courier New"/>
@@ -17478,8 +16247,6 @@
               </w:rPr>
               <w:t>STDOUT</w:t>
             </w:r>
-            <w:proofErr w:type="spellEnd"/>
-            <w:proofErr w:type="gramEnd"/>
             <w:r>
               <w:rPr>
                 <w:rFonts w:ascii="Courier New" w:eastAsia="Times New Roman" w:hAnsi="Courier New" w:cs="Courier New"/>
@@ -17745,18 +16512,7 @@
                 <w:sz w:val="20"/>
                 <w:lang w:val="en-US"/>
               </w:rPr>
-              <w:t xml:space="preserve"> </w:t>
-            </w:r>
-            <w:proofErr w:type="spellStart"/>
-            <w:proofErr w:type="gramStart"/>
-            <w:r>
-              <w:rPr>
-                <w:rFonts w:ascii="Courier New" w:eastAsia="Times New Roman" w:hAnsi="Courier New" w:cs="Courier New"/>
-                <w:color w:val="000000"/>
-                <w:sz w:val="20"/>
-                <w:lang w:val="en-US"/>
-              </w:rPr>
-              <w:t>subprocess</w:t>
+              <w:t xml:space="preserve"> subprocess</w:t>
             </w:r>
             <w:r>
               <w:rPr>
@@ -17780,8 +16536,6 @@
               </w:rPr>
               <w:t>TimeoutExpired</w:t>
             </w:r>
-            <w:proofErr w:type="spellEnd"/>
-            <w:proofErr w:type="gramEnd"/>
             <w:r>
               <w:rPr>
                 <w:rFonts w:ascii="Courier New" w:eastAsia="Times New Roman" w:hAnsi="Courier New" w:cs="Courier New"/>
@@ -17924,18 +16678,7 @@
                 <w:sz w:val="20"/>
                 <w:lang w:val="en-US"/>
               </w:rPr>
-              <w:t xml:space="preserve"> </w:t>
-            </w:r>
-            <w:proofErr w:type="spellStart"/>
-            <w:proofErr w:type="gramStart"/>
-            <w:r>
-              <w:rPr>
-                <w:rFonts w:ascii="Courier New" w:eastAsia="Times New Roman" w:hAnsi="Courier New" w:cs="Courier New"/>
-                <w:color w:val="000000"/>
-                <w:sz w:val="20"/>
-                <w:lang w:val="en-US"/>
-              </w:rPr>
-              <w:t>error</w:t>
+              <w:t xml:space="preserve"> error</w:t>
             </w:r>
             <w:r>
               <w:rPr>
@@ -17959,8 +16702,6 @@
               </w:rPr>
               <w:t>stdout</w:t>
             </w:r>
-            <w:proofErr w:type="spellEnd"/>
-            <w:proofErr w:type="gramEnd"/>
             <w:r>
               <w:rPr>
                 <w:rFonts w:ascii="Courier New" w:eastAsia="Times New Roman" w:hAnsi="Courier New" w:cs="Courier New"/>
@@ -18043,8 +16784,6 @@
               </w:rPr>
               <w:t xml:space="preserve"> </w:t>
             </w:r>
-            <w:proofErr w:type="spellStart"/>
-            <w:proofErr w:type="gramStart"/>
             <w:r>
               <w:rPr>
                 <w:rFonts w:ascii="Courier New" w:eastAsia="Times New Roman" w:hAnsi="Courier New" w:cs="Courier New"/>
@@ -18056,7 +16795,6 @@
               </w:rPr>
               <w:t>isinstance</w:t>
             </w:r>
-            <w:proofErr w:type="spellEnd"/>
             <w:r>
               <w:rPr>
                 <w:rFonts w:ascii="Courier New" w:eastAsia="Times New Roman" w:hAnsi="Courier New" w:cs="Courier New"/>
@@ -18068,7 +16806,6 @@
               </w:rPr>
               <w:t>(</w:t>
             </w:r>
-            <w:proofErr w:type="gramEnd"/>
             <w:r>
               <w:rPr>
                 <w:rFonts w:ascii="Courier New" w:eastAsia="Times New Roman" w:hAnsi="Courier New" w:cs="Courier New"/>
@@ -18162,18 +16899,7 @@
                 <w:sz w:val="20"/>
                 <w:lang w:val="en-US"/>
               </w:rPr>
-              <w:t xml:space="preserve"> </w:t>
-            </w:r>
-            <w:proofErr w:type="spellStart"/>
-            <w:proofErr w:type="gramStart"/>
-            <w:r>
-              <w:rPr>
-                <w:rFonts w:ascii="Courier New" w:eastAsia="Times New Roman" w:hAnsi="Courier New" w:cs="Courier New"/>
-                <w:color w:val="000000"/>
-                <w:sz w:val="20"/>
-                <w:lang w:val="en-US"/>
-              </w:rPr>
-              <w:t>output</w:t>
+              <w:t xml:space="preserve"> output</w:t>
             </w:r>
             <w:r>
               <w:rPr>
@@ -18197,8 +16923,6 @@
               </w:rPr>
               <w:t>decode</w:t>
             </w:r>
-            <w:proofErr w:type="spellEnd"/>
-            <w:proofErr w:type="gramEnd"/>
             <w:r>
               <w:rPr>
                 <w:rFonts w:ascii="Courier New" w:eastAsia="Times New Roman" w:hAnsi="Courier New" w:cs="Courier New"/>
@@ -18357,6 +17081,7 @@
                 <w:rFonts w:ascii="Courier New" w:eastAsia="Times New Roman" w:hAnsi="Courier New" w:cs="Courier New"/>
                 <w:color w:val="000000"/>
                 <w:sz w:val="20"/>
+                <w:lang w:val="en-US"/>
               </w:rPr>
             </w:pPr>
             <w:r>
@@ -18406,20 +17131,8 @@
                 <w:sz w:val="20"/>
                 <w:lang w:val="en-US"/>
               </w:rPr>
-              <w:t xml:space="preserve"> </w:t>
-            </w:r>
-            <w:proofErr w:type="spellStart"/>
-            <w:r>
-              <w:rPr>
-                <w:rFonts w:ascii="Courier New" w:eastAsia="Times New Roman" w:hAnsi="Courier New" w:cs="Courier New"/>
-                <w:color w:val="000000"/>
-                <w:sz w:val="20"/>
-                <w:lang w:val="en-US"/>
-              </w:rPr>
-              <w:t>log_name</w:t>
-            </w:r>
-            <w:proofErr w:type="spellEnd"/>
-            <w:proofErr w:type="gramStart"/>
+              <w:t xml:space="preserve"> log_name</w:t>
+            </w:r>
             <w:r>
               <w:rPr>
                 <w:rFonts w:ascii="Courier New" w:eastAsia="Times New Roman" w:hAnsi="Courier New" w:cs="Courier New"/>
@@ -18431,7 +17144,6 @@
               </w:rPr>
               <w:t>).</w:t>
             </w:r>
-            <w:proofErr w:type="spellStart"/>
             <w:r>
               <w:rPr>
                 <w:rFonts w:ascii="Courier New" w:eastAsia="Times New Roman" w:hAnsi="Courier New" w:cs="Courier New"/>
@@ -18441,21 +17153,8 @@
                 <w:sz w:val="20"/>
                 <w:lang w:val="en-US"/>
               </w:rPr>
-              <w:t>write</w:t>
-            </w:r>
-            <w:proofErr w:type="gramEnd"/>
-            <w:r>
-              <w:rPr>
-                <w:rFonts w:ascii="Courier New" w:eastAsia="Times New Roman" w:hAnsi="Courier New" w:cs="Courier New"/>
-                <w:i/>
-                <w:iCs/>
-                <w:color w:val="FF8000"/>
-                <w:sz w:val="20"/>
-                <w:lang w:val="en-US"/>
-              </w:rPr>
-              <w:t>_text</w:t>
-            </w:r>
-            <w:proofErr w:type="spellEnd"/>
+              <w:t>write_text</w:t>
+            </w:r>
             <w:r>
               <w:rPr>
                 <w:rFonts w:ascii="Courier New" w:eastAsia="Times New Roman" w:hAnsi="Courier New" w:cs="Courier New"/>
@@ -18523,27 +17222,7 @@
                 <w:sz w:val="20"/>
                 <w:lang w:val="en-US"/>
               </w:rPr>
-              <w:t>"\</w:t>
-            </w:r>
-            <w:proofErr w:type="spellStart"/>
-            <w:r>
-              <w:rPr>
-                <w:rFonts w:ascii="Courier New" w:eastAsia="Times New Roman" w:hAnsi="Courier New" w:cs="Courier New"/>
-                <w:color w:val="808080"/>
-                <w:sz w:val="20"/>
-                <w:lang w:val="en-US"/>
-              </w:rPr>
-              <w:t>nTIMEOUT</w:t>
-            </w:r>
-            <w:proofErr w:type="spellEnd"/>
-            <w:r>
-              <w:rPr>
-                <w:rFonts w:ascii="Courier New" w:eastAsia="Times New Roman" w:hAnsi="Courier New" w:cs="Courier New"/>
-                <w:color w:val="808080"/>
-                <w:sz w:val="20"/>
-                <w:lang w:val="en-US"/>
-              </w:rPr>
-              <w:t>\n"</w:t>
+              <w:t>"\nTIMEOUT\n"</w:t>
             </w:r>
             <w:r>
               <w:rPr>
@@ -18585,6 +17264,7 @@
                 <w:rFonts w:ascii="Courier New" w:eastAsia="Times New Roman" w:hAnsi="Courier New" w:cs="Courier New"/>
                 <w:color w:val="000000"/>
                 <w:sz w:val="20"/>
+                <w:lang w:val="en-US"/>
               </w:rPr>
               <w:t xml:space="preserve">                                       </w:t>
             </w:r>
@@ -18730,8 +17410,6 @@
               </w:rPr>
               <w:t xml:space="preserve"> </w:t>
             </w:r>
-            <w:proofErr w:type="spellStart"/>
-            <w:proofErr w:type="gramStart"/>
             <w:r>
               <w:rPr>
                 <w:rFonts w:ascii="Courier New" w:eastAsia="Times New Roman" w:hAnsi="Courier New" w:cs="Courier New"/>
@@ -18743,7 +17421,6 @@
               </w:rPr>
               <w:t>RuntimeError</w:t>
             </w:r>
-            <w:proofErr w:type="spellEnd"/>
             <w:r>
               <w:rPr>
                 <w:rFonts w:ascii="Courier New" w:eastAsia="Times New Roman" w:hAnsi="Courier New" w:cs="Courier New"/>
@@ -18755,7 +17432,6 @@
               </w:rPr>
               <w:t>(</w:t>
             </w:r>
-            <w:proofErr w:type="gramEnd"/>
             <w:r>
               <w:rPr>
                 <w:rFonts w:ascii="Courier New" w:eastAsia="Times New Roman" w:hAnsi="Courier New" w:cs="Courier New"/>
@@ -18851,7 +17527,6 @@
               </w:rPr>
               <w:t>. {</w:t>
             </w:r>
-            <w:proofErr w:type="spellStart"/>
             <w:r>
               <w:rPr>
                 <w:rFonts w:ascii="Courier New" w:eastAsia="Times New Roman" w:hAnsi="Courier New" w:cs="Courier New"/>
@@ -18861,7 +17536,6 @@
               </w:rPr>
               <w:t>log_name</w:t>
             </w:r>
-            <w:proofErr w:type="spellEnd"/>
             <w:r>
               <w:rPr>
                 <w:rFonts w:ascii="Courier New" w:eastAsia="Times New Roman" w:hAnsi="Courier New" w:cs="Courier New"/>
@@ -18955,7 +17629,6 @@
               </w:rPr>
               <w:t xml:space="preserve"> </w:t>
             </w:r>
-            <w:proofErr w:type="spellStart"/>
             <w:r>
               <w:rPr>
                 <w:rFonts w:ascii="Courier New" w:eastAsia="Times New Roman" w:hAnsi="Courier New" w:cs="Courier New"/>
@@ -18967,7 +17640,6 @@
               </w:rPr>
               <w:t>OSError</w:t>
             </w:r>
-            <w:proofErr w:type="spellEnd"/>
             <w:r>
               <w:rPr>
                 <w:rFonts w:ascii="Courier New" w:eastAsia="Times New Roman" w:hAnsi="Courier New" w:cs="Courier New"/>
@@ -19173,20 +17845,8 @@
                 <w:sz w:val="20"/>
                 <w:lang w:val="en-US"/>
               </w:rPr>
-              <w:t xml:space="preserve"> </w:t>
-            </w:r>
-            <w:proofErr w:type="spellStart"/>
-            <w:r>
-              <w:rPr>
-                <w:rFonts w:ascii="Courier New" w:eastAsia="Times New Roman" w:hAnsi="Courier New" w:cs="Courier New"/>
-                <w:color w:val="000000"/>
-                <w:sz w:val="20"/>
-                <w:lang w:val="en-US"/>
-              </w:rPr>
-              <w:t>log_name</w:t>
-            </w:r>
-            <w:proofErr w:type="spellEnd"/>
-            <w:proofErr w:type="gramStart"/>
+              <w:t xml:space="preserve"> log_name</w:t>
+            </w:r>
             <w:r>
               <w:rPr>
                 <w:rFonts w:ascii="Courier New" w:eastAsia="Times New Roman" w:hAnsi="Courier New" w:cs="Courier New"/>
@@ -19198,7 +17858,6 @@
               </w:rPr>
               <w:t>).</w:t>
             </w:r>
-            <w:proofErr w:type="spellStart"/>
             <w:r>
               <w:rPr>
                 <w:rFonts w:ascii="Courier New" w:eastAsia="Times New Roman" w:hAnsi="Courier New" w:cs="Courier New"/>
@@ -19208,21 +17867,8 @@
                 <w:sz w:val="20"/>
                 <w:lang w:val="en-US"/>
               </w:rPr>
-              <w:t>write</w:t>
-            </w:r>
-            <w:proofErr w:type="gramEnd"/>
-            <w:r>
-              <w:rPr>
-                <w:rFonts w:ascii="Courier New" w:eastAsia="Times New Roman" w:hAnsi="Courier New" w:cs="Courier New"/>
-                <w:i/>
-                <w:iCs/>
-                <w:color w:val="FF8000"/>
-                <w:sz w:val="20"/>
-                <w:lang w:val="en-US"/>
-              </w:rPr>
-              <w:t>_text</w:t>
-            </w:r>
-            <w:proofErr w:type="spellEnd"/>
+              <w:t>write_text</w:t>
+            </w:r>
             <w:r>
               <w:rPr>
                 <w:rFonts w:ascii="Courier New" w:eastAsia="Times New Roman" w:hAnsi="Courier New" w:cs="Courier New"/>
@@ -19357,6 +18003,7 @@
                 <w:rFonts w:ascii="Courier New" w:eastAsia="Times New Roman" w:hAnsi="Courier New" w:cs="Courier New"/>
                 <w:color w:val="808080"/>
                 <w:sz w:val="20"/>
+                <w:lang w:val="en-US"/>
               </w:rPr>
             </w:pPr>
             <w:r>
@@ -19388,8 +18035,6 @@
               </w:rPr>
               <w:t xml:space="preserve"> </w:t>
             </w:r>
-            <w:proofErr w:type="spellStart"/>
-            <w:proofErr w:type="gramStart"/>
             <w:r>
               <w:rPr>
                 <w:rFonts w:ascii="Courier New" w:eastAsia="Times New Roman" w:hAnsi="Courier New" w:cs="Courier New"/>
@@ -19401,7 +18046,6 @@
               </w:rPr>
               <w:t>RuntimeError</w:t>
             </w:r>
-            <w:proofErr w:type="spellEnd"/>
             <w:r>
               <w:rPr>
                 <w:rFonts w:ascii="Courier New" w:eastAsia="Times New Roman" w:hAnsi="Courier New" w:cs="Courier New"/>
@@ -19413,7 +18057,6 @@
               </w:rPr>
               <w:t>(</w:t>
             </w:r>
-            <w:proofErr w:type="gramEnd"/>
             <w:r>
               <w:rPr>
                 <w:rFonts w:ascii="Courier New" w:eastAsia="Times New Roman" w:hAnsi="Courier New" w:cs="Courier New"/>
@@ -19560,6 +18203,7 @@
                 <w:rFonts w:ascii="Courier New" w:eastAsia="Times New Roman" w:hAnsi="Courier New" w:cs="Courier New"/>
                 <w:color w:val="808080"/>
                 <w:sz w:val="20"/>
+                <w:lang w:val="en-US"/>
               </w:rPr>
               <w:t xml:space="preserve">                             </w:t>
             </w:r>
@@ -19572,7 +18216,6 @@
               </w:rPr>
               <w:t>{</w:t>
             </w:r>
-            <w:proofErr w:type="spellStart"/>
             <w:r>
               <w:rPr>
                 <w:rFonts w:ascii="Courier New" w:eastAsia="Times New Roman" w:hAnsi="Courier New" w:cs="Courier New"/>
@@ -19582,7 +18225,6 @@
               </w:rPr>
               <w:t>log_name</w:t>
             </w:r>
-            <w:proofErr w:type="spellEnd"/>
             <w:r>
               <w:rPr>
                 <w:rFonts w:ascii="Courier New" w:eastAsia="Times New Roman" w:hAnsi="Courier New" w:cs="Courier New"/>
@@ -19752,20 +18394,8 @@
                 <w:sz w:val="20"/>
                 <w:lang w:val="en-US"/>
               </w:rPr>
-              <w:t xml:space="preserve"> </w:t>
-            </w:r>
-            <w:proofErr w:type="spellStart"/>
-            <w:r>
-              <w:rPr>
-                <w:rFonts w:ascii="Courier New" w:eastAsia="Times New Roman" w:hAnsi="Courier New" w:cs="Courier New"/>
-                <w:color w:val="000000"/>
-                <w:sz w:val="20"/>
-                <w:lang w:val="en-US"/>
-              </w:rPr>
-              <w:t>log_name</w:t>
-            </w:r>
-            <w:proofErr w:type="spellEnd"/>
-            <w:proofErr w:type="gramStart"/>
+              <w:t xml:space="preserve"> log_name</w:t>
+            </w:r>
             <w:r>
               <w:rPr>
                 <w:rFonts w:ascii="Courier New" w:eastAsia="Times New Roman" w:hAnsi="Courier New" w:cs="Courier New"/>
@@ -19777,7 +18407,6 @@
               </w:rPr>
               <w:t>).</w:t>
             </w:r>
-            <w:proofErr w:type="spellStart"/>
             <w:r>
               <w:rPr>
                 <w:rFonts w:ascii="Courier New" w:eastAsia="Times New Roman" w:hAnsi="Courier New" w:cs="Courier New"/>
@@ -19787,9 +18416,59 @@
                 <w:sz w:val="20"/>
                 <w:lang w:val="en-US"/>
               </w:rPr>
-              <w:t>write</w:t>
-            </w:r>
-            <w:proofErr w:type="gramEnd"/>
+              <w:t>write_text</w:t>
+            </w:r>
+            <w:r>
+              <w:rPr>
+                <w:rFonts w:ascii="Courier New" w:eastAsia="Times New Roman" w:hAnsi="Courier New" w:cs="Courier New"/>
+                <w:b/>
+                <w:bCs/>
+                <w:color w:val="000080"/>
+                <w:sz w:val="20"/>
+                <w:lang w:val="en-US"/>
+              </w:rPr>
+              <w:t>(</w:t>
+            </w:r>
+            <w:r>
+              <w:rPr>
+                <w:rFonts w:ascii="Courier New" w:eastAsia="Times New Roman" w:hAnsi="Courier New" w:cs="Courier New"/>
+                <w:color w:val="000000"/>
+                <w:sz w:val="20"/>
+                <w:lang w:val="en-US"/>
+              </w:rPr>
+              <w:t xml:space="preserve">heading </w:t>
+            </w:r>
+            <w:r>
+              <w:rPr>
+                <w:rFonts w:ascii="Courier New" w:eastAsia="Times New Roman" w:hAnsi="Courier New" w:cs="Courier New"/>
+                <w:b/>
+                <w:bCs/>
+                <w:color w:val="000080"/>
+                <w:sz w:val="20"/>
+                <w:lang w:val="en-US"/>
+              </w:rPr>
+              <w:t>+</w:t>
+            </w:r>
+            <w:r>
+              <w:rPr>
+                <w:rFonts w:ascii="Courier New" w:eastAsia="Times New Roman" w:hAnsi="Courier New" w:cs="Courier New"/>
+                <w:color w:val="000000"/>
+                <w:sz w:val="20"/>
+                <w:lang w:val="en-US"/>
+              </w:rPr>
+              <w:t xml:space="preserve"> result</w:t>
+            </w:r>
+            <w:r>
+              <w:rPr>
+                <w:rFonts w:ascii="Courier New" w:eastAsia="Times New Roman" w:hAnsi="Courier New" w:cs="Courier New"/>
+                <w:b/>
+                <w:bCs/>
+                <w:color w:val="000080"/>
+                <w:sz w:val="20"/>
+                <w:lang w:val="en-US"/>
+              </w:rPr>
+              <w:t>.</w:t>
+            </w:r>
             <w:r>
               <w:rPr>
                 <w:rFonts w:ascii="Courier New" w:eastAsia="Times New Roman" w:hAnsi="Courier New" w:cs="Courier New"/>
@@ -19799,82 +18478,8 @@
                 <w:sz w:val="20"/>
                 <w:lang w:val="en-US"/>
               </w:rPr>
-              <w:t>_text</w:t>
-            </w:r>
-            <w:proofErr w:type="spellEnd"/>
-            <w:r>
-              <w:rPr>
-                <w:rFonts w:ascii="Courier New" w:eastAsia="Times New Roman" w:hAnsi="Courier New" w:cs="Courier New"/>
-                <w:b/>
-                <w:bCs/>
-                <w:color w:val="000080"/>
-                <w:sz w:val="20"/>
-                <w:lang w:val="en-US"/>
-              </w:rPr>
-              <w:t>(</w:t>
-            </w:r>
-            <w:r>
-              <w:rPr>
-                <w:rFonts w:ascii="Courier New" w:eastAsia="Times New Roman" w:hAnsi="Courier New" w:cs="Courier New"/>
-                <w:color w:val="000000"/>
-                <w:sz w:val="20"/>
-                <w:lang w:val="en-US"/>
-              </w:rPr>
-              <w:t xml:space="preserve">heading </w:t>
-            </w:r>
-            <w:r>
-              <w:rPr>
-                <w:rFonts w:ascii="Courier New" w:eastAsia="Times New Roman" w:hAnsi="Courier New" w:cs="Courier New"/>
-                <w:b/>
-                <w:bCs/>
-                <w:color w:val="000080"/>
-                <w:sz w:val="20"/>
-                <w:lang w:val="en-US"/>
-              </w:rPr>
-              <w:t>+</w:t>
-            </w:r>
-            <w:r>
-              <w:rPr>
-                <w:rFonts w:ascii="Courier New" w:eastAsia="Times New Roman" w:hAnsi="Courier New" w:cs="Courier New"/>
-                <w:color w:val="000000"/>
-                <w:sz w:val="20"/>
-                <w:lang w:val="en-US"/>
-              </w:rPr>
-              <w:t xml:space="preserve"> </w:t>
-            </w:r>
-            <w:proofErr w:type="spellStart"/>
-            <w:r>
-              <w:rPr>
-                <w:rFonts w:ascii="Courier New" w:eastAsia="Times New Roman" w:hAnsi="Courier New" w:cs="Courier New"/>
-                <w:color w:val="000000"/>
-                <w:sz w:val="20"/>
-                <w:lang w:val="en-US"/>
-              </w:rPr>
-              <w:t>result</w:t>
-            </w:r>
-            <w:r>
-              <w:rPr>
-                <w:rFonts w:ascii="Courier New" w:eastAsia="Times New Roman" w:hAnsi="Courier New" w:cs="Courier New"/>
-                <w:b/>
-                <w:bCs/>
-                <w:color w:val="000080"/>
-                <w:sz w:val="20"/>
-                <w:lang w:val="en-US"/>
-              </w:rPr>
-              <w:t>.</w:t>
-            </w:r>
-            <w:r>
-              <w:rPr>
-                <w:rFonts w:ascii="Courier New" w:eastAsia="Times New Roman" w:hAnsi="Courier New" w:cs="Courier New"/>
-                <w:i/>
-                <w:iCs/>
-                <w:color w:val="FF8000"/>
-                <w:sz w:val="20"/>
-                <w:lang w:val="en-US"/>
-              </w:rPr>
               <w:t>stdout</w:t>
             </w:r>
-            <w:proofErr w:type="spellEnd"/>
             <w:r>
               <w:rPr>
                 <w:rFonts w:ascii="Courier New" w:eastAsia="Times New Roman" w:hAnsi="Courier New" w:cs="Courier New"/>
@@ -19949,7 +18554,6 @@
               </w:rPr>
               <w:t xml:space="preserve">    </w:t>
             </w:r>
-            <w:proofErr w:type="spellStart"/>
             <w:r>
               <w:rPr>
                 <w:rFonts w:ascii="Courier New" w:eastAsia="Times New Roman" w:hAnsi="Courier New" w:cs="Courier New"/>
@@ -19960,25 +18564,14 @@
               </w:rPr>
               <w:t>return</w:t>
             </w:r>
-            <w:proofErr w:type="spellEnd"/>
-            <w:r>
-              <w:rPr>
-                <w:rFonts w:ascii="Courier New" w:eastAsia="Times New Roman" w:hAnsi="Courier New" w:cs="Courier New"/>
-                <w:color w:val="000000"/>
-                <w:sz w:val="20"/>
-              </w:rPr>
-              <w:t xml:space="preserve"> </w:t>
-            </w:r>
-            <w:proofErr w:type="spellStart"/>
-            <w:r>
-              <w:rPr>
-                <w:rFonts w:ascii="Courier New" w:eastAsia="Times New Roman" w:hAnsi="Courier New" w:cs="Courier New"/>
-                <w:color w:val="000000"/>
-                <w:sz w:val="20"/>
-              </w:rPr>
-              <w:t>result</w:t>
-            </w:r>
-            <w:proofErr w:type="spellEnd"/>
+            <w:r>
+              <w:rPr>
+                <w:rFonts w:ascii="Courier New" w:eastAsia="Times New Roman" w:hAnsi="Courier New" w:cs="Courier New"/>
+                <w:color w:val="000000"/>
+                <w:sz w:val="20"/>
+              </w:rPr>
+              <w:t xml:space="preserve"> result</w:t>
+            </w:r>
           </w:p>
         </w:tc>
       </w:tr>
@@ -19998,7 +18591,6 @@
           <w:szCs w:val="26"/>
           <w:lang w:bidi="ar-SA"/>
         </w:rPr>
-        <w:lastRenderedPageBreak/>
         <w:t>Как понятно из названия она необходима исключительно как обертка для запуска команд в консоли, с обработкой различных ошибок, которые могут возникать в процессе</w:t>
       </w:r>
       <w:r>
@@ -20027,23 +18619,13 @@
         </w:rPr>
         <w:t xml:space="preserve">Вторая функция, которая используется в основном коде это </w:t>
       </w:r>
-      <w:proofErr w:type="spellStart"/>
       <w:r>
         <w:rPr>
           <w:sz w:val="30"/>
           <w:szCs w:val="26"/>
           <w:lang w:bidi="ar-SA"/>
         </w:rPr>
-        <w:t>run_test</w:t>
-      </w:r>
-      <w:proofErr w:type="spellEnd"/>
-      <w:r>
-        <w:rPr>
-          <w:sz w:val="30"/>
-          <w:szCs w:val="26"/>
-          <w:lang w:bidi="ar-SA"/>
-        </w:rPr>
-        <w:t>:</w:t>
+        <w:t>run_test:</w:t>
       </w:r>
     </w:p>
     <w:tbl>
@@ -20095,7 +18677,6 @@
               </w:rPr>
               <w:t xml:space="preserve"> </w:t>
             </w:r>
-            <w:proofErr w:type="spellStart"/>
             <w:r>
               <w:rPr>
                 <w:rFonts w:ascii="Courier New" w:eastAsia="Times New Roman" w:hAnsi="Courier New" w:cs="Courier New"/>
@@ -20103,19 +18684,8 @@
                 <w:sz w:val="20"/>
                 <w:lang w:val="en-US"/>
               </w:rPr>
-              <w:t>run_</w:t>
-            </w:r>
-            <w:proofErr w:type="gramStart"/>
-            <w:r>
-              <w:rPr>
-                <w:rFonts w:ascii="Courier New" w:eastAsia="Times New Roman" w:hAnsi="Courier New" w:cs="Courier New"/>
-                <w:color w:val="FF00FF"/>
-                <w:sz w:val="20"/>
-                <w:lang w:val="en-US"/>
-              </w:rPr>
-              <w:t>test</w:t>
-            </w:r>
-            <w:proofErr w:type="spellEnd"/>
+              <w:t>run_test</w:t>
+            </w:r>
             <w:r>
               <w:rPr>
                 <w:rFonts w:ascii="Courier New" w:eastAsia="Times New Roman" w:hAnsi="Courier New" w:cs="Courier New"/>
@@ -20127,7 +18697,6 @@
               </w:rPr>
               <w:t>(</w:t>
             </w:r>
-            <w:proofErr w:type="gramEnd"/>
             <w:r>
               <w:rPr>
                 <w:rFonts w:ascii="Courier New" w:eastAsia="Times New Roman" w:hAnsi="Courier New" w:cs="Courier New"/>
@@ -20307,6 +18876,7 @@
                 <w:rFonts w:ascii="Courier New" w:eastAsia="Times New Roman" w:hAnsi="Courier New" w:cs="Courier New"/>
                 <w:color w:val="000000"/>
                 <w:sz w:val="20"/>
+                <w:lang w:val="en-US"/>
               </w:rPr>
               <w:t xml:space="preserve">    </w:t>
             </w:r>
@@ -20338,17 +18908,7 @@
                 <w:color w:val="000000"/>
                 <w:sz w:val="20"/>
               </w:rPr>
-              <w:t xml:space="preserve">    </w:t>
-            </w:r>
-            <w:proofErr w:type="spellStart"/>
-            <w:proofErr w:type="gramStart"/>
-            <w:r>
-              <w:rPr>
-                <w:rFonts w:ascii="Courier New" w:eastAsia="Times New Roman" w:hAnsi="Courier New" w:cs="Courier New"/>
-                <w:color w:val="000000"/>
-                <w:sz w:val="20"/>
-              </w:rPr>
-              <w:t>folder</w:t>
+              <w:t xml:space="preserve">    folder</w:t>
             </w:r>
             <w:r>
               <w:rPr>
@@ -20370,8 +18930,6 @@
               </w:rPr>
               <w:t>mkdir</w:t>
             </w:r>
-            <w:proofErr w:type="spellEnd"/>
-            <w:proofErr w:type="gramEnd"/>
             <w:r>
               <w:rPr>
                 <w:rFonts w:ascii="Courier New" w:eastAsia="Times New Roman" w:hAnsi="Courier New" w:cs="Courier New"/>
@@ -20382,7 +18940,6 @@
               </w:rPr>
               <w:t>(</w:t>
             </w:r>
-            <w:proofErr w:type="spellStart"/>
             <w:r>
               <w:rPr>
                 <w:rFonts w:ascii="Courier New" w:eastAsia="Times New Roman" w:hAnsi="Courier New" w:cs="Courier New"/>
@@ -20391,7 +18948,6 @@
               </w:rPr>
               <w:t>parents</w:t>
             </w:r>
-            <w:proofErr w:type="spellEnd"/>
             <w:r>
               <w:rPr>
                 <w:rFonts w:ascii="Courier New" w:eastAsia="Times New Roman" w:hAnsi="Courier New" w:cs="Courier New"/>
@@ -20522,29 +19078,8 @@
                 <w:sz w:val="20"/>
                 <w:lang w:val="en-US"/>
               </w:rPr>
-              <w:t>"</w:t>
-            </w:r>
-            <w:proofErr w:type="spellStart"/>
-            <w:r>
-              <w:rPr>
-                <w:rFonts w:ascii="Courier New" w:eastAsia="Times New Roman" w:hAnsi="Courier New" w:cs="Courier New"/>
-                <w:color w:val="808080"/>
-                <w:sz w:val="20"/>
-                <w:lang w:val="en-US"/>
-              </w:rPr>
-              <w:t>model.pml</w:t>
-            </w:r>
-            <w:proofErr w:type="spellEnd"/>
-            <w:r>
-              <w:rPr>
-                <w:rFonts w:ascii="Courier New" w:eastAsia="Times New Roman" w:hAnsi="Courier New" w:cs="Courier New"/>
-                <w:color w:val="808080"/>
-                <w:sz w:val="20"/>
-                <w:lang w:val="en-US"/>
-              </w:rPr>
-              <w:t>"</w:t>
-            </w:r>
-            <w:proofErr w:type="gramStart"/>
+              <w:t>"model.pml"</w:t>
+            </w:r>
             <w:r>
               <w:rPr>
                 <w:rFonts w:ascii="Courier New" w:eastAsia="Times New Roman" w:hAnsi="Courier New" w:cs="Courier New"/>
@@ -20556,7 +19091,6 @@
               </w:rPr>
               <w:t>).</w:t>
             </w:r>
-            <w:proofErr w:type="spellStart"/>
             <w:r>
               <w:rPr>
                 <w:rFonts w:ascii="Courier New" w:eastAsia="Times New Roman" w:hAnsi="Courier New" w:cs="Courier New"/>
@@ -20566,21 +19100,8 @@
                 <w:sz w:val="20"/>
                 <w:lang w:val="en-US"/>
               </w:rPr>
-              <w:t>write</w:t>
-            </w:r>
-            <w:proofErr w:type="gramEnd"/>
-            <w:r>
-              <w:rPr>
-                <w:rFonts w:ascii="Courier New" w:eastAsia="Times New Roman" w:hAnsi="Courier New" w:cs="Courier New"/>
-                <w:i/>
-                <w:iCs/>
-                <w:color w:val="FF8000"/>
-                <w:sz w:val="20"/>
-                <w:lang w:val="en-US"/>
-              </w:rPr>
-              <w:t>_text</w:t>
-            </w:r>
-            <w:proofErr w:type="spellEnd"/>
+              <w:t>write_text</w:t>
+            </w:r>
             <w:r>
               <w:rPr>
                 <w:rFonts w:ascii="Courier New" w:eastAsia="Times New Roman" w:hAnsi="Courier New" w:cs="Courier New"/>
@@ -20592,7 +19113,6 @@
               </w:rPr>
               <w:t>(</w:t>
             </w:r>
-            <w:proofErr w:type="spellStart"/>
             <w:r>
               <w:rPr>
                 <w:rFonts w:ascii="Courier New" w:eastAsia="Times New Roman" w:hAnsi="Courier New" w:cs="Courier New"/>
@@ -20602,7 +19122,6 @@
               </w:rPr>
               <w:t>generate_model</w:t>
             </w:r>
-            <w:proofErr w:type="spellEnd"/>
             <w:r>
               <w:rPr>
                 <w:rFonts w:ascii="Courier New" w:eastAsia="Times New Roman" w:hAnsi="Courier New" w:cs="Courier New"/>
@@ -20893,29 +19412,7 @@
                 <w:sz w:val="20"/>
                 <w:lang w:val="en-US"/>
               </w:rPr>
-              <w:t>"</w:t>
-            </w:r>
-            <w:proofErr w:type="spellStart"/>
-            <w:proofErr w:type="gramStart"/>
-            <w:r>
-              <w:rPr>
-                <w:rFonts w:ascii="Courier New" w:eastAsia="Times New Roman" w:hAnsi="Courier New" w:cs="Courier New"/>
-                <w:color w:val="808080"/>
-                <w:sz w:val="20"/>
-                <w:lang w:val="en-US"/>
-              </w:rPr>
-              <w:t>case.json</w:t>
-            </w:r>
-            <w:proofErr w:type="spellEnd"/>
-            <w:proofErr w:type="gramEnd"/>
-            <w:r>
-              <w:rPr>
-                <w:rFonts w:ascii="Courier New" w:eastAsia="Times New Roman" w:hAnsi="Courier New" w:cs="Courier New"/>
-                <w:color w:val="808080"/>
-                <w:sz w:val="20"/>
-                <w:lang w:val="en-US"/>
-              </w:rPr>
-              <w:t>"</w:t>
+              <w:t>"case.json"</w:t>
             </w:r>
             <w:r>
               <w:rPr>
@@ -20928,7 +19425,6 @@
               </w:rPr>
               <w:t>).</w:t>
             </w:r>
-            <w:proofErr w:type="spellStart"/>
             <w:r>
               <w:rPr>
                 <w:rFonts w:ascii="Courier New" w:eastAsia="Times New Roman" w:hAnsi="Courier New" w:cs="Courier New"/>
@@ -20940,7 +19436,6 @@
               </w:rPr>
               <w:t>write_text</w:t>
             </w:r>
-            <w:proofErr w:type="spellEnd"/>
             <w:r>
               <w:rPr>
                 <w:rFonts w:ascii="Courier New" w:eastAsia="Times New Roman" w:hAnsi="Courier New" w:cs="Courier New"/>
@@ -20952,7 +19447,6 @@
               </w:rPr>
               <w:t>(</w:t>
             </w:r>
-            <w:proofErr w:type="spellStart"/>
             <w:r>
               <w:rPr>
                 <w:rFonts w:ascii="Courier New" w:eastAsia="Times New Roman" w:hAnsi="Courier New" w:cs="Courier New"/>
@@ -20984,7 +19478,6 @@
               </w:rPr>
               <w:t>dumps</w:t>
             </w:r>
-            <w:proofErr w:type="spellEnd"/>
             <w:r>
               <w:rPr>
                 <w:rFonts w:ascii="Courier New" w:eastAsia="Times New Roman" w:hAnsi="Courier New" w:cs="Courier New"/>
@@ -21140,7 +19633,6 @@
               </w:rPr>
               <w:t xml:space="preserve"> </w:t>
             </w:r>
-            <w:proofErr w:type="spellStart"/>
             <w:r>
               <w:rPr>
                 <w:rFonts w:ascii="Courier New" w:eastAsia="Times New Roman" w:hAnsi="Courier New" w:cs="Courier New"/>
@@ -21159,17 +19651,7 @@
                 <w:sz w:val="20"/>
                 <w:lang w:val="en-US"/>
               </w:rPr>
-              <w:t xml:space="preserve"> k</w:t>
-            </w:r>
-            <w:proofErr w:type="spellEnd"/>
-            <w:r>
-              <w:rPr>
-                <w:rFonts w:ascii="Courier New" w:eastAsia="Times New Roman" w:hAnsi="Courier New" w:cs="Courier New"/>
-                <w:color w:val="000000"/>
-                <w:sz w:val="20"/>
-                <w:lang w:val="en-US"/>
-              </w:rPr>
-              <w:t xml:space="preserve"> </w:t>
+              <w:t xml:space="preserve"> k </w:t>
             </w:r>
             <w:r>
               <w:rPr>
@@ -21404,19 +19886,8 @@
                 <w:sz w:val="20"/>
                 <w:lang w:val="en-US"/>
               </w:rPr>
-              <w:t xml:space="preserve">        </w:t>
-            </w:r>
-            <w:proofErr w:type="spellStart"/>
-            <w:r>
-              <w:rPr>
-                <w:rFonts w:ascii="Courier New" w:eastAsia="Times New Roman" w:hAnsi="Courier New" w:cs="Courier New"/>
-                <w:color w:val="000000"/>
-                <w:sz w:val="20"/>
-                <w:lang w:val="en-US"/>
-              </w:rPr>
-              <w:t>ensure_ascii</w:t>
-            </w:r>
-            <w:proofErr w:type="spellEnd"/>
+              <w:t xml:space="preserve">        ensure_ascii</w:t>
+            </w:r>
             <w:r>
               <w:rPr>
                 <w:rFonts w:ascii="Courier New" w:eastAsia="Times New Roman" w:hAnsi="Courier New" w:cs="Courier New"/>
@@ -22340,27 +20811,7 @@
                 <w:sz w:val="20"/>
                 <w:lang w:val="en-US"/>
               </w:rPr>
-              <w:t>"</w:t>
-            </w:r>
-            <w:proofErr w:type="spellStart"/>
-            <w:r>
-              <w:rPr>
-                <w:rFonts w:ascii="Courier New" w:eastAsia="Times New Roman" w:hAnsi="Courier New" w:cs="Courier New"/>
-                <w:color w:val="808080"/>
-                <w:sz w:val="20"/>
-                <w:lang w:val="en-US"/>
-              </w:rPr>
-              <w:t>nt</w:t>
-            </w:r>
-            <w:proofErr w:type="spellEnd"/>
-            <w:r>
-              <w:rPr>
-                <w:rFonts w:ascii="Courier New" w:eastAsia="Times New Roman" w:hAnsi="Courier New" w:cs="Courier New"/>
-                <w:color w:val="808080"/>
-                <w:sz w:val="20"/>
-                <w:lang w:val="en-US"/>
-              </w:rPr>
-              <w:t>"</w:t>
+              <w:t>"nt"</w:t>
             </w:r>
             <w:r>
               <w:rPr>
@@ -22659,27 +21110,7 @@
                 <w:sz w:val="20"/>
                 <w:lang w:val="en-US"/>
               </w:rPr>
-              <w:t>"</w:t>
-            </w:r>
-            <w:proofErr w:type="spellStart"/>
-            <w:r>
-              <w:rPr>
-                <w:rFonts w:ascii="Courier New" w:eastAsia="Times New Roman" w:hAnsi="Courier New" w:cs="Courier New"/>
-                <w:color w:val="808080"/>
-                <w:sz w:val="20"/>
-                <w:lang w:val="en-US"/>
-              </w:rPr>
-              <w:t>model.pml</w:t>
-            </w:r>
-            <w:proofErr w:type="spellEnd"/>
-            <w:r>
-              <w:rPr>
-                <w:rFonts w:ascii="Courier New" w:eastAsia="Times New Roman" w:hAnsi="Courier New" w:cs="Courier New"/>
-                <w:color w:val="808080"/>
-                <w:sz w:val="20"/>
-                <w:lang w:val="en-US"/>
-              </w:rPr>
-              <w:t>"</w:t>
+              <w:t>"model.pml"</w:t>
             </w:r>
             <w:r>
               <w:rPr>
@@ -22899,27 +21330,7 @@
                 <w:sz w:val="20"/>
                 <w:lang w:val="en-US"/>
               </w:rPr>
-              <w:t>"</w:t>
-            </w:r>
-            <w:proofErr w:type="spellStart"/>
-            <w:r>
-              <w:rPr>
-                <w:rFonts w:ascii="Courier New" w:eastAsia="Times New Roman" w:hAnsi="Courier New" w:cs="Courier New"/>
-                <w:color w:val="808080"/>
-                <w:sz w:val="20"/>
-                <w:lang w:val="en-US"/>
-              </w:rPr>
-              <w:t>pan.c</w:t>
-            </w:r>
-            <w:proofErr w:type="spellEnd"/>
-            <w:r>
-              <w:rPr>
-                <w:rFonts w:ascii="Courier New" w:eastAsia="Times New Roman" w:hAnsi="Courier New" w:cs="Courier New"/>
-                <w:color w:val="808080"/>
-                <w:sz w:val="20"/>
-                <w:lang w:val="en-US"/>
-              </w:rPr>
-              <w:t>"</w:t>
+              <w:t>"pan.c"</w:t>
             </w:r>
             <w:r>
               <w:rPr>
@@ -23007,6 +21418,7 @@
                 <w:sz w:val="20"/>
                 <w:lang w:val="en-US"/>
               </w:rPr>
+              <w:lastRenderedPageBreak/>
               <w:t xml:space="preserve">        </w:t>
             </w:r>
             <w:r>
@@ -23160,28 +21572,16 @@
               <w:t xml:space="preserve"> </w:t>
             </w:r>
             <w:bookmarkStart w:id="4" w:name="_Hlk240491715"/>
-            <w:proofErr w:type="spellStart"/>
-            <w:r>
-              <w:rPr>
-                <w:rFonts w:ascii="Courier New" w:eastAsia="Times New Roman" w:hAnsi="Courier New" w:cs="Courier New"/>
-                <w:color w:val="000000"/>
-                <w:sz w:val="20"/>
-                <w:lang w:val="en-US"/>
-              </w:rPr>
-              <w:t>run_</w:t>
-            </w:r>
-            <w:proofErr w:type="gramStart"/>
-            <w:r>
-              <w:rPr>
-                <w:rFonts w:ascii="Courier New" w:eastAsia="Times New Roman" w:hAnsi="Courier New" w:cs="Courier New"/>
-                <w:color w:val="000000"/>
-                <w:sz w:val="20"/>
-                <w:lang w:val="en-US"/>
-              </w:rPr>
-              <w:t>command</w:t>
+            <w:r>
+              <w:rPr>
+                <w:rFonts w:ascii="Courier New" w:eastAsia="Times New Roman" w:hAnsi="Courier New" w:cs="Courier New"/>
+                <w:color w:val="000000"/>
+                <w:sz w:val="20"/>
+                <w:lang w:val="en-US"/>
+              </w:rPr>
+              <w:t>run_command</w:t>
             </w:r>
             <w:bookmarkEnd w:id="4"/>
-            <w:proofErr w:type="spellEnd"/>
             <w:r>
               <w:rPr>
                 <w:rFonts w:ascii="Courier New" w:eastAsia="Times New Roman" w:hAnsi="Courier New" w:cs="Courier New"/>
@@ -23193,7 +21593,6 @@
               </w:rPr>
               <w:t>(</w:t>
             </w:r>
-            <w:proofErr w:type="gramEnd"/>
             <w:r>
               <w:rPr>
                 <w:rFonts w:ascii="Courier New" w:eastAsia="Times New Roman" w:hAnsi="Courier New" w:cs="Courier New"/>
@@ -23316,18 +21715,7 @@
                 <w:sz w:val="20"/>
                 <w:lang w:val="en-US"/>
               </w:rPr>
-              <w:t xml:space="preserve"> </w:t>
-            </w:r>
-            <w:proofErr w:type="spellStart"/>
-            <w:proofErr w:type="gramStart"/>
-            <w:r>
-              <w:rPr>
-                <w:rFonts w:ascii="Courier New" w:eastAsia="Times New Roman" w:hAnsi="Courier New" w:cs="Courier New"/>
-                <w:color w:val="000000"/>
-                <w:sz w:val="20"/>
-                <w:lang w:val="en-US"/>
-              </w:rPr>
-              <w:t>process</w:t>
+              <w:t xml:space="preserve"> process</w:t>
             </w:r>
             <w:r>
               <w:rPr>
@@ -23351,8 +21739,6 @@
               </w:rPr>
               <w:t>returncode</w:t>
             </w:r>
-            <w:proofErr w:type="spellEnd"/>
-            <w:proofErr w:type="gramEnd"/>
             <w:r>
               <w:rPr>
                 <w:rFonts w:ascii="Courier New" w:eastAsia="Times New Roman" w:hAnsi="Courier New" w:cs="Courier New"/>
@@ -23414,7 +21800,6 @@
                 <w:rFonts w:ascii="Courier New" w:eastAsia="Times New Roman" w:hAnsi="Courier New" w:cs="Courier New"/>
                 <w:color w:val="808080"/>
                 <w:sz w:val="20"/>
-                <w:lang w:val="en-US"/>
               </w:rPr>
             </w:pPr>
             <w:r>
@@ -23442,12 +21827,9 @@
                 <w:rFonts w:ascii="Courier New" w:eastAsia="Times New Roman" w:hAnsi="Courier New" w:cs="Courier New"/>
                 <w:color w:val="000000"/>
                 <w:sz w:val="20"/>
-                <w:lang w:val="en-US"/>
               </w:rPr>
               <w:t xml:space="preserve"> </w:t>
             </w:r>
-            <w:proofErr w:type="spellStart"/>
-            <w:proofErr w:type="gramStart"/>
             <w:r>
               <w:rPr>
                 <w:rFonts w:ascii="Courier New" w:eastAsia="Times New Roman" w:hAnsi="Courier New" w:cs="Courier New"/>
@@ -23459,19 +21841,16 @@
               </w:rPr>
               <w:t>RuntimeError</w:t>
             </w:r>
-            <w:proofErr w:type="spellEnd"/>
-            <w:r>
-              <w:rPr>
-                <w:rFonts w:ascii="Courier New" w:eastAsia="Times New Roman" w:hAnsi="Courier New" w:cs="Courier New"/>
-                <w:b/>
-                <w:bCs/>
-                <w:color w:val="000080"/>
-                <w:sz w:val="20"/>
-                <w:lang w:val="en-US"/>
+            <w:r>
+              <w:rPr>
+                <w:rFonts w:ascii="Courier New" w:eastAsia="Times New Roman" w:hAnsi="Courier New" w:cs="Courier New"/>
+                <w:b/>
+                <w:bCs/>
+                <w:color w:val="000080"/>
+                <w:sz w:val="20"/>
               </w:rPr>
               <w:t>(</w:t>
             </w:r>
-            <w:proofErr w:type="gramEnd"/>
             <w:r>
               <w:rPr>
                 <w:rFonts w:ascii="Courier New" w:eastAsia="Times New Roman" w:hAnsi="Courier New" w:cs="Courier New"/>
@@ -23479,7 +21858,7 @@
                 <w:sz w:val="20"/>
                 <w:lang w:val="en-US"/>
               </w:rPr>
-              <w:t>f"</w:t>
+              <w:t>f</w:t>
             </w:r>
             <w:r>
               <w:rPr>
@@ -23487,6 +21866,14 @@
                 <w:color w:val="808080"/>
                 <w:sz w:val="20"/>
               </w:rPr>
+              <w:t>"</w:t>
+            </w:r>
+            <w:r>
+              <w:rPr>
+                <w:rFonts w:ascii="Courier New" w:eastAsia="Times New Roman" w:hAnsi="Courier New" w:cs="Courier New"/>
+                <w:color w:val="808080"/>
+                <w:sz w:val="20"/>
+              </w:rPr>
               <w:t>Ошибка</w:t>
             </w:r>
             <w:r>
@@ -23494,7 +21881,6 @@
                 <w:rFonts w:ascii="Courier New" w:eastAsia="Times New Roman" w:hAnsi="Courier New" w:cs="Courier New"/>
                 <w:color w:val="808080"/>
                 <w:sz w:val="20"/>
-                <w:lang w:val="en-US"/>
               </w:rPr>
               <w:t xml:space="preserve"> </w:t>
             </w:r>
@@ -23511,7 +21897,6 @@
                 <w:rFonts w:ascii="Courier New" w:eastAsia="Times New Roman" w:hAnsi="Courier New" w:cs="Courier New"/>
                 <w:color w:val="808080"/>
                 <w:sz w:val="20"/>
-                <w:lang w:val="en-US"/>
               </w:rPr>
               <w:t xml:space="preserve"> </w:t>
             </w:r>
@@ -23528,7 +21913,6 @@
                 <w:rFonts w:ascii="Courier New" w:eastAsia="Times New Roman" w:hAnsi="Courier New" w:cs="Courier New"/>
                 <w:color w:val="808080"/>
                 <w:sz w:val="20"/>
-                <w:lang w:val="en-US"/>
               </w:rPr>
               <w:t xml:space="preserve"> </w:t>
             </w:r>
@@ -23545,7 +21929,6 @@
                 <w:rFonts w:ascii="Courier New" w:eastAsia="Times New Roman" w:hAnsi="Courier New" w:cs="Courier New"/>
                 <w:color w:val="808080"/>
                 <w:sz w:val="20"/>
-                <w:lang w:val="en-US"/>
               </w:rPr>
               <w:t xml:space="preserve">; </w:t>
             </w:r>
@@ -23562,7 +21945,6 @@
                 <w:rFonts w:ascii="Courier New" w:eastAsia="Times New Roman" w:hAnsi="Courier New" w:cs="Courier New"/>
                 <w:color w:val="808080"/>
                 <w:sz w:val="20"/>
-                <w:lang w:val="en-US"/>
               </w:rPr>
               <w:t xml:space="preserve">. </w:t>
             </w:r>
@@ -23586,7 +21968,6 @@
                 <w:rFonts w:ascii="Courier New" w:eastAsia="Times New Roman" w:hAnsi="Courier New" w:cs="Courier New"/>
                 <w:color w:val="808080"/>
                 <w:sz w:val="20"/>
-                <w:lang w:val="en-US"/>
               </w:rPr>
               <w:t xml:space="preserve">                                     </w:t>
             </w:r>
@@ -23728,29 +22109,8 @@
                 <w:sz w:val="20"/>
                 <w:lang w:val="en-US"/>
               </w:rPr>
-              <w:t xml:space="preserve"> </w:t>
-            </w:r>
-            <w:proofErr w:type="spellStart"/>
-            <w:r>
-              <w:rPr>
-                <w:rFonts w:ascii="Courier New" w:eastAsia="Times New Roman" w:hAnsi="Courier New" w:cs="Courier New"/>
-                <w:color w:val="000000"/>
-                <w:sz w:val="20"/>
-                <w:lang w:val="en-US"/>
-              </w:rPr>
-              <w:t>run_</w:t>
-            </w:r>
-            <w:proofErr w:type="gramStart"/>
-            <w:r>
-              <w:rPr>
-                <w:rFonts w:ascii="Courier New" w:eastAsia="Times New Roman" w:hAnsi="Courier New" w:cs="Courier New"/>
-                <w:color w:val="000000"/>
-                <w:sz w:val="20"/>
-                <w:lang w:val="en-US"/>
-              </w:rPr>
-              <w:t>command</w:t>
-            </w:r>
-            <w:proofErr w:type="spellEnd"/>
+              <w:t xml:space="preserve"> run_command</w:t>
+            </w:r>
             <w:r>
               <w:rPr>
                 <w:rFonts w:ascii="Courier New" w:eastAsia="Times New Roman" w:hAnsi="Courier New" w:cs="Courier New"/>
@@ -23762,7 +22122,6 @@
               </w:rPr>
               <w:t>(</w:t>
             </w:r>
-            <w:proofErr w:type="gramEnd"/>
           </w:p>
           <w:p>
             <w:pPr>
@@ -23798,7 +22157,6 @@
               </w:rPr>
               <w:t>[</w:t>
             </w:r>
-            <w:proofErr w:type="gramStart"/>
             <w:r>
               <w:rPr>
                 <w:rFonts w:ascii="Courier New" w:eastAsia="Times New Roman" w:hAnsi="Courier New" w:cs="Courier New"/>
@@ -23821,7 +22179,6 @@
               </w:rPr>
               <w:t>(</w:t>
             </w:r>
-            <w:proofErr w:type="gramEnd"/>
             <w:r>
               <w:rPr>
                 <w:rFonts w:ascii="Courier New" w:eastAsia="Times New Roman" w:hAnsi="Courier New" w:cs="Courier New"/>
@@ -24018,7 +22375,6 @@
                 <w:sz w:val="20"/>
                 <w:lang w:val="en-US"/>
               </w:rPr>
-              <w:lastRenderedPageBreak/>
               <w:t xml:space="preserve">            folder</w:t>
             </w:r>
             <w:r>
@@ -24161,28 +22517,16 @@
               <w:t xml:space="preserve"> </w:t>
             </w:r>
             <w:bookmarkStart w:id="5" w:name="_Hlk240491772"/>
-            <w:proofErr w:type="spellStart"/>
-            <w:r>
-              <w:rPr>
-                <w:rFonts w:ascii="Courier New" w:eastAsia="Times New Roman" w:hAnsi="Courier New" w:cs="Courier New"/>
-                <w:color w:val="000000"/>
-                <w:sz w:val="20"/>
-                <w:lang w:val="en-US"/>
-              </w:rPr>
-              <w:t>parse_</w:t>
-            </w:r>
-            <w:proofErr w:type="gramStart"/>
-            <w:r>
-              <w:rPr>
-                <w:rFonts w:ascii="Courier New" w:eastAsia="Times New Roman" w:hAnsi="Courier New" w:cs="Courier New"/>
-                <w:color w:val="000000"/>
-                <w:sz w:val="20"/>
-                <w:lang w:val="en-US"/>
-              </w:rPr>
-              <w:t>result</w:t>
+            <w:r>
+              <w:rPr>
+                <w:rFonts w:ascii="Courier New" w:eastAsia="Times New Roman" w:hAnsi="Courier New" w:cs="Courier New"/>
+                <w:color w:val="000000"/>
+                <w:sz w:val="20"/>
+                <w:lang w:val="en-US"/>
+              </w:rPr>
+              <w:t>parse_result</w:t>
             </w:r>
             <w:bookmarkEnd w:id="5"/>
-            <w:proofErr w:type="spellEnd"/>
             <w:r>
               <w:rPr>
                 <w:rFonts w:ascii="Courier New" w:eastAsia="Times New Roman" w:hAnsi="Courier New" w:cs="Courier New"/>
@@ -24194,8 +22538,6 @@
               </w:rPr>
               <w:t>(</w:t>
             </w:r>
-            <w:proofErr w:type="spellStart"/>
-            <w:proofErr w:type="gramEnd"/>
             <w:r>
               <w:rPr>
                 <w:rFonts w:ascii="Courier New" w:eastAsia="Times New Roman" w:hAnsi="Courier New" w:cs="Courier New"/>
@@ -24227,7 +22569,6 @@
               </w:rPr>
               <w:t>stdout</w:t>
             </w:r>
-            <w:proofErr w:type="spellEnd"/>
             <w:r>
               <w:rPr>
                 <w:rFonts w:ascii="Courier New" w:eastAsia="Times New Roman" w:hAnsi="Courier New" w:cs="Courier New"/>
@@ -24246,17 +22587,7 @@
                 <w:sz w:val="20"/>
                 <w:lang w:val="en-US"/>
               </w:rPr>
-              <w:t xml:space="preserve"> </w:t>
-            </w:r>
-            <w:proofErr w:type="spellStart"/>
-            <w:r>
-              <w:rPr>
-                <w:rFonts w:ascii="Courier New" w:eastAsia="Times New Roman" w:hAnsi="Courier New" w:cs="Courier New"/>
-                <w:color w:val="000000"/>
-                <w:sz w:val="20"/>
-                <w:lang w:val="en-US"/>
-              </w:rPr>
-              <w:t>process</w:t>
+              <w:t xml:space="preserve"> process</w:t>
             </w:r>
             <w:r>
               <w:rPr>
@@ -24280,7 +22611,6 @@
               </w:rPr>
               <w:t>returncode</w:t>
             </w:r>
-            <w:proofErr w:type="spellEnd"/>
             <w:r>
               <w:rPr>
                 <w:rFonts w:ascii="Courier New" w:eastAsia="Times New Roman" w:hAnsi="Courier New" w:cs="Courier New"/>
@@ -24372,29 +22702,7 @@
                 <w:sz w:val="20"/>
                 <w:lang w:val="en-US"/>
               </w:rPr>
-              <w:t>"</w:t>
-            </w:r>
-            <w:proofErr w:type="spellStart"/>
-            <w:proofErr w:type="gramStart"/>
-            <w:r>
-              <w:rPr>
-                <w:rFonts w:ascii="Courier New" w:eastAsia="Times New Roman" w:hAnsi="Courier New" w:cs="Courier New"/>
-                <w:color w:val="808080"/>
-                <w:sz w:val="20"/>
-                <w:lang w:val="en-US"/>
-              </w:rPr>
-              <w:t>model.pml.trail</w:t>
-            </w:r>
-            <w:proofErr w:type="spellEnd"/>
-            <w:proofErr w:type="gramEnd"/>
-            <w:r>
-              <w:rPr>
-                <w:rFonts w:ascii="Courier New" w:eastAsia="Times New Roman" w:hAnsi="Courier New" w:cs="Courier New"/>
-                <w:color w:val="808080"/>
-                <w:sz w:val="20"/>
-                <w:lang w:val="en-US"/>
-              </w:rPr>
-              <w:t>"</w:t>
+              <w:t>"model.pml.trail"</w:t>
             </w:r>
             <w:r>
               <w:rPr>
@@ -24748,23 +23056,23 @@
               </w:rPr>
               <w:t xml:space="preserve">        </w:t>
             </w:r>
-            <w:proofErr w:type="spellStart"/>
-            <w:r>
-              <w:rPr>
-                <w:rFonts w:ascii="Courier New" w:eastAsia="Times New Roman" w:hAnsi="Courier New" w:cs="Courier New"/>
-                <w:color w:val="000000"/>
-                <w:sz w:val="20"/>
+            <w:r>
+              <w:rPr>
+                <w:rFonts w:ascii="Courier New" w:eastAsia="Times New Roman" w:hAnsi="Courier New" w:cs="Courier New"/>
+                <w:color w:val="000000"/>
+                <w:sz w:val="20"/>
+                <w:lang w:val="en-US"/>
               </w:rPr>
               <w:t>result</w:t>
             </w:r>
-            <w:proofErr w:type="spellEnd"/>
-            <w:r>
-              <w:rPr>
-                <w:rFonts w:ascii="Courier New" w:eastAsia="Times New Roman" w:hAnsi="Courier New" w:cs="Courier New"/>
-                <w:b/>
-                <w:bCs/>
-                <w:color w:val="000080"/>
-                <w:sz w:val="20"/>
+            <w:r>
+              <w:rPr>
+                <w:rFonts w:ascii="Courier New" w:eastAsia="Times New Roman" w:hAnsi="Courier New" w:cs="Courier New"/>
+                <w:b/>
+                <w:bCs/>
+                <w:color w:val="000080"/>
+                <w:sz w:val="20"/>
+                <w:lang w:val="en-US"/>
               </w:rPr>
               <w:t>[</w:t>
             </w:r>
@@ -24773,42 +23081,99 @@
                 <w:rFonts w:ascii="Courier New" w:eastAsia="Times New Roman" w:hAnsi="Courier New" w:cs="Courier New"/>
                 <w:color w:val="808080"/>
                 <w:sz w:val="20"/>
+                <w:lang w:val="en-US"/>
+              </w:rPr>
+              <w:t>"detail"</w:t>
+            </w:r>
+            <w:r>
+              <w:rPr>
+                <w:rFonts w:ascii="Courier New" w:eastAsia="Times New Roman" w:hAnsi="Courier New" w:cs="Courier New"/>
+                <w:b/>
+                <w:bCs/>
+                <w:color w:val="000080"/>
+                <w:sz w:val="20"/>
+                <w:lang w:val="en-US"/>
+              </w:rPr>
+              <w:t>]</w:t>
+            </w:r>
+            <w:r>
+              <w:rPr>
+                <w:rFonts w:ascii="Courier New" w:eastAsia="Times New Roman" w:hAnsi="Courier New" w:cs="Courier New"/>
+                <w:color w:val="000000"/>
+                <w:sz w:val="20"/>
+                <w:lang w:val="en-US"/>
+              </w:rPr>
+              <w:t xml:space="preserve"> </w:t>
+            </w:r>
+            <w:r>
+              <w:rPr>
+                <w:rFonts w:ascii="Courier New" w:eastAsia="Times New Roman" w:hAnsi="Courier New" w:cs="Courier New"/>
+                <w:b/>
+                <w:bCs/>
+                <w:color w:val="000080"/>
+                <w:sz w:val="20"/>
+                <w:lang w:val="en-US"/>
+              </w:rPr>
+              <w:t>=</w:t>
+            </w:r>
+            <w:r>
+              <w:rPr>
+                <w:rFonts w:ascii="Courier New" w:eastAsia="Times New Roman" w:hAnsi="Courier New" w:cs="Courier New"/>
+                <w:color w:val="000000"/>
+                <w:sz w:val="20"/>
+                <w:lang w:val="en-US"/>
+              </w:rPr>
+              <w:t xml:space="preserve"> </w:t>
+            </w:r>
+            <w:r>
+              <w:rPr>
+                <w:rFonts w:ascii="Courier New" w:eastAsia="Times New Roman" w:hAnsi="Courier New" w:cs="Courier New"/>
+                <w:color w:val="808080"/>
+                <w:sz w:val="20"/>
+                <w:lang w:val="en-US"/>
               </w:rPr>
               <w:t>"</w:t>
             </w:r>
-            <w:proofErr w:type="spellStart"/>
             <w:r>
               <w:rPr>
                 <w:rFonts w:ascii="Courier New" w:eastAsia="Times New Roman" w:hAnsi="Courier New" w:cs="Courier New"/>
                 <w:color w:val="808080"/>
                 <w:sz w:val="20"/>
               </w:rPr>
-              <w:t>detail</w:t>
-            </w:r>
-            <w:proofErr w:type="spellEnd"/>
+              <w:t>Формула</w:t>
+            </w:r>
             <w:r>
               <w:rPr>
                 <w:rFonts w:ascii="Courier New" w:eastAsia="Times New Roman" w:hAnsi="Courier New" w:cs="Courier New"/>
                 <w:color w:val="808080"/>
                 <w:sz w:val="20"/>
+                <w:lang w:val="en-US"/>
+              </w:rPr>
+              <w:t xml:space="preserve"> </w:t>
+            </w:r>
+            <w:r>
+              <w:rPr>
+                <w:rFonts w:ascii="Courier New" w:eastAsia="Times New Roman" w:hAnsi="Courier New" w:cs="Courier New"/>
+                <w:color w:val="808080"/>
+                <w:sz w:val="20"/>
+              </w:rPr>
+              <w:t>выполняется</w:t>
+            </w:r>
+            <w:r>
+              <w:rPr>
+                <w:rFonts w:ascii="Courier New" w:eastAsia="Times New Roman" w:hAnsi="Courier New" w:cs="Courier New"/>
+                <w:color w:val="808080"/>
+                <w:sz w:val="20"/>
+                <w:lang w:val="en-US"/>
               </w:rPr>
               <w:t>"</w:t>
             </w:r>
             <w:r>
               <w:rPr>
                 <w:rFonts w:ascii="Courier New" w:eastAsia="Times New Roman" w:hAnsi="Courier New" w:cs="Courier New"/>
-                <w:b/>
-                <w:bCs/>
-                <w:color w:val="000080"/>
-                <w:sz w:val="20"/>
-              </w:rPr>
-              <w:t>]</w:t>
-            </w:r>
-            <w:r>
-              <w:rPr>
-                <w:rFonts w:ascii="Courier New" w:eastAsia="Times New Roman" w:hAnsi="Courier New" w:cs="Courier New"/>
-                <w:color w:val="000000"/>
-                <w:sz w:val="20"/>
+                <w:color w:val="000000"/>
+                <w:sz w:val="20"/>
+                <w:lang w:val="en-US"/>
               </w:rPr>
               <w:t xml:space="preserve"> </w:t>
             </w:r>
@@ -24817,16 +23182,38 @@
                 <w:rFonts w:ascii="Courier New" w:eastAsia="Times New Roman" w:hAnsi="Courier New" w:cs="Courier New"/>
                 <w:b/>
                 <w:bCs/>
-                <w:color w:val="000080"/>
-                <w:sz w:val="20"/>
-              </w:rPr>
-              <w:t>=</w:t>
-            </w:r>
-            <w:r>
-              <w:rPr>
-                <w:rFonts w:ascii="Courier New" w:eastAsia="Times New Roman" w:hAnsi="Courier New" w:cs="Courier New"/>
-                <w:color w:val="000000"/>
-                <w:sz w:val="20"/>
+                <w:color w:val="0000FF"/>
+                <w:sz w:val="20"/>
+                <w:lang w:val="en-US"/>
+              </w:rPr>
+              <w:t>if</w:t>
+            </w:r>
+            <w:r>
+              <w:rPr>
+                <w:rFonts w:ascii="Courier New" w:eastAsia="Times New Roman" w:hAnsi="Courier New" w:cs="Courier New"/>
+                <w:color w:val="000000"/>
+                <w:sz w:val="20"/>
+                <w:lang w:val="en-US"/>
+              </w:rPr>
+              <w:t xml:space="preserve"> actual </w:t>
+            </w:r>
+            <w:r>
+              <w:rPr>
+                <w:rFonts w:ascii="Courier New" w:eastAsia="Times New Roman" w:hAnsi="Courier New" w:cs="Courier New"/>
+                <w:b/>
+                <w:bCs/>
+                <w:color w:val="0000FF"/>
+                <w:sz w:val="20"/>
+                <w:lang w:val="en-US"/>
+              </w:rPr>
+              <w:t>else</w:t>
+            </w:r>
+            <w:r>
+              <w:rPr>
+                <w:rFonts w:ascii="Courier New" w:eastAsia="Times New Roman" w:hAnsi="Courier New" w:cs="Courier New"/>
+                <w:color w:val="000000"/>
+                <w:sz w:val="20"/>
+                <w:lang w:val="en-US"/>
               </w:rPr>
               <w:t xml:space="preserve"> </w:t>
             </w:r>
@@ -24835,82 +23222,26 @@
                 <w:rFonts w:ascii="Courier New" w:eastAsia="Times New Roman" w:hAnsi="Courier New" w:cs="Courier New"/>
                 <w:color w:val="808080"/>
                 <w:sz w:val="20"/>
-              </w:rPr>
-              <w:t>"Формула выполняется"</w:t>
-            </w:r>
-            <w:r>
-              <w:rPr>
-                <w:rFonts w:ascii="Courier New" w:eastAsia="Times New Roman" w:hAnsi="Courier New" w:cs="Courier New"/>
-                <w:color w:val="000000"/>
-                <w:sz w:val="20"/>
+                <w:lang w:val="en-US"/>
+              </w:rPr>
+              <w:t>"</w:t>
+            </w:r>
+            <w:r>
+              <w:rPr>
+                <w:rFonts w:ascii="Courier New" w:eastAsia="Times New Roman" w:hAnsi="Courier New" w:cs="Courier New"/>
+                <w:color w:val="808080"/>
+                <w:sz w:val="20"/>
+              </w:rPr>
+              <w:t>Найден</w:t>
+            </w:r>
+            <w:r>
+              <w:rPr>
+                <w:rFonts w:ascii="Courier New" w:eastAsia="Times New Roman" w:hAnsi="Courier New" w:cs="Courier New"/>
+                <w:color w:val="808080"/>
+                <w:sz w:val="20"/>
+                <w:lang w:val="en-US"/>
               </w:rPr>
               <w:t xml:space="preserve"> </w:t>
-            </w:r>
-            <w:proofErr w:type="spellStart"/>
-            <w:r>
-              <w:rPr>
-                <w:rFonts w:ascii="Courier New" w:eastAsia="Times New Roman" w:hAnsi="Courier New" w:cs="Courier New"/>
-                <w:b/>
-                <w:bCs/>
-                <w:color w:val="0000FF"/>
-                <w:sz w:val="20"/>
-              </w:rPr>
-              <w:t>if</w:t>
-            </w:r>
-            <w:proofErr w:type="spellEnd"/>
-            <w:r>
-              <w:rPr>
-                <w:rFonts w:ascii="Courier New" w:eastAsia="Times New Roman" w:hAnsi="Courier New" w:cs="Courier New"/>
-                <w:color w:val="000000"/>
-                <w:sz w:val="20"/>
-              </w:rPr>
-              <w:t xml:space="preserve"> </w:t>
-            </w:r>
-            <w:proofErr w:type="spellStart"/>
-            <w:r>
-              <w:rPr>
-                <w:rFonts w:ascii="Courier New" w:eastAsia="Times New Roman" w:hAnsi="Courier New" w:cs="Courier New"/>
-                <w:color w:val="000000"/>
-                <w:sz w:val="20"/>
-              </w:rPr>
-              <w:t>actual</w:t>
-            </w:r>
-            <w:proofErr w:type="spellEnd"/>
-            <w:r>
-              <w:rPr>
-                <w:rFonts w:ascii="Courier New" w:eastAsia="Times New Roman" w:hAnsi="Courier New" w:cs="Courier New"/>
-                <w:color w:val="000000"/>
-                <w:sz w:val="20"/>
-              </w:rPr>
-              <w:t xml:space="preserve"> </w:t>
-            </w:r>
-            <w:proofErr w:type="spellStart"/>
-            <w:r>
-              <w:rPr>
-                <w:rFonts w:ascii="Courier New" w:eastAsia="Times New Roman" w:hAnsi="Courier New" w:cs="Courier New"/>
-                <w:b/>
-                <w:bCs/>
-                <w:color w:val="0000FF"/>
-                <w:sz w:val="20"/>
-              </w:rPr>
-              <w:t>else</w:t>
-            </w:r>
-            <w:proofErr w:type="spellEnd"/>
-            <w:r>
-              <w:rPr>
-                <w:rFonts w:ascii="Courier New" w:eastAsia="Times New Roman" w:hAnsi="Courier New" w:cs="Courier New"/>
-                <w:color w:val="000000"/>
-                <w:sz w:val="20"/>
-              </w:rPr>
-              <w:t xml:space="preserve"> </w:t>
-            </w:r>
-            <w:r>
-              <w:rPr>
-                <w:rFonts w:ascii="Courier New" w:eastAsia="Times New Roman" w:hAnsi="Courier New" w:cs="Courier New"/>
-                <w:color w:val="808080"/>
-                <w:sz w:val="20"/>
-              </w:rPr>
-              <w:t xml:space="preserve">"Найден </w:t>
             </w:r>
           </w:p>
           <w:p>
@@ -24931,6 +23262,7 @@
                 <w:rFonts w:ascii="Courier New" w:eastAsia="Times New Roman" w:hAnsi="Courier New" w:cs="Courier New"/>
                 <w:color w:val="808080"/>
                 <w:sz w:val="20"/>
+                <w:lang w:val="en-US"/>
               </w:rPr>
               <w:t xml:space="preserve">                           </w:t>
             </w:r>
@@ -25098,29 +23430,8 @@
                 <w:sz w:val="20"/>
                 <w:lang w:val="en-US"/>
               </w:rPr>
-              <w:t xml:space="preserve"> </w:t>
-            </w:r>
-            <w:proofErr w:type="spellStart"/>
-            <w:r>
-              <w:rPr>
-                <w:rFonts w:ascii="Courier New" w:eastAsia="Times New Roman" w:hAnsi="Courier New" w:cs="Courier New"/>
-                <w:color w:val="000000"/>
-                <w:sz w:val="20"/>
-                <w:lang w:val="en-US"/>
-              </w:rPr>
-              <w:t>replay_</w:t>
-            </w:r>
-            <w:proofErr w:type="gramStart"/>
-            <w:r>
-              <w:rPr>
-                <w:rFonts w:ascii="Courier New" w:eastAsia="Times New Roman" w:hAnsi="Courier New" w:cs="Courier New"/>
-                <w:color w:val="000000"/>
-                <w:sz w:val="20"/>
-                <w:lang w:val="en-US"/>
-              </w:rPr>
-              <w:t>trace</w:t>
-            </w:r>
-            <w:proofErr w:type="spellEnd"/>
+              <w:t xml:space="preserve"> replay_trace</w:t>
+            </w:r>
             <w:r>
               <w:rPr>
                 <w:rFonts w:ascii="Courier New" w:eastAsia="Times New Roman" w:hAnsi="Courier New" w:cs="Courier New"/>
@@ -25132,7 +23443,6 @@
               </w:rPr>
               <w:t>(</w:t>
             </w:r>
-            <w:proofErr w:type="gramEnd"/>
             <w:r>
               <w:rPr>
                 <w:rFonts w:ascii="Courier New" w:eastAsia="Times New Roman" w:hAnsi="Courier New" w:cs="Courier New"/>
@@ -25237,7 +23547,6 @@
               </w:rPr>
               <w:t xml:space="preserve"> </w:t>
             </w:r>
-            <w:proofErr w:type="spellStart"/>
             <w:r>
               <w:rPr>
                 <w:rFonts w:ascii="Courier New" w:eastAsia="Times New Roman" w:hAnsi="Courier New" w:cs="Courier New"/>
@@ -25249,7 +23558,6 @@
               </w:rPr>
               <w:t>RuntimeError</w:t>
             </w:r>
-            <w:proofErr w:type="spellEnd"/>
             <w:r>
               <w:rPr>
                 <w:rFonts w:ascii="Courier New" w:eastAsia="Times New Roman" w:hAnsi="Courier New" w:cs="Courier New"/>
@@ -25569,7 +23877,7 @@
         <w:rPr>
           <w:sz w:val="30"/>
           <w:szCs w:val="26"/>
-          <w:lang w:bidi="ar-SA"/>
+          <w:lang w:val="en-US" w:bidi="ar-SA"/>
         </w:rPr>
         <w:lastRenderedPageBreak/>
         <w:t xml:space="preserve"> </w:t>
@@ -25580,25 +23888,7 @@
           <w:szCs w:val="26"/>
           <w:lang w:bidi="ar-SA"/>
         </w:rPr>
-        <w:t xml:space="preserve">Функция создает отдельную папку для конкретного теста, генерирует </w:t>
-      </w:r>
-      <w:proofErr w:type="spellStart"/>
-      <w:r>
-        <w:rPr>
-          <w:sz w:val="30"/>
-          <w:szCs w:val="26"/>
-          <w:lang w:bidi="ar-SA"/>
-        </w:rPr>
-        <w:t>Promela</w:t>
-      </w:r>
-      <w:proofErr w:type="spellEnd"/>
-      <w:r>
-        <w:rPr>
-          <w:sz w:val="30"/>
-          <w:szCs w:val="26"/>
-          <w:lang w:bidi="ar-SA"/>
-        </w:rPr>
-        <w:t>-модель по шаблону и сохраняет описание проверяемого случая. Далее SPIN генерирует код верификатора, после чего он компилируется и запускается с заданной глубиной поиска.</w:t>
+        <w:t>Функция создает отдельную папку для конкретного теста, генерирует Promela-модель по шаблону и сохраняет описание проверяемого случая. Далее SPIN генерирует код верификатора, после чего он компилируется и запускается с заданной глубиной поиска.</w:t>
       </w:r>
     </w:p>
     <w:p>
@@ -25644,23 +23934,21 @@
         </w:rPr>
         <w:t xml:space="preserve">вызовы </w:t>
       </w:r>
-      <w:proofErr w:type="spellStart"/>
       <w:r>
         <w:rPr>
           <w:sz w:val="30"/>
           <w:szCs w:val="26"/>
           <w:lang w:bidi="ar-SA"/>
         </w:rPr>
-        <w:t>run_command</w:t>
-      </w:r>
-      <w:proofErr w:type="spellEnd"/>
+        <w:t xml:space="preserve">run_command, </w:t>
+      </w:r>
       <w:r>
         <w:rPr>
           <w:sz w:val="30"/>
           <w:szCs w:val="26"/>
           <w:lang w:bidi="ar-SA"/>
         </w:rPr>
-        <w:t xml:space="preserve">, </w:t>
+        <w:t xml:space="preserve">функция </w:t>
       </w:r>
       <w:r>
         <w:rPr>
@@ -25668,18 +23956,8 @@
           <w:szCs w:val="26"/>
           <w:lang w:bidi="ar-SA"/>
         </w:rPr>
-        <w:t xml:space="preserve">функция </w:t>
-      </w:r>
-      <w:proofErr w:type="spellStart"/>
-      <w:r>
-        <w:rPr>
-          <w:sz w:val="30"/>
-          <w:szCs w:val="26"/>
-          <w:lang w:bidi="ar-SA"/>
-        </w:rPr>
         <w:t>replay_trace</w:t>
       </w:r>
-      <w:proofErr w:type="spellEnd"/>
       <w:r>
         <w:rPr>
           <w:sz w:val="30"/>
@@ -25720,7 +23998,6 @@
         </w:rPr>
         <w:t xml:space="preserve">функция </w:t>
       </w:r>
-      <w:proofErr w:type="spellStart"/>
       <w:r>
         <w:rPr>
           <w:sz w:val="30"/>
@@ -25737,7 +24014,6 @@
         </w:rPr>
         <w:t>_result</w:t>
       </w:r>
-      <w:proofErr w:type="spellEnd"/>
       <w:r>
         <w:rPr>
           <w:sz w:val="30"/>
@@ -25754,23 +24030,13 @@
         </w:rPr>
         <w:t>if</w:t>
       </w:r>
-      <w:proofErr w:type="spellStart"/>
       <w:r>
         <w:rPr>
           <w:sz w:val="30"/>
           <w:szCs w:val="26"/>
           <w:lang w:bidi="ar-SA"/>
         </w:rPr>
-        <w:t>ов</w:t>
-      </w:r>
-      <w:proofErr w:type="spellEnd"/>
-      <w:r>
-        <w:rPr>
-          <w:sz w:val="30"/>
-          <w:szCs w:val="26"/>
-          <w:lang w:bidi="ar-SA"/>
-        </w:rPr>
-        <w:t xml:space="preserve">, которая проверяет, что вернул </w:t>
+        <w:t xml:space="preserve">ов, которая проверяет, что вернул </w:t>
       </w:r>
       <w:r>
         <w:rPr>
@@ -25875,7 +24141,6 @@
         </w:rPr>
         <w:t xml:space="preserve">Самой важной функцией является </w:t>
       </w:r>
-      <w:proofErr w:type="spellStart"/>
       <w:r>
         <w:rPr>
           <w:sz w:val="30"/>
@@ -25884,7 +24149,6 @@
         </w:rPr>
         <w:t>generate_model</w:t>
       </w:r>
-      <w:proofErr w:type="spellEnd"/>
       <w:r>
         <w:rPr>
           <w:sz w:val="30"/>
@@ -25917,7 +24181,6 @@
         </w:rPr>
         <w:t xml:space="preserve"> </w:t>
       </w:r>
-      <w:proofErr w:type="spellStart"/>
       <w:r>
         <w:rPr>
           <w:sz w:val="30"/>
@@ -25926,7 +24189,6 @@
         </w:rPr>
         <w:t>Template</w:t>
       </w:r>
-      <w:proofErr w:type="spellEnd"/>
       <w:r>
         <w:rPr>
           <w:sz w:val="30"/>
@@ -25957,25 +24219,7 @@
           <w:szCs w:val="26"/>
           <w:lang w:bidi="ar-SA"/>
         </w:rPr>
-        <w:t xml:space="preserve">создается файл «шаблон» с метками, которые можно заполнить в </w:t>
-      </w:r>
-      <w:proofErr w:type="spellStart"/>
-      <w:r>
-        <w:rPr>
-          <w:sz w:val="30"/>
-          <w:szCs w:val="26"/>
-          <w:lang w:bidi="ar-SA"/>
-        </w:rPr>
-        <w:t>рантайме</w:t>
-      </w:r>
-      <w:proofErr w:type="spellEnd"/>
-      <w:r>
-        <w:rPr>
-          <w:sz w:val="30"/>
-          <w:szCs w:val="26"/>
-          <w:lang w:bidi="ar-SA"/>
-        </w:rPr>
-        <w:t>.</w:t>
+        <w:t>создается файл «шаблон» с метками, которые можно заполнить в рантайме.</w:t>
       </w:r>
     </w:p>
     <w:p>
@@ -25993,6 +24237,7 @@
           <w:szCs w:val="26"/>
           <w:lang w:bidi="ar-SA"/>
         </w:rPr>
+        <w:lastRenderedPageBreak/>
         <w:t>Шаблон выглядит следующим образом</w:t>
       </w:r>
       <w:r>
@@ -26072,25 +24317,14 @@
                 <w:lang w:val="en-US"/>
               </w:rPr>
             </w:pPr>
-            <w:proofErr w:type="spellStart"/>
-            <w:r>
-              <w:rPr>
-                <w:rFonts w:ascii="Courier New" w:eastAsia="Times New Roman" w:hAnsi="Courier New" w:cs="Courier New"/>
-                <w:color w:val="000000"/>
-                <w:sz w:val="20"/>
-                <w:lang w:val="en-US"/>
-              </w:rPr>
-              <w:t>init</w:t>
-            </w:r>
-            <w:proofErr w:type="spellEnd"/>
-            <w:r>
-              <w:rPr>
-                <w:rFonts w:ascii="Courier New" w:eastAsia="Times New Roman" w:hAnsi="Courier New" w:cs="Courier New"/>
-                <w:color w:val="000000"/>
-                <w:sz w:val="20"/>
-                <w:lang w:val="en-US"/>
-              </w:rPr>
-              <w:t xml:space="preserve"> {</w:t>
+            <w:r>
+              <w:rPr>
+                <w:rFonts w:ascii="Courier New" w:eastAsia="Times New Roman" w:hAnsi="Courier New" w:cs="Courier New"/>
+                <w:color w:val="000000"/>
+                <w:sz w:val="20"/>
+                <w:lang w:val="en-US"/>
+              </w:rPr>
+              <w:t>init {</w:t>
             </w:r>
           </w:p>
           <w:p>
@@ -26181,46 +24415,14 @@
                 <w:lang w:val="en-US"/>
               </w:rPr>
             </w:pPr>
-            <w:proofErr w:type="spellStart"/>
-            <w:r>
-              <w:rPr>
-                <w:rFonts w:ascii="Courier New" w:eastAsia="Times New Roman" w:hAnsi="Courier New" w:cs="Courier New"/>
-                <w:color w:val="000000"/>
-                <w:sz w:val="20"/>
-                <w:lang w:val="en-US"/>
-              </w:rPr>
-              <w:lastRenderedPageBreak/>
-              <w:t>ltl</w:t>
-            </w:r>
-            <w:proofErr w:type="spellEnd"/>
-            <w:r>
-              <w:rPr>
-                <w:rFonts w:ascii="Courier New" w:eastAsia="Times New Roman" w:hAnsi="Courier New" w:cs="Courier New"/>
-                <w:color w:val="000000"/>
-                <w:sz w:val="20"/>
-                <w:lang w:val="en-US"/>
-              </w:rPr>
-              <w:t xml:space="preserve"> check </w:t>
-            </w:r>
-            <w:proofErr w:type="gramStart"/>
-            <w:r>
-              <w:rPr>
-                <w:rFonts w:ascii="Courier New" w:eastAsia="Times New Roman" w:hAnsi="Courier New" w:cs="Courier New"/>
-                <w:color w:val="000000"/>
-                <w:sz w:val="20"/>
-                <w:lang w:val="en-US"/>
-              </w:rPr>
-              <w:t>{ $</w:t>
-            </w:r>
-            <w:proofErr w:type="gramEnd"/>
-            <w:r>
-              <w:rPr>
-                <w:rFonts w:ascii="Courier New" w:eastAsia="Times New Roman" w:hAnsi="Courier New" w:cs="Courier New"/>
-                <w:color w:val="000000"/>
-                <w:sz w:val="20"/>
-                <w:lang w:val="en-US"/>
-              </w:rPr>
-              <w:t>formula }</w:t>
+            <w:r>
+              <w:rPr>
+                <w:rFonts w:ascii="Courier New" w:eastAsia="Times New Roman" w:hAnsi="Courier New" w:cs="Courier New"/>
+                <w:color w:val="000000"/>
+                <w:sz w:val="20"/>
+                <w:lang w:val="en-US"/>
+              </w:rPr>
+              <w:t>ltl check { $formula }</w:t>
             </w:r>
           </w:p>
         </w:tc>
@@ -26241,10 +24443,8 @@
           <w:szCs w:val="26"/>
           <w:lang w:bidi="ar-SA"/>
         </w:rPr>
-        <w:lastRenderedPageBreak/>
         <w:t xml:space="preserve">Здесь есть блок </w:t>
       </w:r>
-      <w:proofErr w:type="spellStart"/>
       <w:r>
         <w:rPr>
           <w:sz w:val="30"/>
@@ -26253,7 +24453,6 @@
         </w:rPr>
         <w:t>declarations</w:t>
       </w:r>
-      <w:proofErr w:type="spellEnd"/>
       <w:r>
         <w:rPr>
           <w:sz w:val="30"/>
@@ -26262,7 +24461,6 @@
         </w:rPr>
         <w:t xml:space="preserve">, в котором задаются начальные состояния предикатов, потом </w:t>
       </w:r>
-      <w:proofErr w:type="spellStart"/>
       <w:r>
         <w:rPr>
           <w:sz w:val="30"/>
@@ -26271,7 +24469,6 @@
         </w:rPr>
         <w:t>body</w:t>
       </w:r>
-      <w:proofErr w:type="spellEnd"/>
       <w:r>
         <w:rPr>
           <w:sz w:val="30"/>
@@ -26280,7 +24477,6 @@
         </w:rPr>
         <w:t xml:space="preserve">, в котором заполняется сам тест и блок </w:t>
       </w:r>
-      <w:proofErr w:type="spellStart"/>
       <w:r>
         <w:rPr>
           <w:sz w:val="30"/>
@@ -26289,7 +24485,6 @@
         </w:rPr>
         <w:t>formula</w:t>
       </w:r>
-      <w:proofErr w:type="spellEnd"/>
       <w:r>
         <w:rPr>
           <w:sz w:val="30"/>
@@ -26329,7 +24524,7 @@
         <w:rPr>
           <w:sz w:val="30"/>
           <w:szCs w:val="26"/>
-          <w:lang w:val="en-US" w:bidi="ar-SA"/>
+          <w:lang w:bidi="ar-SA"/>
         </w:rPr>
       </w:pPr>
       <w:r>
@@ -26398,7 +24593,6 @@
               </w:rPr>
               <w:t xml:space="preserve"> </w:t>
             </w:r>
-            <w:proofErr w:type="spellStart"/>
             <w:r>
               <w:rPr>
                 <w:rFonts w:ascii="Courier New" w:eastAsia="Times New Roman" w:hAnsi="Courier New" w:cs="Courier New"/>
@@ -26406,19 +24600,8 @@
                 <w:sz w:val="20"/>
                 <w:lang w:val="en-US"/>
               </w:rPr>
-              <w:t>generate_</w:t>
-            </w:r>
-            <w:proofErr w:type="gramStart"/>
-            <w:r>
-              <w:rPr>
-                <w:rFonts w:ascii="Courier New" w:eastAsia="Times New Roman" w:hAnsi="Courier New" w:cs="Courier New"/>
-                <w:color w:val="FF00FF"/>
-                <w:sz w:val="20"/>
-                <w:lang w:val="en-US"/>
-              </w:rPr>
-              <w:t>model</w:t>
-            </w:r>
-            <w:proofErr w:type="spellEnd"/>
+              <w:t>generate_model</w:t>
+            </w:r>
             <w:r>
               <w:rPr>
                 <w:rFonts w:ascii="Courier New" w:eastAsia="Times New Roman" w:hAnsi="Courier New" w:cs="Courier New"/>
@@ -26430,7 +24613,6 @@
               </w:rPr>
               <w:t>(</w:t>
             </w:r>
-            <w:proofErr w:type="gramEnd"/>
             <w:r>
               <w:rPr>
                 <w:rFonts w:ascii="Courier New" w:eastAsia="Times New Roman" w:hAnsi="Courier New" w:cs="Courier New"/>
@@ -26520,25 +24702,7 @@
                 <w:color w:val="FF8000"/>
                 <w:sz w:val="20"/>
               </w:rPr>
-              <w:t xml:space="preserve">"""Один элемент последовательности = один </w:t>
-            </w:r>
-            <w:proofErr w:type="spellStart"/>
-            <w:r>
-              <w:rPr>
-                <w:rFonts w:ascii="Courier New" w:eastAsia="Times New Roman" w:hAnsi="Courier New" w:cs="Courier New"/>
-                <w:color w:val="FF8000"/>
-                <w:sz w:val="20"/>
-              </w:rPr>
-              <w:t>d_step</w:t>
-            </w:r>
-            <w:proofErr w:type="spellEnd"/>
-            <w:r>
-              <w:rPr>
-                <w:rFonts w:ascii="Courier New" w:eastAsia="Times New Roman" w:hAnsi="Courier New" w:cs="Courier New"/>
-                <w:color w:val="FF8000"/>
-                <w:sz w:val="20"/>
-              </w:rPr>
-              <w:t>, включая вывод для отладки."""</w:t>
+              <w:t>"""Один элемент последовательности = один d_step, включая вывод для отладки."""</w:t>
             </w:r>
           </w:p>
           <w:p>
@@ -26788,6 +24952,7 @@
                 <w:rFonts w:ascii="Courier New" w:eastAsia="Times New Roman" w:hAnsi="Courier New" w:cs="Courier New"/>
                 <w:color w:val="000000"/>
                 <w:sz w:val="20"/>
+                <w:lang w:val="en-US"/>
               </w:rPr>
             </w:pPr>
             <w:r>
@@ -26826,27 +24991,7 @@
                 <w:sz w:val="20"/>
                 <w:lang w:val="en-US"/>
               </w:rPr>
-              <w:t>"\</w:t>
-            </w:r>
-            <w:proofErr w:type="spellStart"/>
-            <w:r>
-              <w:rPr>
-                <w:rFonts w:ascii="Courier New" w:eastAsia="Times New Roman" w:hAnsi="Courier New" w:cs="Courier New"/>
-                <w:color w:val="808080"/>
-                <w:sz w:val="20"/>
-                <w:lang w:val="en-US"/>
-              </w:rPr>
-              <w:t>n</w:t>
-            </w:r>
-            <w:proofErr w:type="gramStart"/>
-            <w:r>
-              <w:rPr>
-                <w:rFonts w:ascii="Courier New" w:eastAsia="Times New Roman" w:hAnsi="Courier New" w:cs="Courier New"/>
-                <w:color w:val="808080"/>
-                <w:sz w:val="20"/>
-                <w:lang w:val="en-US"/>
-              </w:rPr>
-              <w:t>"</w:t>
+              <w:t>"\n"</w:t>
             </w:r>
             <w:r>
               <w:rPr>
@@ -26870,8 +25015,6 @@
               </w:rPr>
               <w:t>join</w:t>
             </w:r>
-            <w:proofErr w:type="spellEnd"/>
-            <w:proofErr w:type="gramEnd"/>
             <w:r>
               <w:rPr>
                 <w:rFonts w:ascii="Courier New" w:eastAsia="Times New Roman" w:hAnsi="Courier New" w:cs="Courier New"/>
@@ -26883,7 +25026,6 @@
               </w:rPr>
               <w:t>(</w:t>
             </w:r>
-            <w:proofErr w:type="spellStart"/>
             <w:r>
               <w:rPr>
                 <w:rFonts w:ascii="Courier New" w:eastAsia="Times New Roman" w:hAnsi="Courier New" w:cs="Courier New"/>
@@ -26891,17 +25033,7 @@
                 <w:sz w:val="20"/>
                 <w:lang w:val="en-US"/>
               </w:rPr>
-              <w:t>f"bool</w:t>
-            </w:r>
-            <w:proofErr w:type="spellEnd"/>
-            <w:r>
-              <w:rPr>
-                <w:rFonts w:ascii="Courier New" w:eastAsia="Times New Roman" w:hAnsi="Courier New" w:cs="Courier New"/>
-                <w:color w:val="808080"/>
-                <w:sz w:val="20"/>
-                <w:lang w:val="en-US"/>
-              </w:rPr>
-              <w:t xml:space="preserve"> {</w:t>
+              <w:t>f"bool {</w:t>
             </w:r>
             <w:r>
               <w:rPr>
@@ -27023,6 +25155,7 @@
                 <w:bCs/>
                 <w:color w:val="000000"/>
                 <w:sz w:val="20"/>
+                <w:lang w:val="en-US"/>
               </w:rPr>
               <w:t xml:space="preserve">                                         </w:t>
             </w:r>
@@ -27104,6 +25237,7 @@
                 <w:rFonts w:ascii="Courier New" w:eastAsia="Times New Roman" w:hAnsi="Courier New" w:cs="Courier New"/>
                 <w:color w:val="000000"/>
                 <w:sz w:val="20"/>
+                <w:lang w:val="en-US"/>
               </w:rPr>
             </w:pPr>
             <w:r>
@@ -27115,7 +25249,6 @@
               </w:rPr>
               <w:t xml:space="preserve">    </w:t>
             </w:r>
-            <w:proofErr w:type="spellStart"/>
             <w:r>
               <w:rPr>
                 <w:rFonts w:ascii="Courier New" w:eastAsia="Times New Roman" w:hAnsi="Courier New" w:cs="Courier New"/>
@@ -27123,57 +25256,56 @@
                 <w:bCs/>
                 <w:color w:val="0000FF"/>
                 <w:sz w:val="20"/>
+                <w:lang w:val="en-US"/>
               </w:rPr>
               <w:t>def</w:t>
             </w:r>
-            <w:proofErr w:type="spellEnd"/>
-            <w:r>
-              <w:rPr>
-                <w:rFonts w:ascii="Courier New" w:eastAsia="Times New Roman" w:hAnsi="Courier New" w:cs="Courier New"/>
-                <w:color w:val="000000"/>
-                <w:sz w:val="20"/>
+            <w:r>
+              <w:rPr>
+                <w:rFonts w:ascii="Courier New" w:eastAsia="Times New Roman" w:hAnsi="Courier New" w:cs="Courier New"/>
+                <w:color w:val="000000"/>
+                <w:sz w:val="20"/>
+                <w:lang w:val="en-US"/>
               </w:rPr>
               <w:t xml:space="preserve"> </w:t>
             </w:r>
-            <w:proofErr w:type="spellStart"/>
-            <w:proofErr w:type="gramStart"/>
             <w:r>
               <w:rPr>
                 <w:rFonts w:ascii="Courier New" w:eastAsia="Times New Roman" w:hAnsi="Courier New" w:cs="Courier New"/>
                 <w:color w:val="FF00FF"/>
                 <w:sz w:val="20"/>
+                <w:lang w:val="en-US"/>
               </w:rPr>
               <w:t>step</w:t>
             </w:r>
-            <w:proofErr w:type="spellEnd"/>
-            <w:r>
-              <w:rPr>
-                <w:rFonts w:ascii="Courier New" w:eastAsia="Times New Roman" w:hAnsi="Courier New" w:cs="Courier New"/>
-                <w:b/>
-                <w:bCs/>
-                <w:color w:val="000080"/>
-                <w:sz w:val="20"/>
+            <w:r>
+              <w:rPr>
+                <w:rFonts w:ascii="Courier New" w:eastAsia="Times New Roman" w:hAnsi="Courier New" w:cs="Courier New"/>
+                <w:b/>
+                <w:bCs/>
+                <w:color w:val="000080"/>
+                <w:sz w:val="20"/>
+                <w:lang w:val="en-US"/>
               </w:rPr>
               <w:t>(</w:t>
             </w:r>
-            <w:proofErr w:type="spellStart"/>
-            <w:proofErr w:type="gramEnd"/>
-            <w:r>
-              <w:rPr>
-                <w:rFonts w:ascii="Courier New" w:eastAsia="Times New Roman" w:hAnsi="Courier New" w:cs="Courier New"/>
-                <w:color w:val="000000"/>
-                <w:sz w:val="20"/>
+            <w:r>
+              <w:rPr>
+                <w:rFonts w:ascii="Courier New" w:eastAsia="Times New Roman" w:hAnsi="Courier New" w:cs="Courier New"/>
+                <w:color w:val="000000"/>
+                <w:sz w:val="20"/>
+                <w:lang w:val="en-US"/>
               </w:rPr>
               <w:t>state</w:t>
             </w:r>
-            <w:proofErr w:type="spellEnd"/>
-            <w:r>
-              <w:rPr>
-                <w:rFonts w:ascii="Courier New" w:eastAsia="Times New Roman" w:hAnsi="Courier New" w:cs="Courier New"/>
-                <w:b/>
-                <w:bCs/>
-                <w:color w:val="000080"/>
-                <w:sz w:val="20"/>
+            <w:r>
+              <w:rPr>
+                <w:rFonts w:ascii="Courier New" w:eastAsia="Times New Roman" w:hAnsi="Courier New" w:cs="Courier New"/>
+                <w:b/>
+                <w:bCs/>
+                <w:color w:val="000080"/>
+                <w:sz w:val="20"/>
+                <w:lang w:val="en-US"/>
               </w:rPr>
               <w:t>,</w:t>
             </w:r>
@@ -27182,26 +25314,18 @@
                 <w:rFonts w:ascii="Courier New" w:eastAsia="Times New Roman" w:hAnsi="Courier New" w:cs="Courier New"/>
                 <w:color w:val="000000"/>
                 <w:sz w:val="20"/>
-              </w:rPr>
-              <w:t xml:space="preserve"> </w:t>
-            </w:r>
-            <w:proofErr w:type="spellStart"/>
-            <w:r>
-              <w:rPr>
-                <w:rFonts w:ascii="Courier New" w:eastAsia="Times New Roman" w:hAnsi="Courier New" w:cs="Courier New"/>
-                <w:color w:val="000000"/>
-                <w:sz w:val="20"/>
-              </w:rPr>
-              <w:t>label</w:t>
-            </w:r>
-            <w:proofErr w:type="spellEnd"/>
-            <w:r>
-              <w:rPr>
-                <w:rFonts w:ascii="Courier New" w:eastAsia="Times New Roman" w:hAnsi="Courier New" w:cs="Courier New"/>
-                <w:b/>
-                <w:bCs/>
-                <w:color w:val="000080"/>
-                <w:sz w:val="20"/>
+                <w:lang w:val="en-US"/>
+              </w:rPr>
+              <w:t xml:space="preserve"> label</w:t>
+            </w:r>
+            <w:r>
+              <w:rPr>
+                <w:rFonts w:ascii="Courier New" w:eastAsia="Times New Roman" w:hAnsi="Courier New" w:cs="Courier New"/>
+                <w:b/>
+                <w:bCs/>
+                <w:color w:val="000080"/>
+                <w:sz w:val="20"/>
+                <w:lang w:val="en-US"/>
               </w:rPr>
               <w:t>):</w:t>
             </w:r>
@@ -27217,6 +25341,7 @@
                 <w:rFonts w:ascii="Courier New" w:eastAsia="Times New Roman" w:hAnsi="Courier New" w:cs="Courier New"/>
                 <w:color w:val="000000"/>
                 <w:sz w:val="20"/>
+                <w:lang w:val="en-US"/>
               </w:rPr>
             </w:pPr>
             <w:r>
@@ -27224,6 +25349,7 @@
                 <w:rFonts w:ascii="Courier New" w:eastAsia="Times New Roman" w:hAnsi="Courier New" w:cs="Courier New"/>
                 <w:color w:val="000000"/>
                 <w:sz w:val="20"/>
+                <w:lang w:val="en-US"/>
               </w:rPr>
               <w:t xml:space="preserve">        </w:t>
             </w:r>
@@ -27232,8 +25358,51 @@
                 <w:rFonts w:ascii="Courier New" w:eastAsia="Times New Roman" w:hAnsi="Courier New" w:cs="Courier New"/>
                 <w:color w:val="008000"/>
                 <w:sz w:val="20"/>
-              </w:rPr>
-              <w:t># Задает нужные присваивания</w:t>
+                <w:lang w:val="en-US"/>
+              </w:rPr>
+              <w:t xml:space="preserve"># </w:t>
+            </w:r>
+            <w:r>
+              <w:rPr>
+                <w:rFonts w:ascii="Courier New" w:eastAsia="Times New Roman" w:hAnsi="Courier New" w:cs="Courier New"/>
+                <w:color w:val="008000"/>
+                <w:sz w:val="20"/>
+              </w:rPr>
+              <w:t>Задает</w:t>
+            </w:r>
+            <w:r>
+              <w:rPr>
+                <w:rFonts w:ascii="Courier New" w:eastAsia="Times New Roman" w:hAnsi="Courier New" w:cs="Courier New"/>
+                <w:color w:val="008000"/>
+                <w:sz w:val="20"/>
+                <w:lang w:val="en-US"/>
+              </w:rPr>
+              <w:t xml:space="preserve"> </w:t>
+            </w:r>
+            <w:r>
+              <w:rPr>
+                <w:rFonts w:ascii="Courier New" w:eastAsia="Times New Roman" w:hAnsi="Courier New" w:cs="Courier New"/>
+                <w:color w:val="008000"/>
+                <w:sz w:val="20"/>
+              </w:rPr>
+              <w:t>нужные</w:t>
+            </w:r>
+            <w:r>
+              <w:rPr>
+                <w:rFonts w:ascii="Courier New" w:eastAsia="Times New Roman" w:hAnsi="Courier New" w:cs="Courier New"/>
+                <w:color w:val="008000"/>
+                <w:sz w:val="20"/>
+                <w:lang w:val="en-US"/>
+              </w:rPr>
+              <w:t xml:space="preserve"> </w:t>
+            </w:r>
+            <w:r>
+              <w:rPr>
+                <w:rFonts w:ascii="Courier New" w:eastAsia="Times New Roman" w:hAnsi="Courier New" w:cs="Courier New"/>
+                <w:color w:val="008000"/>
+                <w:sz w:val="20"/>
+              </w:rPr>
+              <w:t>присваивания</w:t>
             </w:r>
           </w:p>
           <w:p>
@@ -27255,6 +25424,7 @@
                 <w:rFonts w:ascii="Courier New" w:eastAsia="Times New Roman" w:hAnsi="Courier New" w:cs="Courier New"/>
                 <w:color w:val="000000"/>
                 <w:sz w:val="20"/>
+                <w:lang w:val="en-US"/>
               </w:rPr>
               <w:t xml:space="preserve">        </w:t>
             </w:r>
@@ -27294,17 +25464,7 @@
                 <w:sz w:val="20"/>
                 <w:lang w:val="en-US"/>
               </w:rPr>
-              <w:t xml:space="preserve">" </w:t>
-            </w:r>
-            <w:proofErr w:type="gramStart"/>
-            <w:r>
-              <w:rPr>
-                <w:rFonts w:ascii="Courier New" w:eastAsia="Times New Roman" w:hAnsi="Courier New" w:cs="Courier New"/>
-                <w:color w:val="808080"/>
-                <w:sz w:val="20"/>
-                <w:lang w:val="en-US"/>
-              </w:rPr>
-              <w:t>"</w:t>
+              <w:t>" "</w:t>
             </w:r>
             <w:r>
               <w:rPr>
@@ -27328,7 +25488,6 @@
               </w:rPr>
               <w:t>join</w:t>
             </w:r>
-            <w:proofErr w:type="gramEnd"/>
             <w:r>
               <w:rPr>
                 <w:rFonts w:ascii="Courier New" w:eastAsia="Times New Roman" w:hAnsi="Courier New" w:cs="Courier New"/>
@@ -27624,17 +25783,7 @@
                 <w:sz w:val="20"/>
                 <w:lang w:val="en-US"/>
               </w:rPr>
-              <w:t xml:space="preserve">", </w:t>
-            </w:r>
-            <w:proofErr w:type="gramStart"/>
-            <w:r>
-              <w:rPr>
-                <w:rFonts w:ascii="Courier New" w:eastAsia="Times New Roman" w:hAnsi="Courier New" w:cs="Courier New"/>
-                <w:color w:val="808080"/>
-                <w:sz w:val="20"/>
-                <w:lang w:val="en-US"/>
-              </w:rPr>
-              <w:t>"</w:t>
+              <w:t>", "</w:t>
             </w:r>
             <w:r>
               <w:rPr>
@@ -27658,7 +25807,6 @@
               </w:rPr>
               <w:t>join</w:t>
             </w:r>
-            <w:proofErr w:type="gramEnd"/>
             <w:r>
               <w:rPr>
                 <w:rFonts w:ascii="Courier New" w:eastAsia="Times New Roman" w:hAnsi="Courier New" w:cs="Courier New"/>
@@ -27786,43 +25934,7 @@
                 <w:color w:val="008000"/>
                 <w:sz w:val="20"/>
               </w:rPr>
-              <w:t xml:space="preserve"># </w:t>
-            </w:r>
-            <w:proofErr w:type="spellStart"/>
-            <w:r>
-              <w:rPr>
-                <w:rFonts w:ascii="Courier New" w:eastAsia="Times New Roman" w:hAnsi="Courier New" w:cs="Courier New"/>
-                <w:color w:val="008000"/>
-                <w:sz w:val="20"/>
-              </w:rPr>
-              <w:t>printf</w:t>
-            </w:r>
-            <w:proofErr w:type="spellEnd"/>
-            <w:r>
-              <w:rPr>
-                <w:rFonts w:ascii="Courier New" w:eastAsia="Times New Roman" w:hAnsi="Courier New" w:cs="Courier New"/>
-                <w:color w:val="008000"/>
-                <w:sz w:val="20"/>
-              </w:rPr>
-              <w:t xml:space="preserve"> внутри </w:t>
-            </w:r>
-            <w:proofErr w:type="spellStart"/>
-            <w:r>
-              <w:rPr>
-                <w:rFonts w:ascii="Courier New" w:eastAsia="Times New Roman" w:hAnsi="Courier New" w:cs="Courier New"/>
-                <w:color w:val="008000"/>
-                <w:sz w:val="20"/>
-              </w:rPr>
-              <w:t>d_step</w:t>
-            </w:r>
-            <w:proofErr w:type="spellEnd"/>
-            <w:r>
-              <w:rPr>
-                <w:rFonts w:ascii="Courier New" w:eastAsia="Times New Roman" w:hAnsi="Courier New" w:cs="Courier New"/>
-                <w:color w:val="008000"/>
-                <w:sz w:val="20"/>
-              </w:rPr>
-              <w:t xml:space="preserve"> не добавляет отдельного момента времени.</w:t>
+              <w:t># printf внутри d_step не добавляет отдельного момента времени.</w:t>
             </w:r>
           </w:p>
           <w:p>
@@ -27899,8 +26011,6 @@
               </w:rPr>
               <w:t xml:space="preserve">             </w:t>
             </w:r>
-            <w:proofErr w:type="spellStart"/>
-            <w:proofErr w:type="gramStart"/>
             <w:r>
               <w:rPr>
                 <w:rFonts w:ascii="Courier New" w:eastAsia="Times New Roman" w:hAnsi="Courier New" w:cs="Courier New"/>
@@ -27908,27 +26018,7 @@
                 <w:sz w:val="20"/>
                 <w:lang w:val="en-US"/>
               </w:rPr>
-              <w:t>f'printf</w:t>
-            </w:r>
-            <w:proofErr w:type="spellEnd"/>
-            <w:r>
-              <w:rPr>
-                <w:rFonts w:ascii="Courier New" w:eastAsia="Times New Roman" w:hAnsi="Courier New" w:cs="Courier New"/>
-                <w:color w:val="808080"/>
-                <w:sz w:val="20"/>
-                <w:lang w:val="en-US"/>
-              </w:rPr>
-              <w:t>(</w:t>
-            </w:r>
-            <w:proofErr w:type="gramEnd"/>
-            <w:r>
-              <w:rPr>
-                <w:rFonts w:ascii="Courier New" w:eastAsia="Times New Roman" w:hAnsi="Courier New" w:cs="Courier New"/>
-                <w:color w:val="808080"/>
-                <w:sz w:val="20"/>
-                <w:lang w:val="en-US"/>
-              </w:rPr>
-              <w:t>"TRACE {</w:t>
+              <w:t>f'printf("TRACE {</w:t>
             </w:r>
             <w:r>
               <w:rPr>
@@ -28102,7 +26192,6 @@
               </w:rPr>
               <w:t xml:space="preserve"> </w:t>
             </w:r>
-            <w:proofErr w:type="spellStart"/>
             <w:r>
               <w:rPr>
                 <w:rFonts w:ascii="Courier New" w:eastAsia="Times New Roman" w:hAnsi="Courier New" w:cs="Courier New"/>
@@ -28110,29 +26199,8 @@
                 <w:sz w:val="20"/>
                 <w:lang w:val="en-US"/>
               </w:rPr>
-              <w:t>f"d_step</w:t>
-            </w:r>
-            <w:proofErr w:type="spellEnd"/>
-            <w:r>
-              <w:rPr>
-                <w:rFonts w:ascii="Courier New" w:eastAsia="Times New Roman" w:hAnsi="Courier New" w:cs="Courier New"/>
-                <w:color w:val="808080"/>
-                <w:sz w:val="20"/>
-                <w:lang w:val="en-US"/>
-              </w:rPr>
-              <w:t xml:space="preserve"> </w:t>
-            </w:r>
-            <w:proofErr w:type="gramStart"/>
-            <w:r>
-              <w:rPr>
-                <w:rFonts w:ascii="Courier New" w:eastAsia="Times New Roman" w:hAnsi="Courier New" w:cs="Courier New"/>
-                <w:color w:val="808080"/>
-                <w:sz w:val="20"/>
-                <w:lang w:val="en-US"/>
-              </w:rPr>
-              <w:t>{{ {</w:t>
-            </w:r>
-            <w:proofErr w:type="gramEnd"/>
+              <w:t>f"d_step {{ {</w:t>
+            </w:r>
             <w:r>
               <w:rPr>
                 <w:rFonts w:ascii="Courier New" w:eastAsia="Times New Roman" w:hAnsi="Courier New" w:cs="Courier New"/>
@@ -28314,60 +26382,48 @@
                 <w:sz w:val="20"/>
                 <w:lang w:val="en-US"/>
               </w:rPr>
+              <w:t xml:space="preserve"> step</w:t>
+            </w:r>
+            <w:r>
+              <w:rPr>
+                <w:rFonts w:ascii="Courier New" w:eastAsia="Times New Roman" w:hAnsi="Courier New" w:cs="Courier New"/>
+                <w:b/>
+                <w:bCs/>
+                <w:color w:val="000080"/>
+                <w:sz w:val="20"/>
+                <w:lang w:val="en-US"/>
+              </w:rPr>
+              <w:t>(</w:t>
+            </w:r>
+            <w:r>
+              <w:rPr>
+                <w:rFonts w:ascii="Courier New" w:eastAsia="Times New Roman" w:hAnsi="Courier New" w:cs="Courier New"/>
+                <w:color w:val="000000"/>
+                <w:sz w:val="20"/>
+                <w:lang w:val="en-US"/>
+              </w:rPr>
+              <w:t>state</w:t>
+            </w:r>
+            <w:r>
+              <w:rPr>
+                <w:rFonts w:ascii="Courier New" w:eastAsia="Times New Roman" w:hAnsi="Courier New" w:cs="Courier New"/>
+                <w:b/>
+                <w:bCs/>
+                <w:color w:val="000080"/>
+                <w:sz w:val="20"/>
+                <w:lang w:val="en-US"/>
+              </w:rPr>
+              <w:t>,</w:t>
+            </w:r>
+            <w:r>
+              <w:rPr>
+                <w:rFonts w:ascii="Courier New" w:eastAsia="Times New Roman" w:hAnsi="Courier New" w:cs="Courier New"/>
+                <w:color w:val="000000"/>
+                <w:sz w:val="20"/>
+                <w:lang w:val="en-US"/>
+              </w:rPr>
               <w:t xml:space="preserve"> </w:t>
             </w:r>
-            <w:proofErr w:type="gramStart"/>
-            <w:r>
-              <w:rPr>
-                <w:rFonts w:ascii="Courier New" w:eastAsia="Times New Roman" w:hAnsi="Courier New" w:cs="Courier New"/>
-                <w:color w:val="000000"/>
-                <w:sz w:val="20"/>
-                <w:lang w:val="en-US"/>
-              </w:rPr>
-              <w:t>step</w:t>
-            </w:r>
-            <w:r>
-              <w:rPr>
-                <w:rFonts w:ascii="Courier New" w:eastAsia="Times New Roman" w:hAnsi="Courier New" w:cs="Courier New"/>
-                <w:b/>
-                <w:bCs/>
-                <w:color w:val="000080"/>
-                <w:sz w:val="20"/>
-                <w:lang w:val="en-US"/>
-              </w:rPr>
-              <w:t>(</w:t>
-            </w:r>
-            <w:proofErr w:type="gramEnd"/>
-            <w:r>
-              <w:rPr>
-                <w:rFonts w:ascii="Courier New" w:eastAsia="Times New Roman" w:hAnsi="Courier New" w:cs="Courier New"/>
-                <w:color w:val="000000"/>
-                <w:sz w:val="20"/>
-                <w:lang w:val="en-US"/>
-              </w:rPr>
-              <w:t>state</w:t>
-            </w:r>
-            <w:r>
-              <w:rPr>
-                <w:rFonts w:ascii="Courier New" w:eastAsia="Times New Roman" w:hAnsi="Courier New" w:cs="Courier New"/>
-                <w:b/>
-                <w:bCs/>
-                <w:color w:val="000080"/>
-                <w:sz w:val="20"/>
-                <w:lang w:val="en-US"/>
-              </w:rPr>
-              <w:t>,</w:t>
-            </w:r>
-            <w:r>
-              <w:rPr>
-                <w:rFonts w:ascii="Courier New" w:eastAsia="Times New Roman" w:hAnsi="Courier New" w:cs="Courier New"/>
-                <w:color w:val="000000"/>
-                <w:sz w:val="20"/>
-                <w:lang w:val="en-US"/>
-              </w:rPr>
-              <w:t xml:space="preserve"> </w:t>
-            </w:r>
-            <w:proofErr w:type="spellStart"/>
             <w:r>
               <w:rPr>
                 <w:rFonts w:ascii="Courier New" w:eastAsia="Times New Roman" w:hAnsi="Courier New" w:cs="Courier New"/>
@@ -28375,19 +26431,8 @@
                 <w:sz w:val="20"/>
                 <w:lang w:val="en-US"/>
               </w:rPr>
-              <w:t>f"prefix</w:t>
-            </w:r>
-            <w:proofErr w:type="spellEnd"/>
-            <w:r>
-              <w:rPr>
-                <w:rFonts w:ascii="Courier New" w:eastAsia="Times New Roman" w:hAnsi="Courier New" w:cs="Courier New"/>
-                <w:color w:val="808080"/>
-                <w:sz w:val="20"/>
-                <w:lang w:val="en-US"/>
-              </w:rPr>
-              <w:t>[{</w:t>
-            </w:r>
-            <w:proofErr w:type="spellStart"/>
+              <w:t>f"prefix[{</w:t>
+            </w:r>
             <w:r>
               <w:rPr>
                 <w:rFonts w:ascii="Courier New" w:eastAsia="Times New Roman" w:hAnsi="Courier New" w:cs="Courier New"/>
@@ -28397,7 +26442,6 @@
               </w:rPr>
               <w:t>i</w:t>
             </w:r>
-            <w:proofErr w:type="spellEnd"/>
             <w:r>
               <w:rPr>
                 <w:rFonts w:ascii="Courier New" w:eastAsia="Times New Roman" w:hAnsi="Courier New" w:cs="Courier New"/>
@@ -28460,59 +26504,48 @@
                 <w:sz w:val="20"/>
                 <w:lang w:val="en-US"/>
               </w:rPr>
+              <w:t xml:space="preserve"> i</w:t>
+            </w:r>
+            <w:r>
+              <w:rPr>
+                <w:rFonts w:ascii="Courier New" w:eastAsia="Times New Roman" w:hAnsi="Courier New" w:cs="Courier New"/>
+                <w:b/>
+                <w:bCs/>
+                <w:color w:val="000080"/>
+                <w:sz w:val="20"/>
+                <w:lang w:val="en-US"/>
+              </w:rPr>
+              <w:t>,</w:t>
+            </w:r>
+            <w:r>
+              <w:rPr>
+                <w:rFonts w:ascii="Courier New" w:eastAsia="Times New Roman" w:hAnsi="Courier New" w:cs="Courier New"/>
+                <w:color w:val="000000"/>
+                <w:sz w:val="20"/>
+                <w:lang w:val="en-US"/>
+              </w:rPr>
+              <w:t xml:space="preserve"> state </w:t>
+            </w:r>
+            <w:r>
+              <w:rPr>
+                <w:rFonts w:ascii="Courier New" w:eastAsia="Times New Roman" w:hAnsi="Courier New" w:cs="Courier New"/>
+                <w:b/>
+                <w:bCs/>
+                <w:color w:val="0000FF"/>
+                <w:sz w:val="20"/>
+                <w:lang w:val="en-US"/>
+              </w:rPr>
+              <w:t>in</w:t>
+            </w:r>
+            <w:r>
+              <w:rPr>
+                <w:rFonts w:ascii="Courier New" w:eastAsia="Times New Roman" w:hAnsi="Courier New" w:cs="Courier New"/>
+                <w:color w:val="000000"/>
+                <w:sz w:val="20"/>
+                <w:lang w:val="en-US"/>
+              </w:rPr>
               <w:t xml:space="preserve"> </w:t>
             </w:r>
-            <w:proofErr w:type="spellStart"/>
-            <w:r>
-              <w:rPr>
-                <w:rFonts w:ascii="Courier New" w:eastAsia="Times New Roman" w:hAnsi="Courier New" w:cs="Courier New"/>
-                <w:color w:val="000000"/>
-                <w:sz w:val="20"/>
-                <w:lang w:val="en-US"/>
-              </w:rPr>
-              <w:t>i</w:t>
-            </w:r>
-            <w:proofErr w:type="spellEnd"/>
-            <w:r>
-              <w:rPr>
-                <w:rFonts w:ascii="Courier New" w:eastAsia="Times New Roman" w:hAnsi="Courier New" w:cs="Courier New"/>
-                <w:b/>
-                <w:bCs/>
-                <w:color w:val="000080"/>
-                <w:sz w:val="20"/>
-                <w:lang w:val="en-US"/>
-              </w:rPr>
-              <w:t>,</w:t>
-            </w:r>
-            <w:r>
-              <w:rPr>
-                <w:rFonts w:ascii="Courier New" w:eastAsia="Times New Roman" w:hAnsi="Courier New" w:cs="Courier New"/>
-                <w:color w:val="000000"/>
-                <w:sz w:val="20"/>
-                <w:lang w:val="en-US"/>
-              </w:rPr>
-              <w:t xml:space="preserve"> state </w:t>
-            </w:r>
-            <w:r>
-              <w:rPr>
-                <w:rFonts w:ascii="Courier New" w:eastAsia="Times New Roman" w:hAnsi="Courier New" w:cs="Courier New"/>
-                <w:b/>
-                <w:bCs/>
-                <w:color w:val="0000FF"/>
-                <w:sz w:val="20"/>
-                <w:lang w:val="en-US"/>
-              </w:rPr>
-              <w:t>in</w:t>
-            </w:r>
-            <w:r>
-              <w:rPr>
-                <w:rFonts w:ascii="Courier New" w:eastAsia="Times New Roman" w:hAnsi="Courier New" w:cs="Courier New"/>
-                <w:color w:val="000000"/>
-                <w:sz w:val="20"/>
-                <w:lang w:val="en-US"/>
-              </w:rPr>
-              <w:t xml:space="preserve"> </w:t>
-            </w:r>
             <w:r>
               <w:rPr>
                 <w:rFonts w:ascii="Courier New" w:eastAsia="Times New Roman" w:hAnsi="Courier New" w:cs="Courier New"/>
@@ -28562,17 +26595,7 @@
                 <w:sz w:val="20"/>
                 <w:lang w:val="en-US"/>
               </w:rPr>
-              <w:t>"prefix</w:t>
-            </w:r>
-            <w:proofErr w:type="gramStart"/>
-            <w:r>
-              <w:rPr>
-                <w:rFonts w:ascii="Courier New" w:eastAsia="Times New Roman" w:hAnsi="Courier New" w:cs="Courier New"/>
-                <w:color w:val="808080"/>
-                <w:sz w:val="20"/>
-                <w:lang w:val="en-US"/>
-              </w:rPr>
-              <w:t>"</w:t>
+              <w:t>"prefix"</w:t>
             </w:r>
             <w:r>
               <w:rPr>
@@ -28585,7 +26608,6 @@
               </w:rPr>
               <w:t>][</w:t>
             </w:r>
-            <w:proofErr w:type="gramEnd"/>
             <w:r>
               <w:rPr>
                 <w:rFonts w:ascii="Courier New" w:eastAsia="Times New Roman" w:hAnsi="Courier New" w:cs="Courier New"/>
@@ -28675,25 +26697,7 @@
                 <w:color w:val="008000"/>
                 <w:sz w:val="20"/>
               </w:rPr>
-              <w:t xml:space="preserve"># Обработка </w:t>
-            </w:r>
-            <w:proofErr w:type="spellStart"/>
-            <w:r>
-              <w:rPr>
-                <w:rFonts w:ascii="Courier New" w:eastAsia="Times New Roman" w:hAnsi="Courier New" w:cs="Courier New"/>
-                <w:color w:val="008000"/>
-                <w:sz w:val="20"/>
-              </w:rPr>
-              <w:t>loop</w:t>
-            </w:r>
-            <w:proofErr w:type="spellEnd"/>
-            <w:r>
-              <w:rPr>
-                <w:rFonts w:ascii="Courier New" w:eastAsia="Times New Roman" w:hAnsi="Courier New" w:cs="Courier New"/>
-                <w:color w:val="008000"/>
-                <w:sz w:val="20"/>
-              </w:rPr>
-              <w:t>, если нету, все предикаты = 0</w:t>
+              <w:t># Обработка loop, если нету, все предикаты = 0</w:t>
             </w:r>
           </w:p>
           <w:p>
@@ -28745,18 +26749,7 @@
                 <w:sz w:val="20"/>
                 <w:lang w:val="en-US"/>
               </w:rPr>
-              <w:t xml:space="preserve"> </w:t>
-            </w:r>
-            <w:proofErr w:type="spellStart"/>
-            <w:proofErr w:type="gramStart"/>
-            <w:r>
-              <w:rPr>
-                <w:rFonts w:ascii="Courier New" w:eastAsia="Times New Roman" w:hAnsi="Courier New" w:cs="Courier New"/>
-                <w:color w:val="000000"/>
-                <w:sz w:val="20"/>
-                <w:lang w:val="en-US"/>
-              </w:rPr>
-              <w:t>test</w:t>
+              <w:t xml:space="preserve"> test</w:t>
             </w:r>
             <w:r>
               <w:rPr>
@@ -28780,7 +26773,6 @@
               </w:rPr>
               <w:t>get</w:t>
             </w:r>
-            <w:proofErr w:type="spellEnd"/>
             <w:r>
               <w:rPr>
                 <w:rFonts w:ascii="Courier New" w:eastAsia="Times New Roman" w:hAnsi="Courier New" w:cs="Courier New"/>
@@ -28792,7 +26784,6 @@
               </w:rPr>
               <w:t>(</w:t>
             </w:r>
-            <w:proofErr w:type="gramEnd"/>
             <w:r>
               <w:rPr>
                 <w:rFonts w:ascii="Courier New" w:eastAsia="Times New Roman" w:hAnsi="Courier New" w:cs="Courier New"/>
@@ -28953,18 +26944,7 @@
                 <w:sz w:val="20"/>
                 <w:lang w:val="en-US"/>
               </w:rPr>
-              <w:t xml:space="preserve">    </w:t>
-            </w:r>
-            <w:proofErr w:type="spellStart"/>
-            <w:proofErr w:type="gramStart"/>
-            <w:r>
-              <w:rPr>
-                <w:rFonts w:ascii="Courier New" w:eastAsia="Times New Roman" w:hAnsi="Courier New" w:cs="Courier New"/>
-                <w:color w:val="000000"/>
-                <w:sz w:val="20"/>
-                <w:lang w:val="en-US"/>
-              </w:rPr>
-              <w:t>body</w:t>
+              <w:t xml:space="preserve">    body</w:t>
             </w:r>
             <w:r>
               <w:rPr>
@@ -28988,8 +26968,6 @@
               </w:rPr>
               <w:t>append</w:t>
             </w:r>
-            <w:proofErr w:type="spellEnd"/>
-            <w:proofErr w:type="gramEnd"/>
             <w:r>
               <w:rPr>
                 <w:rFonts w:ascii="Courier New" w:eastAsia="Times New Roman" w:hAnsi="Courier New" w:cs="Courier New"/>
@@ -29063,19 +27041,8 @@
                 <w:sz w:val="20"/>
                 <w:lang w:val="en-US"/>
               </w:rPr>
-              <w:t xml:space="preserve"> </w:t>
-            </w:r>
-            <w:proofErr w:type="spellStart"/>
-            <w:r>
-              <w:rPr>
-                <w:rFonts w:ascii="Courier New" w:eastAsia="Times New Roman" w:hAnsi="Courier New" w:cs="Courier New"/>
-                <w:color w:val="000000"/>
-                <w:sz w:val="20"/>
-                <w:lang w:val="en-US"/>
-              </w:rPr>
-              <w:t>i</w:t>
-            </w:r>
-            <w:proofErr w:type="spellEnd"/>
+              <w:t xml:space="preserve"> i</w:t>
+            </w:r>
             <w:r>
               <w:rPr>
                 <w:rFonts w:ascii="Courier New" w:eastAsia="Times New Roman" w:hAnsi="Courier New" w:cs="Courier New"/>
@@ -29260,7 +27227,6 @@
               </w:rPr>
               <w:t xml:space="preserve"> </w:t>
             </w:r>
-            <w:proofErr w:type="spellStart"/>
             <w:r>
               <w:rPr>
                 <w:rFonts w:ascii="Courier New" w:eastAsia="Times New Roman" w:hAnsi="Courier New" w:cs="Courier New"/>
@@ -29268,9 +27234,17 @@
                 <w:sz w:val="20"/>
                 <w:lang w:val="en-US"/>
               </w:rPr>
-              <w:t>f"loop</w:t>
-            </w:r>
-            <w:proofErr w:type="spellEnd"/>
+              <w:t>f"loop[{</w:t>
+            </w:r>
+            <w:r>
+              <w:rPr>
+                <w:rFonts w:ascii="Courier New" w:eastAsia="Times New Roman" w:hAnsi="Courier New" w:cs="Courier New"/>
+                <w:color w:val="000000"/>
+                <w:sz w:val="20"/>
+                <w:lang w:val="en-US"/>
+              </w:rPr>
+              <w:t>i</w:t>
+            </w:r>
             <w:r>
               <w:rPr>
                 <w:rFonts w:ascii="Courier New" w:eastAsia="Times New Roman" w:hAnsi="Courier New" w:cs="Courier New"/>
@@ -29278,19 +27252,37 @@
                 <w:sz w:val="20"/>
                 <w:lang w:val="en-US"/>
               </w:rPr>
-              <w:t>[{</w:t>
-            </w:r>
-            <w:proofErr w:type="spellStart"/>
-            <w:r>
-              <w:rPr>
-                <w:rFonts w:ascii="Courier New" w:eastAsia="Times New Roman" w:hAnsi="Courier New" w:cs="Courier New"/>
-                <w:color w:val="000000"/>
-                <w:sz w:val="20"/>
-                <w:lang w:val="en-US"/>
-              </w:rPr>
-              <w:t>i</w:t>
-            </w:r>
-            <w:proofErr w:type="spellEnd"/>
+              <w:t>}]"</w:t>
+            </w:r>
+            <w:r>
+              <w:rPr>
+                <w:rFonts w:ascii="Courier New" w:eastAsia="Times New Roman" w:hAnsi="Courier New" w:cs="Courier New"/>
+                <w:color w:val="000000"/>
+                <w:sz w:val="20"/>
+                <w:lang w:val="en-US"/>
+              </w:rPr>
+              <w:t xml:space="preserve"> </w:t>
+            </w:r>
+            <w:r>
+              <w:rPr>
+                <w:rFonts w:ascii="Courier New" w:eastAsia="Times New Roman" w:hAnsi="Courier New" w:cs="Courier New"/>
+                <w:b/>
+                <w:bCs/>
+                <w:color w:val="0000FF"/>
+                <w:sz w:val="20"/>
+                <w:lang w:val="en-US"/>
+              </w:rPr>
+              <w:t>if</w:t>
+            </w:r>
+            <w:r>
+              <w:rPr>
+                <w:rFonts w:ascii="Courier New" w:eastAsia="Times New Roman" w:hAnsi="Courier New" w:cs="Courier New"/>
+                <w:color w:val="000000"/>
+                <w:sz w:val="20"/>
+                <w:lang w:val="en-US"/>
+              </w:rPr>
+              <w:t xml:space="preserve"> </w:t>
+            </w:r>
             <w:r>
               <w:rPr>
                 <w:rFonts w:ascii="Courier New" w:eastAsia="Times New Roman" w:hAnsi="Courier New" w:cs="Courier New"/>
@@ -29298,7 +27290,7 @@
                 <w:sz w:val="20"/>
                 <w:lang w:val="en-US"/>
               </w:rPr>
-              <w:t>}]"</w:t>
+              <w:t>"loop"</w:t>
             </w:r>
             <w:r>
               <w:rPr>
@@ -29318,7 +27310,27 @@
                 <w:sz w:val="20"/>
                 <w:lang w:val="en-US"/>
               </w:rPr>
-              <w:t>if</w:t>
+              <w:t>in</w:t>
+            </w:r>
+            <w:r>
+              <w:rPr>
+                <w:rFonts w:ascii="Courier New" w:eastAsia="Times New Roman" w:hAnsi="Courier New" w:cs="Courier New"/>
+                <w:color w:val="000000"/>
+                <w:sz w:val="20"/>
+                <w:lang w:val="en-US"/>
+              </w:rPr>
+              <w:t xml:space="preserve"> test </w:t>
+            </w:r>
+            <w:r>
+              <w:rPr>
+                <w:rFonts w:ascii="Courier New" w:eastAsia="Times New Roman" w:hAnsi="Courier New" w:cs="Courier New"/>
+                <w:b/>
+                <w:bCs/>
+                <w:color w:val="0000FF"/>
+                <w:sz w:val="20"/>
+                <w:lang w:val="en-US"/>
+              </w:rPr>
+              <w:t>else</w:t>
             </w:r>
             <w:r>
               <w:rPr>
@@ -29336,85 +27348,7 @@
                 <w:sz w:val="20"/>
                 <w:lang w:val="en-US"/>
               </w:rPr>
-              <w:t>"loop"</w:t>
-            </w:r>
-            <w:r>
-              <w:rPr>
-                <w:rFonts w:ascii="Courier New" w:eastAsia="Times New Roman" w:hAnsi="Courier New" w:cs="Courier New"/>
-                <w:color w:val="000000"/>
-                <w:sz w:val="20"/>
-                <w:lang w:val="en-US"/>
-              </w:rPr>
-              <w:t xml:space="preserve"> </w:t>
-            </w:r>
-            <w:r>
-              <w:rPr>
-                <w:rFonts w:ascii="Courier New" w:eastAsia="Times New Roman" w:hAnsi="Courier New" w:cs="Courier New"/>
-                <w:b/>
-                <w:bCs/>
-                <w:color w:val="0000FF"/>
-                <w:sz w:val="20"/>
-                <w:lang w:val="en-US"/>
-              </w:rPr>
-              <w:t>in</w:t>
-            </w:r>
-            <w:r>
-              <w:rPr>
-                <w:rFonts w:ascii="Courier New" w:eastAsia="Times New Roman" w:hAnsi="Courier New" w:cs="Courier New"/>
-                <w:color w:val="000000"/>
-                <w:sz w:val="20"/>
-                <w:lang w:val="en-US"/>
-              </w:rPr>
-              <w:t xml:space="preserve"> test </w:t>
-            </w:r>
-            <w:r>
-              <w:rPr>
-                <w:rFonts w:ascii="Courier New" w:eastAsia="Times New Roman" w:hAnsi="Courier New" w:cs="Courier New"/>
-                <w:b/>
-                <w:bCs/>
-                <w:color w:val="0000FF"/>
-                <w:sz w:val="20"/>
-                <w:lang w:val="en-US"/>
-              </w:rPr>
-              <w:t>else</w:t>
-            </w:r>
-            <w:r>
-              <w:rPr>
-                <w:rFonts w:ascii="Courier New" w:eastAsia="Times New Roman" w:hAnsi="Courier New" w:cs="Courier New"/>
-                <w:color w:val="000000"/>
-                <w:sz w:val="20"/>
-                <w:lang w:val="en-US"/>
-              </w:rPr>
-              <w:t xml:space="preserve"> </w:t>
-            </w:r>
-            <w:r>
-              <w:rPr>
-                <w:rFonts w:ascii="Courier New" w:eastAsia="Times New Roman" w:hAnsi="Courier New" w:cs="Courier New"/>
-                <w:color w:val="808080"/>
-                <w:sz w:val="20"/>
-                <w:lang w:val="en-US"/>
-              </w:rPr>
-              <w:t>"</w:t>
-            </w:r>
-            <w:proofErr w:type="spellStart"/>
-            <w:r>
-              <w:rPr>
-                <w:rFonts w:ascii="Courier New" w:eastAsia="Times New Roman" w:hAnsi="Courier New" w:cs="Courier New"/>
-                <w:color w:val="808080"/>
-                <w:sz w:val="20"/>
-                <w:lang w:val="en-US"/>
-              </w:rPr>
-              <w:t>default_zero</w:t>
-            </w:r>
-            <w:proofErr w:type="spellEnd"/>
-            <w:r>
-              <w:rPr>
-                <w:rFonts w:ascii="Courier New" w:eastAsia="Times New Roman" w:hAnsi="Courier New" w:cs="Courier New"/>
-                <w:color w:val="808080"/>
-                <w:sz w:val="20"/>
-                <w:lang w:val="en-US"/>
-              </w:rPr>
-              <w:t>"</w:t>
+              <w:t>"default_zero"</w:t>
             </w:r>
           </w:p>
           <w:p>
@@ -29513,18 +27447,7 @@
                 <w:sz w:val="20"/>
                 <w:lang w:val="en-US"/>
               </w:rPr>
-              <w:t xml:space="preserve">        </w:t>
-            </w:r>
-            <w:proofErr w:type="spellStart"/>
-            <w:proofErr w:type="gramStart"/>
-            <w:r>
-              <w:rPr>
-                <w:rFonts w:ascii="Courier New" w:eastAsia="Times New Roman" w:hAnsi="Courier New" w:cs="Courier New"/>
-                <w:color w:val="000000"/>
-                <w:sz w:val="20"/>
-                <w:lang w:val="en-US"/>
-              </w:rPr>
-              <w:t>body</w:t>
+              <w:t xml:space="preserve">        body</w:t>
             </w:r>
             <w:r>
               <w:rPr>
@@ -29548,8 +27471,6 @@
               </w:rPr>
               <w:t>append</w:t>
             </w:r>
-            <w:proofErr w:type="spellEnd"/>
-            <w:proofErr w:type="gramEnd"/>
             <w:r>
               <w:rPr>
                 <w:rFonts w:ascii="Courier New" w:eastAsia="Times New Roman" w:hAnsi="Courier New" w:cs="Courier New"/>
@@ -29597,27 +27518,7 @@
                 <w:sz w:val="20"/>
                 <w:lang w:val="en-US"/>
               </w:rPr>
-              <w:t xml:space="preserve"> </w:t>
-            </w:r>
-            <w:proofErr w:type="spellStart"/>
-            <w:r>
-              <w:rPr>
-                <w:rFonts w:ascii="Courier New" w:eastAsia="Times New Roman" w:hAnsi="Courier New" w:cs="Courier New"/>
-                <w:color w:val="000000"/>
-                <w:sz w:val="20"/>
-                <w:lang w:val="en-US"/>
-              </w:rPr>
-              <w:t>i</w:t>
-            </w:r>
-            <w:proofErr w:type="spellEnd"/>
-            <w:r>
-              <w:rPr>
-                <w:rFonts w:ascii="Courier New" w:eastAsia="Times New Roman" w:hAnsi="Courier New" w:cs="Courier New"/>
-                <w:color w:val="000000"/>
-                <w:sz w:val="20"/>
-                <w:lang w:val="en-US"/>
-              </w:rPr>
-              <w:t xml:space="preserve"> </w:t>
+              <w:t xml:space="preserve"> i </w:t>
             </w:r>
             <w:r>
               <w:rPr>
@@ -29800,8 +27701,6 @@
               </w:rPr>
               <w:t xml:space="preserve">    </w:t>
             </w:r>
-            <w:proofErr w:type="spellStart"/>
-            <w:proofErr w:type="gramStart"/>
             <w:r>
               <w:rPr>
                 <w:rFonts w:ascii="Courier New" w:eastAsia="Times New Roman" w:hAnsi="Courier New" w:cs="Courier New"/>
@@ -29830,8 +27729,6 @@
               </w:rPr>
               <w:t>append</w:t>
             </w:r>
-            <w:proofErr w:type="spellEnd"/>
-            <w:proofErr w:type="gramEnd"/>
             <w:r>
               <w:rPr>
                 <w:rFonts w:ascii="Courier New" w:eastAsia="Times New Roman" w:hAnsi="Courier New" w:cs="Courier New"/>
@@ -29848,25 +27745,7 @@
                 <w:color w:val="808080"/>
                 <w:sz w:val="20"/>
               </w:rPr>
-              <w:t xml:space="preserve">"    </w:t>
-            </w:r>
-            <w:proofErr w:type="spellStart"/>
-            <w:r>
-              <w:rPr>
-                <w:rFonts w:ascii="Courier New" w:eastAsia="Times New Roman" w:hAnsi="Courier New" w:cs="Courier New"/>
-                <w:color w:val="808080"/>
-                <w:sz w:val="20"/>
-              </w:rPr>
-              <w:t>od</w:t>
-            </w:r>
-            <w:proofErr w:type="spellEnd"/>
-            <w:r>
-              <w:rPr>
-                <w:rFonts w:ascii="Courier New" w:eastAsia="Times New Roman" w:hAnsi="Courier New" w:cs="Courier New"/>
-                <w:color w:val="808080"/>
-                <w:sz w:val="20"/>
-              </w:rPr>
-              <w:t>;"</w:t>
+              <w:t>"    od;"</w:t>
             </w:r>
             <w:r>
               <w:rPr>
@@ -29971,7 +27850,6 @@
               </w:rPr>
               <w:t>template</w:t>
             </w:r>
-            <w:proofErr w:type="gramStart"/>
             <w:r>
               <w:rPr>
                 <w:rFonts w:ascii="Courier New" w:eastAsia="Times New Roman" w:hAnsi="Courier New" w:cs="Courier New"/>
@@ -29994,7 +27872,6 @@
               </w:rPr>
               <w:t>substitute</w:t>
             </w:r>
-            <w:proofErr w:type="gramEnd"/>
             <w:r>
               <w:rPr>
                 <w:rFonts w:ascii="Courier New" w:eastAsia="Times New Roman" w:hAnsi="Courier New" w:cs="Courier New"/>
@@ -30018,6 +27895,7 @@
                 <w:rFonts w:ascii="Courier New" w:eastAsia="Times New Roman" w:hAnsi="Courier New" w:cs="Courier New"/>
                 <w:color w:val="000000"/>
                 <w:sz w:val="20"/>
+                <w:lang w:val="en-US"/>
               </w:rPr>
             </w:pPr>
             <w:r>
@@ -30087,27 +27965,7 @@
                 <w:sz w:val="20"/>
                 <w:lang w:val="en-US"/>
               </w:rPr>
-              <w:t>"\</w:t>
-            </w:r>
-            <w:proofErr w:type="spellStart"/>
-            <w:r>
-              <w:rPr>
-                <w:rFonts w:ascii="Courier New" w:eastAsia="Times New Roman" w:hAnsi="Courier New" w:cs="Courier New"/>
-                <w:color w:val="808080"/>
-                <w:sz w:val="20"/>
-                <w:lang w:val="en-US"/>
-              </w:rPr>
-              <w:t>n</w:t>
-            </w:r>
-            <w:proofErr w:type="gramStart"/>
-            <w:r>
-              <w:rPr>
-                <w:rFonts w:ascii="Courier New" w:eastAsia="Times New Roman" w:hAnsi="Courier New" w:cs="Courier New"/>
-                <w:color w:val="808080"/>
-                <w:sz w:val="20"/>
-                <w:lang w:val="en-US"/>
-              </w:rPr>
-              <w:t>"</w:t>
+              <w:t>"\n"</w:t>
             </w:r>
             <w:r>
               <w:rPr>
@@ -30131,8 +27989,6 @@
               </w:rPr>
               <w:t>join</w:t>
             </w:r>
-            <w:proofErr w:type="spellEnd"/>
-            <w:proofErr w:type="gramEnd"/>
             <w:r>
               <w:rPr>
                 <w:rFonts w:ascii="Courier New" w:eastAsia="Times New Roman" w:hAnsi="Courier New" w:cs="Courier New"/>
@@ -30193,6 +28049,7 @@
                 <w:rFonts w:ascii="Courier New" w:eastAsia="Times New Roman" w:hAnsi="Courier New" w:cs="Courier New"/>
                 <w:color w:val="000000"/>
                 <w:sz w:val="20"/>
+                <w:lang w:val="en-US"/>
               </w:rPr>
               <w:t xml:space="preserve">                       </w:t>
             </w:r>
@@ -30307,89 +28164,16 @@
           <w:szCs w:val="26"/>
           <w:lang w:bidi="ar-SA"/>
         </w:rPr>
-        <w:t xml:space="preserve">Функция формирует текст </w:t>
-      </w:r>
-      <w:proofErr w:type="spellStart"/>
+        <w:t xml:space="preserve">Функция формирует текст Promela-модели для конкретного теста. Сначала из задания берется список предикатов, а из первого элемента prefix  </w:t>
+      </w:r>
       <w:r>
         <w:rPr>
           <w:sz w:val="30"/>
           <w:szCs w:val="26"/>
           <w:lang w:bidi="ar-SA"/>
         </w:rPr>
-        <w:t>Promela</w:t>
-      </w:r>
-      <w:proofErr w:type="spellEnd"/>
-      <w:r>
-        <w:rPr>
-          <w:sz w:val="30"/>
-          <w:szCs w:val="26"/>
-          <w:lang w:bidi="ar-SA"/>
-        </w:rPr>
-        <w:t xml:space="preserve">-модели для конкретного теста. Сначала из задания берется список предикатов, а из первого элемента </w:t>
-      </w:r>
-      <w:proofErr w:type="spellStart"/>
-      <w:proofErr w:type="gramStart"/>
-      <w:r>
-        <w:rPr>
-          <w:sz w:val="30"/>
-          <w:szCs w:val="26"/>
-          <w:lang w:bidi="ar-SA"/>
-        </w:rPr>
-        <w:t>prefix</w:t>
-      </w:r>
-      <w:proofErr w:type="spellEnd"/>
-      <w:r>
-        <w:rPr>
-          <w:sz w:val="30"/>
-          <w:szCs w:val="26"/>
-          <w:lang w:bidi="ar-SA"/>
-        </w:rPr>
-        <w:t xml:space="preserve">  их</w:t>
-      </w:r>
-      <w:proofErr w:type="gramEnd"/>
-      <w:r>
-        <w:rPr>
-          <w:sz w:val="30"/>
-          <w:szCs w:val="26"/>
-          <w:lang w:bidi="ar-SA"/>
-        </w:rPr>
-        <w:t xml:space="preserve"> начальные значения. На их основе создаются объявления переменных типа </w:t>
-      </w:r>
-      <w:proofErr w:type="spellStart"/>
-      <w:r>
-        <w:rPr>
-          <w:sz w:val="30"/>
-          <w:szCs w:val="26"/>
-          <w:lang w:bidi="ar-SA"/>
-        </w:rPr>
-        <w:t>bool</w:t>
-      </w:r>
-      <w:proofErr w:type="spellEnd"/>
-      <w:r>
-        <w:rPr>
-          <w:sz w:val="30"/>
-          <w:szCs w:val="26"/>
-          <w:lang w:bidi="ar-SA"/>
-        </w:rPr>
-        <w:t xml:space="preserve">. Первый элемент </w:t>
-      </w:r>
-      <w:proofErr w:type="spellStart"/>
-      <w:r>
-        <w:rPr>
-          <w:sz w:val="30"/>
-          <w:szCs w:val="26"/>
-          <w:lang w:bidi="ar-SA"/>
-        </w:rPr>
-        <w:t>prefix</w:t>
-      </w:r>
-      <w:proofErr w:type="spellEnd"/>
-      <w:r>
-        <w:rPr>
-          <w:sz w:val="30"/>
-          <w:szCs w:val="26"/>
-          <w:lang w:bidi="ar-SA"/>
-        </w:rPr>
-        <w:t xml:space="preserve"> задается при объявлении переменных, поэтому в основное тело модели добавляются только последующие элементы последовательности.</w:t>
+        <w:lastRenderedPageBreak/>
+        <w:t>их начальные значения. На их основе создаются объявления переменных типа bool. Первый элемент prefix задается при объявлении переменных, поэтому в основное тело модели добавляются только последующие элементы последовательности.</w:t>
       </w:r>
     </w:p>
     <w:p>
@@ -30407,62 +28191,7 @@
           <w:szCs w:val="26"/>
           <w:lang w:bidi="ar-SA"/>
         </w:rPr>
-        <w:lastRenderedPageBreak/>
-        <w:t xml:space="preserve">Для формирования каждого шага используется вложенная функция </w:t>
-      </w:r>
-      <w:proofErr w:type="spellStart"/>
-      <w:r>
-        <w:rPr>
-          <w:sz w:val="30"/>
-          <w:szCs w:val="26"/>
-          <w:lang w:bidi="ar-SA"/>
-        </w:rPr>
-        <w:t>step</w:t>
-      </w:r>
-      <w:proofErr w:type="spellEnd"/>
-      <w:r>
-        <w:rPr>
-          <w:sz w:val="30"/>
-          <w:szCs w:val="26"/>
-          <w:lang w:bidi="ar-SA"/>
-        </w:rPr>
-        <w:t xml:space="preserve">. Она создает присваивания значений всем предикатам и команду </w:t>
-      </w:r>
-      <w:proofErr w:type="spellStart"/>
-      <w:r>
-        <w:rPr>
-          <w:sz w:val="30"/>
-          <w:szCs w:val="26"/>
-          <w:lang w:bidi="ar-SA"/>
-        </w:rPr>
-        <w:t>printf</w:t>
-      </w:r>
-      <w:proofErr w:type="spellEnd"/>
-      <w:r>
-        <w:rPr>
-          <w:sz w:val="30"/>
-          <w:szCs w:val="26"/>
-          <w:lang w:bidi="ar-SA"/>
-        </w:rPr>
-        <w:t xml:space="preserve">, которая выводит метку шага и текущее состояние переменных. Присваивания и вывод объединяются в блок </w:t>
-      </w:r>
-      <w:proofErr w:type="spellStart"/>
-      <w:r>
-        <w:rPr>
-          <w:sz w:val="30"/>
-          <w:szCs w:val="26"/>
-          <w:lang w:bidi="ar-SA"/>
-        </w:rPr>
-        <w:t>d_step</w:t>
-      </w:r>
-      <w:proofErr w:type="spellEnd"/>
-      <w:r>
-        <w:rPr>
-          <w:sz w:val="30"/>
-          <w:szCs w:val="26"/>
-          <w:lang w:bidi="ar-SA"/>
-        </w:rPr>
-        <w:t>, поэтому один элемент последовательности обрабатывается как один неделимый шаг, а отладочный вывод не создает дополнительного момента времени.</w:t>
+        <w:t>Для формирования каждого шага используется вложенная функция step. Она создает присваивания значений всем предикатам и команду printf, которая выводит метку шага и текущее состояние переменных. Присваивания и вывод объединяются в блок d_step, поэтому один элемент последовательности обрабатывается как один неделимый шаг, а отладочный вывод не создает дополнительного момента времени.</w:t>
       </w:r>
     </w:p>
     <w:p>
@@ -30480,97 +28209,7 @@
           <w:szCs w:val="26"/>
           <w:lang w:bidi="ar-SA"/>
         </w:rPr>
-        <w:t xml:space="preserve">После прохождения </w:t>
-      </w:r>
-      <w:proofErr w:type="spellStart"/>
-      <w:r>
-        <w:rPr>
-          <w:sz w:val="30"/>
-          <w:szCs w:val="26"/>
-          <w:lang w:bidi="ar-SA"/>
-        </w:rPr>
-        <w:t>prefix</w:t>
-      </w:r>
-      <w:proofErr w:type="spellEnd"/>
-      <w:r>
-        <w:rPr>
-          <w:sz w:val="30"/>
-          <w:szCs w:val="26"/>
-          <w:lang w:bidi="ar-SA"/>
-        </w:rPr>
-        <w:t xml:space="preserve"> модель переходит к бесконечному повторению последовательности </w:t>
-      </w:r>
-      <w:proofErr w:type="spellStart"/>
-      <w:r>
-        <w:rPr>
-          <w:sz w:val="30"/>
-          <w:szCs w:val="26"/>
-          <w:lang w:bidi="ar-SA"/>
-        </w:rPr>
-        <w:t>loop</w:t>
-      </w:r>
-      <w:proofErr w:type="spellEnd"/>
-      <w:r>
-        <w:rPr>
-          <w:sz w:val="30"/>
-          <w:szCs w:val="26"/>
-          <w:lang w:bidi="ar-SA"/>
-        </w:rPr>
-        <w:t xml:space="preserve">. Для этого создается конструкция </w:t>
-      </w:r>
-      <w:proofErr w:type="spellStart"/>
-      <w:r>
-        <w:rPr>
-          <w:sz w:val="30"/>
-          <w:szCs w:val="26"/>
-          <w:lang w:bidi="ar-SA"/>
-        </w:rPr>
-        <w:t>do</w:t>
-      </w:r>
-      <w:proofErr w:type="spellEnd"/>
-      <w:r>
-        <w:rPr>
-          <w:sz w:val="30"/>
-          <w:szCs w:val="26"/>
-          <w:lang w:bidi="ar-SA"/>
-        </w:rPr>
-        <w:t xml:space="preserve"> ... </w:t>
-      </w:r>
-      <w:proofErr w:type="spellStart"/>
-      <w:r>
-        <w:rPr>
-          <w:sz w:val="30"/>
-          <w:szCs w:val="26"/>
-          <w:lang w:bidi="ar-SA"/>
-        </w:rPr>
-        <w:t>od</w:t>
-      </w:r>
-      <w:proofErr w:type="spellEnd"/>
-      <w:r>
-        <w:rPr>
-          <w:sz w:val="30"/>
-          <w:szCs w:val="26"/>
-          <w:lang w:bidi="ar-SA"/>
-        </w:rPr>
-        <w:t xml:space="preserve"> с одной ветвью, внутри которой последовательно выполняются все элементы цикла. Если </w:t>
-      </w:r>
-      <w:proofErr w:type="spellStart"/>
-      <w:r>
-        <w:rPr>
-          <w:sz w:val="30"/>
-          <w:szCs w:val="26"/>
-          <w:lang w:bidi="ar-SA"/>
-        </w:rPr>
-        <w:t>loop</w:t>
-      </w:r>
-      <w:proofErr w:type="spellEnd"/>
-      <w:r>
-        <w:rPr>
-          <w:sz w:val="30"/>
-          <w:szCs w:val="26"/>
-          <w:lang w:bidi="ar-SA"/>
-        </w:rPr>
-        <w:t xml:space="preserve"> не указан, вместо него используется одно состояние, в котором все предикаты равны нулю. Таким образом, после завершения префикса модель продолжает выполнение с нулевыми значениями предикатов.</w:t>
+        <w:t>После прохождения prefix модель переходит к бесконечному повторению последовательности loop. Для этого создается конструкция do ... od с одной ветвью, внутри которой последовательно выполняются все элементы цикла. Если loop не указан, вместо него используется одно состояние, в котором все предикаты равны нулю. Таким образом, после завершения префикса модель продолжает выполнение с нулевыми значениями предикатов.</w:t>
       </w:r>
     </w:p>
     <w:p>
@@ -30588,43 +28227,7 @@
           <w:szCs w:val="26"/>
           <w:lang w:bidi="ar-SA"/>
         </w:rPr>
-        <w:t xml:space="preserve">В конце сформированные объявления, тело модели и LTL-формула подставляются в соответствующие метки шаблона с помощью </w:t>
-      </w:r>
-      <w:proofErr w:type="spellStart"/>
-      <w:r>
-        <w:rPr>
-          <w:sz w:val="30"/>
-          <w:szCs w:val="26"/>
-          <w:lang w:bidi="ar-SA"/>
-        </w:rPr>
-        <w:t>Template.substitute</w:t>
-      </w:r>
-      <w:proofErr w:type="spellEnd"/>
-      <w:r>
-        <w:rPr>
-          <w:sz w:val="30"/>
-          <w:szCs w:val="26"/>
-          <w:lang w:bidi="ar-SA"/>
-        </w:rPr>
-        <w:t xml:space="preserve">. Функция возвращает готовый текст модели, который затем сохраняется в файл </w:t>
-      </w:r>
-      <w:proofErr w:type="spellStart"/>
-      <w:r>
-        <w:rPr>
-          <w:sz w:val="30"/>
-          <w:szCs w:val="26"/>
-          <w:lang w:bidi="ar-SA"/>
-        </w:rPr>
-        <w:t>model.pml</w:t>
-      </w:r>
-      <w:proofErr w:type="spellEnd"/>
-      <w:r>
-        <w:rPr>
-          <w:sz w:val="30"/>
-          <w:szCs w:val="26"/>
-          <w:lang w:bidi="ar-SA"/>
-        </w:rPr>
-        <w:t>.</w:t>
+        <w:t>В конце сформированные объявления, тело модели и LTL-формула подставляются в соответствующие метки шаблона с помощью Template.substitute. Функция возвращает готовый текст модели, который затем сохраняется в файл model.pml.</w:t>
       </w:r>
     </w:p>
     <w:p>
@@ -30633,7 +28236,7 @@
         <w:rPr>
           <w:sz w:val="30"/>
           <w:szCs w:val="26"/>
-          <w:lang w:val="en-US" w:bidi="ar-SA"/>
+          <w:lang w:bidi="ar-SA"/>
         </w:rPr>
       </w:pPr>
       <w:r>
@@ -30745,25 +28348,14 @@
                 <w:lang w:val="en-US"/>
               </w:rPr>
             </w:pPr>
-            <w:proofErr w:type="spellStart"/>
-            <w:r>
-              <w:rPr>
-                <w:rFonts w:ascii="Courier New" w:eastAsia="Times New Roman" w:hAnsi="Courier New" w:cs="Courier New"/>
-                <w:color w:val="000000"/>
-                <w:sz w:val="20"/>
-                <w:lang w:val="en-US"/>
-              </w:rPr>
-              <w:t>init</w:t>
-            </w:r>
-            <w:proofErr w:type="spellEnd"/>
-            <w:r>
-              <w:rPr>
-                <w:rFonts w:ascii="Courier New" w:eastAsia="Times New Roman" w:hAnsi="Courier New" w:cs="Courier New"/>
-                <w:color w:val="000000"/>
-                <w:sz w:val="20"/>
-                <w:lang w:val="en-US"/>
-              </w:rPr>
-              <w:t xml:space="preserve"> {</w:t>
+            <w:r>
+              <w:rPr>
+                <w:rFonts w:ascii="Courier New" w:eastAsia="Times New Roman" w:hAnsi="Courier New" w:cs="Courier New"/>
+                <w:color w:val="000000"/>
+                <w:sz w:val="20"/>
+                <w:lang w:val="en-US"/>
+              </w:rPr>
+              <w:t>init {</w:t>
             </w:r>
           </w:p>
           <w:p>
@@ -30787,67 +28379,7 @@
                 <w:sz w:val="20"/>
                 <w:lang w:val="en-US"/>
               </w:rPr>
-              <w:t xml:space="preserve">    </w:t>
-            </w:r>
-            <w:proofErr w:type="spellStart"/>
-            <w:r>
-              <w:rPr>
-                <w:rFonts w:ascii="Courier New" w:eastAsia="Times New Roman" w:hAnsi="Courier New" w:cs="Courier New"/>
-                <w:color w:val="000000"/>
-                <w:sz w:val="20"/>
-                <w:lang w:val="en-US"/>
-              </w:rPr>
-              <w:t>d_step</w:t>
-            </w:r>
-            <w:proofErr w:type="spellEnd"/>
-            <w:r>
-              <w:rPr>
-                <w:rFonts w:ascii="Courier New" w:eastAsia="Times New Roman" w:hAnsi="Courier New" w:cs="Courier New"/>
-                <w:color w:val="000000"/>
-                <w:sz w:val="20"/>
-                <w:lang w:val="en-US"/>
-              </w:rPr>
-              <w:t xml:space="preserve"> </w:t>
-            </w:r>
-            <w:proofErr w:type="gramStart"/>
-            <w:r>
-              <w:rPr>
-                <w:rFonts w:ascii="Courier New" w:eastAsia="Times New Roman" w:hAnsi="Courier New" w:cs="Courier New"/>
-                <w:color w:val="000000"/>
-                <w:sz w:val="20"/>
-                <w:lang w:val="en-US"/>
-              </w:rPr>
-              <w:t>{ a</w:t>
-            </w:r>
-            <w:proofErr w:type="gramEnd"/>
-            <w:r>
-              <w:rPr>
-                <w:rFonts w:ascii="Courier New" w:eastAsia="Times New Roman" w:hAnsi="Courier New" w:cs="Courier New"/>
-                <w:color w:val="000000"/>
-                <w:sz w:val="20"/>
-                <w:lang w:val="en-US"/>
-              </w:rPr>
-              <w:t xml:space="preserve"> = 0; b = 1; </w:t>
-            </w:r>
-            <w:proofErr w:type="spellStart"/>
-            <w:r>
-              <w:rPr>
-                <w:rFonts w:ascii="Courier New" w:eastAsia="Times New Roman" w:hAnsi="Courier New" w:cs="Courier New"/>
-                <w:color w:val="000000"/>
-                <w:sz w:val="20"/>
-                <w:lang w:val="en-US"/>
-              </w:rPr>
-              <w:t>printf</w:t>
-            </w:r>
-            <w:proofErr w:type="spellEnd"/>
-            <w:r>
-              <w:rPr>
-                <w:rFonts w:ascii="Courier New" w:eastAsia="Times New Roman" w:hAnsi="Courier New" w:cs="Courier New"/>
-                <w:color w:val="000000"/>
-                <w:sz w:val="20"/>
-                <w:lang w:val="en-US"/>
-              </w:rPr>
-              <w:t>("TRACE prefix[1]: a=%d, b=%d\n", a, b); }</w:t>
+              <w:t xml:space="preserve">    d_step { a = 0; b = 1; printf("TRACE prefix[1]: a=%d, b=%d\n", a, b); }</w:t>
             </w:r>
           </w:p>
           <w:p>
@@ -30871,67 +28403,7 @@
                 <w:sz w:val="20"/>
                 <w:lang w:val="en-US"/>
               </w:rPr>
-              <w:t xml:space="preserve">    </w:t>
-            </w:r>
-            <w:proofErr w:type="spellStart"/>
-            <w:r>
-              <w:rPr>
-                <w:rFonts w:ascii="Courier New" w:eastAsia="Times New Roman" w:hAnsi="Courier New" w:cs="Courier New"/>
-                <w:color w:val="000000"/>
-                <w:sz w:val="20"/>
-                <w:lang w:val="en-US"/>
-              </w:rPr>
-              <w:t>d_step</w:t>
-            </w:r>
-            <w:proofErr w:type="spellEnd"/>
-            <w:r>
-              <w:rPr>
-                <w:rFonts w:ascii="Courier New" w:eastAsia="Times New Roman" w:hAnsi="Courier New" w:cs="Courier New"/>
-                <w:color w:val="000000"/>
-                <w:sz w:val="20"/>
-                <w:lang w:val="en-US"/>
-              </w:rPr>
-              <w:t xml:space="preserve"> </w:t>
-            </w:r>
-            <w:proofErr w:type="gramStart"/>
-            <w:r>
-              <w:rPr>
-                <w:rFonts w:ascii="Courier New" w:eastAsia="Times New Roman" w:hAnsi="Courier New" w:cs="Courier New"/>
-                <w:color w:val="000000"/>
-                <w:sz w:val="20"/>
-                <w:lang w:val="en-US"/>
-              </w:rPr>
-              <w:t>{ a</w:t>
-            </w:r>
-            <w:proofErr w:type="gramEnd"/>
-            <w:r>
-              <w:rPr>
-                <w:rFonts w:ascii="Courier New" w:eastAsia="Times New Roman" w:hAnsi="Courier New" w:cs="Courier New"/>
-                <w:color w:val="000000"/>
-                <w:sz w:val="20"/>
-                <w:lang w:val="en-US"/>
-              </w:rPr>
-              <w:t xml:space="preserve"> = 0; b = 1; </w:t>
-            </w:r>
-            <w:proofErr w:type="spellStart"/>
-            <w:r>
-              <w:rPr>
-                <w:rFonts w:ascii="Courier New" w:eastAsia="Times New Roman" w:hAnsi="Courier New" w:cs="Courier New"/>
-                <w:color w:val="000000"/>
-                <w:sz w:val="20"/>
-                <w:lang w:val="en-US"/>
-              </w:rPr>
-              <w:t>printf</w:t>
-            </w:r>
-            <w:proofErr w:type="spellEnd"/>
-            <w:r>
-              <w:rPr>
-                <w:rFonts w:ascii="Courier New" w:eastAsia="Times New Roman" w:hAnsi="Courier New" w:cs="Courier New"/>
-                <w:color w:val="000000"/>
-                <w:sz w:val="20"/>
-                <w:lang w:val="en-US"/>
-              </w:rPr>
-              <w:t>("TRACE prefix[2]: a=%d, b=%d\n", a, b); }</w:t>
+              <w:t xml:space="preserve">    d_step { a = 0; b = 1; printf("TRACE prefix[2]: a=%d, b=%d\n", a, b); }</w:t>
             </w:r>
           </w:p>
           <w:p>
@@ -30955,67 +28427,7 @@
                 <w:sz w:val="20"/>
                 <w:lang w:val="en-US"/>
               </w:rPr>
-              <w:t xml:space="preserve">    </w:t>
-            </w:r>
-            <w:proofErr w:type="spellStart"/>
-            <w:r>
-              <w:rPr>
-                <w:rFonts w:ascii="Courier New" w:eastAsia="Times New Roman" w:hAnsi="Courier New" w:cs="Courier New"/>
-                <w:color w:val="000000"/>
-                <w:sz w:val="20"/>
-                <w:lang w:val="en-US"/>
-              </w:rPr>
-              <w:t>d_step</w:t>
-            </w:r>
-            <w:proofErr w:type="spellEnd"/>
-            <w:r>
-              <w:rPr>
-                <w:rFonts w:ascii="Courier New" w:eastAsia="Times New Roman" w:hAnsi="Courier New" w:cs="Courier New"/>
-                <w:color w:val="000000"/>
-                <w:sz w:val="20"/>
-                <w:lang w:val="en-US"/>
-              </w:rPr>
-              <w:t xml:space="preserve"> </w:t>
-            </w:r>
-            <w:proofErr w:type="gramStart"/>
-            <w:r>
-              <w:rPr>
-                <w:rFonts w:ascii="Courier New" w:eastAsia="Times New Roman" w:hAnsi="Courier New" w:cs="Courier New"/>
-                <w:color w:val="000000"/>
-                <w:sz w:val="20"/>
-                <w:lang w:val="en-US"/>
-              </w:rPr>
-              <w:t>{ a</w:t>
-            </w:r>
-            <w:proofErr w:type="gramEnd"/>
-            <w:r>
-              <w:rPr>
-                <w:rFonts w:ascii="Courier New" w:eastAsia="Times New Roman" w:hAnsi="Courier New" w:cs="Courier New"/>
-                <w:color w:val="000000"/>
-                <w:sz w:val="20"/>
-                <w:lang w:val="en-US"/>
-              </w:rPr>
-              <w:t xml:space="preserve"> = 1; b = 0; </w:t>
-            </w:r>
-            <w:proofErr w:type="spellStart"/>
-            <w:r>
-              <w:rPr>
-                <w:rFonts w:ascii="Courier New" w:eastAsia="Times New Roman" w:hAnsi="Courier New" w:cs="Courier New"/>
-                <w:color w:val="000000"/>
-                <w:sz w:val="20"/>
-                <w:lang w:val="en-US"/>
-              </w:rPr>
-              <w:t>printf</w:t>
-            </w:r>
-            <w:proofErr w:type="spellEnd"/>
-            <w:r>
-              <w:rPr>
-                <w:rFonts w:ascii="Courier New" w:eastAsia="Times New Roman" w:hAnsi="Courier New" w:cs="Courier New"/>
-                <w:color w:val="000000"/>
-                <w:sz w:val="20"/>
-                <w:lang w:val="en-US"/>
-              </w:rPr>
-              <w:t>("TRACE prefix[3]: a=%d, b=%d\n", a, b); }</w:t>
+              <w:t xml:space="preserve">    d_step { a = 1; b = 0; printf("TRACE prefix[3]: a=%d, b=%d\n", a, b); }</w:t>
             </w:r>
           </w:p>
           <w:p>
@@ -31063,87 +28475,7 @@
                 <w:sz w:val="20"/>
                 <w:lang w:val="en-US"/>
               </w:rPr>
-              <w:t xml:space="preserve">    </w:t>
-            </w:r>
-            <w:proofErr w:type="gramStart"/>
-            <w:r>
-              <w:rPr>
-                <w:rFonts w:ascii="Courier New" w:eastAsia="Times New Roman" w:hAnsi="Courier New" w:cs="Courier New"/>
-                <w:color w:val="000000"/>
-                <w:sz w:val="20"/>
-                <w:lang w:val="en-US"/>
-              </w:rPr>
-              <w:t>::</w:t>
-            </w:r>
-            <w:proofErr w:type="gramEnd"/>
-            <w:r>
-              <w:rPr>
-                <w:rFonts w:ascii="Courier New" w:eastAsia="Times New Roman" w:hAnsi="Courier New" w:cs="Courier New"/>
-                <w:color w:val="000000"/>
-                <w:sz w:val="20"/>
-                <w:lang w:val="en-US"/>
-              </w:rPr>
-              <w:t xml:space="preserve"> </w:t>
-            </w:r>
-            <w:proofErr w:type="spellStart"/>
-            <w:r>
-              <w:rPr>
-                <w:rFonts w:ascii="Courier New" w:eastAsia="Times New Roman" w:hAnsi="Courier New" w:cs="Courier New"/>
-                <w:color w:val="000000"/>
-                <w:sz w:val="20"/>
-                <w:lang w:val="en-US"/>
-              </w:rPr>
-              <w:t>d_step</w:t>
-            </w:r>
-            <w:proofErr w:type="spellEnd"/>
-            <w:r>
-              <w:rPr>
-                <w:rFonts w:ascii="Courier New" w:eastAsia="Times New Roman" w:hAnsi="Courier New" w:cs="Courier New"/>
-                <w:color w:val="000000"/>
-                <w:sz w:val="20"/>
-                <w:lang w:val="en-US"/>
-              </w:rPr>
-              <w:t xml:space="preserve"> { a = 0; b = 0; </w:t>
-            </w:r>
-            <w:proofErr w:type="spellStart"/>
-            <w:r>
-              <w:rPr>
-                <w:rFonts w:ascii="Courier New" w:eastAsia="Times New Roman" w:hAnsi="Courier New" w:cs="Courier New"/>
-                <w:color w:val="000000"/>
-                <w:sz w:val="20"/>
-                <w:lang w:val="en-US"/>
-              </w:rPr>
-              <w:t>printf</w:t>
-            </w:r>
-            <w:proofErr w:type="spellEnd"/>
-            <w:r>
-              <w:rPr>
-                <w:rFonts w:ascii="Courier New" w:eastAsia="Times New Roman" w:hAnsi="Courier New" w:cs="Courier New"/>
-                <w:color w:val="000000"/>
-                <w:sz w:val="20"/>
-                <w:lang w:val="en-US"/>
-              </w:rPr>
-              <w:t xml:space="preserve">("TRACE </w:t>
-            </w:r>
-            <w:proofErr w:type="spellStart"/>
-            <w:r>
-              <w:rPr>
-                <w:rFonts w:ascii="Courier New" w:eastAsia="Times New Roman" w:hAnsi="Courier New" w:cs="Courier New"/>
-                <w:color w:val="000000"/>
-                <w:sz w:val="20"/>
-                <w:lang w:val="en-US"/>
-              </w:rPr>
-              <w:t>default_zero</w:t>
-            </w:r>
-            <w:proofErr w:type="spellEnd"/>
-            <w:r>
-              <w:rPr>
-                <w:rFonts w:ascii="Courier New" w:eastAsia="Times New Roman" w:hAnsi="Courier New" w:cs="Courier New"/>
-                <w:color w:val="000000"/>
-                <w:sz w:val="20"/>
-                <w:lang w:val="en-US"/>
-              </w:rPr>
-              <w:t>: a=%d, b=%d\n", a, b); }</w:t>
+              <w:t xml:space="preserve">    :: d_step { a = 0; b = 0; printf("TRACE default_zero: a=%d, b=%d\n", a, b); }</w:t>
             </w:r>
           </w:p>
           <w:p>
@@ -31191,6 +28523,7 @@
                 <w:sz w:val="20"/>
                 <w:lang w:val="en-US"/>
               </w:rPr>
+              <w:lastRenderedPageBreak/>
               <w:t>}</w:t>
             </w:r>
           </w:p>
@@ -31222,45 +28555,14 @@
                 <w:lang w:val="en-US"/>
               </w:rPr>
             </w:pPr>
-            <w:proofErr w:type="spellStart"/>
-            <w:r>
-              <w:rPr>
-                <w:rFonts w:ascii="Courier New" w:eastAsia="Times New Roman" w:hAnsi="Courier New" w:cs="Courier New"/>
-                <w:color w:val="000000"/>
-                <w:sz w:val="20"/>
-                <w:lang w:val="en-US"/>
-              </w:rPr>
-              <w:t>ltl</w:t>
-            </w:r>
-            <w:proofErr w:type="spellEnd"/>
-            <w:r>
-              <w:rPr>
-                <w:rFonts w:ascii="Courier New" w:eastAsia="Times New Roman" w:hAnsi="Courier New" w:cs="Courier New"/>
-                <w:color w:val="000000"/>
-                <w:sz w:val="20"/>
-                <w:lang w:val="en-US"/>
-              </w:rPr>
-              <w:t xml:space="preserve"> check </w:t>
-            </w:r>
-            <w:proofErr w:type="gramStart"/>
-            <w:r>
-              <w:rPr>
-                <w:rFonts w:ascii="Courier New" w:eastAsia="Times New Roman" w:hAnsi="Courier New" w:cs="Courier New"/>
-                <w:color w:val="000000"/>
-                <w:sz w:val="20"/>
-                <w:lang w:val="en-US"/>
-              </w:rPr>
-              <w:t>{ &lt;</w:t>
-            </w:r>
-            <w:proofErr w:type="gramEnd"/>
-            <w:r>
-              <w:rPr>
-                <w:rFonts w:ascii="Courier New" w:eastAsia="Times New Roman" w:hAnsi="Courier New" w:cs="Courier New"/>
-                <w:color w:val="000000"/>
-                <w:sz w:val="20"/>
-                <w:lang w:val="en-US"/>
-              </w:rPr>
-              <w:t>&gt; (b &amp;&amp; X (b U a)) }</w:t>
+            <w:r>
+              <w:rPr>
+                <w:rFonts w:ascii="Courier New" w:eastAsia="Times New Roman" w:hAnsi="Courier New" w:cs="Courier New"/>
+                <w:color w:val="000000"/>
+                <w:sz w:val="20"/>
+                <w:lang w:val="en-US"/>
+              </w:rPr>
+              <w:t>ltl check { &lt;&gt; (b &amp;&amp; X (b U a)) }</w:t>
             </w:r>
           </w:p>
         </w:tc>
@@ -31281,9 +28583,9 @@
           <w:szCs w:val="26"/>
           <w:lang w:bidi="ar-SA"/>
         </w:rPr>
+        <w:lastRenderedPageBreak/>
         <w:t xml:space="preserve">К этому моменту были рассмотрены все функции, кроме </w:t>
       </w:r>
-      <w:proofErr w:type="spellStart"/>
       <w:r>
         <w:rPr>
           <w:sz w:val="30"/>
@@ -31292,23 +28594,13 @@
         </w:rPr>
         <w:t>replay_trace</w:t>
       </w:r>
-      <w:proofErr w:type="spellEnd"/>
       <w:r>
         <w:rPr>
           <w:sz w:val="30"/>
           <w:szCs w:val="26"/>
           <w:lang w:bidi="ar-SA"/>
         </w:rPr>
-        <w:t xml:space="preserve">, она используется тогда, когда в результате выполнения теста находится </w:t>
-      </w:r>
-      <w:r>
-        <w:rPr>
-          <w:sz w:val="30"/>
-          <w:szCs w:val="26"/>
-          <w:lang w:bidi="ar-SA"/>
-        </w:rPr>
-        <w:lastRenderedPageBreak/>
-        <w:t>контрпример или при вызове флага</w:t>
+        <w:t>, она используется тогда, когда в результате выполнения теста находится контрпример или при вызове флага</w:t>
       </w:r>
       <w:r>
         <w:rPr>
@@ -31392,7 +28684,6 @@
               </w:rPr>
               <w:t xml:space="preserve"> </w:t>
             </w:r>
-            <w:proofErr w:type="spellStart"/>
             <w:r>
               <w:rPr>
                 <w:rFonts w:ascii="Courier New" w:eastAsia="Times New Roman" w:hAnsi="Courier New" w:cs="Courier New"/>
@@ -31400,19 +28691,8 @@
                 <w:sz w:val="20"/>
                 <w:lang w:val="en-US"/>
               </w:rPr>
-              <w:t>replay_</w:t>
-            </w:r>
-            <w:proofErr w:type="gramStart"/>
-            <w:r>
-              <w:rPr>
-                <w:rFonts w:ascii="Courier New" w:eastAsia="Times New Roman" w:hAnsi="Courier New" w:cs="Courier New"/>
-                <w:color w:val="FF00FF"/>
-                <w:sz w:val="20"/>
-                <w:lang w:val="en-US"/>
-              </w:rPr>
-              <w:t>trace</w:t>
-            </w:r>
-            <w:proofErr w:type="spellEnd"/>
+              <w:t>replay_trace</w:t>
+            </w:r>
             <w:r>
               <w:rPr>
                 <w:rFonts w:ascii="Courier New" w:eastAsia="Times New Roman" w:hAnsi="Courier New" w:cs="Courier New"/>
@@ -31424,7 +28704,6 @@
               </w:rPr>
               <w:t>(</w:t>
             </w:r>
-            <w:proofErr w:type="gramEnd"/>
             <w:r>
               <w:rPr>
                 <w:rFonts w:ascii="Courier New" w:eastAsia="Times New Roman" w:hAnsi="Courier New" w:cs="Courier New"/>
@@ -31514,35 +28793,7 @@
                 <w:color w:val="FF8000"/>
                 <w:sz w:val="20"/>
               </w:rPr>
-              <w:t xml:space="preserve">"""Воспроизвести </w:t>
-            </w:r>
-            <w:proofErr w:type="gramStart"/>
-            <w:r>
-              <w:rPr>
-                <w:rFonts w:ascii="Courier New" w:eastAsia="Times New Roman" w:hAnsi="Courier New" w:cs="Courier New"/>
-                <w:color w:val="FF8000"/>
-                <w:sz w:val="20"/>
-              </w:rPr>
-              <w:t>настоящий .</w:t>
-            </w:r>
-            <w:proofErr w:type="spellStart"/>
-            <w:r>
-              <w:rPr>
-                <w:rFonts w:ascii="Courier New" w:eastAsia="Times New Roman" w:hAnsi="Courier New" w:cs="Courier New"/>
-                <w:color w:val="FF8000"/>
-                <w:sz w:val="20"/>
-              </w:rPr>
-              <w:t>trail</w:t>
-            </w:r>
-            <w:proofErr w:type="spellEnd"/>
-            <w:proofErr w:type="gramEnd"/>
-            <w:r>
-              <w:rPr>
-                <w:rFonts w:ascii="Courier New" w:eastAsia="Times New Roman" w:hAnsi="Courier New" w:cs="Courier New"/>
-                <w:color w:val="FF8000"/>
-                <w:sz w:val="20"/>
-              </w:rPr>
-              <w:t xml:space="preserve"> и выделить из него состояния сценария."""</w:t>
+              <w:t>"""Воспроизвести настоящий .trail и выделить из него состояния сценария."""</w:t>
             </w:r>
           </w:p>
           <w:p>
@@ -31632,18 +28883,7 @@
                 <w:sz w:val="20"/>
                 <w:lang w:val="en-US"/>
               </w:rPr>
-              <w:t xml:space="preserve"> </w:t>
-            </w:r>
-            <w:proofErr w:type="spellStart"/>
-            <w:proofErr w:type="gramStart"/>
-            <w:r>
-              <w:rPr>
-                <w:rFonts w:ascii="Courier New" w:eastAsia="Times New Roman" w:hAnsi="Courier New" w:cs="Courier New"/>
-                <w:color w:val="000000"/>
-                <w:sz w:val="20"/>
-                <w:lang w:val="en-US"/>
-              </w:rPr>
-              <w:t>json</w:t>
+              <w:t xml:space="preserve"> json</w:t>
             </w:r>
             <w:r>
               <w:rPr>
@@ -31667,8 +28907,6 @@
               </w:rPr>
               <w:t>loads</w:t>
             </w:r>
-            <w:proofErr w:type="spellEnd"/>
-            <w:proofErr w:type="gramEnd"/>
             <w:r>
               <w:rPr>
                 <w:rFonts w:ascii="Courier New" w:eastAsia="Times New Roman" w:hAnsi="Courier New" w:cs="Courier New"/>
@@ -31716,27 +28954,7 @@
                 <w:sz w:val="20"/>
                 <w:lang w:val="en-US"/>
               </w:rPr>
-              <w:t>"</w:t>
-            </w:r>
-            <w:proofErr w:type="spellStart"/>
-            <w:r>
-              <w:rPr>
-                <w:rFonts w:ascii="Courier New" w:eastAsia="Times New Roman" w:hAnsi="Courier New" w:cs="Courier New"/>
-                <w:color w:val="808080"/>
-                <w:sz w:val="20"/>
-                <w:lang w:val="en-US"/>
-              </w:rPr>
-              <w:t>case.json</w:t>
-            </w:r>
-            <w:proofErr w:type="spellEnd"/>
-            <w:r>
-              <w:rPr>
-                <w:rFonts w:ascii="Courier New" w:eastAsia="Times New Roman" w:hAnsi="Courier New" w:cs="Courier New"/>
-                <w:color w:val="808080"/>
-                <w:sz w:val="20"/>
-                <w:lang w:val="en-US"/>
-              </w:rPr>
-              <w:t>"</w:t>
+              <w:t>"case.json"</w:t>
             </w:r>
             <w:r>
               <w:rPr>
@@ -31749,7 +28967,6 @@
               </w:rPr>
               <w:t>).</w:t>
             </w:r>
-            <w:proofErr w:type="spellStart"/>
             <w:r>
               <w:rPr>
                 <w:rFonts w:ascii="Courier New" w:eastAsia="Times New Roman" w:hAnsi="Courier New" w:cs="Courier New"/>
@@ -31761,7 +28978,6 @@
               </w:rPr>
               <w:t>read_text</w:t>
             </w:r>
-            <w:proofErr w:type="spellEnd"/>
             <w:r>
               <w:rPr>
                 <w:rFonts w:ascii="Courier New" w:eastAsia="Times New Roman" w:hAnsi="Courier New" w:cs="Courier New"/>
@@ -32028,19 +29244,19 @@
                 <w:sz w:val="20"/>
                 <w:lang w:val="en-US"/>
               </w:rPr>
-              <w:t xml:space="preserve">    </w:t>
-            </w:r>
-            <w:proofErr w:type="spellStart"/>
-            <w:r>
-              <w:rPr>
-                <w:rFonts w:ascii="Courier New" w:eastAsia="Times New Roman" w:hAnsi="Courier New" w:cs="Courier New"/>
-                <w:color w:val="000000"/>
-                <w:sz w:val="20"/>
-                <w:lang w:val="en-US"/>
-              </w:rPr>
-              <w:t>log_path</w:t>
-            </w:r>
-            <w:proofErr w:type="spellEnd"/>
+              <w:t xml:space="preserve">    log_path </w:t>
+            </w:r>
+            <w:r>
+              <w:rPr>
+                <w:rFonts w:ascii="Courier New" w:eastAsia="Times New Roman" w:hAnsi="Courier New" w:cs="Courier New"/>
+                <w:b/>
+                <w:bCs/>
+                <w:color w:val="000080"/>
+                <w:sz w:val="20"/>
+                <w:lang w:val="en-US"/>
+              </w:rPr>
+              <w:t>=</w:t>
+            </w:r>
             <w:r>
               <w:rPr>
                 <w:rFonts w:ascii="Courier New" w:eastAsia="Times New Roman" w:hAnsi="Courier New" w:cs="Courier New"/>
@@ -32059,7 +29275,27 @@
                 <w:sz w:val="20"/>
                 <w:lang w:val="en-US"/>
               </w:rPr>
-              <w:t>=</w:t>
+              <w:t>(</w:t>
+            </w:r>
+            <w:r>
+              <w:rPr>
+                <w:rFonts w:ascii="Courier New" w:eastAsia="Times New Roman" w:hAnsi="Courier New" w:cs="Courier New"/>
+                <w:color w:val="000000"/>
+                <w:sz w:val="20"/>
+                <w:lang w:val="en-US"/>
+              </w:rPr>
+              <w:t xml:space="preserve">folder </w:t>
+            </w:r>
+            <w:r>
+              <w:rPr>
+                <w:rFonts w:ascii="Courier New" w:eastAsia="Times New Roman" w:hAnsi="Courier New" w:cs="Courier New"/>
+                <w:b/>
+                <w:bCs/>
+                <w:color w:val="000080"/>
+                <w:sz w:val="20"/>
+                <w:lang w:val="en-US"/>
+              </w:rPr>
+              <w:t>/</w:t>
             </w:r>
             <w:r>
               <w:rPr>
@@ -32073,53 +29309,12 @@
             <w:r>
               <w:rPr>
                 <w:rFonts w:ascii="Courier New" w:eastAsia="Times New Roman" w:hAnsi="Courier New" w:cs="Courier New"/>
-                <w:b/>
-                <w:bCs/>
-                <w:color w:val="000080"/>
-                <w:sz w:val="20"/>
-                <w:lang w:val="en-US"/>
-              </w:rPr>
-              <w:t>(</w:t>
-            </w:r>
-            <w:r>
-              <w:rPr>
-                <w:rFonts w:ascii="Courier New" w:eastAsia="Times New Roman" w:hAnsi="Courier New" w:cs="Courier New"/>
-                <w:color w:val="000000"/>
-                <w:sz w:val="20"/>
-                <w:lang w:val="en-US"/>
-              </w:rPr>
-              <w:t xml:space="preserve">folder </w:t>
-            </w:r>
-            <w:r>
-              <w:rPr>
-                <w:rFonts w:ascii="Courier New" w:eastAsia="Times New Roman" w:hAnsi="Courier New" w:cs="Courier New"/>
-                <w:b/>
-                <w:bCs/>
-                <w:color w:val="000080"/>
-                <w:sz w:val="20"/>
-                <w:lang w:val="en-US"/>
-              </w:rPr>
-              <w:t>/</w:t>
-            </w:r>
-            <w:r>
-              <w:rPr>
-                <w:rFonts w:ascii="Courier New" w:eastAsia="Times New Roman" w:hAnsi="Courier New" w:cs="Courier New"/>
-                <w:color w:val="000000"/>
-                <w:sz w:val="20"/>
-                <w:lang w:val="en-US"/>
-              </w:rPr>
-              <w:t xml:space="preserve"> </w:t>
-            </w:r>
-            <w:r>
-              <w:rPr>
-                <w:rFonts w:ascii="Courier New" w:eastAsia="Times New Roman" w:hAnsi="Courier New" w:cs="Courier New"/>
                 <w:color w:val="808080"/>
                 <w:sz w:val="20"/>
                 <w:lang w:val="en-US"/>
               </w:rPr>
               <w:t>"replay.log"</w:t>
             </w:r>
-            <w:proofErr w:type="gramStart"/>
             <w:r>
               <w:rPr>
                 <w:rFonts w:ascii="Courier New" w:eastAsia="Times New Roman" w:hAnsi="Courier New" w:cs="Courier New"/>
@@ -32142,7 +29337,6 @@
               </w:rPr>
               <w:t>resolve</w:t>
             </w:r>
-            <w:proofErr w:type="gramEnd"/>
             <w:r>
               <w:rPr>
                 <w:rFonts w:ascii="Courier New" w:eastAsia="Times New Roman" w:hAnsi="Courier New" w:cs="Courier New"/>
@@ -32166,6 +29360,7 @@
                 <w:rFonts w:ascii="Courier New" w:eastAsia="Times New Roman" w:hAnsi="Courier New" w:cs="Courier New"/>
                 <w:color w:val="000000"/>
                 <w:sz w:val="20"/>
+                <w:lang w:val="en-US"/>
               </w:rPr>
             </w:pPr>
             <w:r>
@@ -32195,60 +29390,56 @@
                 <w:sz w:val="20"/>
                 <w:lang w:val="en-US"/>
               </w:rPr>
+              <w:t xml:space="preserve"> run_command</w:t>
+            </w:r>
+            <w:r>
+              <w:rPr>
+                <w:rFonts w:ascii="Courier New" w:eastAsia="Times New Roman" w:hAnsi="Courier New" w:cs="Courier New"/>
+                <w:b/>
+                <w:bCs/>
+                <w:color w:val="000080"/>
+                <w:sz w:val="20"/>
+                <w:lang w:val="en-US"/>
+              </w:rPr>
+              <w:t>([</w:t>
+            </w:r>
+            <w:r>
+              <w:rPr>
+                <w:rFonts w:ascii="Courier New" w:eastAsia="Times New Roman" w:hAnsi="Courier New" w:cs="Courier New"/>
+                <w:color w:val="000000"/>
+                <w:sz w:val="20"/>
+                <w:lang w:val="en-US"/>
+              </w:rPr>
+              <w:t>spin</w:t>
+            </w:r>
+            <w:r>
+              <w:rPr>
+                <w:rFonts w:ascii="Courier New" w:eastAsia="Times New Roman" w:hAnsi="Courier New" w:cs="Courier New"/>
+                <w:b/>
+                <w:bCs/>
+                <w:color w:val="000080"/>
+                <w:sz w:val="20"/>
+                <w:lang w:val="en-US"/>
+              </w:rPr>
+              <w:t>,</w:t>
+            </w:r>
+            <w:r>
+              <w:rPr>
+                <w:rFonts w:ascii="Courier New" w:eastAsia="Times New Roman" w:hAnsi="Courier New" w:cs="Courier New"/>
+                <w:color w:val="000000"/>
+                <w:sz w:val="20"/>
+                <w:lang w:val="en-US"/>
+              </w:rPr>
               <w:t xml:space="preserve"> </w:t>
             </w:r>
-            <w:proofErr w:type="spellStart"/>
-            <w:r>
-              <w:rPr>
-                <w:rFonts w:ascii="Courier New" w:eastAsia="Times New Roman" w:hAnsi="Courier New" w:cs="Courier New"/>
-                <w:color w:val="000000"/>
-                <w:sz w:val="20"/>
-                <w:lang w:val="en-US"/>
-              </w:rPr>
-              <w:t>run_</w:t>
-            </w:r>
-            <w:proofErr w:type="gramStart"/>
-            <w:r>
-              <w:rPr>
-                <w:rFonts w:ascii="Courier New" w:eastAsia="Times New Roman" w:hAnsi="Courier New" w:cs="Courier New"/>
-                <w:color w:val="000000"/>
-                <w:sz w:val="20"/>
-                <w:lang w:val="en-US"/>
-              </w:rPr>
-              <w:t>command</w:t>
-            </w:r>
-            <w:proofErr w:type="spellEnd"/>
-            <w:r>
-              <w:rPr>
-                <w:rFonts w:ascii="Courier New" w:eastAsia="Times New Roman" w:hAnsi="Courier New" w:cs="Courier New"/>
-                <w:b/>
-                <w:bCs/>
-                <w:color w:val="000080"/>
-                <w:sz w:val="20"/>
-                <w:lang w:val="en-US"/>
-              </w:rPr>
-              <w:t>(</w:t>
-            </w:r>
-            <w:proofErr w:type="gramEnd"/>
-            <w:r>
-              <w:rPr>
-                <w:rFonts w:ascii="Courier New" w:eastAsia="Times New Roman" w:hAnsi="Courier New" w:cs="Courier New"/>
-                <w:b/>
-                <w:bCs/>
-                <w:color w:val="000080"/>
-                <w:sz w:val="20"/>
-                <w:lang w:val="en-US"/>
-              </w:rPr>
-              <w:t>[</w:t>
-            </w:r>
-            <w:r>
-              <w:rPr>
-                <w:rFonts w:ascii="Courier New" w:eastAsia="Times New Roman" w:hAnsi="Courier New" w:cs="Courier New"/>
-                <w:color w:val="000000"/>
-                <w:sz w:val="20"/>
-                <w:lang w:val="en-US"/>
-              </w:rPr>
-              <w:t>spin</w:t>
+            <w:r>
+              <w:rPr>
+                <w:rFonts w:ascii="Courier New" w:eastAsia="Times New Roman" w:hAnsi="Courier New" w:cs="Courier New"/>
+                <w:color w:val="808080"/>
+                <w:sz w:val="20"/>
+                <w:lang w:val="en-US"/>
+              </w:rPr>
+              <w:t>"-t"</w:t>
             </w:r>
             <w:r>
               <w:rPr>
@@ -32277,7 +29468,7 @@
                 <w:sz w:val="20"/>
                 <w:lang w:val="en-US"/>
               </w:rPr>
-              <w:t>"-t"</w:t>
+              <w:t>"-p"</w:t>
             </w:r>
             <w:r>
               <w:rPr>
@@ -32306,7 +29497,7 @@
                 <w:sz w:val="20"/>
                 <w:lang w:val="en-US"/>
               </w:rPr>
-              <w:t>"-p"</w:t>
+              <w:t>"-g"</w:t>
             </w:r>
             <w:r>
               <w:rPr>
@@ -32335,56 +29526,7 @@
                 <w:sz w:val="20"/>
                 <w:lang w:val="en-US"/>
               </w:rPr>
-              <w:t>"-g"</w:t>
-            </w:r>
-            <w:r>
-              <w:rPr>
-                <w:rFonts w:ascii="Courier New" w:eastAsia="Times New Roman" w:hAnsi="Courier New" w:cs="Courier New"/>
-                <w:b/>
-                <w:bCs/>
-                <w:color w:val="000080"/>
-                <w:sz w:val="20"/>
-                <w:lang w:val="en-US"/>
-              </w:rPr>
-              <w:t>,</w:t>
-            </w:r>
-            <w:r>
-              <w:rPr>
-                <w:rFonts w:ascii="Courier New" w:eastAsia="Times New Roman" w:hAnsi="Courier New" w:cs="Courier New"/>
-                <w:color w:val="000000"/>
-                <w:sz w:val="20"/>
-                <w:lang w:val="en-US"/>
-              </w:rPr>
-              <w:t xml:space="preserve"> </w:t>
-            </w:r>
-            <w:r>
-              <w:rPr>
-                <w:rFonts w:ascii="Courier New" w:eastAsia="Times New Roman" w:hAnsi="Courier New" w:cs="Courier New"/>
-                <w:color w:val="808080"/>
-                <w:sz w:val="20"/>
-                <w:lang w:val="en-US"/>
-              </w:rPr>
-              <w:t>"</w:t>
-            </w:r>
-            <w:proofErr w:type="spellStart"/>
-            <w:r>
-              <w:rPr>
-                <w:rFonts w:ascii="Courier New" w:eastAsia="Times New Roman" w:hAnsi="Courier New" w:cs="Courier New"/>
-                <w:color w:val="808080"/>
-                <w:sz w:val="20"/>
-                <w:lang w:val="en-US"/>
-              </w:rPr>
-              <w:t>model.pml</w:t>
-            </w:r>
-            <w:proofErr w:type="spellEnd"/>
-            <w:r>
-              <w:rPr>
-                <w:rFonts w:ascii="Courier New" w:eastAsia="Times New Roman" w:hAnsi="Courier New" w:cs="Courier New"/>
-                <w:color w:val="808080"/>
-                <w:sz w:val="20"/>
-                <w:lang w:val="en-US"/>
-              </w:rPr>
-              <w:t>"</w:t>
+              <w:t>"model.pml"</w:t>
             </w:r>
             <w:r>
               <w:rPr>
@@ -32446,10 +29588,10 @@
                 <w:rFonts w:ascii="Courier New" w:eastAsia="Times New Roman" w:hAnsi="Courier New" w:cs="Courier New"/>
                 <w:color w:val="000000"/>
                 <w:sz w:val="20"/>
+                <w:lang w:val="en-US"/>
               </w:rPr>
               <w:t xml:space="preserve">                         </w:t>
             </w:r>
-            <w:proofErr w:type="spellStart"/>
             <w:r>
               <w:rPr>
                 <w:rFonts w:ascii="Courier New" w:eastAsia="Times New Roman" w:hAnsi="Courier New" w:cs="Courier New"/>
@@ -32459,7 +29601,6 @@
               </w:rPr>
               <w:t>log_path</w:t>
             </w:r>
-            <w:proofErr w:type="spellEnd"/>
             <w:r>
               <w:rPr>
                 <w:rFonts w:ascii="Courier New" w:eastAsia="Times New Roman" w:hAnsi="Courier New" w:cs="Courier New"/>
@@ -32533,18 +29674,7 @@
                 <w:sz w:val="20"/>
                 <w:lang w:val="en-US"/>
               </w:rPr>
-              <w:t xml:space="preserve"> </w:t>
-            </w:r>
-            <w:proofErr w:type="spellStart"/>
-            <w:proofErr w:type="gramStart"/>
-            <w:r>
-              <w:rPr>
-                <w:rFonts w:ascii="Courier New" w:eastAsia="Times New Roman" w:hAnsi="Courier New" w:cs="Courier New"/>
-                <w:color w:val="000000"/>
-                <w:sz w:val="20"/>
-                <w:lang w:val="en-US"/>
-              </w:rPr>
-              <w:t>result</w:t>
+              <w:t xml:space="preserve"> result</w:t>
             </w:r>
             <w:r>
               <w:rPr>
@@ -32568,8 +29698,6 @@
               </w:rPr>
               <w:t>returncode</w:t>
             </w:r>
-            <w:proofErr w:type="spellEnd"/>
-            <w:proofErr w:type="gramEnd"/>
             <w:r>
               <w:rPr>
                 <w:rFonts w:ascii="Courier New" w:eastAsia="Times New Roman" w:hAnsi="Courier New" w:cs="Courier New"/>
@@ -32673,17 +29801,7 @@
                 <w:sz w:val="20"/>
                 <w:lang w:val="en-US"/>
               </w:rPr>
-              <w:t xml:space="preserve"> </w:t>
-            </w:r>
-            <w:proofErr w:type="spellStart"/>
-            <w:r>
-              <w:rPr>
-                <w:rFonts w:ascii="Courier New" w:eastAsia="Times New Roman" w:hAnsi="Courier New" w:cs="Courier New"/>
-                <w:color w:val="000000"/>
-                <w:sz w:val="20"/>
-                <w:lang w:val="en-US"/>
-              </w:rPr>
-              <w:t>result</w:t>
+              <w:t xml:space="preserve"> result</w:t>
             </w:r>
             <w:r>
               <w:rPr>
@@ -32707,7 +29825,6 @@
               </w:rPr>
               <w:t>stdout</w:t>
             </w:r>
-            <w:proofErr w:type="spellEnd"/>
             <w:r>
               <w:rPr>
                 <w:rFonts w:ascii="Courier New" w:eastAsia="Times New Roman" w:hAnsi="Courier New" w:cs="Courier New"/>
@@ -32742,7 +29859,6 @@
               </w:rPr>
               <w:t xml:space="preserve">        </w:t>
             </w:r>
-            <w:proofErr w:type="spellStart"/>
             <w:r>
               <w:rPr>
                 <w:rFonts w:ascii="Courier New" w:eastAsia="Times New Roman" w:hAnsi="Courier New" w:cs="Courier New"/>
@@ -32753,7 +29869,6 @@
               </w:rPr>
               <w:t>raise</w:t>
             </w:r>
-            <w:proofErr w:type="spellEnd"/>
             <w:r>
               <w:rPr>
                 <w:rFonts w:ascii="Courier New" w:eastAsia="Times New Roman" w:hAnsi="Courier New" w:cs="Courier New"/>
@@ -32762,8 +29877,6 @@
               </w:rPr>
               <w:t xml:space="preserve"> </w:t>
             </w:r>
-            <w:proofErr w:type="spellStart"/>
-            <w:proofErr w:type="gramStart"/>
             <w:r>
               <w:rPr>
                 <w:rFonts w:ascii="Courier New" w:eastAsia="Times New Roman" w:hAnsi="Courier New" w:cs="Courier New"/>
@@ -32774,7 +29887,6 @@
               </w:rPr>
               <w:t>RuntimeError</w:t>
             </w:r>
-            <w:proofErr w:type="spellEnd"/>
             <w:r>
               <w:rPr>
                 <w:rFonts w:ascii="Courier New" w:eastAsia="Times New Roman" w:hAnsi="Courier New" w:cs="Courier New"/>
@@ -32785,24 +29897,13 @@
               </w:rPr>
               <w:t>(</w:t>
             </w:r>
-            <w:proofErr w:type="spellStart"/>
-            <w:proofErr w:type="gramEnd"/>
             <w:r>
               <w:rPr>
                 <w:rFonts w:ascii="Courier New" w:eastAsia="Times New Roman" w:hAnsi="Courier New" w:cs="Courier New"/>
                 <w:color w:val="808080"/>
                 <w:sz w:val="20"/>
               </w:rPr>
-              <w:t>f"Не</w:t>
-            </w:r>
-            <w:proofErr w:type="spellEnd"/>
-            <w:r>
-              <w:rPr>
-                <w:rFonts w:ascii="Courier New" w:eastAsia="Times New Roman" w:hAnsi="Courier New" w:cs="Courier New"/>
-                <w:color w:val="808080"/>
-                <w:sz w:val="20"/>
-              </w:rPr>
-              <w:t xml:space="preserve"> удалось воспроизвести контрпример; см. </w:t>
+              <w:t xml:space="preserve">f"Не удалось воспроизвести контрпример; см. </w:t>
             </w:r>
           </w:p>
           <w:p>
@@ -32834,7 +29935,6 @@
               </w:rPr>
               <w:t>{</w:t>
             </w:r>
-            <w:proofErr w:type="spellStart"/>
             <w:r>
               <w:rPr>
                 <w:rFonts w:ascii="Courier New" w:eastAsia="Times New Roman" w:hAnsi="Courier New" w:cs="Courier New"/>
@@ -32843,7 +29943,6 @@
               </w:rPr>
               <w:t>log_path</w:t>
             </w:r>
-            <w:proofErr w:type="spellEnd"/>
             <w:r>
               <w:rPr>
                 <w:rFonts w:ascii="Courier New" w:eastAsia="Times New Roman" w:hAnsi="Courier New" w:cs="Courier New"/>
@@ -32920,35 +30019,7 @@
                 <w:color w:val="008000"/>
                 <w:sz w:val="20"/>
               </w:rPr>
-              <w:t xml:space="preserve"># Выводим первую строку (её нет </w:t>
-            </w:r>
-            <w:proofErr w:type="gramStart"/>
-            <w:r>
-              <w:rPr>
-                <w:rFonts w:ascii="Courier New" w:eastAsia="Times New Roman" w:hAnsi="Courier New" w:cs="Courier New"/>
-                <w:color w:val="008000"/>
-                <w:sz w:val="20"/>
-              </w:rPr>
-              <w:t>в .</w:t>
-            </w:r>
-            <w:proofErr w:type="spellStart"/>
-            <w:r>
-              <w:rPr>
-                <w:rFonts w:ascii="Courier New" w:eastAsia="Times New Roman" w:hAnsi="Courier New" w:cs="Courier New"/>
-                <w:color w:val="008000"/>
-                <w:sz w:val="20"/>
-              </w:rPr>
-              <w:t>trail</w:t>
-            </w:r>
-            <w:proofErr w:type="spellEnd"/>
-            <w:proofErr w:type="gramEnd"/>
-            <w:r>
-              <w:rPr>
-                <w:rFonts w:ascii="Courier New" w:eastAsia="Times New Roman" w:hAnsi="Courier New" w:cs="Courier New"/>
-                <w:color w:val="008000"/>
-                <w:sz w:val="20"/>
-              </w:rPr>
-              <w:t>)</w:t>
+              <w:t># Выводим первую строку (её нет в .trail)</w:t>
             </w:r>
           </w:p>
           <w:p>
@@ -33054,27 +30125,7 @@
                 <w:sz w:val="20"/>
                 <w:lang w:val="en-US"/>
               </w:rPr>
-              <w:t xml:space="preserve"> </w:t>
-            </w:r>
-            <w:proofErr w:type="gramStart"/>
-            <w:r>
-              <w:rPr>
-                <w:rFonts w:ascii="Courier New" w:eastAsia="Times New Roman" w:hAnsi="Courier New" w:cs="Courier New"/>
-                <w:color w:val="808080"/>
-                <w:sz w:val="20"/>
-                <w:lang w:val="en-US"/>
-              </w:rPr>
-              <w:t>SPIN .trail</w:t>
-            </w:r>
-            <w:proofErr w:type="gramEnd"/>
-            <w:r>
-              <w:rPr>
-                <w:rFonts w:ascii="Courier New" w:eastAsia="Times New Roman" w:hAnsi="Courier New" w:cs="Courier New"/>
-                <w:color w:val="808080"/>
-                <w:sz w:val="20"/>
-                <w:lang w:val="en-US"/>
-              </w:rPr>
-              <w:t>:"</w:t>
+              <w:t xml:space="preserve"> SPIN .trail:"</w:t>
             </w:r>
             <w:r>
               <w:rPr>
@@ -33099,6 +30150,7 @@
                 <w:rFonts w:ascii="Courier New" w:eastAsia="Times New Roman" w:hAnsi="Courier New" w:cs="Courier New"/>
                 <w:color w:val="808080"/>
                 <w:sz w:val="20"/>
+                <w:lang w:val="en-US"/>
               </w:rPr>
             </w:pPr>
             <w:r>
@@ -33110,7 +30162,6 @@
               </w:rPr>
               <w:t xml:space="preserve">             </w:t>
             </w:r>
-            <w:proofErr w:type="spellStart"/>
             <w:r>
               <w:rPr>
                 <w:rFonts w:ascii="Courier New" w:eastAsia="Times New Roman" w:hAnsi="Courier New" w:cs="Courier New"/>
@@ -33118,19 +30169,8 @@
                 <w:sz w:val="20"/>
                 <w:lang w:val="en-US"/>
               </w:rPr>
-              <w:t>f"t</w:t>
-            </w:r>
-            <w:proofErr w:type="spellEnd"/>
-            <w:r>
-              <w:rPr>
-                <w:rFonts w:ascii="Courier New" w:eastAsia="Times New Roman" w:hAnsi="Courier New" w:cs="Courier New"/>
-                <w:color w:val="808080"/>
-                <w:sz w:val="20"/>
-                <w:lang w:val="en-US"/>
-              </w:rPr>
-              <w:t>=0: {</w:t>
-            </w:r>
-            <w:proofErr w:type="spellStart"/>
+              <w:t>f"t=0: {</w:t>
+            </w:r>
             <w:r>
               <w:rPr>
                 <w:rFonts w:ascii="Courier New" w:eastAsia="Times New Roman" w:hAnsi="Courier New" w:cs="Courier New"/>
@@ -33140,7 +30180,6 @@
               </w:rPr>
               <w:t>state_text</w:t>
             </w:r>
-            <w:proofErr w:type="spellEnd"/>
             <w:r>
               <w:rPr>
                 <w:rFonts w:ascii="Courier New" w:eastAsia="Times New Roman" w:hAnsi="Courier New" w:cs="Courier New"/>
@@ -33281,6 +30320,7 @@
                 <w:rFonts w:ascii="Courier New" w:eastAsia="Times New Roman" w:hAnsi="Courier New" w:cs="Courier New"/>
                 <w:color w:val="808080"/>
                 <w:sz w:val="20"/>
+                <w:lang w:val="en-US"/>
               </w:rPr>
               <w:t xml:space="preserve">             </w:t>
             </w:r>
@@ -33291,27 +30331,7 @@
                 <w:sz w:val="20"/>
                 <w:lang w:val="en-US"/>
               </w:rPr>
-              <w:t>(</w:t>
-            </w:r>
-            <w:proofErr w:type="gramStart"/>
-            <w:r>
-              <w:rPr>
-                <w:rFonts w:ascii="Courier New" w:eastAsia="Times New Roman" w:hAnsi="Courier New" w:cs="Courier New"/>
-                <w:color w:val="808080"/>
-                <w:sz w:val="20"/>
-                <w:lang w:val="en-US"/>
-              </w:rPr>
-              <w:t>prefix[</w:t>
-            </w:r>
-            <w:proofErr w:type="gramEnd"/>
-            <w:r>
-              <w:rPr>
-                <w:rFonts w:ascii="Courier New" w:eastAsia="Times New Roman" w:hAnsi="Courier New" w:cs="Courier New"/>
-                <w:color w:val="808080"/>
-                <w:sz w:val="20"/>
-                <w:lang w:val="en-US"/>
-              </w:rPr>
-              <w:t>0])"</w:t>
+              <w:t>(prefix[0])"</w:t>
             </w:r>
             <w:r>
               <w:rPr>
@@ -33514,18 +30534,7 @@
                 <w:sz w:val="20"/>
                 <w:lang w:val="en-US"/>
               </w:rPr>
-              <w:t xml:space="preserve"> </w:t>
-            </w:r>
-            <w:proofErr w:type="spellStart"/>
-            <w:proofErr w:type="gramStart"/>
-            <w:r>
-              <w:rPr>
-                <w:rFonts w:ascii="Courier New" w:eastAsia="Times New Roman" w:hAnsi="Courier New" w:cs="Courier New"/>
-                <w:color w:val="000000"/>
-                <w:sz w:val="20"/>
-                <w:lang w:val="en-US"/>
-              </w:rPr>
-              <w:t>result</w:t>
+              <w:t xml:space="preserve"> result</w:t>
             </w:r>
             <w:r>
               <w:rPr>
@@ -33549,7 +30558,6 @@
               </w:rPr>
               <w:t>stdout</w:t>
             </w:r>
-            <w:proofErr w:type="gramEnd"/>
             <w:r>
               <w:rPr>
                 <w:rFonts w:ascii="Courier New" w:eastAsia="Times New Roman" w:hAnsi="Courier New" w:cs="Courier New"/>
@@ -33572,7 +30580,6 @@
               </w:rPr>
               <w:t>splitlines</w:t>
             </w:r>
-            <w:proofErr w:type="spellEnd"/>
             <w:r>
               <w:rPr>
                 <w:rFonts w:ascii="Courier New" w:eastAsia="Times New Roman" w:hAnsi="Courier New" w:cs="Courier New"/>
@@ -33700,8 +30707,6 @@
               </w:rPr>
               <w:t xml:space="preserve">            </w:t>
             </w:r>
-            <w:proofErr w:type="spellStart"/>
-            <w:proofErr w:type="gramStart"/>
             <w:r>
               <w:rPr>
                 <w:rFonts w:ascii="Courier New" w:eastAsia="Times New Roman" w:hAnsi="Courier New" w:cs="Courier New"/>
@@ -33730,8 +30735,6 @@
               </w:rPr>
               <w:t>append</w:t>
             </w:r>
-            <w:proofErr w:type="spellEnd"/>
-            <w:proofErr w:type="gramEnd"/>
             <w:r>
               <w:rPr>
                 <w:rFonts w:ascii="Courier New" w:eastAsia="Times New Roman" w:hAnsi="Courier New" w:cs="Courier New"/>
@@ -33810,18 +30813,7 @@
                 <w:sz w:val="20"/>
                 <w:lang w:val="en-US"/>
               </w:rPr>
-              <w:t xml:space="preserve"> </w:t>
-            </w:r>
-            <w:proofErr w:type="spellStart"/>
-            <w:proofErr w:type="gramStart"/>
-            <w:r>
-              <w:rPr>
-                <w:rFonts w:ascii="Courier New" w:eastAsia="Times New Roman" w:hAnsi="Courier New" w:cs="Courier New"/>
-                <w:color w:val="000000"/>
-                <w:sz w:val="20"/>
-                <w:lang w:val="en-US"/>
-              </w:rPr>
-              <w:t>re</w:t>
+              <w:t xml:space="preserve"> re</w:t>
             </w:r>
             <w:r>
               <w:rPr>
@@ -33845,8 +30837,6 @@
               </w:rPr>
               <w:t>match</w:t>
             </w:r>
-            <w:proofErr w:type="spellEnd"/>
-            <w:proofErr w:type="gramEnd"/>
             <w:r>
               <w:rPr>
                 <w:rFonts w:ascii="Courier New" w:eastAsia="Times New Roman" w:hAnsi="Courier New" w:cs="Courier New"/>
@@ -34028,18 +31018,7 @@
                 <w:sz w:val="20"/>
                 <w:lang w:val="en-US"/>
               </w:rPr>
-              <w:t xml:space="preserve">            </w:t>
-            </w:r>
-            <w:proofErr w:type="spellStart"/>
-            <w:proofErr w:type="gramStart"/>
-            <w:r>
-              <w:rPr>
-                <w:rFonts w:ascii="Courier New" w:eastAsia="Times New Roman" w:hAnsi="Courier New" w:cs="Courier New"/>
-                <w:color w:val="000000"/>
-                <w:sz w:val="20"/>
-                <w:lang w:val="en-US"/>
-              </w:rPr>
-              <w:t>lines</w:t>
+              <w:t xml:space="preserve">            lines</w:t>
             </w:r>
             <w:r>
               <w:rPr>
@@ -34063,8 +31042,6 @@
               </w:rPr>
               <w:t>append</w:t>
             </w:r>
-            <w:proofErr w:type="spellEnd"/>
-            <w:proofErr w:type="gramEnd"/>
             <w:r>
               <w:rPr>
                 <w:rFonts w:ascii="Courier New" w:eastAsia="Times New Roman" w:hAnsi="Courier New" w:cs="Courier New"/>
@@ -34076,7 +31053,6 @@
               </w:rPr>
               <w:t>(</w:t>
             </w:r>
-            <w:proofErr w:type="spellStart"/>
             <w:r>
               <w:rPr>
                 <w:rFonts w:ascii="Courier New" w:eastAsia="Times New Roman" w:hAnsi="Courier New" w:cs="Courier New"/>
@@ -34084,9 +31060,17 @@
                 <w:sz w:val="20"/>
                 <w:lang w:val="en-US"/>
               </w:rPr>
-              <w:t>f"t</w:t>
-            </w:r>
-            <w:proofErr w:type="spellEnd"/>
+              <w:t>f"t={</w:t>
+            </w:r>
+            <w:r>
+              <w:rPr>
+                <w:rFonts w:ascii="Courier New" w:eastAsia="Times New Roman" w:hAnsi="Courier New" w:cs="Courier New"/>
+                <w:color w:val="000000"/>
+                <w:sz w:val="20"/>
+                <w:lang w:val="en-US"/>
+              </w:rPr>
+              <w:t>tick</w:t>
+            </w:r>
             <w:r>
               <w:rPr>
                 <w:rFonts w:ascii="Courier New" w:eastAsia="Times New Roman" w:hAnsi="Courier New" w:cs="Courier New"/>
@@ -34094,27 +31078,8 @@
                 <w:sz w:val="20"/>
                 <w:lang w:val="en-US"/>
               </w:rPr>
-              <w:t>={</w:t>
-            </w:r>
-            <w:r>
-              <w:rPr>
-                <w:rFonts w:ascii="Courier New" w:eastAsia="Times New Roman" w:hAnsi="Courier New" w:cs="Courier New"/>
-                <w:color w:val="000000"/>
-                <w:sz w:val="20"/>
-                <w:lang w:val="en-US"/>
-              </w:rPr>
-              <w:t>tick</w:t>
-            </w:r>
-            <w:r>
-              <w:rPr>
-                <w:rFonts w:ascii="Courier New" w:eastAsia="Times New Roman" w:hAnsi="Courier New" w:cs="Courier New"/>
-                <w:color w:val="808080"/>
-                <w:sz w:val="20"/>
-                <w:lang w:val="en-US"/>
-              </w:rPr>
               <w:t>}: {</w:t>
             </w:r>
-            <w:proofErr w:type="spellStart"/>
             <w:r>
               <w:rPr>
                 <w:rFonts w:ascii="Courier New" w:eastAsia="Times New Roman" w:hAnsi="Courier New" w:cs="Courier New"/>
@@ -34146,7 +31111,6 @@
               </w:rPr>
               <w:t>group</w:t>
             </w:r>
-            <w:proofErr w:type="spellEnd"/>
             <w:r>
               <w:rPr>
                 <w:rFonts w:ascii="Courier New" w:eastAsia="Times New Roman" w:hAnsi="Courier New" w:cs="Courier New"/>
@@ -34187,7 +31151,6 @@
               </w:rPr>
               <w:t>} ({</w:t>
             </w:r>
-            <w:proofErr w:type="spellStart"/>
             <w:r>
               <w:rPr>
                 <w:rFonts w:ascii="Courier New" w:eastAsia="Times New Roman" w:hAnsi="Courier New" w:cs="Courier New"/>
@@ -34219,7 +31182,6 @@
               </w:rPr>
               <w:t>group</w:t>
             </w:r>
-            <w:proofErr w:type="spellEnd"/>
             <w:r>
               <w:rPr>
                 <w:rFonts w:ascii="Courier New" w:eastAsia="Times New Roman" w:hAnsi="Courier New" w:cs="Courier New"/>
@@ -34293,18 +31255,7 @@
                 <w:sz w:val="20"/>
                 <w:lang w:val="en-US"/>
               </w:rPr>
-              <w:t xml:space="preserve">    </w:t>
-            </w:r>
-            <w:proofErr w:type="spellStart"/>
-            <w:proofErr w:type="gramStart"/>
-            <w:r>
-              <w:rPr>
-                <w:rFonts w:ascii="Courier New" w:eastAsia="Times New Roman" w:hAnsi="Courier New" w:cs="Courier New"/>
-                <w:color w:val="000000"/>
-                <w:sz w:val="20"/>
-                <w:lang w:val="en-US"/>
-              </w:rPr>
-              <w:t>lines</w:t>
+              <w:t xml:space="preserve">    lines</w:t>
             </w:r>
             <w:r>
               <w:rPr>
@@ -34328,8 +31279,6 @@
               </w:rPr>
               <w:t>append</w:t>
             </w:r>
-            <w:proofErr w:type="spellEnd"/>
-            <w:proofErr w:type="gramEnd"/>
             <w:r>
               <w:rPr>
                 <w:rFonts w:ascii="Courier New" w:eastAsia="Times New Roman" w:hAnsi="Courier New" w:cs="Courier New"/>
@@ -34435,7 +31384,6 @@
               </w:rPr>
               <w:t xml:space="preserve"> LTL: {</w:t>
             </w:r>
-            <w:proofErr w:type="spellStart"/>
             <w:r>
               <w:rPr>
                 <w:rFonts w:ascii="Courier New" w:eastAsia="Times New Roman" w:hAnsi="Courier New" w:cs="Courier New"/>
@@ -34445,7 +31393,6 @@
               </w:rPr>
               <w:t>log_path</w:t>
             </w:r>
-            <w:proofErr w:type="spellEnd"/>
             <w:r>
               <w:rPr>
                 <w:rFonts w:ascii="Courier New" w:eastAsia="Times New Roman" w:hAnsi="Courier New" w:cs="Courier New"/>
@@ -34517,27 +31464,7 @@
                 <w:sz w:val="20"/>
                 <w:lang w:val="en-US"/>
               </w:rPr>
-              <w:t>"\</w:t>
-            </w:r>
-            <w:proofErr w:type="spellStart"/>
-            <w:r>
-              <w:rPr>
-                <w:rFonts w:ascii="Courier New" w:eastAsia="Times New Roman" w:hAnsi="Courier New" w:cs="Courier New"/>
-                <w:color w:val="808080"/>
-                <w:sz w:val="20"/>
-                <w:lang w:val="en-US"/>
-              </w:rPr>
-              <w:t>n</w:t>
-            </w:r>
-            <w:proofErr w:type="gramStart"/>
-            <w:r>
-              <w:rPr>
-                <w:rFonts w:ascii="Courier New" w:eastAsia="Times New Roman" w:hAnsi="Courier New" w:cs="Courier New"/>
-                <w:color w:val="808080"/>
-                <w:sz w:val="20"/>
-                <w:lang w:val="en-US"/>
-              </w:rPr>
-              <w:t>"</w:t>
+              <w:t>"\n"</w:t>
             </w:r>
             <w:r>
               <w:rPr>
@@ -34561,8 +31488,6 @@
               </w:rPr>
               <w:t>join</w:t>
             </w:r>
-            <w:proofErr w:type="spellEnd"/>
-            <w:proofErr w:type="gramEnd"/>
             <w:r>
               <w:rPr>
                 <w:rFonts w:ascii="Courier New" w:eastAsia="Times New Roman" w:hAnsi="Courier New" w:cs="Courier New"/>
@@ -34667,7 +31592,6 @@
               </w:rPr>
               <w:t>"trace.txt"</w:t>
             </w:r>
-            <w:proofErr w:type="gramStart"/>
             <w:r>
               <w:rPr>
                 <w:rFonts w:ascii="Courier New" w:eastAsia="Times New Roman" w:hAnsi="Courier New" w:cs="Courier New"/>
@@ -34679,7 +31603,6 @@
               </w:rPr>
               <w:t>).</w:t>
             </w:r>
-            <w:proofErr w:type="spellStart"/>
             <w:r>
               <w:rPr>
                 <w:rFonts w:ascii="Courier New" w:eastAsia="Times New Roman" w:hAnsi="Courier New" w:cs="Courier New"/>
@@ -34689,21 +31612,8 @@
                 <w:sz w:val="20"/>
                 <w:lang w:val="en-US"/>
               </w:rPr>
-              <w:t>write</w:t>
-            </w:r>
-            <w:proofErr w:type="gramEnd"/>
-            <w:r>
-              <w:rPr>
-                <w:rFonts w:ascii="Courier New" w:eastAsia="Times New Roman" w:hAnsi="Courier New" w:cs="Courier New"/>
-                <w:i/>
-                <w:iCs/>
-                <w:color w:val="FF8000"/>
-                <w:sz w:val="20"/>
-                <w:lang w:val="en-US"/>
-              </w:rPr>
-              <w:t>_text</w:t>
-            </w:r>
-            <w:proofErr w:type="spellEnd"/>
+              <w:t>write_text</w:t>
+            </w:r>
             <w:r>
               <w:rPr>
                 <w:rFonts w:ascii="Courier New" w:eastAsia="Times New Roman" w:hAnsi="Courier New" w:cs="Courier New"/>
@@ -34826,7 +31736,6 @@
               </w:rPr>
               <w:t xml:space="preserve">    </w:t>
             </w:r>
-            <w:proofErr w:type="spellStart"/>
             <w:r>
               <w:rPr>
                 <w:rFonts w:ascii="Courier New" w:eastAsia="Times New Roman" w:hAnsi="Courier New" w:cs="Courier New"/>
@@ -34837,25 +31746,14 @@
               </w:rPr>
               <w:t>return</w:t>
             </w:r>
-            <w:proofErr w:type="spellEnd"/>
-            <w:r>
-              <w:rPr>
-                <w:rFonts w:ascii="Courier New" w:eastAsia="Times New Roman" w:hAnsi="Courier New" w:cs="Courier New"/>
-                <w:color w:val="000000"/>
-                <w:sz w:val="20"/>
-              </w:rPr>
-              <w:t xml:space="preserve"> </w:t>
-            </w:r>
-            <w:proofErr w:type="spellStart"/>
-            <w:r>
-              <w:rPr>
-                <w:rFonts w:ascii="Courier New" w:eastAsia="Times New Roman" w:hAnsi="Courier New" w:cs="Courier New"/>
-                <w:color w:val="000000"/>
-                <w:sz w:val="20"/>
-              </w:rPr>
-              <w:t>trace</w:t>
-            </w:r>
-            <w:proofErr w:type="spellEnd"/>
+            <w:r>
+              <w:rPr>
+                <w:rFonts w:ascii="Courier New" w:eastAsia="Times New Roman" w:hAnsi="Courier New" w:cs="Courier New"/>
+                <w:color w:val="000000"/>
+                <w:sz w:val="20"/>
+              </w:rPr>
+              <w:t xml:space="preserve"> trace</w:t>
+            </w:r>
           </w:p>
         </w:tc>
       </w:tr>
@@ -34893,7 +31791,16 @@
           <w:szCs w:val="26"/>
           <w:lang w:bidi="ar-SA"/>
         </w:rPr>
-        <w:t>Полученный вывод обрабатывается, чтобы представить контрпример в виде понятной последовательности состояний предикатов. Начальное состояние добавляется отдельно, поскольку оно задается при объявлении переменных модели. Далее выбираются состояния, выводимые при выполнении шагов сценария, и каждому из них присваивается последовательный номер времени. Если в трассировке встречается начало повторяемого цикла, оно отмечается отдельно: это позволяет увидеть, какая часть выполнения будет повторяться бесконечно.</w:t>
+        <w:t xml:space="preserve">Полученный вывод обрабатывается, чтобы представить контрпример в виде понятной последовательности состояний предикатов. Начальное состояние добавляется отдельно, поскольку оно задается при объявлении переменных модели. Далее выбираются состояния, выводимые при выполнении шагов сценария, и каждому из них присваивается </w:t>
+      </w:r>
+      <w:r>
+        <w:rPr>
+          <w:sz w:val="30"/>
+          <w:szCs w:val="26"/>
+          <w:lang w:bidi="ar-SA"/>
+        </w:rPr>
+        <w:lastRenderedPageBreak/>
+        <w:t>последовательный номер времени. Если в трассировке встречается начало повторяемого цикла, оно отмечается отдельно: это позволяет увидеть, какая часть выполнения будет повторяться бесконечно.</w:t>
       </w:r>
     </w:p>
     <w:p>
@@ -34911,7 +31818,6 @@
           <w:szCs w:val="26"/>
           <w:lang w:bidi="ar-SA"/>
         </w:rPr>
-        <w:lastRenderedPageBreak/>
         <w:t>Таким образом, пользователь может проследить изменение предикатов и понять причину нарушения формулы. Сформированная трассировка сохраняется и возвращается для включения в отчет или вывода в консоль. Если воспроизвести контрпример не удалось, функция сообщает об ошибке.</w:t>
       </w:r>
     </w:p>
@@ -34953,7 +31859,7 @@
     <w:p>
       <w:pPr>
         <w:rPr>
-          <w:lang w:val="en-US" w:bidi="ar-SA"/>
+          <w:lang w:bidi="ar-SA"/>
         </w:rPr>
       </w:pPr>
       <w:r>
@@ -35029,27 +31935,7 @@
                 <w:sz w:val="20"/>
                 <w:lang w:val="en-US"/>
               </w:rPr>
-              <w:t xml:space="preserve">[PASS] 1.1 </w:t>
-            </w:r>
-            <w:proofErr w:type="spellStart"/>
-            <w:r>
-              <w:rPr>
-                <w:rFonts w:ascii="Courier New" w:eastAsia="Times New Roman" w:hAnsi="Courier New" w:cs="Courier New"/>
-                <w:color w:val="000000"/>
-                <w:sz w:val="20"/>
-                <w:lang w:val="en-US"/>
-              </w:rPr>
-              <w:t>marriage_twice</w:t>
-            </w:r>
-            <w:proofErr w:type="spellEnd"/>
-            <w:r>
-              <w:rPr>
-                <w:rFonts w:ascii="Courier New" w:eastAsia="Times New Roman" w:hAnsi="Courier New" w:cs="Courier New"/>
-                <w:color w:val="000000"/>
-                <w:sz w:val="20"/>
-                <w:lang w:val="en-US"/>
-              </w:rPr>
-              <w:t xml:space="preserve">/never: </w:t>
+              <w:t xml:space="preserve">[PASS] 1.1 marriage_twice/never: </w:t>
             </w:r>
             <w:r>
               <w:rPr>
@@ -35122,47 +32008,7 @@
                 <w:sz w:val="20"/>
                 <w:lang w:val="en-US"/>
               </w:rPr>
-              <w:t xml:space="preserve">[PASS] 4.5 </w:t>
-            </w:r>
-            <w:proofErr w:type="spellStart"/>
-            <w:r>
-              <w:rPr>
-                <w:rFonts w:ascii="Courier New" w:eastAsia="Times New Roman" w:hAnsi="Courier New" w:cs="Courier New"/>
-                <w:color w:val="000000"/>
-                <w:sz w:val="20"/>
-                <w:lang w:val="en-US"/>
-              </w:rPr>
-              <w:t>consecutive_a_then_b</w:t>
-            </w:r>
-            <w:proofErr w:type="spellEnd"/>
-            <w:r>
-              <w:rPr>
-                <w:rFonts w:ascii="Courier New" w:eastAsia="Times New Roman" w:hAnsi="Courier New" w:cs="Courier New"/>
-                <w:color w:val="000000"/>
-                <w:sz w:val="20"/>
-                <w:lang w:val="en-US"/>
-              </w:rPr>
-              <w:t>/</w:t>
-            </w:r>
-            <w:proofErr w:type="spellStart"/>
-            <w:r>
-              <w:rPr>
-                <w:rFonts w:ascii="Courier New" w:eastAsia="Times New Roman" w:hAnsi="Courier New" w:cs="Courier New"/>
-                <w:color w:val="000000"/>
-                <w:sz w:val="20"/>
-                <w:lang w:val="en-US"/>
-              </w:rPr>
-              <w:t>always_a_without_b</w:t>
-            </w:r>
-            <w:proofErr w:type="spellEnd"/>
-            <w:r>
-              <w:rPr>
-                <w:rFonts w:ascii="Courier New" w:eastAsia="Times New Roman" w:hAnsi="Courier New" w:cs="Courier New"/>
-                <w:color w:val="000000"/>
-                <w:sz w:val="20"/>
-                <w:lang w:val="en-US"/>
-              </w:rPr>
-              <w:t xml:space="preserve">: </w:t>
+              <w:t xml:space="preserve">[PASS] 4.5 consecutive_a_then_b/always_a_without_b: </w:t>
             </w:r>
             <w:r>
               <w:rPr>
@@ -35219,7 +32065,25 @@
                 <w:sz w:val="20"/>
                 <w:lang w:val="en-US"/>
               </w:rPr>
-              <w:t xml:space="preserve">: 253 </w:t>
+              <w:t>: 25</w:t>
+            </w:r>
+            <w:r>
+              <w:rPr>
+                <w:rFonts w:ascii="Courier New" w:eastAsia="Times New Roman" w:hAnsi="Courier New" w:cs="Courier New"/>
+                <w:color w:val="000000"/>
+                <w:sz w:val="20"/>
+                <w:lang w:val="en-US"/>
+              </w:rPr>
+              <w:t>5</w:t>
+            </w:r>
+            <w:r>
+              <w:rPr>
+                <w:rFonts w:ascii="Courier New" w:eastAsia="Times New Roman" w:hAnsi="Courier New" w:cs="Courier New"/>
+                <w:color w:val="000000"/>
+                <w:sz w:val="20"/>
+                <w:lang w:val="en-US"/>
+              </w:rPr>
+              <w:t xml:space="preserve"> </w:t>
             </w:r>
             <w:r>
               <w:rPr>
@@ -35236,7 +32100,25 @@
                 <w:sz w:val="20"/>
                 <w:lang w:val="en-US"/>
               </w:rPr>
-              <w:t>; PASS=253, FAIL=0, ERROR=0.</w:t>
+              <w:t>; PASS=25</w:t>
+            </w:r>
+            <w:r>
+              <w:rPr>
+                <w:rFonts w:ascii="Courier New" w:eastAsia="Times New Roman" w:hAnsi="Courier New" w:cs="Courier New"/>
+                <w:color w:val="000000"/>
+                <w:sz w:val="20"/>
+                <w:lang w:val="en-US"/>
+              </w:rPr>
+              <w:t>5</w:t>
+            </w:r>
+            <w:r>
+              <w:rPr>
+                <w:rFonts w:ascii="Courier New" w:eastAsia="Times New Roman" w:hAnsi="Courier New" w:cs="Courier New"/>
+                <w:color w:val="000000"/>
+                <w:sz w:val="20"/>
+                <w:lang w:val="en-US"/>
+              </w:rPr>
+              <w:t>, FAIL=0, ERROR=0.</w:t>
             </w:r>
           </w:p>
           <w:p>
@@ -35285,7 +32167,16 @@
                 <w:sz w:val="20"/>
                 <w:lang w:val="en-US"/>
               </w:rPr>
-              <w:t>build\20260916_011909_5jwypc88\report.txt</w:t>
+              <w:t>build\</w:t>
+            </w:r>
+            <w:r>
+              <w:rPr>
+                <w:rFonts w:ascii="Courier New" w:eastAsia="Times New Roman" w:hAnsi="Courier New" w:cs="Courier New"/>
+                <w:color w:val="000000"/>
+                <w:sz w:val="20"/>
+                <w:lang w:val="en-US"/>
+              </w:rPr>
+              <w:t>20260916_011909_5jwypc88\report.txt</w:t>
             </w:r>
           </w:p>
         </w:tc>
@@ -35400,21 +32291,14 @@
         <w:rPr>
           <w:lang w:bidi="ar-SA"/>
         </w:rPr>
-        <w:t xml:space="preserve">В рамках лабораторной работы были изучены основные принципы темпоральной логики LTL и получены практические навыки формализации требований с помощью темпоральных выражений. Для заданных и самостоятельно составленных условий были построены LTL-формулы и рассмотрен смысл используемых операторов. Для проверки формул были изучены язык </w:t>
-      </w:r>
-      <w:proofErr w:type="spellStart"/>
-      <w:r>
-        <w:rPr>
-          <w:lang w:bidi="ar-SA"/>
-        </w:rPr>
-        <w:t>Promela</w:t>
-      </w:r>
-      <w:proofErr w:type="spellEnd"/>
-      <w:r>
-        <w:rPr>
-          <w:lang w:bidi="ar-SA"/>
-        </w:rPr>
-        <w:t xml:space="preserve"> и верификатор SPIN. </w:t>
+        <w:t xml:space="preserve">В рамках лабораторной работы были изучены основные принципы темпоральной логики LTL и получены практические навыки формализации требований с помощью темпоральных выражений. Для заданных и самостоятельно составленных условий были построены LTL-формулы и </w:t>
+      </w:r>
+      <w:r>
+        <w:rPr>
+          <w:lang w:bidi="ar-SA"/>
+        </w:rPr>
+        <w:lastRenderedPageBreak/>
+        <w:t xml:space="preserve">рассмотрен смысл используемых операторов. Для проверки формул были изучены язык Promela и верификатор SPIN. </w:t>
       </w:r>
     </w:p>
     <w:p>
@@ -35427,22 +32311,19 @@
         <w:rPr>
           <w:lang w:bidi="ar-SA"/>
         </w:rPr>
-        <w:lastRenderedPageBreak/>
-        <w:t xml:space="preserve">Также была разработана инфраструктура автоматизации, позволяющая хранить формулы и тестовые сценарии отдельно от программного кода, автоматически генерировать </w:t>
-      </w:r>
-      <w:proofErr w:type="spellStart"/>
-      <w:r>
-        <w:rPr>
-          <w:lang w:bidi="ar-SA"/>
-        </w:rPr>
-        <w:t>Promela</w:t>
-      </w:r>
-      <w:proofErr w:type="spellEnd"/>
-      <w:r>
-        <w:rPr>
-          <w:lang w:bidi="ar-SA"/>
-        </w:rPr>
-        <w:t>-модели, выполнять их проверку и формировать отчет о результатах. Всего было подготовлено 20 наборов тестов, включающих различные начальные состояния и варианты бесконечного поведения. Все 253 тестовых случая завершились успешно, что подтвердило соответствие составленных формул исходным условиям задач.</w:t>
+        <w:t>Также была разработана инфраструктура автоматизации, позволяющая хранить формулы и тестовые сценарии отдельно от программного кода, автоматически генерировать Promela-модели, выполнять их проверку и формировать отчет о результатах. Всего было подготовлено 20 наборов тестов, включающих различные начальные состояния и варианты бесконечного поведения. Все 25</w:t>
+      </w:r>
+      <w:r>
+        <w:rPr>
+          <w:lang w:bidi="ar-SA"/>
+        </w:rPr>
+        <w:t>5</w:t>
+      </w:r>
+      <w:r>
+        <w:rPr>
+          <w:lang w:bidi="ar-SA"/>
+        </w:rPr>
+        <w:t xml:space="preserve"> тестовых случая завершились успешно, что подтвердило соответствие составленных формул исходным условиям задач.</w:t>
       </w:r>
     </w:p>
     <w:p>
@@ -35471,47 +32352,11 @@
         </w:rPr>
       </w:pPr>
       <w:bookmarkStart w:id="10" w:name="_Ref240496019"/>
-      <w:proofErr w:type="spellStart"/>
-      <w:r>
-        <w:rPr>
-          <w:lang w:bidi="ar-SA"/>
-        </w:rPr>
-        <w:t>DafterT</w:t>
-      </w:r>
-      <w:proofErr w:type="spellEnd"/>
-      <w:r>
-        <w:rPr>
-          <w:lang w:bidi="ar-SA"/>
-        </w:rPr>
-        <w:t xml:space="preserve">. </w:t>
-      </w:r>
-      <w:proofErr w:type="spellStart"/>
-      <w:r>
-        <w:rPr>
-          <w:lang w:bidi="ar-SA"/>
-        </w:rPr>
-        <w:t>LTL_checker</w:t>
-      </w:r>
-      <w:proofErr w:type="spellEnd"/>
-      <w:r>
-        <w:rPr>
-          <w:lang w:bidi="ar-SA"/>
-        </w:rPr>
-        <w:t xml:space="preserve">: репозиторий исходного кода [Электронный ресурс]. - </w:t>
-      </w:r>
-      <w:proofErr w:type="spellStart"/>
-      <w:r>
-        <w:rPr>
-          <w:lang w:bidi="ar-SA"/>
-        </w:rPr>
-        <w:t>GitHub</w:t>
-      </w:r>
-      <w:proofErr w:type="spellEnd"/>
-      <w:r>
-        <w:rPr>
-          <w:lang w:bidi="ar-SA"/>
-        </w:rPr>
-        <w:t>. - URL: https://github.com/DafterT/LTL_checker.git (дата обращения: 17.09.2026).</w:t>
+      <w:r>
+        <w:rPr>
+          <w:lang w:bidi="ar-SA"/>
+        </w:rPr>
+        <w:t>DafterT. LTL_checker: репозиторий исходного кода [Электронный ресурс]. - GitHub. - URL: https://github.com/DafterT/LTL_checker.git (дата обращения: 17.09.2026).</w:t>
       </w:r>
       <w:bookmarkEnd w:id="10"/>
     </w:p>
